--- a/school/MGCCC-Spring2026/CSC1123-ComputerApplications/ModuleFifteen/M15ProjectTwo/Weaver_i01B_Welcome_Memo.docx
+++ b/school/MGCCC-Spring2026/CSC1123-ComputerApplications/ModuleFifteen/M15ProjectTwo/Weaver_i01B_Welcome_Memo.docx
@@ -1,6 +1,6 @@
 
 <file path=word/document.xml><?xml version="1.0" encoding="utf-8"?>
-<w:document xmlns:wpc="http://schemas.microsoft.com/office/word/2010/wordprocessingCanvas" xmlns:cx="http://schemas.microsoft.com/office/drawing/2014/chartex" xmlns:cx1="http://schemas.microsoft.com/office/drawing/2015/9/8/chartex" xmlns:cx2="http://schemas.microsoft.com/office/drawing/2015/10/21/chartex" xmlns:cx3="http://schemas.microsoft.com/office/drawing/2016/5/9/chartex" xmlns:cx4="http://schemas.microsoft.com/office/drawing/2016/5/10/chartex" xmlns:cx5="http://schemas.microsoft.com/office/drawing/2016/5/11/chartex" xmlns:cx6="http://schemas.microsoft.com/office/drawing/2016/5/12/chartex" xmlns:cx7="http://schemas.microsoft.com/office/drawing/2016/5/13/chartex" xmlns:cx8="http://schemas.microsoft.com/office/drawing/2016/5/14/chartex" xmlns:mc="http://schemas.openxmlformats.org/markup-compatibility/2006" xmlns:aink="http://schemas.microsoft.com/office/drawing/2016/ink" xmlns:am3d="http://schemas.microsoft.com/office/drawing/2017/model3d" xmlns:o="urn:schemas-microsoft-com:office:office" xmlns:r="http://schemas.openxmlformats.org/officeDocument/2006/relationships" xmlns:m="http://schemas.openxmlformats.org/officeDocument/2006/math" xmlns:v="urn:schemas-microsoft-com:vml" xmlns:wp14="http://schemas.microsoft.com/office/word/2010/wordprocessingDrawing" xmlns:wp="http://schemas.openxmlformats.org/drawingml/2006/wordprocessingDrawing" xmlns:w10="urn:schemas-microsoft-com:office:word" xmlns:w="http://schemas.openxmlformats.org/wordprocessingml/2006/main" xmlns:w14="http://schemas.microsoft.com/office/word/2010/wordml" xmlns:w15="http://schemas.microsoft.com/office/word/2012/wordml" xmlns:w16cid="http://schemas.microsoft.com/office/word/2016/wordml/cid" xmlns:w16se="http://schemas.microsoft.com/office/word/2015/wordml/symex" xmlns:wpg="http://schemas.microsoft.com/office/word/2010/wordprocessingGroup" xmlns:wpi="http://schemas.microsoft.com/office/word/2010/wordprocessingInk" xmlns:wne="http://schemas.microsoft.com/office/word/2006/wordml" xmlns:wps="http://schemas.microsoft.com/office/word/2010/wordprocessingShape" mc:Ignorable="w14 w15 w16se w16cid wp14">
+<w:document xmlns:wpc="http://schemas.microsoft.com/office/word/2010/wordprocessingCanvas" xmlns:cx="http://schemas.microsoft.com/office/drawing/2014/chartex" xmlns:cx1="http://schemas.microsoft.com/office/drawing/2015/9/8/chartex" xmlns:cx2="http://schemas.microsoft.com/office/drawing/2015/10/21/chartex" xmlns:cx3="http://schemas.microsoft.com/office/drawing/2016/5/9/chartex" xmlns:cx4="http://schemas.microsoft.com/office/drawing/2016/5/10/chartex" xmlns:cx5="http://schemas.microsoft.com/office/drawing/2016/5/11/chartex" xmlns:cx6="http://schemas.microsoft.com/office/drawing/2016/5/12/chartex" xmlns:cx7="http://schemas.microsoft.com/office/drawing/2016/5/13/chartex" xmlns:cx8="http://schemas.microsoft.com/office/drawing/2016/5/14/chartex" xmlns:mc="http://schemas.openxmlformats.org/markup-compatibility/2006" xmlns:aink="http://schemas.microsoft.com/office/drawing/2016/ink" xmlns:am3d="http://schemas.microsoft.com/office/drawing/2017/model3d" xmlns:o="urn:schemas-microsoft-com:office:office" xmlns:oel="http://schemas.microsoft.com/office/2019/extlst" xmlns:r="http://schemas.openxmlformats.org/officeDocument/2006/relationships" xmlns:m="http://schemas.openxmlformats.org/officeDocument/2006/math" xmlns:v="urn:schemas-microsoft-com:vml" xmlns:wp14="http://schemas.microsoft.com/office/word/2010/wordprocessingDrawing" xmlns:wp="http://schemas.openxmlformats.org/drawingml/2006/wordprocessingDrawing" xmlns:w10="urn:schemas-microsoft-com:office:word" xmlns:w="http://schemas.openxmlformats.org/wordprocessingml/2006/main" xmlns:w14="http://schemas.microsoft.com/office/word/2010/wordml" xmlns:w15="http://schemas.microsoft.com/office/word/2012/wordml" xmlns:w16cex="http://schemas.microsoft.com/office/word/2018/wordml/cex" xmlns:w16cid="http://schemas.microsoft.com/office/word/2016/wordml/cid" xmlns:w16="http://schemas.microsoft.com/office/word/2018/wordml" xmlns:w16du="http://schemas.microsoft.com/office/word/2023/wordml/word16du" xmlns:w16sdtdh="http://schemas.microsoft.com/office/word/2020/wordml/sdtdatahash" xmlns:w16sdtfl="http://schemas.microsoft.com/office/word/2024/wordml/sdtformatlock" xmlns:w16se="http://schemas.microsoft.com/office/word/2015/wordml/symex" xmlns:wpg="http://schemas.microsoft.com/office/word/2010/wordprocessingGroup" xmlns:wpi="http://schemas.microsoft.com/office/word/2010/wordprocessingInk" xmlns:wne="http://schemas.microsoft.com/office/word/2006/wordml" xmlns:wps="http://schemas.microsoft.com/office/word/2010/wordprocessingShape" mc:Ignorable="w14 w15 w16se w16cid w16 w16cex w16sdtdh w16sdtfl w16du wp14">
   <w:body>
     <w:p>
       <w:pPr>
@@ -12,8 +12,6 @@
           <w:szCs w:val="32"/>
         </w:rPr>
       </w:pPr>
-      <w:bookmarkStart w:id="0" w:name="_GoBack"/>
-      <w:bookmarkEnd w:id="0"/>
       <w:r>
         <w:rPr>
           <w:b/>
@@ -22,12 +20,12 @@
         </w:rPr>
         <w:t>Ultimate Action Sports Gear</w:t>
       </w:r>
-      <w:bookmarkStart w:name="_m-3X#02XHTG9OBT4kpk5RUxEoyGxn{JC@DY!{" w:id="36"/>
-      <w:bookmarkEnd w:id="36"/>
-      <w:bookmarkStart w:name="_m-3X#12~VBeR@3tp2;N4qEw6gZrKJ3D0.PtSA" w:id="37"/>
-      <w:bookmarkEnd w:id="37"/>
-      <w:bookmarkStart w:name="_m-3X#22L`LMJV" w:id="38"/>
-      <w:bookmarkEnd w:id="38"/>
+      <w:bookmarkStart w:id="0" w:name="_m-3X#02XHTG9OBT4kpk5RUxEoyGxn{JC@DY!{"/>
+      <w:bookmarkStart w:id="1" w:name="_m-3X#12~VBeR@3tp2;N4qEw6gZrKJ3D0.PtSA"/>
+      <w:bookmarkStart w:id="2" w:name="_m-3X#22L`LMJV"/>
+      <w:bookmarkEnd w:id="0"/>
+      <w:bookmarkEnd w:id="1"/>
+      <w:bookmarkEnd w:id="2"/>
     </w:p>
     <w:p>
       <w:pPr>
@@ -37,12 +35,12 @@
       <w:r>
         <w:t>1926 Quebec Street</w:t>
       </w:r>
-      <w:bookmarkStart w:name="_m-3T#02XIZG8IBU:koe5S[xDiyH~nzDCAJY~u" w:id="33"/>
-      <w:bookmarkEnd w:id="33"/>
-      <w:bookmarkStart w:name="_m-3T#12~WHeQ:3uv2:H4rKw5aZsQJ2&gt;0/VtR;" w:id="34"/>
-      <w:bookmarkEnd w:id="34"/>
-      <w:bookmarkStart w:name="_m-3T#22LaRMIP" w:id="35"/>
-      <w:bookmarkEnd w:id="35"/>
+      <w:bookmarkStart w:id="3" w:name="_m-3T#02XIZG8IBU:koe5S[xDiyH~nzDCAJY~u"/>
+      <w:bookmarkStart w:id="4" w:name="_m-3T#12~WHeQ:3uv2:H4rKw5aZsQJ2&gt;0/VtR;"/>
+      <w:bookmarkStart w:id="5" w:name="_m-3T#22LaRMIP"/>
+      <w:bookmarkEnd w:id="3"/>
+      <w:bookmarkEnd w:id="4"/>
+      <w:bookmarkEnd w:id="5"/>
     </w:p>
     <w:p>
       <w:pPr>
@@ -52,12 +50,12 @@
       <w:r>
         <w:t>Denver, CO 80207</w:t>
       </w:r>
-      <w:bookmarkStart w:name="_m-3O#02XIUG8NBU5koj5SVxDnyHynzICAEY~z" w:id="30"/>
-      <w:bookmarkEnd w:id="30"/>
-      <w:bookmarkStart w:name="_m-3O#12~WCeQ?3uq2:M4rFw5fZsLJ2C0/QtR@" w:id="31"/>
-      <w:bookmarkEnd w:id="31"/>
-      <w:bookmarkStart w:name="_m-3O#22LaMMIU" w:id="32"/>
-      <w:bookmarkEnd w:id="32"/>
+      <w:bookmarkStart w:id="6" w:name="_m-3O#02XIUG8NBU5koj5SVxDnyHynzICAEY~z"/>
+      <w:bookmarkStart w:id="7" w:name="_m-3O#12~WCeQ?3uq2:M4rFw5fZsLJ2C0/QtR@"/>
+      <w:bookmarkStart w:id="8" w:name="_m-3O#22LaMMIU"/>
+      <w:bookmarkEnd w:id="6"/>
+      <w:bookmarkEnd w:id="7"/>
+      <w:bookmarkEnd w:id="8"/>
     </w:p>
     <w:p>
       <w:pPr>
@@ -73,12 +71,12 @@
       <w:r>
         <w:t>555-0970</w:t>
       </w:r>
-      <w:bookmarkStart w:name="_m-3J#02XJZG7IBV:kne5T[xCiyI~nyDCBJY}u" w:id="27"/>
-      <w:bookmarkEnd w:id="27"/>
-      <w:bookmarkStart w:name="_m-3J#12~XHeP:3vv29H4sKw4aZtQJ1&gt;00VtQ;" w:id="28"/>
-      <w:bookmarkEnd w:id="28"/>
-      <w:bookmarkStart w:name="_m-3J#22LbRMHP" w:id="29"/>
-      <w:bookmarkEnd w:id="29"/>
+      <w:bookmarkStart w:id="9" w:name="_m-3J#02XJZG7IBV:kne5T[xCiyI~nyDCBJY}u"/>
+      <w:bookmarkStart w:id="10" w:name="_m-3J#12~XHeP:3vv29H4sKw4aZtQJ1&gt;00VtQ;"/>
+      <w:bookmarkStart w:id="11" w:name="_m-3J#22LbRMHP"/>
+      <w:bookmarkEnd w:id="9"/>
+      <w:bookmarkEnd w:id="10"/>
+      <w:bookmarkEnd w:id="11"/>
     </w:p>
     <w:p>
       <w:pPr>
@@ -88,12 +86,12 @@
       <w:r>
         <w:t>www.u-actionsports-g.com</w:t>
       </w:r>
-      <w:bookmarkStart w:name="_m-3I#02XJYG7JBV9knf5TZxCjyI}nyECBIY}v" w:id="24"/>
-      <w:bookmarkEnd w:id="24"/>
-      <w:bookmarkStart w:name="_m-3I#12~XGeP;3vu29I4sJw4bZtPJ1?00UtQ&lt;" w:id="25"/>
-      <w:bookmarkEnd w:id="25"/>
-      <w:bookmarkStart w:name="_m-3I#22LbQMHQ" w:id="26"/>
-      <w:bookmarkEnd w:id="26"/>
+      <w:bookmarkStart w:id="12" w:name="_m-3I#02XJYG7JBV9knf5TZxCjyI}nyECBIY}v"/>
+      <w:bookmarkStart w:id="13" w:name="_m-3I#12~XGeP;3vu29I4sJw4bZtPJ1?00UtQ&lt;"/>
+      <w:bookmarkStart w:id="14" w:name="_m-3I#22LbQMHQ"/>
+      <w:bookmarkEnd w:id="12"/>
+      <w:bookmarkEnd w:id="13"/>
+      <w:bookmarkEnd w:id="14"/>
     </w:p>
     <w:p>
       <w:pPr>
@@ -111,12 +109,41 @@
       <w:r>
         <w:tab/>
       </w:r>
-      <w:bookmarkStart w:name="_m-3G#02XJWG7LBV7knh5TXxClyI{nyGCBGY}x" w:id="21"/>
-      <w:bookmarkEnd w:id="21"/>
-      <w:bookmarkStart w:name="_m-3G#12~XEeP=3vs29K4sHw4dZtNJ1A00StQ&gt;" w:id="22"/>
-      <w:bookmarkEnd w:id="22"/>
-      <w:bookmarkStart w:name="_m-3G#22LbOMHS" w:id="23"/>
-      <w:bookmarkEnd w:id="23"/>
+      <w:bookmarkStart w:id="15" w:name="_m-3G#02XJWG7LBV7knh5TXxClyI{nyGCBGY}x"/>
+      <w:bookmarkStart w:id="16" w:name="_m-3G#12~XEeP=3vs29K4sHw4dZtNJ1A00StQ&gt;"/>
+      <w:bookmarkStart w:id="17" w:name="_m-3G#22LbOMHS"/>
+      <w:bookmarkEnd w:id="15"/>
+      <w:bookmarkEnd w:id="16"/>
+      <w:bookmarkEnd w:id="17"/>
+      <w:r>
+        <w:fldChar w:fldCharType="begin"/>
+      </w:r>
+      <w:r>
+        <w:instrText xml:space="preserve"> MERGEFIELD Firstname </w:instrText>
+      </w:r>
+      <w:r>
+        <w:fldChar w:fldCharType="separate"/>
+      </w:r>
+      <w:r>
+        <w:rPr>
+          <w:noProof/>
+        </w:rPr>
+        <w:t>«Firstname»</w:t>
+      </w:r>
+      <w:r>
+        <w:fldChar w:fldCharType="end"/>
+      </w:r>
+      <w:r>
+        <w:t xml:space="preserve"> </w:t>
+      </w:r>
+      <w:fldSimple w:instr=" MERGEFIELD Lastname ">
+        <w:r>
+          <w:rPr>
+            <w:noProof/>
+          </w:rPr>
+          <w:t>«Lastname»</w:t>
+        </w:r>
+      </w:fldSimple>
     </w:p>
     <w:p>
       <w:pPr>
@@ -139,11 +166,11 @@
       <w:r>
         <w:t>Michael Dixon, President</w:t>
       </w:r>
-      <w:bookmarkStart w:name="_m-3C#02XJSG7PBV3knl5TTxCpyIwnyKCBCY}|" w:id="18"/>
+      <w:bookmarkStart w:id="18" w:name="_m-3C#02XJSG7PBV3knl5TTxCpyIwnyKCBCY}|"/>
+      <w:bookmarkStart w:id="19" w:name="_m-3C#12~XAePA3vo29O4sDw4hZtJJ1E00OtQB"/>
+      <w:bookmarkStart w:id="20" w:name="_m-3C#22LbKMHW"/>
       <w:bookmarkEnd w:id="18"/>
-      <w:bookmarkStart w:name="_m-3C#12~XAePA3vo29O4sDw4hZtJJ1E00OtQB" w:id="19"/>
       <w:bookmarkEnd w:id="19"/>
-      <w:bookmarkStart w:name="_m-3C#22LbKMHW" w:id="20"/>
       <w:bookmarkEnd w:id="20"/>
     </w:p>
     <w:p>
@@ -167,12 +194,12 @@
       <w:r>
         <w:t>21</w:t>
       </w:r>
-      <w:bookmarkStart w:name="_m-37#02XKXG6KBW8kmg5UYxBkyJ|nxFCCHY|w" w:id="15"/>
-      <w:bookmarkEnd w:id="15"/>
-      <w:bookmarkStart w:name="_m-37#12~YFeO&lt;3wt28J4tIw3cZuOJ0@01TtP=" w:id="16"/>
-      <w:bookmarkEnd w:id="16"/>
-      <w:bookmarkStart w:name="_m-37#22LcPMGR" w:id="17"/>
-      <w:bookmarkEnd w:id="17"/>
+      <w:bookmarkStart w:id="21" w:name="_m-37#02XKXG6KBW8kmg5UYxBkyJ|nxFCCHY|w"/>
+      <w:bookmarkStart w:id="22" w:name="_m-37#12~YFeO&lt;3wt28J4tIw3cZuOJ0@01TtP="/>
+      <w:bookmarkStart w:id="23" w:name="_m-37#22LcPMGR"/>
+      <w:bookmarkEnd w:id="21"/>
+      <w:bookmarkEnd w:id="22"/>
+      <w:bookmarkEnd w:id="23"/>
     </w:p>
     <w:p>
       <w:pPr>
@@ -214,12 +241,12 @@
       <w:r>
         <w:t>eam</w:t>
       </w:r>
-      <w:bookmarkStart w:name="_m-34#02XKUG6NBW5kmj5UVxBnyJynxICCEY|z" w:id="12"/>
-      <w:bookmarkEnd w:id="12"/>
-      <w:bookmarkStart w:name="_m-34#12~YCeO?3wq28M4tFw3fZuLJ0C01QtP@" w:id="13"/>
-      <w:bookmarkEnd w:id="13"/>
-      <w:bookmarkStart w:name="_m-34#22LcMMGU" w:id="14"/>
-      <w:bookmarkEnd w:id="14"/>
+      <w:bookmarkStart w:id="24" w:name="_m-34#02XKUG6NBW5kmj5UVxBnyJynxICCEY|z"/>
+      <w:bookmarkStart w:id="25" w:name="_m-34#12~YCeO?3wq28M4tFw3fZuLJ0C01QtP@"/>
+      <w:bookmarkStart w:id="26" w:name="_m-34#22LcMMGU"/>
+      <w:bookmarkEnd w:id="24"/>
+      <w:bookmarkEnd w:id="25"/>
+      <w:bookmarkEnd w:id="26"/>
     </w:p>
     <w:p>
       <w:pPr>
@@ -228,46 +255,8221 @@
       <w:r>
         <w:t>I am pleased to welcome you as a team member of Ultimate Action Sports Gear at our newest location in Taos, New Mexico. I look forward to getting to know you, and I hope to establish a long working relationship with you. I encourage all sales associates to wear and use our sporting gear and merchandise so you can speak from experience when selling goods to our customers. As a way of welcoming you to our team, I want you to select $1,000 worth of merchandise from the following list for your personal use:</w:t>
       </w:r>
-      <w:bookmarkStart w:name="_m-32#02XKSG6PBW3kml5UTxBpyJwnxKCCCY||" w:id="9"/>
-      <w:bookmarkEnd w:id="9"/>
-      <w:bookmarkStart w:name="_m-32#12~YAeOA3wo28O4tDw3hZuJJ0E01OtPB" w:id="10"/>
-      <w:bookmarkEnd w:id="10"/>
-      <w:bookmarkStart w:name="_m-32#22LcKMGW" w:id="11"/>
-      <w:bookmarkEnd w:id="11"/>
+      <w:bookmarkStart w:id="27" w:name="_m-32#02XKSG6PBW3kml5UTxBpyJwnxKCCCY||"/>
+      <w:bookmarkStart w:id="28" w:name="_m-32#12~YAeOA3wo28O4tDw3hZuJJ0E01OtPB"/>
+      <w:bookmarkStart w:id="29" w:name="_m-32#22LcKMGW"/>
+      <w:bookmarkEnd w:id="27"/>
+      <w:bookmarkEnd w:id="28"/>
+      <w:bookmarkEnd w:id="29"/>
+    </w:p>
+    <w:bookmarkStart w:id="30" w:name="_m-2Z#02XLZG5IBX:kle5V[xAiyK~nwDCDJY{u"/>
+    <w:bookmarkStart w:id="31" w:name="_m-2Z#12~ZHeN:3xv27H4uKw2aZvQJ/&gt;02VtO;"/>
+    <w:bookmarkStart w:id="32" w:name="_m-2Z#22LdRMFP"/>
+    <w:bookmarkEnd w:id="30"/>
+    <w:bookmarkEnd w:id="31"/>
+    <w:bookmarkEnd w:id="32"/>
+    <w:bookmarkStart w:id="33" w:name="_MON_1838705048"/>
+    <w:bookmarkEnd w:id="33"/>
+    <w:p>
+      <w:pPr>
+        <w:spacing w:after="360"/>
+        <w:jc w:val="center"/>
+      </w:pPr>
+      <w:r>
+        <w:object w:dxaOrig="3920" w:dyaOrig="6263" w14:anchorId="268276CE">
+          <v:shapetype id="_x0000_t75" coordsize="21600,21600" o:spt="75" o:preferrelative="t" path="m@4@5l@4@11@9@11@9@5xe" filled="f" stroked="f">
+            <v:stroke joinstyle="miter"/>
+            <v:formulas>
+              <v:f eqn="if lineDrawn pixelLineWidth 0"/>
+              <v:f eqn="sum @0 1 0"/>
+              <v:f eqn="sum 0 0 @1"/>
+              <v:f eqn="prod @2 1 2"/>
+              <v:f eqn="prod @3 21600 pixelWidth"/>
+              <v:f eqn="prod @3 21600 pixelHeight"/>
+              <v:f eqn="sum @0 0 1"/>
+              <v:f eqn="prod @6 1 2"/>
+              <v:f eqn="prod @7 21600 pixelWidth"/>
+              <v:f eqn="sum @8 21600 0"/>
+              <v:f eqn="prod @7 21600 pixelHeight"/>
+              <v:f eqn="sum @10 21600 0"/>
+            </v:formulas>
+            <v:path o:extrusionok="f" gradientshapeok="t" o:connecttype="rect"/>
+            <o:lock v:ext="edit" aspectratio="t"/>
+          </v:shapetype>
+          <v:shape id="_x0000_i1031" type="#_x0000_t75" style="width:195.75pt;height:313.5pt" o:ole="">
+            <v:imagedata r:id="rId5" o:title=""/>
+          </v:shape>
+          <o:OLEObject Type="Embed" ProgID="Excel.Sheet.12" ShapeID="_x0000_i1031" DrawAspect="Content" ObjectID="_1838707394" r:id="rId6"/>
+        </w:object>
+      </w:r>
     </w:p>
     <w:p>
       <w:pPr>
         <w:spacing w:after="360"/>
       </w:pPr>
-      <w:bookmarkStart w:name="_m-2Z#02XLZG5IBX:kle5V[xAiyK~nwDCDJY{u" w:id="6"/>
-      <w:bookmarkEnd w:id="6"/>
-      <w:bookmarkStart w:name="_m-2Z#12~ZHeN:3xv27H4uKw2aZvQJ/&gt;02VtO;" w:id="7"/>
-      <w:bookmarkEnd w:id="7"/>
-      <w:bookmarkStart w:name="_m-2Z#22LdRMFP" w:id="8"/>
-      <w:bookmarkEnd w:id="8"/>
+      <w:r>
+        <w:lastRenderedPageBreak/>
+        <w:t xml:space="preserve">Below is a </w:t>
+      </w:r>
+      <w:proofErr w:type="gramStart"/>
+      <w:r>
+        <w:t>listing</w:t>
+      </w:r>
+      <w:proofErr w:type="gramEnd"/>
+      <w:r>
+        <w:t xml:space="preserve"> of our other store locations. When traveling to these areas, be sure to visit the other retail store locations. Because different stores specialize in merchandise for local activities, stock items will vary. When visiting these stores, please introduce yourself to the local associates, and remember to use your employee discount on any purchases.</w:t>
+      </w:r>
+      <w:bookmarkStart w:id="34" w:name="_m-2W#02XLWG5LBX7klh5VXxAlyK{nwGCDGY{x"/>
+      <w:bookmarkStart w:id="35" w:name="_m-2W#12~ZEeN=3xs27K4uHw2dZvNJ/A02StO&gt;"/>
+      <w:bookmarkStart w:id="36" w:name="_m-2W#22LdOMFS"/>
+      <w:bookmarkEnd w:id="34"/>
+      <w:bookmarkEnd w:id="35"/>
+      <w:bookmarkEnd w:id="36"/>
+    </w:p>
+    <w:tbl>
+      <w:tblPr>
+        <w:tblStyle w:val="ListTable3-Accent2"/>
+        <w:tblW w:w="0" w:type="auto"/>
+        <w:jc w:val="center"/>
+        <w:tblLook w:val="0000" w:firstRow="0" w:lastRow="0" w:firstColumn="0" w:lastColumn="0" w:noHBand="0" w:noVBand="0"/>
+      </w:tblPr>
+      <w:tblGrid>
+        <w:gridCol w:w="2021"/>
+        <w:gridCol w:w="1729"/>
+        <w:gridCol w:w="692"/>
+      </w:tblGrid>
+      <w:tr>
+        <w:trPr>
+          <w:cnfStyle w:val="000000100000" w:firstRow="0" w:lastRow="0" w:firstColumn="0" w:lastColumn="0" w:oddVBand="0" w:evenVBand="0" w:oddHBand="1" w:evenHBand="0" w:firstRowFirstColumn="0" w:firstRowLastColumn="0" w:lastRowFirstColumn="0" w:lastRowLastColumn="0"/>
+          <w:trHeight w:val="300"/>
+          <w:jc w:val="center"/>
+        </w:trPr>
+        <w:tc>
+          <w:tcPr>
+            <w:cnfStyle w:val="000010000000" w:firstRow="0" w:lastRow="0" w:firstColumn="0" w:lastColumn="0" w:oddVBand="1" w:evenVBand="0" w:oddHBand="0" w:evenHBand="0" w:firstRowFirstColumn="0" w:firstRowLastColumn="0" w:lastRowFirstColumn="0" w:lastRowLastColumn="0"/>
+            <w:tcW w:w="0" w:type="auto"/>
+          </w:tcPr>
+          <w:p>
+            <w:pPr>
+              <w:widowControl w:val="0"/>
+              <w:autoSpaceDE w:val="0"/>
+              <w:autoSpaceDN w:val="0"/>
+              <w:adjustRightInd w:val="0"/>
+              <w:jc w:val="center"/>
+              <w:rPr>
+                <w:rFonts w:ascii="Calibri" w:hAnsi="Calibri" w:cs="Calibri"/>
+                <w:b/>
+                <w:bCs/>
+                <w:color w:val="000000"/>
+                <w:kern w:val="0"/>
+              </w:rPr>
+            </w:pPr>
+            <w:bookmarkStart w:id="37" w:name="_m-2S#02XLSG5PBX3kll5VTxApyKwnwKCDCY{|"/>
+            <w:bookmarkStart w:id="38" w:name="_m-2S#12~ZAeNA3xo27O4uDw2hZvJJ/E02OtOB"/>
+            <w:bookmarkStart w:id="39" w:name="_m-2S#22LdKMFW"/>
+            <w:bookmarkEnd w:id="37"/>
+            <w:bookmarkEnd w:id="38"/>
+            <w:bookmarkEnd w:id="39"/>
+            <w:r>
+              <w:rPr>
+                <w:rFonts w:ascii="Calibri" w:hAnsi="Calibri" w:cs="Calibri"/>
+                <w:b/>
+                <w:bCs/>
+                <w:color w:val="000000"/>
+                <w:kern w:val="0"/>
+              </w:rPr>
+              <w:t>Address</w:t>
+            </w:r>
+          </w:p>
+        </w:tc>
+        <w:tc>
+          <w:tcPr>
+            <w:tcW w:w="0" w:type="auto"/>
+          </w:tcPr>
+          <w:p>
+            <w:pPr>
+              <w:widowControl w:val="0"/>
+              <w:autoSpaceDE w:val="0"/>
+              <w:autoSpaceDN w:val="0"/>
+              <w:adjustRightInd w:val="0"/>
+              <w:jc w:val="center"/>
+              <w:cnfStyle w:val="000000100000" w:firstRow="0" w:lastRow="0" w:firstColumn="0" w:lastColumn="0" w:oddVBand="0" w:evenVBand="0" w:oddHBand="1" w:evenHBand="0" w:firstRowFirstColumn="0" w:firstRowLastColumn="0" w:lastRowFirstColumn="0" w:lastRowLastColumn="0"/>
+              <w:rPr>
+                <w:rFonts w:ascii="Calibri" w:hAnsi="Calibri" w:cs="Calibri"/>
+                <w:b/>
+                <w:bCs/>
+                <w:color w:val="000000"/>
+                <w:kern w:val="0"/>
+              </w:rPr>
+            </w:pPr>
+            <w:r>
+              <w:rPr>
+                <w:rFonts w:ascii="Calibri" w:hAnsi="Calibri" w:cs="Calibri"/>
+                <w:b/>
+                <w:bCs/>
+                <w:color w:val="000000"/>
+                <w:kern w:val="0"/>
+              </w:rPr>
+              <w:t>City</w:t>
+            </w:r>
+          </w:p>
+        </w:tc>
+        <w:tc>
+          <w:tcPr>
+            <w:cnfStyle w:val="000010000000" w:firstRow="0" w:lastRow="0" w:firstColumn="0" w:lastColumn="0" w:oddVBand="1" w:evenVBand="0" w:oddHBand="0" w:evenHBand="0" w:firstRowFirstColumn="0" w:firstRowLastColumn="0" w:lastRowFirstColumn="0" w:lastRowLastColumn="0"/>
+            <w:tcW w:w="0" w:type="auto"/>
+          </w:tcPr>
+          <w:p>
+            <w:pPr>
+              <w:widowControl w:val="0"/>
+              <w:autoSpaceDE w:val="0"/>
+              <w:autoSpaceDN w:val="0"/>
+              <w:adjustRightInd w:val="0"/>
+              <w:jc w:val="center"/>
+              <w:rPr>
+                <w:rFonts w:ascii="Calibri" w:hAnsi="Calibri" w:cs="Calibri"/>
+                <w:b/>
+                <w:bCs/>
+                <w:color w:val="000000"/>
+                <w:kern w:val="0"/>
+              </w:rPr>
+            </w:pPr>
+            <w:r>
+              <w:rPr>
+                <w:rFonts w:ascii="Calibri" w:hAnsi="Calibri" w:cs="Calibri"/>
+                <w:b/>
+                <w:bCs/>
+                <w:color w:val="000000"/>
+                <w:kern w:val="0"/>
+              </w:rPr>
+              <w:t>State</w:t>
+            </w:r>
+          </w:p>
+        </w:tc>
+      </w:tr>
+      <w:tr>
+        <w:trPr>
+          <w:trHeight w:val="300"/>
+          <w:jc w:val="center"/>
+        </w:trPr>
+        <w:tc>
+          <w:tcPr>
+            <w:cnfStyle w:val="000010000000" w:firstRow="0" w:lastRow="0" w:firstColumn="0" w:lastColumn="0" w:oddVBand="1" w:evenVBand="0" w:oddHBand="0" w:evenHBand="0" w:firstRowFirstColumn="0" w:firstRowLastColumn="0" w:lastRowFirstColumn="0" w:lastRowLastColumn="0"/>
+            <w:tcW w:w="0" w:type="auto"/>
+          </w:tcPr>
+          <w:p>
+            <w:pPr>
+              <w:widowControl w:val="0"/>
+              <w:autoSpaceDE w:val="0"/>
+              <w:autoSpaceDN w:val="0"/>
+              <w:adjustRightInd w:val="0"/>
+              <w:rPr>
+                <w:rFonts w:ascii="Calibri" w:hAnsi="Calibri" w:cs="Calibri"/>
+                <w:color w:val="000000"/>
+                <w:kern w:val="0"/>
+              </w:rPr>
+            </w:pPr>
+            <w:r>
+              <w:rPr>
+                <w:rFonts w:ascii="Calibri" w:hAnsi="Calibri" w:cs="Calibri"/>
+                <w:color w:val="000000"/>
+                <w:kern w:val="0"/>
+              </w:rPr>
+              <w:t>197 Tower Rd</w:t>
+            </w:r>
+          </w:p>
+        </w:tc>
+        <w:tc>
+          <w:tcPr>
+            <w:tcW w:w="0" w:type="auto"/>
+          </w:tcPr>
+          <w:p>
+            <w:pPr>
+              <w:widowControl w:val="0"/>
+              <w:autoSpaceDE w:val="0"/>
+              <w:autoSpaceDN w:val="0"/>
+              <w:adjustRightInd w:val="0"/>
+              <w:cnfStyle w:val="000000000000" w:firstRow="0" w:lastRow="0" w:firstColumn="0" w:lastColumn="0" w:oddVBand="0" w:evenVBand="0" w:oddHBand="0" w:evenHBand="0" w:firstRowFirstColumn="0" w:firstRowLastColumn="0" w:lastRowFirstColumn="0" w:lastRowLastColumn="0"/>
+              <w:rPr>
+                <w:rFonts w:ascii="Calibri" w:hAnsi="Calibri" w:cs="Calibri"/>
+                <w:color w:val="000000"/>
+                <w:kern w:val="0"/>
+              </w:rPr>
+            </w:pPr>
+            <w:r>
+              <w:rPr>
+                <w:rFonts w:ascii="Calibri" w:hAnsi="Calibri" w:cs="Calibri"/>
+                <w:color w:val="000000"/>
+                <w:kern w:val="0"/>
+              </w:rPr>
+              <w:t>Denver</w:t>
+            </w:r>
+          </w:p>
+        </w:tc>
+        <w:tc>
+          <w:tcPr>
+            <w:cnfStyle w:val="000010000000" w:firstRow="0" w:lastRow="0" w:firstColumn="0" w:lastColumn="0" w:oddVBand="1" w:evenVBand="0" w:oddHBand="0" w:evenHBand="0" w:firstRowFirstColumn="0" w:firstRowLastColumn="0" w:lastRowFirstColumn="0" w:lastRowLastColumn="0"/>
+            <w:tcW w:w="0" w:type="auto"/>
+          </w:tcPr>
+          <w:p>
+            <w:pPr>
+              <w:widowControl w:val="0"/>
+              <w:autoSpaceDE w:val="0"/>
+              <w:autoSpaceDN w:val="0"/>
+              <w:adjustRightInd w:val="0"/>
+              <w:rPr>
+                <w:rFonts w:ascii="Calibri" w:hAnsi="Calibri" w:cs="Calibri"/>
+                <w:color w:val="000000"/>
+                <w:kern w:val="0"/>
+              </w:rPr>
+            </w:pPr>
+            <w:r>
+              <w:rPr>
+                <w:rFonts w:ascii="Calibri" w:hAnsi="Calibri" w:cs="Calibri"/>
+                <w:color w:val="000000"/>
+                <w:kern w:val="0"/>
+              </w:rPr>
+              <w:t>CO</w:t>
+            </w:r>
+          </w:p>
+        </w:tc>
+      </w:tr>
+      <w:tr>
+        <w:trPr>
+          <w:cnfStyle w:val="000000100000" w:firstRow="0" w:lastRow="0" w:firstColumn="0" w:lastColumn="0" w:oddVBand="0" w:evenVBand="0" w:oddHBand="1" w:evenHBand="0" w:firstRowFirstColumn="0" w:firstRowLastColumn="0" w:lastRowFirstColumn="0" w:lastRowLastColumn="0"/>
+          <w:trHeight w:val="300"/>
+          <w:jc w:val="center"/>
+        </w:trPr>
+        <w:tc>
+          <w:tcPr>
+            <w:cnfStyle w:val="000010000000" w:firstRow="0" w:lastRow="0" w:firstColumn="0" w:lastColumn="0" w:oddVBand="1" w:evenVBand="0" w:oddHBand="0" w:evenHBand="0" w:firstRowFirstColumn="0" w:firstRowLastColumn="0" w:lastRowFirstColumn="0" w:lastRowLastColumn="0"/>
+            <w:tcW w:w="0" w:type="auto"/>
+          </w:tcPr>
+          <w:p>
+            <w:pPr>
+              <w:widowControl w:val="0"/>
+              <w:autoSpaceDE w:val="0"/>
+              <w:autoSpaceDN w:val="0"/>
+              <w:adjustRightInd w:val="0"/>
+              <w:rPr>
+                <w:rFonts w:ascii="Calibri" w:hAnsi="Calibri" w:cs="Calibri"/>
+                <w:color w:val="000000"/>
+                <w:kern w:val="0"/>
+              </w:rPr>
+            </w:pPr>
+            <w:r>
+              <w:rPr>
+                <w:rFonts w:ascii="Calibri" w:hAnsi="Calibri" w:cs="Calibri"/>
+                <w:color w:val="000000"/>
+                <w:kern w:val="0"/>
+              </w:rPr>
+              <w:t>208 E Central Ave</w:t>
+            </w:r>
+          </w:p>
+        </w:tc>
+        <w:tc>
+          <w:tcPr>
+            <w:tcW w:w="0" w:type="auto"/>
+          </w:tcPr>
+          <w:p>
+            <w:pPr>
+              <w:widowControl w:val="0"/>
+              <w:autoSpaceDE w:val="0"/>
+              <w:autoSpaceDN w:val="0"/>
+              <w:adjustRightInd w:val="0"/>
+              <w:cnfStyle w:val="000000100000" w:firstRow="0" w:lastRow="0" w:firstColumn="0" w:lastColumn="0" w:oddVBand="0" w:evenVBand="0" w:oddHBand="1" w:evenHBand="0" w:firstRowFirstColumn="0" w:firstRowLastColumn="0" w:lastRowFirstColumn="0" w:lastRowLastColumn="0"/>
+              <w:rPr>
+                <w:rFonts w:ascii="Calibri" w:hAnsi="Calibri" w:cs="Calibri"/>
+                <w:color w:val="000000"/>
+                <w:kern w:val="0"/>
+              </w:rPr>
+            </w:pPr>
+            <w:r>
+              <w:rPr>
+                <w:rFonts w:ascii="Calibri" w:hAnsi="Calibri" w:cs="Calibri"/>
+                <w:color w:val="000000"/>
+                <w:kern w:val="0"/>
+              </w:rPr>
+              <w:t>Golden</w:t>
+            </w:r>
+          </w:p>
+        </w:tc>
+        <w:tc>
+          <w:tcPr>
+            <w:cnfStyle w:val="000010000000" w:firstRow="0" w:lastRow="0" w:firstColumn="0" w:lastColumn="0" w:oddVBand="1" w:evenVBand="0" w:oddHBand="0" w:evenHBand="0" w:firstRowFirstColumn="0" w:firstRowLastColumn="0" w:lastRowFirstColumn="0" w:lastRowLastColumn="0"/>
+            <w:tcW w:w="0" w:type="auto"/>
+          </w:tcPr>
+          <w:p>
+            <w:pPr>
+              <w:widowControl w:val="0"/>
+              <w:autoSpaceDE w:val="0"/>
+              <w:autoSpaceDN w:val="0"/>
+              <w:adjustRightInd w:val="0"/>
+              <w:rPr>
+                <w:rFonts w:ascii="Calibri" w:hAnsi="Calibri" w:cs="Calibri"/>
+                <w:color w:val="000000"/>
+                <w:kern w:val="0"/>
+              </w:rPr>
+            </w:pPr>
+            <w:r>
+              <w:rPr>
+                <w:rFonts w:ascii="Calibri" w:hAnsi="Calibri" w:cs="Calibri"/>
+                <w:color w:val="000000"/>
+                <w:kern w:val="0"/>
+              </w:rPr>
+              <w:t>CO</w:t>
+            </w:r>
+          </w:p>
+        </w:tc>
+      </w:tr>
+      <w:tr>
+        <w:trPr>
+          <w:trHeight w:val="300"/>
+          <w:jc w:val="center"/>
+        </w:trPr>
+        <w:tc>
+          <w:tcPr>
+            <w:cnfStyle w:val="000010000000" w:firstRow="0" w:lastRow="0" w:firstColumn="0" w:lastColumn="0" w:oddVBand="1" w:evenVBand="0" w:oddHBand="0" w:evenHBand="0" w:firstRowFirstColumn="0" w:firstRowLastColumn="0" w:lastRowFirstColumn="0" w:lastRowLastColumn="0"/>
+            <w:tcW w:w="0" w:type="auto"/>
+          </w:tcPr>
+          <w:p>
+            <w:pPr>
+              <w:widowControl w:val="0"/>
+              <w:autoSpaceDE w:val="0"/>
+              <w:autoSpaceDN w:val="0"/>
+              <w:adjustRightInd w:val="0"/>
+              <w:rPr>
+                <w:rFonts w:ascii="Calibri" w:hAnsi="Calibri" w:cs="Calibri"/>
+                <w:color w:val="000000"/>
+                <w:kern w:val="0"/>
+              </w:rPr>
+            </w:pPr>
+            <w:r>
+              <w:rPr>
+                <w:rFonts w:ascii="Calibri" w:hAnsi="Calibri" w:cs="Calibri"/>
+                <w:color w:val="000000"/>
+                <w:kern w:val="0"/>
+              </w:rPr>
+              <w:t>403 Starlight Blvd</w:t>
+            </w:r>
+          </w:p>
+        </w:tc>
+        <w:tc>
+          <w:tcPr>
+            <w:tcW w:w="0" w:type="auto"/>
+          </w:tcPr>
+          <w:p>
+            <w:pPr>
+              <w:widowControl w:val="0"/>
+              <w:autoSpaceDE w:val="0"/>
+              <w:autoSpaceDN w:val="0"/>
+              <w:adjustRightInd w:val="0"/>
+              <w:cnfStyle w:val="000000000000" w:firstRow="0" w:lastRow="0" w:firstColumn="0" w:lastColumn="0" w:oddVBand="0" w:evenVBand="0" w:oddHBand="0" w:evenHBand="0" w:firstRowFirstColumn="0" w:firstRowLastColumn="0" w:lastRowFirstColumn="0" w:lastRowLastColumn="0"/>
+              <w:rPr>
+                <w:rFonts w:ascii="Calibri" w:hAnsi="Calibri" w:cs="Calibri"/>
+                <w:color w:val="000000"/>
+                <w:kern w:val="0"/>
+              </w:rPr>
+            </w:pPr>
+            <w:r>
+              <w:rPr>
+                <w:rFonts w:ascii="Calibri" w:hAnsi="Calibri" w:cs="Calibri"/>
+                <w:color w:val="000000"/>
+                <w:kern w:val="0"/>
+              </w:rPr>
+              <w:t>Denver</w:t>
+            </w:r>
+          </w:p>
+        </w:tc>
+        <w:tc>
+          <w:tcPr>
+            <w:cnfStyle w:val="000010000000" w:firstRow="0" w:lastRow="0" w:firstColumn="0" w:lastColumn="0" w:oddVBand="1" w:evenVBand="0" w:oddHBand="0" w:evenHBand="0" w:firstRowFirstColumn="0" w:firstRowLastColumn="0" w:lastRowFirstColumn="0" w:lastRowLastColumn="0"/>
+            <w:tcW w:w="0" w:type="auto"/>
+          </w:tcPr>
+          <w:p>
+            <w:pPr>
+              <w:widowControl w:val="0"/>
+              <w:autoSpaceDE w:val="0"/>
+              <w:autoSpaceDN w:val="0"/>
+              <w:adjustRightInd w:val="0"/>
+              <w:rPr>
+                <w:rFonts w:ascii="Calibri" w:hAnsi="Calibri" w:cs="Calibri"/>
+                <w:color w:val="000000"/>
+                <w:kern w:val="0"/>
+              </w:rPr>
+            </w:pPr>
+            <w:r>
+              <w:rPr>
+                <w:rFonts w:ascii="Calibri" w:hAnsi="Calibri" w:cs="Calibri"/>
+                <w:color w:val="000000"/>
+                <w:kern w:val="0"/>
+              </w:rPr>
+              <w:t>CO</w:t>
+            </w:r>
+          </w:p>
+        </w:tc>
+      </w:tr>
+      <w:tr>
+        <w:trPr>
+          <w:cnfStyle w:val="000000100000" w:firstRow="0" w:lastRow="0" w:firstColumn="0" w:lastColumn="0" w:oddVBand="0" w:evenVBand="0" w:oddHBand="1" w:evenHBand="0" w:firstRowFirstColumn="0" w:firstRowLastColumn="0" w:lastRowFirstColumn="0" w:lastRowLastColumn="0"/>
+          <w:trHeight w:val="300"/>
+          <w:jc w:val="center"/>
+        </w:trPr>
+        <w:tc>
+          <w:tcPr>
+            <w:cnfStyle w:val="000010000000" w:firstRow="0" w:lastRow="0" w:firstColumn="0" w:lastColumn="0" w:oddVBand="1" w:evenVBand="0" w:oddHBand="0" w:evenHBand="0" w:firstRowFirstColumn="0" w:firstRowLastColumn="0" w:lastRowFirstColumn="0" w:lastRowLastColumn="0"/>
+            <w:tcW w:w="0" w:type="auto"/>
+          </w:tcPr>
+          <w:p>
+            <w:pPr>
+              <w:widowControl w:val="0"/>
+              <w:autoSpaceDE w:val="0"/>
+              <w:autoSpaceDN w:val="0"/>
+              <w:adjustRightInd w:val="0"/>
+              <w:rPr>
+                <w:rFonts w:ascii="Calibri" w:hAnsi="Calibri" w:cs="Calibri"/>
+                <w:color w:val="000000"/>
+                <w:kern w:val="0"/>
+              </w:rPr>
+            </w:pPr>
+            <w:r>
+              <w:rPr>
+                <w:rFonts w:ascii="Calibri" w:hAnsi="Calibri" w:cs="Calibri"/>
+                <w:color w:val="000000"/>
+                <w:kern w:val="0"/>
+              </w:rPr>
+              <w:t>782 Mill Rd SW</w:t>
+            </w:r>
+          </w:p>
+        </w:tc>
+        <w:tc>
+          <w:tcPr>
+            <w:tcW w:w="0" w:type="auto"/>
+          </w:tcPr>
+          <w:p>
+            <w:pPr>
+              <w:widowControl w:val="0"/>
+              <w:autoSpaceDE w:val="0"/>
+              <w:autoSpaceDN w:val="0"/>
+              <w:adjustRightInd w:val="0"/>
+              <w:cnfStyle w:val="000000100000" w:firstRow="0" w:lastRow="0" w:firstColumn="0" w:lastColumn="0" w:oddVBand="0" w:evenVBand="0" w:oddHBand="1" w:evenHBand="0" w:firstRowFirstColumn="0" w:firstRowLastColumn="0" w:lastRowFirstColumn="0" w:lastRowLastColumn="0"/>
+              <w:rPr>
+                <w:rFonts w:ascii="Calibri" w:hAnsi="Calibri" w:cs="Calibri"/>
+                <w:color w:val="000000"/>
+                <w:kern w:val="0"/>
+              </w:rPr>
+            </w:pPr>
+            <w:r>
+              <w:rPr>
+                <w:rFonts w:ascii="Calibri" w:hAnsi="Calibri" w:cs="Calibri"/>
+                <w:color w:val="000000"/>
+                <w:kern w:val="0"/>
+              </w:rPr>
+              <w:t>Colorado Springs</w:t>
+            </w:r>
+          </w:p>
+        </w:tc>
+        <w:tc>
+          <w:tcPr>
+            <w:cnfStyle w:val="000010000000" w:firstRow="0" w:lastRow="0" w:firstColumn="0" w:lastColumn="0" w:oddVBand="1" w:evenVBand="0" w:oddHBand="0" w:evenHBand="0" w:firstRowFirstColumn="0" w:firstRowLastColumn="0" w:lastRowFirstColumn="0" w:lastRowLastColumn="0"/>
+            <w:tcW w:w="0" w:type="auto"/>
+          </w:tcPr>
+          <w:p>
+            <w:pPr>
+              <w:widowControl w:val="0"/>
+              <w:autoSpaceDE w:val="0"/>
+              <w:autoSpaceDN w:val="0"/>
+              <w:adjustRightInd w:val="0"/>
+              <w:rPr>
+                <w:rFonts w:ascii="Calibri" w:hAnsi="Calibri" w:cs="Calibri"/>
+                <w:color w:val="000000"/>
+                <w:kern w:val="0"/>
+              </w:rPr>
+            </w:pPr>
+            <w:r>
+              <w:rPr>
+                <w:rFonts w:ascii="Calibri" w:hAnsi="Calibri" w:cs="Calibri"/>
+                <w:color w:val="000000"/>
+                <w:kern w:val="0"/>
+              </w:rPr>
+              <w:t>CO</w:t>
+            </w:r>
+          </w:p>
+        </w:tc>
+      </w:tr>
+      <w:tr>
+        <w:trPr>
+          <w:trHeight w:val="300"/>
+          <w:jc w:val="center"/>
+        </w:trPr>
+        <w:tc>
+          <w:tcPr>
+            <w:cnfStyle w:val="000010000000" w:firstRow="0" w:lastRow="0" w:firstColumn="0" w:lastColumn="0" w:oddVBand="1" w:evenVBand="0" w:oddHBand="0" w:evenHBand="0" w:firstRowFirstColumn="0" w:firstRowLastColumn="0" w:lastRowFirstColumn="0" w:lastRowLastColumn="0"/>
+            <w:tcW w:w="0" w:type="auto"/>
+          </w:tcPr>
+          <w:p>
+            <w:pPr>
+              <w:widowControl w:val="0"/>
+              <w:autoSpaceDE w:val="0"/>
+              <w:autoSpaceDN w:val="0"/>
+              <w:adjustRightInd w:val="0"/>
+              <w:rPr>
+                <w:rFonts w:ascii="Calibri" w:hAnsi="Calibri" w:cs="Calibri"/>
+                <w:color w:val="000000"/>
+                <w:kern w:val="0"/>
+              </w:rPr>
+            </w:pPr>
+            <w:r>
+              <w:rPr>
+                <w:rFonts w:ascii="Calibri" w:hAnsi="Calibri" w:cs="Calibri"/>
+                <w:color w:val="000000"/>
+                <w:kern w:val="0"/>
+              </w:rPr>
+              <w:t>7925 S Forrest Rd</w:t>
+            </w:r>
+          </w:p>
+        </w:tc>
+        <w:tc>
+          <w:tcPr>
+            <w:tcW w:w="0" w:type="auto"/>
+          </w:tcPr>
+          <w:p>
+            <w:pPr>
+              <w:widowControl w:val="0"/>
+              <w:autoSpaceDE w:val="0"/>
+              <w:autoSpaceDN w:val="0"/>
+              <w:adjustRightInd w:val="0"/>
+              <w:cnfStyle w:val="000000000000" w:firstRow="0" w:lastRow="0" w:firstColumn="0" w:lastColumn="0" w:oddVBand="0" w:evenVBand="0" w:oddHBand="0" w:evenHBand="0" w:firstRowFirstColumn="0" w:firstRowLastColumn="0" w:lastRowFirstColumn="0" w:lastRowLastColumn="0"/>
+              <w:rPr>
+                <w:rFonts w:ascii="Calibri" w:hAnsi="Calibri" w:cs="Calibri"/>
+                <w:color w:val="000000"/>
+                <w:kern w:val="0"/>
+              </w:rPr>
+            </w:pPr>
+            <w:r>
+              <w:rPr>
+                <w:rFonts w:ascii="Calibri" w:hAnsi="Calibri" w:cs="Calibri"/>
+                <w:color w:val="000000"/>
+                <w:kern w:val="0"/>
+              </w:rPr>
+              <w:t>Boulder</w:t>
+            </w:r>
+          </w:p>
+        </w:tc>
+        <w:tc>
+          <w:tcPr>
+            <w:cnfStyle w:val="000010000000" w:firstRow="0" w:lastRow="0" w:firstColumn="0" w:lastColumn="0" w:oddVBand="1" w:evenVBand="0" w:oddHBand="0" w:evenHBand="0" w:firstRowFirstColumn="0" w:firstRowLastColumn="0" w:lastRowFirstColumn="0" w:lastRowLastColumn="0"/>
+            <w:tcW w:w="0" w:type="auto"/>
+          </w:tcPr>
+          <w:p>
+            <w:pPr>
+              <w:widowControl w:val="0"/>
+              <w:autoSpaceDE w:val="0"/>
+              <w:autoSpaceDN w:val="0"/>
+              <w:adjustRightInd w:val="0"/>
+              <w:rPr>
+                <w:rFonts w:ascii="Calibri" w:hAnsi="Calibri" w:cs="Calibri"/>
+                <w:color w:val="000000"/>
+                <w:kern w:val="0"/>
+              </w:rPr>
+            </w:pPr>
+            <w:r>
+              <w:rPr>
+                <w:rFonts w:ascii="Calibri" w:hAnsi="Calibri" w:cs="Calibri"/>
+                <w:color w:val="000000"/>
+                <w:kern w:val="0"/>
+              </w:rPr>
+              <w:t>CO</w:t>
+            </w:r>
+          </w:p>
+        </w:tc>
+      </w:tr>
+      <w:tr>
+        <w:trPr>
+          <w:cnfStyle w:val="000000100000" w:firstRow="0" w:lastRow="0" w:firstColumn="0" w:lastColumn="0" w:oddVBand="0" w:evenVBand="0" w:oddHBand="1" w:evenHBand="0" w:firstRowFirstColumn="0" w:firstRowLastColumn="0" w:lastRowFirstColumn="0" w:lastRowLastColumn="0"/>
+          <w:trHeight w:val="300"/>
+          <w:jc w:val="center"/>
+        </w:trPr>
+        <w:tc>
+          <w:tcPr>
+            <w:cnfStyle w:val="000010000000" w:firstRow="0" w:lastRow="0" w:firstColumn="0" w:lastColumn="0" w:oddVBand="1" w:evenVBand="0" w:oddHBand="0" w:evenHBand="0" w:firstRowFirstColumn="0" w:firstRowLastColumn="0" w:lastRowFirstColumn="0" w:lastRowLastColumn="0"/>
+            <w:tcW w:w="0" w:type="auto"/>
+          </w:tcPr>
+          <w:p>
+            <w:pPr>
+              <w:widowControl w:val="0"/>
+              <w:autoSpaceDE w:val="0"/>
+              <w:autoSpaceDN w:val="0"/>
+              <w:adjustRightInd w:val="0"/>
+              <w:rPr>
+                <w:rFonts w:ascii="Calibri" w:hAnsi="Calibri" w:cs="Calibri"/>
+                <w:color w:val="000000"/>
+                <w:kern w:val="0"/>
+              </w:rPr>
+            </w:pPr>
+            <w:r>
+              <w:rPr>
+                <w:rFonts w:ascii="Calibri" w:hAnsi="Calibri" w:cs="Calibri"/>
+                <w:color w:val="000000"/>
+                <w:kern w:val="0"/>
+              </w:rPr>
+              <w:t>98045 North Ave</w:t>
+            </w:r>
+          </w:p>
+        </w:tc>
+        <w:tc>
+          <w:tcPr>
+            <w:tcW w:w="0" w:type="auto"/>
+          </w:tcPr>
+          <w:p>
+            <w:pPr>
+              <w:widowControl w:val="0"/>
+              <w:autoSpaceDE w:val="0"/>
+              <w:autoSpaceDN w:val="0"/>
+              <w:adjustRightInd w:val="0"/>
+              <w:cnfStyle w:val="000000100000" w:firstRow="0" w:lastRow="0" w:firstColumn="0" w:lastColumn="0" w:oddVBand="0" w:evenVBand="0" w:oddHBand="1" w:evenHBand="0" w:firstRowFirstColumn="0" w:firstRowLastColumn="0" w:lastRowFirstColumn="0" w:lastRowLastColumn="0"/>
+              <w:rPr>
+                <w:rFonts w:ascii="Calibri" w:hAnsi="Calibri" w:cs="Calibri"/>
+                <w:color w:val="000000"/>
+                <w:kern w:val="0"/>
+              </w:rPr>
+            </w:pPr>
+            <w:r>
+              <w:rPr>
+                <w:rFonts w:ascii="Calibri" w:hAnsi="Calibri" w:cs="Calibri"/>
+                <w:color w:val="000000"/>
+                <w:kern w:val="0"/>
+              </w:rPr>
+              <w:t>Aurora</w:t>
+            </w:r>
+          </w:p>
+        </w:tc>
+        <w:tc>
+          <w:tcPr>
+            <w:cnfStyle w:val="000010000000" w:firstRow="0" w:lastRow="0" w:firstColumn="0" w:lastColumn="0" w:oddVBand="1" w:evenVBand="0" w:oddHBand="0" w:evenHBand="0" w:firstRowFirstColumn="0" w:firstRowLastColumn="0" w:lastRowFirstColumn="0" w:lastRowLastColumn="0"/>
+            <w:tcW w:w="0" w:type="auto"/>
+          </w:tcPr>
+          <w:p>
+            <w:pPr>
+              <w:widowControl w:val="0"/>
+              <w:autoSpaceDE w:val="0"/>
+              <w:autoSpaceDN w:val="0"/>
+              <w:adjustRightInd w:val="0"/>
+              <w:rPr>
+                <w:rFonts w:ascii="Calibri" w:hAnsi="Calibri" w:cs="Calibri"/>
+                <w:color w:val="000000"/>
+                <w:kern w:val="0"/>
+              </w:rPr>
+            </w:pPr>
+            <w:r>
+              <w:rPr>
+                <w:rFonts w:ascii="Calibri" w:hAnsi="Calibri" w:cs="Calibri"/>
+                <w:color w:val="000000"/>
+                <w:kern w:val="0"/>
+              </w:rPr>
+              <w:t>CO</w:t>
+            </w:r>
+          </w:p>
+        </w:tc>
+      </w:tr>
+      <w:tr>
+        <w:trPr>
+          <w:trHeight w:val="300"/>
+          <w:jc w:val="center"/>
+        </w:trPr>
+        <w:tc>
+          <w:tcPr>
+            <w:cnfStyle w:val="000010000000" w:firstRow="0" w:lastRow="0" w:firstColumn="0" w:lastColumn="0" w:oddVBand="1" w:evenVBand="0" w:oddHBand="0" w:evenHBand="0" w:firstRowFirstColumn="0" w:firstRowLastColumn="0" w:lastRowFirstColumn="0" w:lastRowLastColumn="0"/>
+            <w:tcW w:w="0" w:type="auto"/>
+          </w:tcPr>
+          <w:p>
+            <w:pPr>
+              <w:widowControl w:val="0"/>
+              <w:autoSpaceDE w:val="0"/>
+              <w:autoSpaceDN w:val="0"/>
+              <w:adjustRightInd w:val="0"/>
+              <w:rPr>
+                <w:rFonts w:ascii="Calibri" w:hAnsi="Calibri" w:cs="Calibri"/>
+                <w:color w:val="000000"/>
+                <w:kern w:val="0"/>
+              </w:rPr>
+            </w:pPr>
+            <w:r>
+              <w:rPr>
+                <w:rFonts w:ascii="Calibri" w:hAnsi="Calibri" w:cs="Calibri"/>
+                <w:color w:val="000000"/>
+                <w:kern w:val="0"/>
+              </w:rPr>
+              <w:t>403 Central Blvd</w:t>
+            </w:r>
+          </w:p>
+        </w:tc>
+        <w:tc>
+          <w:tcPr>
+            <w:tcW w:w="0" w:type="auto"/>
+          </w:tcPr>
+          <w:p>
+            <w:pPr>
+              <w:widowControl w:val="0"/>
+              <w:autoSpaceDE w:val="0"/>
+              <w:autoSpaceDN w:val="0"/>
+              <w:adjustRightInd w:val="0"/>
+              <w:cnfStyle w:val="000000000000" w:firstRow="0" w:lastRow="0" w:firstColumn="0" w:lastColumn="0" w:oddVBand="0" w:evenVBand="0" w:oddHBand="0" w:evenHBand="0" w:firstRowFirstColumn="0" w:firstRowLastColumn="0" w:lastRowFirstColumn="0" w:lastRowLastColumn="0"/>
+              <w:rPr>
+                <w:rFonts w:ascii="Calibri" w:hAnsi="Calibri" w:cs="Calibri"/>
+                <w:color w:val="000000"/>
+                <w:kern w:val="0"/>
+              </w:rPr>
+            </w:pPr>
+            <w:r>
+              <w:rPr>
+                <w:rFonts w:ascii="Calibri" w:hAnsi="Calibri" w:cs="Calibri"/>
+                <w:color w:val="000000"/>
+                <w:kern w:val="0"/>
+              </w:rPr>
+              <w:t>Albuquerque</w:t>
+            </w:r>
+          </w:p>
+        </w:tc>
+        <w:tc>
+          <w:tcPr>
+            <w:cnfStyle w:val="000010000000" w:firstRow="0" w:lastRow="0" w:firstColumn="0" w:lastColumn="0" w:oddVBand="1" w:evenVBand="0" w:oddHBand="0" w:evenHBand="0" w:firstRowFirstColumn="0" w:firstRowLastColumn="0" w:lastRowFirstColumn="0" w:lastRowLastColumn="0"/>
+            <w:tcW w:w="0" w:type="auto"/>
+          </w:tcPr>
+          <w:p>
+            <w:pPr>
+              <w:widowControl w:val="0"/>
+              <w:autoSpaceDE w:val="0"/>
+              <w:autoSpaceDN w:val="0"/>
+              <w:adjustRightInd w:val="0"/>
+              <w:rPr>
+                <w:rFonts w:ascii="Calibri" w:hAnsi="Calibri" w:cs="Calibri"/>
+                <w:color w:val="000000"/>
+                <w:kern w:val="0"/>
+              </w:rPr>
+            </w:pPr>
+            <w:r>
+              <w:rPr>
+                <w:rFonts w:ascii="Calibri" w:hAnsi="Calibri" w:cs="Calibri"/>
+                <w:color w:val="000000"/>
+                <w:kern w:val="0"/>
+              </w:rPr>
+              <w:t>NM</w:t>
+            </w:r>
+          </w:p>
+        </w:tc>
+      </w:tr>
+      <w:tr>
+        <w:trPr>
+          <w:cnfStyle w:val="000000100000" w:firstRow="0" w:lastRow="0" w:firstColumn="0" w:lastColumn="0" w:oddVBand="0" w:evenVBand="0" w:oddHBand="1" w:evenHBand="0" w:firstRowFirstColumn="0" w:firstRowLastColumn="0" w:lastRowFirstColumn="0" w:lastRowLastColumn="0"/>
+          <w:trHeight w:val="300"/>
+          <w:jc w:val="center"/>
+        </w:trPr>
+        <w:tc>
+          <w:tcPr>
+            <w:cnfStyle w:val="000010000000" w:firstRow="0" w:lastRow="0" w:firstColumn="0" w:lastColumn="0" w:oddVBand="1" w:evenVBand="0" w:oddHBand="0" w:evenHBand="0" w:firstRowFirstColumn="0" w:firstRowLastColumn="0" w:lastRowFirstColumn="0" w:lastRowLastColumn="0"/>
+            <w:tcW w:w="0" w:type="auto"/>
+          </w:tcPr>
+          <w:p>
+            <w:pPr>
+              <w:widowControl w:val="0"/>
+              <w:autoSpaceDE w:val="0"/>
+              <w:autoSpaceDN w:val="0"/>
+              <w:adjustRightInd w:val="0"/>
+              <w:rPr>
+                <w:rFonts w:ascii="Calibri" w:hAnsi="Calibri" w:cs="Calibri"/>
+                <w:color w:val="000000"/>
+                <w:kern w:val="0"/>
+              </w:rPr>
+            </w:pPr>
+            <w:r>
+              <w:rPr>
+                <w:rFonts w:ascii="Calibri" w:hAnsi="Calibri" w:cs="Calibri"/>
+                <w:color w:val="000000"/>
+                <w:kern w:val="0"/>
+              </w:rPr>
+              <w:t>52792 Greenfield</w:t>
+            </w:r>
+          </w:p>
+        </w:tc>
+        <w:tc>
+          <w:tcPr>
+            <w:tcW w:w="0" w:type="auto"/>
+          </w:tcPr>
+          <w:p>
+            <w:pPr>
+              <w:widowControl w:val="0"/>
+              <w:autoSpaceDE w:val="0"/>
+              <w:autoSpaceDN w:val="0"/>
+              <w:adjustRightInd w:val="0"/>
+              <w:cnfStyle w:val="000000100000" w:firstRow="0" w:lastRow="0" w:firstColumn="0" w:lastColumn="0" w:oddVBand="0" w:evenVBand="0" w:oddHBand="1" w:evenHBand="0" w:firstRowFirstColumn="0" w:firstRowLastColumn="0" w:lastRowFirstColumn="0" w:lastRowLastColumn="0"/>
+              <w:rPr>
+                <w:rFonts w:ascii="Calibri" w:hAnsi="Calibri" w:cs="Calibri"/>
+                <w:color w:val="000000"/>
+                <w:kern w:val="0"/>
+              </w:rPr>
+            </w:pPr>
+            <w:r>
+              <w:rPr>
+                <w:rFonts w:ascii="Calibri" w:hAnsi="Calibri" w:cs="Calibri"/>
+                <w:color w:val="000000"/>
+                <w:kern w:val="0"/>
+              </w:rPr>
+              <w:t>Taos</w:t>
+            </w:r>
+          </w:p>
+        </w:tc>
+        <w:tc>
+          <w:tcPr>
+            <w:cnfStyle w:val="000010000000" w:firstRow="0" w:lastRow="0" w:firstColumn="0" w:lastColumn="0" w:oddVBand="1" w:evenVBand="0" w:oddHBand="0" w:evenHBand="0" w:firstRowFirstColumn="0" w:firstRowLastColumn="0" w:lastRowFirstColumn="0" w:lastRowLastColumn="0"/>
+            <w:tcW w:w="0" w:type="auto"/>
+          </w:tcPr>
+          <w:p>
+            <w:pPr>
+              <w:widowControl w:val="0"/>
+              <w:autoSpaceDE w:val="0"/>
+              <w:autoSpaceDN w:val="0"/>
+              <w:adjustRightInd w:val="0"/>
+              <w:rPr>
+                <w:rFonts w:ascii="Calibri" w:hAnsi="Calibri" w:cs="Calibri"/>
+                <w:color w:val="000000"/>
+                <w:kern w:val="0"/>
+              </w:rPr>
+            </w:pPr>
+            <w:r>
+              <w:rPr>
+                <w:rFonts w:ascii="Calibri" w:hAnsi="Calibri" w:cs="Calibri"/>
+                <w:color w:val="000000"/>
+                <w:kern w:val="0"/>
+              </w:rPr>
+              <w:t>NM</w:t>
+            </w:r>
+          </w:p>
+        </w:tc>
+      </w:tr>
+      <w:tr>
+        <w:trPr>
+          <w:trHeight w:val="300"/>
+          <w:jc w:val="center"/>
+        </w:trPr>
+        <w:tc>
+          <w:tcPr>
+            <w:cnfStyle w:val="000010000000" w:firstRow="0" w:lastRow="0" w:firstColumn="0" w:lastColumn="0" w:oddVBand="1" w:evenVBand="0" w:oddHBand="0" w:evenHBand="0" w:firstRowFirstColumn="0" w:firstRowLastColumn="0" w:lastRowFirstColumn="0" w:lastRowLastColumn="0"/>
+            <w:tcW w:w="0" w:type="auto"/>
+          </w:tcPr>
+          <w:p>
+            <w:pPr>
+              <w:widowControl w:val="0"/>
+              <w:autoSpaceDE w:val="0"/>
+              <w:autoSpaceDN w:val="0"/>
+              <w:adjustRightInd w:val="0"/>
+              <w:rPr>
+                <w:rFonts w:ascii="Calibri" w:hAnsi="Calibri" w:cs="Calibri"/>
+                <w:color w:val="000000"/>
+                <w:kern w:val="0"/>
+              </w:rPr>
+            </w:pPr>
+            <w:r>
+              <w:rPr>
+                <w:rFonts w:ascii="Calibri" w:hAnsi="Calibri" w:cs="Calibri"/>
+                <w:color w:val="000000"/>
+                <w:kern w:val="0"/>
+              </w:rPr>
+              <w:t>7303 Spring Blvd</w:t>
+            </w:r>
+          </w:p>
+        </w:tc>
+        <w:tc>
+          <w:tcPr>
+            <w:tcW w:w="0" w:type="auto"/>
+          </w:tcPr>
+          <w:p>
+            <w:pPr>
+              <w:widowControl w:val="0"/>
+              <w:autoSpaceDE w:val="0"/>
+              <w:autoSpaceDN w:val="0"/>
+              <w:adjustRightInd w:val="0"/>
+              <w:cnfStyle w:val="000000000000" w:firstRow="0" w:lastRow="0" w:firstColumn="0" w:lastColumn="0" w:oddVBand="0" w:evenVBand="0" w:oddHBand="0" w:evenHBand="0" w:firstRowFirstColumn="0" w:firstRowLastColumn="0" w:lastRowFirstColumn="0" w:lastRowLastColumn="0"/>
+              <w:rPr>
+                <w:rFonts w:ascii="Calibri" w:hAnsi="Calibri" w:cs="Calibri"/>
+                <w:color w:val="000000"/>
+                <w:kern w:val="0"/>
+              </w:rPr>
+            </w:pPr>
+            <w:r>
+              <w:rPr>
+                <w:rFonts w:ascii="Calibri" w:hAnsi="Calibri" w:cs="Calibri"/>
+                <w:color w:val="000000"/>
+                <w:kern w:val="0"/>
+              </w:rPr>
+              <w:t>Santa Fe</w:t>
+            </w:r>
+          </w:p>
+        </w:tc>
+        <w:tc>
+          <w:tcPr>
+            <w:cnfStyle w:val="000010000000" w:firstRow="0" w:lastRow="0" w:firstColumn="0" w:lastColumn="0" w:oddVBand="1" w:evenVBand="0" w:oddHBand="0" w:evenHBand="0" w:firstRowFirstColumn="0" w:firstRowLastColumn="0" w:lastRowFirstColumn="0" w:lastRowLastColumn="0"/>
+            <w:tcW w:w="0" w:type="auto"/>
+          </w:tcPr>
+          <w:p>
+            <w:pPr>
+              <w:widowControl w:val="0"/>
+              <w:autoSpaceDE w:val="0"/>
+              <w:autoSpaceDN w:val="0"/>
+              <w:adjustRightInd w:val="0"/>
+              <w:rPr>
+                <w:rFonts w:ascii="Calibri" w:hAnsi="Calibri" w:cs="Calibri"/>
+                <w:color w:val="000000"/>
+                <w:kern w:val="0"/>
+              </w:rPr>
+            </w:pPr>
+            <w:r>
+              <w:rPr>
+                <w:rFonts w:ascii="Calibri" w:hAnsi="Calibri" w:cs="Calibri"/>
+                <w:color w:val="000000"/>
+                <w:kern w:val="0"/>
+              </w:rPr>
+              <w:t>NM</w:t>
+            </w:r>
+          </w:p>
+        </w:tc>
+      </w:tr>
+      <w:tr>
+        <w:trPr>
+          <w:cnfStyle w:val="000000100000" w:firstRow="0" w:lastRow="0" w:firstColumn="0" w:lastColumn="0" w:oddVBand="0" w:evenVBand="0" w:oddHBand="1" w:evenHBand="0" w:firstRowFirstColumn="0" w:firstRowLastColumn="0" w:lastRowFirstColumn="0" w:lastRowLastColumn="0"/>
+          <w:trHeight w:val="300"/>
+          <w:jc w:val="center"/>
+        </w:trPr>
+        <w:tc>
+          <w:tcPr>
+            <w:cnfStyle w:val="000010000000" w:firstRow="0" w:lastRow="0" w:firstColumn="0" w:lastColumn="0" w:oddVBand="1" w:evenVBand="0" w:oddHBand="0" w:evenHBand="0" w:firstRowFirstColumn="0" w:firstRowLastColumn="0" w:lastRowFirstColumn="0" w:lastRowLastColumn="0"/>
+            <w:tcW w:w="0" w:type="auto"/>
+          </w:tcPr>
+          <w:p>
+            <w:pPr>
+              <w:widowControl w:val="0"/>
+              <w:autoSpaceDE w:val="0"/>
+              <w:autoSpaceDN w:val="0"/>
+              <w:adjustRightInd w:val="0"/>
+              <w:rPr>
+                <w:rFonts w:ascii="Calibri" w:hAnsi="Calibri" w:cs="Calibri"/>
+                <w:color w:val="000000"/>
+                <w:kern w:val="0"/>
+              </w:rPr>
+            </w:pPr>
+            <w:r>
+              <w:rPr>
+                <w:rFonts w:ascii="Calibri" w:hAnsi="Calibri" w:cs="Calibri"/>
+                <w:color w:val="000000"/>
+                <w:kern w:val="0"/>
+              </w:rPr>
+              <w:t>8692 Garden Blvd</w:t>
+            </w:r>
+          </w:p>
+        </w:tc>
+        <w:tc>
+          <w:tcPr>
+            <w:tcW w:w="0" w:type="auto"/>
+          </w:tcPr>
+          <w:p>
+            <w:pPr>
+              <w:widowControl w:val="0"/>
+              <w:autoSpaceDE w:val="0"/>
+              <w:autoSpaceDN w:val="0"/>
+              <w:adjustRightInd w:val="0"/>
+              <w:cnfStyle w:val="000000100000" w:firstRow="0" w:lastRow="0" w:firstColumn="0" w:lastColumn="0" w:oddVBand="0" w:evenVBand="0" w:oddHBand="1" w:evenHBand="0" w:firstRowFirstColumn="0" w:firstRowLastColumn="0" w:lastRowFirstColumn="0" w:lastRowLastColumn="0"/>
+              <w:rPr>
+                <w:rFonts w:ascii="Calibri" w:hAnsi="Calibri" w:cs="Calibri"/>
+                <w:color w:val="000000"/>
+                <w:kern w:val="0"/>
+              </w:rPr>
+            </w:pPr>
+            <w:r>
+              <w:rPr>
+                <w:rFonts w:ascii="Calibri" w:hAnsi="Calibri" w:cs="Calibri"/>
+                <w:color w:val="000000"/>
+                <w:kern w:val="0"/>
+              </w:rPr>
+              <w:t>Gallup</w:t>
+            </w:r>
+          </w:p>
+        </w:tc>
+        <w:tc>
+          <w:tcPr>
+            <w:cnfStyle w:val="000010000000" w:firstRow="0" w:lastRow="0" w:firstColumn="0" w:lastColumn="0" w:oddVBand="1" w:evenVBand="0" w:oddHBand="0" w:evenHBand="0" w:firstRowFirstColumn="0" w:firstRowLastColumn="0" w:lastRowFirstColumn="0" w:lastRowLastColumn="0"/>
+            <w:tcW w:w="0" w:type="auto"/>
+          </w:tcPr>
+          <w:p>
+            <w:pPr>
+              <w:widowControl w:val="0"/>
+              <w:autoSpaceDE w:val="0"/>
+              <w:autoSpaceDN w:val="0"/>
+              <w:adjustRightInd w:val="0"/>
+              <w:rPr>
+                <w:rFonts w:ascii="Calibri" w:hAnsi="Calibri" w:cs="Calibri"/>
+                <w:color w:val="000000"/>
+                <w:kern w:val="0"/>
+              </w:rPr>
+            </w:pPr>
+            <w:r>
+              <w:rPr>
+                <w:rFonts w:ascii="Calibri" w:hAnsi="Calibri" w:cs="Calibri"/>
+                <w:color w:val="000000"/>
+                <w:kern w:val="0"/>
+              </w:rPr>
+              <w:t>NM</w:t>
+            </w:r>
+          </w:p>
+        </w:tc>
+      </w:tr>
+      <w:tr>
+        <w:trPr>
+          <w:trHeight w:val="300"/>
+          <w:jc w:val="center"/>
+        </w:trPr>
+        <w:tc>
+          <w:tcPr>
+            <w:cnfStyle w:val="000010000000" w:firstRow="0" w:lastRow="0" w:firstColumn="0" w:lastColumn="0" w:oddVBand="1" w:evenVBand="0" w:oddHBand="0" w:evenHBand="0" w:firstRowFirstColumn="0" w:firstRowLastColumn="0" w:lastRowFirstColumn="0" w:lastRowLastColumn="0"/>
+            <w:tcW w:w="0" w:type="auto"/>
+          </w:tcPr>
+          <w:p>
+            <w:pPr>
+              <w:widowControl w:val="0"/>
+              <w:autoSpaceDE w:val="0"/>
+              <w:autoSpaceDN w:val="0"/>
+              <w:adjustRightInd w:val="0"/>
+              <w:rPr>
+                <w:rFonts w:ascii="Calibri" w:hAnsi="Calibri" w:cs="Calibri"/>
+                <w:color w:val="000000"/>
+                <w:kern w:val="0"/>
+              </w:rPr>
+            </w:pPr>
+            <w:r>
+              <w:rPr>
+                <w:rFonts w:ascii="Calibri" w:hAnsi="Calibri" w:cs="Calibri"/>
+                <w:color w:val="000000"/>
+                <w:kern w:val="0"/>
+              </w:rPr>
+              <w:t>8851 Skyline Blvd</w:t>
+            </w:r>
+          </w:p>
+        </w:tc>
+        <w:tc>
+          <w:tcPr>
+            <w:tcW w:w="0" w:type="auto"/>
+          </w:tcPr>
+          <w:p>
+            <w:pPr>
+              <w:widowControl w:val="0"/>
+              <w:autoSpaceDE w:val="0"/>
+              <w:autoSpaceDN w:val="0"/>
+              <w:adjustRightInd w:val="0"/>
+              <w:cnfStyle w:val="000000000000" w:firstRow="0" w:lastRow="0" w:firstColumn="0" w:lastColumn="0" w:oddVBand="0" w:evenVBand="0" w:oddHBand="0" w:evenHBand="0" w:firstRowFirstColumn="0" w:firstRowLastColumn="0" w:lastRowFirstColumn="0" w:lastRowLastColumn="0"/>
+              <w:rPr>
+                <w:rFonts w:ascii="Calibri" w:hAnsi="Calibri" w:cs="Calibri"/>
+                <w:color w:val="000000"/>
+                <w:kern w:val="0"/>
+              </w:rPr>
+            </w:pPr>
+            <w:r>
+              <w:rPr>
+                <w:rFonts w:ascii="Calibri" w:hAnsi="Calibri" w:cs="Calibri"/>
+                <w:color w:val="000000"/>
+                <w:kern w:val="0"/>
+              </w:rPr>
+              <w:t>Albuquerque</w:t>
+            </w:r>
+          </w:p>
+        </w:tc>
+        <w:tc>
+          <w:tcPr>
+            <w:cnfStyle w:val="000010000000" w:firstRow="0" w:lastRow="0" w:firstColumn="0" w:lastColumn="0" w:oddVBand="1" w:evenVBand="0" w:oddHBand="0" w:evenHBand="0" w:firstRowFirstColumn="0" w:firstRowLastColumn="0" w:lastRowFirstColumn="0" w:lastRowLastColumn="0"/>
+            <w:tcW w:w="0" w:type="auto"/>
+          </w:tcPr>
+          <w:p>
+            <w:pPr>
+              <w:widowControl w:val="0"/>
+              <w:autoSpaceDE w:val="0"/>
+              <w:autoSpaceDN w:val="0"/>
+              <w:adjustRightInd w:val="0"/>
+              <w:rPr>
+                <w:rFonts w:ascii="Calibri" w:hAnsi="Calibri" w:cs="Calibri"/>
+                <w:color w:val="000000"/>
+                <w:kern w:val="0"/>
+              </w:rPr>
+            </w:pPr>
+            <w:r>
+              <w:rPr>
+                <w:rFonts w:ascii="Calibri" w:hAnsi="Calibri" w:cs="Calibri"/>
+                <w:color w:val="000000"/>
+                <w:kern w:val="0"/>
+              </w:rPr>
+              <w:t>NM</w:t>
+            </w:r>
+          </w:p>
+        </w:tc>
+      </w:tr>
+      <w:tr>
+        <w:trPr>
+          <w:cnfStyle w:val="000000100000" w:firstRow="0" w:lastRow="0" w:firstColumn="0" w:lastColumn="0" w:oddVBand="0" w:evenVBand="0" w:oddHBand="1" w:evenHBand="0" w:firstRowFirstColumn="0" w:firstRowLastColumn="0" w:lastRowFirstColumn="0" w:lastRowLastColumn="0"/>
+          <w:trHeight w:val="300"/>
+          <w:jc w:val="center"/>
+        </w:trPr>
+        <w:tc>
+          <w:tcPr>
+            <w:cnfStyle w:val="000010000000" w:firstRow="0" w:lastRow="0" w:firstColumn="0" w:lastColumn="0" w:oddVBand="1" w:evenVBand="0" w:oddHBand="0" w:evenHBand="0" w:firstRowFirstColumn="0" w:firstRowLastColumn="0" w:lastRowFirstColumn="0" w:lastRowLastColumn="0"/>
+            <w:tcW w:w="0" w:type="auto"/>
+          </w:tcPr>
+          <w:p>
+            <w:pPr>
+              <w:widowControl w:val="0"/>
+              <w:autoSpaceDE w:val="0"/>
+              <w:autoSpaceDN w:val="0"/>
+              <w:adjustRightInd w:val="0"/>
+              <w:rPr>
+                <w:rFonts w:ascii="Calibri" w:hAnsi="Calibri" w:cs="Calibri"/>
+                <w:color w:val="000000"/>
+                <w:kern w:val="0"/>
+              </w:rPr>
+            </w:pPr>
+            <w:r>
+              <w:rPr>
+                <w:rFonts w:ascii="Calibri" w:hAnsi="Calibri" w:cs="Calibri"/>
+                <w:color w:val="000000"/>
+                <w:kern w:val="0"/>
+              </w:rPr>
+              <w:t>10 East Blvd</w:t>
+            </w:r>
+          </w:p>
+        </w:tc>
+        <w:tc>
+          <w:tcPr>
+            <w:tcW w:w="0" w:type="auto"/>
+          </w:tcPr>
+          <w:p>
+            <w:pPr>
+              <w:widowControl w:val="0"/>
+              <w:autoSpaceDE w:val="0"/>
+              <w:autoSpaceDN w:val="0"/>
+              <w:adjustRightInd w:val="0"/>
+              <w:cnfStyle w:val="000000100000" w:firstRow="0" w:lastRow="0" w:firstColumn="0" w:lastColumn="0" w:oddVBand="0" w:evenVBand="0" w:oddHBand="1" w:evenHBand="0" w:firstRowFirstColumn="0" w:firstRowLastColumn="0" w:lastRowFirstColumn="0" w:lastRowLastColumn="0"/>
+              <w:rPr>
+                <w:rFonts w:ascii="Calibri" w:hAnsi="Calibri" w:cs="Calibri"/>
+                <w:color w:val="000000"/>
+                <w:kern w:val="0"/>
+              </w:rPr>
+            </w:pPr>
+            <w:r>
+              <w:rPr>
+                <w:rFonts w:ascii="Calibri" w:hAnsi="Calibri" w:cs="Calibri"/>
+                <w:color w:val="000000"/>
+                <w:kern w:val="0"/>
+              </w:rPr>
+              <w:t>Portland</w:t>
+            </w:r>
+          </w:p>
+        </w:tc>
+        <w:tc>
+          <w:tcPr>
+            <w:cnfStyle w:val="000010000000" w:firstRow="0" w:lastRow="0" w:firstColumn="0" w:lastColumn="0" w:oddVBand="1" w:evenVBand="0" w:oddHBand="0" w:evenHBand="0" w:firstRowFirstColumn="0" w:firstRowLastColumn="0" w:lastRowFirstColumn="0" w:lastRowLastColumn="0"/>
+            <w:tcW w:w="0" w:type="auto"/>
+          </w:tcPr>
+          <w:p>
+            <w:pPr>
+              <w:widowControl w:val="0"/>
+              <w:autoSpaceDE w:val="0"/>
+              <w:autoSpaceDN w:val="0"/>
+              <w:adjustRightInd w:val="0"/>
+              <w:rPr>
+                <w:rFonts w:ascii="Calibri" w:hAnsi="Calibri" w:cs="Calibri"/>
+                <w:color w:val="000000"/>
+                <w:kern w:val="0"/>
+              </w:rPr>
+            </w:pPr>
+            <w:r>
+              <w:rPr>
+                <w:rFonts w:ascii="Calibri" w:hAnsi="Calibri" w:cs="Calibri"/>
+                <w:color w:val="000000"/>
+                <w:kern w:val="0"/>
+              </w:rPr>
+              <w:t>OR</w:t>
+            </w:r>
+          </w:p>
+        </w:tc>
+      </w:tr>
+      <w:tr>
+        <w:trPr>
+          <w:trHeight w:val="300"/>
+          <w:jc w:val="center"/>
+        </w:trPr>
+        <w:tc>
+          <w:tcPr>
+            <w:cnfStyle w:val="000010000000" w:firstRow="0" w:lastRow="0" w:firstColumn="0" w:lastColumn="0" w:oddVBand="1" w:evenVBand="0" w:oddHBand="0" w:evenHBand="0" w:firstRowFirstColumn="0" w:firstRowLastColumn="0" w:lastRowFirstColumn="0" w:lastRowLastColumn="0"/>
+            <w:tcW w:w="0" w:type="auto"/>
+          </w:tcPr>
+          <w:p>
+            <w:pPr>
+              <w:widowControl w:val="0"/>
+              <w:autoSpaceDE w:val="0"/>
+              <w:autoSpaceDN w:val="0"/>
+              <w:adjustRightInd w:val="0"/>
+              <w:rPr>
+                <w:rFonts w:ascii="Calibri" w:hAnsi="Calibri" w:cs="Calibri"/>
+                <w:color w:val="000000"/>
+                <w:kern w:val="0"/>
+              </w:rPr>
+            </w:pPr>
+            <w:r>
+              <w:rPr>
+                <w:rFonts w:ascii="Calibri" w:hAnsi="Calibri" w:cs="Calibri"/>
+                <w:color w:val="000000"/>
+                <w:kern w:val="0"/>
+              </w:rPr>
+              <w:t>403 State Blvd</w:t>
+            </w:r>
+          </w:p>
+        </w:tc>
+        <w:tc>
+          <w:tcPr>
+            <w:tcW w:w="0" w:type="auto"/>
+          </w:tcPr>
+          <w:p>
+            <w:pPr>
+              <w:widowControl w:val="0"/>
+              <w:autoSpaceDE w:val="0"/>
+              <w:autoSpaceDN w:val="0"/>
+              <w:adjustRightInd w:val="0"/>
+              <w:cnfStyle w:val="000000000000" w:firstRow="0" w:lastRow="0" w:firstColumn="0" w:lastColumn="0" w:oddVBand="0" w:evenVBand="0" w:oddHBand="0" w:evenHBand="0" w:firstRowFirstColumn="0" w:firstRowLastColumn="0" w:lastRowFirstColumn="0" w:lastRowLastColumn="0"/>
+              <w:rPr>
+                <w:rFonts w:ascii="Calibri" w:hAnsi="Calibri" w:cs="Calibri"/>
+                <w:color w:val="000000"/>
+                <w:kern w:val="0"/>
+              </w:rPr>
+            </w:pPr>
+            <w:r>
+              <w:rPr>
+                <w:rFonts w:ascii="Calibri" w:hAnsi="Calibri" w:cs="Calibri"/>
+                <w:color w:val="000000"/>
+                <w:kern w:val="0"/>
+              </w:rPr>
+              <w:t>Salem</w:t>
+            </w:r>
+          </w:p>
+        </w:tc>
+        <w:tc>
+          <w:tcPr>
+            <w:cnfStyle w:val="000010000000" w:firstRow="0" w:lastRow="0" w:firstColumn="0" w:lastColumn="0" w:oddVBand="1" w:evenVBand="0" w:oddHBand="0" w:evenHBand="0" w:firstRowFirstColumn="0" w:firstRowLastColumn="0" w:lastRowFirstColumn="0" w:lastRowLastColumn="0"/>
+            <w:tcW w:w="0" w:type="auto"/>
+          </w:tcPr>
+          <w:p>
+            <w:pPr>
+              <w:widowControl w:val="0"/>
+              <w:autoSpaceDE w:val="0"/>
+              <w:autoSpaceDN w:val="0"/>
+              <w:adjustRightInd w:val="0"/>
+              <w:rPr>
+                <w:rFonts w:ascii="Calibri" w:hAnsi="Calibri" w:cs="Calibri"/>
+                <w:color w:val="000000"/>
+                <w:kern w:val="0"/>
+              </w:rPr>
+            </w:pPr>
+            <w:r>
+              <w:rPr>
+                <w:rFonts w:ascii="Calibri" w:hAnsi="Calibri" w:cs="Calibri"/>
+                <w:color w:val="000000"/>
+                <w:kern w:val="0"/>
+              </w:rPr>
+              <w:t>OR</w:t>
+            </w:r>
+          </w:p>
+        </w:tc>
+      </w:tr>
+      <w:tr>
+        <w:trPr>
+          <w:cnfStyle w:val="000000100000" w:firstRow="0" w:lastRow="0" w:firstColumn="0" w:lastColumn="0" w:oddVBand="0" w:evenVBand="0" w:oddHBand="1" w:evenHBand="0" w:firstRowFirstColumn="0" w:firstRowLastColumn="0" w:lastRowFirstColumn="0" w:lastRowLastColumn="0"/>
+          <w:trHeight w:val="300"/>
+          <w:jc w:val="center"/>
+        </w:trPr>
+        <w:tc>
+          <w:tcPr>
+            <w:cnfStyle w:val="000010000000" w:firstRow="0" w:lastRow="0" w:firstColumn="0" w:lastColumn="0" w:oddVBand="1" w:evenVBand="0" w:oddHBand="0" w:evenHBand="0" w:firstRowFirstColumn="0" w:firstRowLastColumn="0" w:lastRowFirstColumn="0" w:lastRowLastColumn="0"/>
+            <w:tcW w:w="0" w:type="auto"/>
+          </w:tcPr>
+          <w:p>
+            <w:pPr>
+              <w:widowControl w:val="0"/>
+              <w:autoSpaceDE w:val="0"/>
+              <w:autoSpaceDN w:val="0"/>
+              <w:adjustRightInd w:val="0"/>
+              <w:rPr>
+                <w:rFonts w:ascii="Calibri" w:hAnsi="Calibri" w:cs="Calibri"/>
+                <w:color w:val="000000"/>
+                <w:kern w:val="0"/>
+              </w:rPr>
+            </w:pPr>
+            <w:r>
+              <w:rPr>
+                <w:rFonts w:ascii="Calibri" w:hAnsi="Calibri" w:cs="Calibri"/>
+                <w:color w:val="000000"/>
+                <w:kern w:val="0"/>
+              </w:rPr>
+              <w:t>692 Lilly Blvd</w:t>
+            </w:r>
+          </w:p>
+        </w:tc>
+        <w:tc>
+          <w:tcPr>
+            <w:tcW w:w="0" w:type="auto"/>
+          </w:tcPr>
+          <w:p>
+            <w:pPr>
+              <w:widowControl w:val="0"/>
+              <w:autoSpaceDE w:val="0"/>
+              <w:autoSpaceDN w:val="0"/>
+              <w:adjustRightInd w:val="0"/>
+              <w:cnfStyle w:val="000000100000" w:firstRow="0" w:lastRow="0" w:firstColumn="0" w:lastColumn="0" w:oddVBand="0" w:evenVBand="0" w:oddHBand="1" w:evenHBand="0" w:firstRowFirstColumn="0" w:firstRowLastColumn="0" w:lastRowFirstColumn="0" w:lastRowLastColumn="0"/>
+              <w:rPr>
+                <w:rFonts w:ascii="Calibri" w:hAnsi="Calibri" w:cs="Calibri"/>
+                <w:color w:val="000000"/>
+                <w:kern w:val="0"/>
+              </w:rPr>
+            </w:pPr>
+            <w:r>
+              <w:rPr>
+                <w:rFonts w:ascii="Calibri" w:hAnsi="Calibri" w:cs="Calibri"/>
+                <w:color w:val="000000"/>
+                <w:kern w:val="0"/>
+              </w:rPr>
+              <w:t>Springfield</w:t>
+            </w:r>
+          </w:p>
+        </w:tc>
+        <w:tc>
+          <w:tcPr>
+            <w:cnfStyle w:val="000010000000" w:firstRow="0" w:lastRow="0" w:firstColumn="0" w:lastColumn="0" w:oddVBand="1" w:evenVBand="0" w:oddHBand="0" w:evenHBand="0" w:firstRowFirstColumn="0" w:firstRowLastColumn="0" w:lastRowFirstColumn="0" w:lastRowLastColumn="0"/>
+            <w:tcW w:w="0" w:type="auto"/>
+          </w:tcPr>
+          <w:p>
+            <w:pPr>
+              <w:widowControl w:val="0"/>
+              <w:autoSpaceDE w:val="0"/>
+              <w:autoSpaceDN w:val="0"/>
+              <w:adjustRightInd w:val="0"/>
+              <w:rPr>
+                <w:rFonts w:ascii="Calibri" w:hAnsi="Calibri" w:cs="Calibri"/>
+                <w:color w:val="000000"/>
+                <w:kern w:val="0"/>
+              </w:rPr>
+            </w:pPr>
+            <w:r>
+              <w:rPr>
+                <w:rFonts w:ascii="Calibri" w:hAnsi="Calibri" w:cs="Calibri"/>
+                <w:color w:val="000000"/>
+                <w:kern w:val="0"/>
+              </w:rPr>
+              <w:t>OR</w:t>
+            </w:r>
+          </w:p>
+        </w:tc>
+      </w:tr>
+      <w:tr>
+        <w:trPr>
+          <w:trHeight w:val="300"/>
+          <w:jc w:val="center"/>
+        </w:trPr>
+        <w:tc>
+          <w:tcPr>
+            <w:cnfStyle w:val="000010000000" w:firstRow="0" w:lastRow="0" w:firstColumn="0" w:lastColumn="0" w:oddVBand="1" w:evenVBand="0" w:oddHBand="0" w:evenHBand="0" w:firstRowFirstColumn="0" w:firstRowLastColumn="0" w:lastRowFirstColumn="0" w:lastRowLastColumn="0"/>
+            <w:tcW w:w="0" w:type="auto"/>
+          </w:tcPr>
+          <w:p>
+            <w:pPr>
+              <w:widowControl w:val="0"/>
+              <w:autoSpaceDE w:val="0"/>
+              <w:autoSpaceDN w:val="0"/>
+              <w:adjustRightInd w:val="0"/>
+              <w:rPr>
+                <w:rFonts w:ascii="Calibri" w:hAnsi="Calibri" w:cs="Calibri"/>
+                <w:color w:val="000000"/>
+                <w:kern w:val="0"/>
+              </w:rPr>
+            </w:pPr>
+            <w:r>
+              <w:rPr>
+                <w:rFonts w:ascii="Calibri" w:hAnsi="Calibri" w:cs="Calibri"/>
+                <w:color w:val="000000"/>
+                <w:kern w:val="0"/>
+              </w:rPr>
+              <w:t>7825 Blue St</w:t>
+            </w:r>
+          </w:p>
+        </w:tc>
+        <w:tc>
+          <w:tcPr>
+            <w:tcW w:w="0" w:type="auto"/>
+          </w:tcPr>
+          <w:p>
+            <w:pPr>
+              <w:widowControl w:val="0"/>
+              <w:autoSpaceDE w:val="0"/>
+              <w:autoSpaceDN w:val="0"/>
+              <w:adjustRightInd w:val="0"/>
+              <w:cnfStyle w:val="000000000000" w:firstRow="0" w:lastRow="0" w:firstColumn="0" w:lastColumn="0" w:oddVBand="0" w:evenVBand="0" w:oddHBand="0" w:evenHBand="0" w:firstRowFirstColumn="0" w:firstRowLastColumn="0" w:lastRowFirstColumn="0" w:lastRowLastColumn="0"/>
+              <w:rPr>
+                <w:rFonts w:ascii="Calibri" w:hAnsi="Calibri" w:cs="Calibri"/>
+                <w:color w:val="000000"/>
+                <w:kern w:val="0"/>
+              </w:rPr>
+            </w:pPr>
+            <w:r>
+              <w:rPr>
+                <w:rFonts w:ascii="Calibri" w:hAnsi="Calibri" w:cs="Calibri"/>
+                <w:color w:val="000000"/>
+                <w:kern w:val="0"/>
+              </w:rPr>
+              <w:t>Portland</w:t>
+            </w:r>
+          </w:p>
+        </w:tc>
+        <w:tc>
+          <w:tcPr>
+            <w:cnfStyle w:val="000010000000" w:firstRow="0" w:lastRow="0" w:firstColumn="0" w:lastColumn="0" w:oddVBand="1" w:evenVBand="0" w:oddHBand="0" w:evenHBand="0" w:firstRowFirstColumn="0" w:firstRowLastColumn="0" w:lastRowFirstColumn="0" w:lastRowLastColumn="0"/>
+            <w:tcW w:w="0" w:type="auto"/>
+          </w:tcPr>
+          <w:p>
+            <w:pPr>
+              <w:widowControl w:val="0"/>
+              <w:autoSpaceDE w:val="0"/>
+              <w:autoSpaceDN w:val="0"/>
+              <w:adjustRightInd w:val="0"/>
+              <w:rPr>
+                <w:rFonts w:ascii="Calibri" w:hAnsi="Calibri" w:cs="Calibri"/>
+                <w:color w:val="000000"/>
+                <w:kern w:val="0"/>
+              </w:rPr>
+            </w:pPr>
+            <w:r>
+              <w:rPr>
+                <w:rFonts w:ascii="Calibri" w:hAnsi="Calibri" w:cs="Calibri"/>
+                <w:color w:val="000000"/>
+                <w:kern w:val="0"/>
+              </w:rPr>
+              <w:t>OR</w:t>
+            </w:r>
+          </w:p>
+        </w:tc>
+      </w:tr>
+      <w:tr>
+        <w:trPr>
+          <w:cnfStyle w:val="000000100000" w:firstRow="0" w:lastRow="0" w:firstColumn="0" w:lastColumn="0" w:oddVBand="0" w:evenVBand="0" w:oddHBand="1" w:evenHBand="0" w:firstRowFirstColumn="0" w:firstRowLastColumn="0" w:lastRowFirstColumn="0" w:lastRowLastColumn="0"/>
+          <w:trHeight w:val="300"/>
+          <w:jc w:val="center"/>
+        </w:trPr>
+        <w:tc>
+          <w:tcPr>
+            <w:cnfStyle w:val="000010000000" w:firstRow="0" w:lastRow="0" w:firstColumn="0" w:lastColumn="0" w:oddVBand="1" w:evenVBand="0" w:oddHBand="0" w:evenHBand="0" w:firstRowFirstColumn="0" w:firstRowLastColumn="0" w:lastRowFirstColumn="0" w:lastRowLastColumn="0"/>
+            <w:tcW w:w="0" w:type="auto"/>
+          </w:tcPr>
+          <w:p>
+            <w:pPr>
+              <w:widowControl w:val="0"/>
+              <w:autoSpaceDE w:val="0"/>
+              <w:autoSpaceDN w:val="0"/>
+              <w:adjustRightInd w:val="0"/>
+              <w:rPr>
+                <w:rFonts w:ascii="Calibri" w:hAnsi="Calibri" w:cs="Calibri"/>
+                <w:color w:val="000000"/>
+                <w:kern w:val="0"/>
+              </w:rPr>
+            </w:pPr>
+            <w:r>
+              <w:rPr>
+                <w:rFonts w:ascii="Calibri" w:hAnsi="Calibri" w:cs="Calibri"/>
+                <w:color w:val="000000"/>
+                <w:kern w:val="0"/>
+              </w:rPr>
+              <w:t>8692 Tech Blvd</w:t>
+            </w:r>
+          </w:p>
+        </w:tc>
+        <w:tc>
+          <w:tcPr>
+            <w:tcW w:w="0" w:type="auto"/>
+          </w:tcPr>
+          <w:p>
+            <w:pPr>
+              <w:widowControl w:val="0"/>
+              <w:autoSpaceDE w:val="0"/>
+              <w:autoSpaceDN w:val="0"/>
+              <w:adjustRightInd w:val="0"/>
+              <w:cnfStyle w:val="000000100000" w:firstRow="0" w:lastRow="0" w:firstColumn="0" w:lastColumn="0" w:oddVBand="0" w:evenVBand="0" w:oddHBand="1" w:evenHBand="0" w:firstRowFirstColumn="0" w:firstRowLastColumn="0" w:lastRowFirstColumn="0" w:lastRowLastColumn="0"/>
+              <w:rPr>
+                <w:rFonts w:ascii="Calibri" w:hAnsi="Calibri" w:cs="Calibri"/>
+                <w:color w:val="000000"/>
+                <w:kern w:val="0"/>
+              </w:rPr>
+            </w:pPr>
+            <w:r>
+              <w:rPr>
+                <w:rFonts w:ascii="Calibri" w:hAnsi="Calibri" w:cs="Calibri"/>
+                <w:color w:val="000000"/>
+                <w:kern w:val="0"/>
+              </w:rPr>
+              <w:t>Eugene</w:t>
+            </w:r>
+          </w:p>
+        </w:tc>
+        <w:tc>
+          <w:tcPr>
+            <w:cnfStyle w:val="000010000000" w:firstRow="0" w:lastRow="0" w:firstColumn="0" w:lastColumn="0" w:oddVBand="1" w:evenVBand="0" w:oddHBand="0" w:evenHBand="0" w:firstRowFirstColumn="0" w:firstRowLastColumn="0" w:lastRowFirstColumn="0" w:lastRowLastColumn="0"/>
+            <w:tcW w:w="0" w:type="auto"/>
+          </w:tcPr>
+          <w:p>
+            <w:pPr>
+              <w:widowControl w:val="0"/>
+              <w:autoSpaceDE w:val="0"/>
+              <w:autoSpaceDN w:val="0"/>
+              <w:adjustRightInd w:val="0"/>
+              <w:rPr>
+                <w:rFonts w:ascii="Calibri" w:hAnsi="Calibri" w:cs="Calibri"/>
+                <w:color w:val="000000"/>
+                <w:kern w:val="0"/>
+              </w:rPr>
+            </w:pPr>
+            <w:r>
+              <w:rPr>
+                <w:rFonts w:ascii="Calibri" w:hAnsi="Calibri" w:cs="Calibri"/>
+                <w:color w:val="000000"/>
+                <w:kern w:val="0"/>
+              </w:rPr>
+              <w:t>OR</w:t>
+            </w:r>
+          </w:p>
+        </w:tc>
+      </w:tr>
+      <w:tr>
+        <w:trPr>
+          <w:trHeight w:val="300"/>
+          <w:jc w:val="center"/>
+        </w:trPr>
+        <w:tc>
+          <w:tcPr>
+            <w:cnfStyle w:val="000010000000" w:firstRow="0" w:lastRow="0" w:firstColumn="0" w:lastColumn="0" w:oddVBand="1" w:evenVBand="0" w:oddHBand="0" w:evenHBand="0" w:firstRowFirstColumn="0" w:firstRowLastColumn="0" w:lastRowFirstColumn="0" w:lastRowLastColumn="0"/>
+            <w:tcW w:w="0" w:type="auto"/>
+          </w:tcPr>
+          <w:p>
+            <w:pPr>
+              <w:widowControl w:val="0"/>
+              <w:autoSpaceDE w:val="0"/>
+              <w:autoSpaceDN w:val="0"/>
+              <w:adjustRightInd w:val="0"/>
+              <w:rPr>
+                <w:rFonts w:ascii="Calibri" w:hAnsi="Calibri" w:cs="Calibri"/>
+                <w:color w:val="000000"/>
+                <w:kern w:val="0"/>
+              </w:rPr>
+            </w:pPr>
+            <w:r>
+              <w:rPr>
+                <w:rFonts w:ascii="Calibri" w:hAnsi="Calibri" w:cs="Calibri"/>
+                <w:color w:val="000000"/>
+                <w:kern w:val="0"/>
+              </w:rPr>
+              <w:t>2445 Cove St</w:t>
+            </w:r>
+          </w:p>
+        </w:tc>
+        <w:tc>
+          <w:tcPr>
+            <w:tcW w:w="0" w:type="auto"/>
+          </w:tcPr>
+          <w:p>
+            <w:pPr>
+              <w:widowControl w:val="0"/>
+              <w:autoSpaceDE w:val="0"/>
+              <w:autoSpaceDN w:val="0"/>
+              <w:adjustRightInd w:val="0"/>
+              <w:cnfStyle w:val="000000000000" w:firstRow="0" w:lastRow="0" w:firstColumn="0" w:lastColumn="0" w:oddVBand="0" w:evenVBand="0" w:oddHBand="0" w:evenHBand="0" w:firstRowFirstColumn="0" w:firstRowLastColumn="0" w:lastRowFirstColumn="0" w:lastRowLastColumn="0"/>
+              <w:rPr>
+                <w:rFonts w:ascii="Calibri" w:hAnsi="Calibri" w:cs="Calibri"/>
+                <w:color w:val="000000"/>
+                <w:kern w:val="0"/>
+              </w:rPr>
+            </w:pPr>
+            <w:r>
+              <w:rPr>
+                <w:rFonts w:ascii="Calibri" w:hAnsi="Calibri" w:cs="Calibri"/>
+                <w:color w:val="000000"/>
+                <w:kern w:val="0"/>
+              </w:rPr>
+              <w:t>Spokane</w:t>
+            </w:r>
+          </w:p>
+        </w:tc>
+        <w:tc>
+          <w:tcPr>
+            <w:cnfStyle w:val="000010000000" w:firstRow="0" w:lastRow="0" w:firstColumn="0" w:lastColumn="0" w:oddVBand="1" w:evenVBand="0" w:oddHBand="0" w:evenHBand="0" w:firstRowFirstColumn="0" w:firstRowLastColumn="0" w:lastRowFirstColumn="0" w:lastRowLastColumn="0"/>
+            <w:tcW w:w="0" w:type="auto"/>
+          </w:tcPr>
+          <w:p>
+            <w:pPr>
+              <w:widowControl w:val="0"/>
+              <w:autoSpaceDE w:val="0"/>
+              <w:autoSpaceDN w:val="0"/>
+              <w:adjustRightInd w:val="0"/>
+              <w:rPr>
+                <w:rFonts w:ascii="Calibri" w:hAnsi="Calibri" w:cs="Calibri"/>
+                <w:color w:val="000000"/>
+                <w:kern w:val="0"/>
+              </w:rPr>
+            </w:pPr>
+            <w:r>
+              <w:rPr>
+                <w:rFonts w:ascii="Calibri" w:hAnsi="Calibri" w:cs="Calibri"/>
+                <w:color w:val="000000"/>
+                <w:kern w:val="0"/>
+              </w:rPr>
+              <w:t>WA</w:t>
+            </w:r>
+          </w:p>
+        </w:tc>
+      </w:tr>
+      <w:tr>
+        <w:trPr>
+          <w:cnfStyle w:val="000000100000" w:firstRow="0" w:lastRow="0" w:firstColumn="0" w:lastColumn="0" w:oddVBand="0" w:evenVBand="0" w:oddHBand="1" w:evenHBand="0" w:firstRowFirstColumn="0" w:firstRowLastColumn="0" w:lastRowFirstColumn="0" w:lastRowLastColumn="0"/>
+          <w:trHeight w:val="300"/>
+          <w:jc w:val="center"/>
+        </w:trPr>
+        <w:tc>
+          <w:tcPr>
+            <w:cnfStyle w:val="000010000000" w:firstRow="0" w:lastRow="0" w:firstColumn="0" w:lastColumn="0" w:oddVBand="1" w:evenVBand="0" w:oddHBand="0" w:evenHBand="0" w:firstRowFirstColumn="0" w:firstRowLastColumn="0" w:lastRowFirstColumn="0" w:lastRowLastColumn="0"/>
+            <w:tcW w:w="0" w:type="auto"/>
+          </w:tcPr>
+          <w:p>
+            <w:pPr>
+              <w:widowControl w:val="0"/>
+              <w:autoSpaceDE w:val="0"/>
+              <w:autoSpaceDN w:val="0"/>
+              <w:adjustRightInd w:val="0"/>
+              <w:rPr>
+                <w:rFonts w:ascii="Calibri" w:hAnsi="Calibri" w:cs="Calibri"/>
+                <w:color w:val="000000"/>
+                <w:kern w:val="0"/>
+              </w:rPr>
+            </w:pPr>
+            <w:r>
+              <w:rPr>
+                <w:rFonts w:ascii="Calibri" w:hAnsi="Calibri" w:cs="Calibri"/>
+                <w:color w:val="000000"/>
+                <w:kern w:val="0"/>
+              </w:rPr>
+              <w:t>35725 Water Street</w:t>
+            </w:r>
+          </w:p>
+        </w:tc>
+        <w:tc>
+          <w:tcPr>
+            <w:tcW w:w="0" w:type="auto"/>
+          </w:tcPr>
+          <w:p>
+            <w:pPr>
+              <w:widowControl w:val="0"/>
+              <w:autoSpaceDE w:val="0"/>
+              <w:autoSpaceDN w:val="0"/>
+              <w:adjustRightInd w:val="0"/>
+              <w:cnfStyle w:val="000000100000" w:firstRow="0" w:lastRow="0" w:firstColumn="0" w:lastColumn="0" w:oddVBand="0" w:evenVBand="0" w:oddHBand="1" w:evenHBand="0" w:firstRowFirstColumn="0" w:firstRowLastColumn="0" w:lastRowFirstColumn="0" w:lastRowLastColumn="0"/>
+              <w:rPr>
+                <w:rFonts w:ascii="Calibri" w:hAnsi="Calibri" w:cs="Calibri"/>
+                <w:color w:val="000000"/>
+                <w:kern w:val="0"/>
+              </w:rPr>
+            </w:pPr>
+            <w:r>
+              <w:rPr>
+                <w:rFonts w:ascii="Calibri" w:hAnsi="Calibri" w:cs="Calibri"/>
+                <w:color w:val="000000"/>
+                <w:kern w:val="0"/>
+              </w:rPr>
+              <w:t>Tacoma</w:t>
+            </w:r>
+          </w:p>
+        </w:tc>
+        <w:tc>
+          <w:tcPr>
+            <w:cnfStyle w:val="000010000000" w:firstRow="0" w:lastRow="0" w:firstColumn="0" w:lastColumn="0" w:oddVBand="1" w:evenVBand="0" w:oddHBand="0" w:evenHBand="0" w:firstRowFirstColumn="0" w:firstRowLastColumn="0" w:lastRowFirstColumn="0" w:lastRowLastColumn="0"/>
+            <w:tcW w:w="0" w:type="auto"/>
+          </w:tcPr>
+          <w:p>
+            <w:pPr>
+              <w:widowControl w:val="0"/>
+              <w:autoSpaceDE w:val="0"/>
+              <w:autoSpaceDN w:val="0"/>
+              <w:adjustRightInd w:val="0"/>
+              <w:rPr>
+                <w:rFonts w:ascii="Calibri" w:hAnsi="Calibri" w:cs="Calibri"/>
+                <w:color w:val="000000"/>
+                <w:kern w:val="0"/>
+              </w:rPr>
+            </w:pPr>
+            <w:r>
+              <w:rPr>
+                <w:rFonts w:ascii="Calibri" w:hAnsi="Calibri" w:cs="Calibri"/>
+                <w:color w:val="000000"/>
+                <w:kern w:val="0"/>
+              </w:rPr>
+              <w:t>WA</w:t>
+            </w:r>
+          </w:p>
+        </w:tc>
+      </w:tr>
+      <w:tr>
+        <w:trPr>
+          <w:trHeight w:val="300"/>
+          <w:jc w:val="center"/>
+        </w:trPr>
+        <w:tc>
+          <w:tcPr>
+            <w:cnfStyle w:val="000010000000" w:firstRow="0" w:lastRow="0" w:firstColumn="0" w:lastColumn="0" w:oddVBand="1" w:evenVBand="0" w:oddHBand="0" w:evenHBand="0" w:firstRowFirstColumn="0" w:firstRowLastColumn="0" w:lastRowFirstColumn="0" w:lastRowLastColumn="0"/>
+            <w:tcW w:w="0" w:type="auto"/>
+          </w:tcPr>
+          <w:p>
+            <w:pPr>
+              <w:widowControl w:val="0"/>
+              <w:autoSpaceDE w:val="0"/>
+              <w:autoSpaceDN w:val="0"/>
+              <w:adjustRightInd w:val="0"/>
+              <w:rPr>
+                <w:rFonts w:ascii="Calibri" w:hAnsi="Calibri" w:cs="Calibri"/>
+                <w:color w:val="000000"/>
+                <w:kern w:val="0"/>
+              </w:rPr>
+            </w:pPr>
+            <w:r>
+              <w:rPr>
+                <w:rFonts w:ascii="Calibri" w:hAnsi="Calibri" w:cs="Calibri"/>
+                <w:color w:val="000000"/>
+                <w:kern w:val="0"/>
+              </w:rPr>
+              <w:t>51977 Winding Way</w:t>
+            </w:r>
+          </w:p>
+        </w:tc>
+        <w:tc>
+          <w:tcPr>
+            <w:tcW w:w="0" w:type="auto"/>
+          </w:tcPr>
+          <w:p>
+            <w:pPr>
+              <w:widowControl w:val="0"/>
+              <w:autoSpaceDE w:val="0"/>
+              <w:autoSpaceDN w:val="0"/>
+              <w:adjustRightInd w:val="0"/>
+              <w:cnfStyle w:val="000000000000" w:firstRow="0" w:lastRow="0" w:firstColumn="0" w:lastColumn="0" w:oddVBand="0" w:evenVBand="0" w:oddHBand="0" w:evenHBand="0" w:firstRowFirstColumn="0" w:firstRowLastColumn="0" w:lastRowFirstColumn="0" w:lastRowLastColumn="0"/>
+              <w:rPr>
+                <w:rFonts w:ascii="Calibri" w:hAnsi="Calibri" w:cs="Calibri"/>
+                <w:color w:val="000000"/>
+                <w:kern w:val="0"/>
+              </w:rPr>
+            </w:pPr>
+            <w:r>
+              <w:rPr>
+                <w:rFonts w:ascii="Calibri" w:hAnsi="Calibri" w:cs="Calibri"/>
+                <w:color w:val="000000"/>
+                <w:kern w:val="0"/>
+              </w:rPr>
+              <w:t>Seattle</w:t>
+            </w:r>
+          </w:p>
+        </w:tc>
+        <w:tc>
+          <w:tcPr>
+            <w:cnfStyle w:val="000010000000" w:firstRow="0" w:lastRow="0" w:firstColumn="0" w:lastColumn="0" w:oddVBand="1" w:evenVBand="0" w:oddHBand="0" w:evenHBand="0" w:firstRowFirstColumn="0" w:firstRowLastColumn="0" w:lastRowFirstColumn="0" w:lastRowLastColumn="0"/>
+            <w:tcW w:w="0" w:type="auto"/>
+          </w:tcPr>
+          <w:p>
+            <w:pPr>
+              <w:widowControl w:val="0"/>
+              <w:autoSpaceDE w:val="0"/>
+              <w:autoSpaceDN w:val="0"/>
+              <w:adjustRightInd w:val="0"/>
+              <w:rPr>
+                <w:rFonts w:ascii="Calibri" w:hAnsi="Calibri" w:cs="Calibri"/>
+                <w:color w:val="000000"/>
+                <w:kern w:val="0"/>
+              </w:rPr>
+            </w:pPr>
+            <w:r>
+              <w:rPr>
+                <w:rFonts w:ascii="Calibri" w:hAnsi="Calibri" w:cs="Calibri"/>
+                <w:color w:val="000000"/>
+                <w:kern w:val="0"/>
+              </w:rPr>
+              <w:t>WA</w:t>
+            </w:r>
+          </w:p>
+        </w:tc>
+      </w:tr>
+      <w:tr>
+        <w:trPr>
+          <w:cnfStyle w:val="000000100000" w:firstRow="0" w:lastRow="0" w:firstColumn="0" w:lastColumn="0" w:oddVBand="0" w:evenVBand="0" w:oddHBand="1" w:evenHBand="0" w:firstRowFirstColumn="0" w:firstRowLastColumn="0" w:lastRowFirstColumn="0" w:lastRowLastColumn="0"/>
+          <w:trHeight w:val="300"/>
+          <w:jc w:val="center"/>
+        </w:trPr>
+        <w:tc>
+          <w:tcPr>
+            <w:cnfStyle w:val="000010000000" w:firstRow="0" w:lastRow="0" w:firstColumn="0" w:lastColumn="0" w:oddVBand="1" w:evenVBand="0" w:oddHBand="0" w:evenHBand="0" w:firstRowFirstColumn="0" w:firstRowLastColumn="0" w:lastRowFirstColumn="0" w:lastRowLastColumn="0"/>
+            <w:tcW w:w="0" w:type="auto"/>
+          </w:tcPr>
+          <w:p>
+            <w:pPr>
+              <w:widowControl w:val="0"/>
+              <w:autoSpaceDE w:val="0"/>
+              <w:autoSpaceDN w:val="0"/>
+              <w:adjustRightInd w:val="0"/>
+              <w:rPr>
+                <w:rFonts w:ascii="Calibri" w:hAnsi="Calibri" w:cs="Calibri"/>
+                <w:color w:val="000000"/>
+                <w:kern w:val="0"/>
+              </w:rPr>
+            </w:pPr>
+            <w:r>
+              <w:rPr>
+                <w:rFonts w:ascii="Calibri" w:hAnsi="Calibri" w:cs="Calibri"/>
+                <w:color w:val="000000"/>
+                <w:kern w:val="0"/>
+              </w:rPr>
+              <w:t>7108 Main St</w:t>
+            </w:r>
+          </w:p>
+        </w:tc>
+        <w:tc>
+          <w:tcPr>
+            <w:tcW w:w="0" w:type="auto"/>
+          </w:tcPr>
+          <w:p>
+            <w:pPr>
+              <w:widowControl w:val="0"/>
+              <w:autoSpaceDE w:val="0"/>
+              <w:autoSpaceDN w:val="0"/>
+              <w:adjustRightInd w:val="0"/>
+              <w:cnfStyle w:val="000000100000" w:firstRow="0" w:lastRow="0" w:firstColumn="0" w:lastColumn="0" w:oddVBand="0" w:evenVBand="0" w:oddHBand="1" w:evenHBand="0" w:firstRowFirstColumn="0" w:firstRowLastColumn="0" w:lastRowFirstColumn="0" w:lastRowLastColumn="0"/>
+              <w:rPr>
+                <w:rFonts w:ascii="Calibri" w:hAnsi="Calibri" w:cs="Calibri"/>
+                <w:color w:val="000000"/>
+                <w:kern w:val="0"/>
+              </w:rPr>
+            </w:pPr>
+            <w:r>
+              <w:rPr>
+                <w:rFonts w:ascii="Calibri" w:hAnsi="Calibri" w:cs="Calibri"/>
+                <w:color w:val="000000"/>
+                <w:kern w:val="0"/>
+              </w:rPr>
+              <w:t>Bellingham</w:t>
+            </w:r>
+          </w:p>
+        </w:tc>
+        <w:tc>
+          <w:tcPr>
+            <w:cnfStyle w:val="000010000000" w:firstRow="0" w:lastRow="0" w:firstColumn="0" w:lastColumn="0" w:oddVBand="1" w:evenVBand="0" w:oddHBand="0" w:evenHBand="0" w:firstRowFirstColumn="0" w:firstRowLastColumn="0" w:lastRowFirstColumn="0" w:lastRowLastColumn="0"/>
+            <w:tcW w:w="0" w:type="auto"/>
+          </w:tcPr>
+          <w:p>
+            <w:pPr>
+              <w:widowControl w:val="0"/>
+              <w:autoSpaceDE w:val="0"/>
+              <w:autoSpaceDN w:val="0"/>
+              <w:adjustRightInd w:val="0"/>
+              <w:rPr>
+                <w:rFonts w:ascii="Calibri" w:hAnsi="Calibri" w:cs="Calibri"/>
+                <w:color w:val="000000"/>
+                <w:kern w:val="0"/>
+              </w:rPr>
+            </w:pPr>
+            <w:r>
+              <w:rPr>
+                <w:rFonts w:ascii="Calibri" w:hAnsi="Calibri" w:cs="Calibri"/>
+                <w:color w:val="000000"/>
+                <w:kern w:val="0"/>
+              </w:rPr>
+              <w:t>WA</w:t>
+            </w:r>
+          </w:p>
+        </w:tc>
+      </w:tr>
+    </w:tbl>
+    <w:p/>
+    <w:p>
+      <w:r>
+        <w:br w:type="page"/>
+      </w:r>
+    </w:p>
+    <w:p>
+      <w:pPr>
+        <w:spacing w:after="0"/>
+        <w:jc w:val="center"/>
+        <w:rPr>
+          <w:b/>
+          <w:sz w:val="32"/>
+          <w:szCs w:val="32"/>
+        </w:rPr>
+      </w:pPr>
+      <w:r>
+        <w:rPr>
+          <w:b/>
+          <w:sz w:val="32"/>
+          <w:szCs w:val="32"/>
+        </w:rPr>
+        <w:lastRenderedPageBreak/>
+        <w:t>Ultimate Action Sports Gear</w:t>
+      </w:r>
+    </w:p>
+    <w:p>
+      <w:pPr>
+        <w:spacing w:after="0"/>
+        <w:jc w:val="center"/>
+      </w:pPr>
+      <w:r>
+        <w:t>1926 Quebec Street</w:t>
+      </w:r>
+    </w:p>
+    <w:p>
+      <w:pPr>
+        <w:spacing w:after="0"/>
+        <w:jc w:val="center"/>
+      </w:pPr>
+      <w:r>
+        <w:t>Denver, CO 80207</w:t>
+      </w:r>
+    </w:p>
+    <w:p>
+      <w:pPr>
+        <w:spacing w:after="0"/>
+        <w:jc w:val="center"/>
+      </w:pPr>
+      <w:r>
+        <w:t>(303)</w:t>
+      </w:r>
+      <w:r>
+        <w:t xml:space="preserve"> </w:t>
+      </w:r>
+      <w:r>
+        <w:t>555-0970</w:t>
+      </w:r>
+    </w:p>
+    <w:p>
+      <w:pPr>
+        <w:spacing w:after="0"/>
+        <w:jc w:val="center"/>
+      </w:pPr>
+      <w:r>
+        <w:t>www.u-actionsports-g.com</w:t>
+      </w:r>
+    </w:p>
+    <w:p>
+      <w:pPr>
+        <w:tabs>
+          <w:tab w:val="left" w:pos="1080"/>
+        </w:tabs>
+        <w:spacing w:before="360"/>
+      </w:pPr>
+      <w:r>
+        <w:rPr>
+          <w:b/>
+        </w:rPr>
+        <w:t>TO:</w:t>
+      </w:r>
+      <w:r>
+        <w:tab/>
+      </w:r>
+      <w:r>
+        <w:rPr>
+          <w:noProof/>
+        </w:rPr>
+        <w:t>Vicki</w:t>
+      </w:r>
+      <w:r>
+        <w:t xml:space="preserve"> </w:t>
+      </w:r>
+      <w:r>
+        <w:rPr>
+          <w:noProof/>
+        </w:rPr>
+        <w:t>Plasek</w:t>
+      </w:r>
+    </w:p>
+    <w:p>
+      <w:pPr>
+        <w:tabs>
+          <w:tab w:val="left" w:pos="1080"/>
+        </w:tabs>
+      </w:pPr>
+      <w:r>
+        <w:rPr>
+          <w:b/>
+        </w:rPr>
+        <w:t>FROM:</w:t>
+      </w:r>
+      <w:r>
+        <w:rPr>
+          <w:b/>
+        </w:rPr>
+        <w:tab/>
+      </w:r>
+      <w:r>
+        <w:t>Michael Dixon, President</w:t>
+      </w:r>
+    </w:p>
+    <w:p>
+      <w:pPr>
+        <w:tabs>
+          <w:tab w:val="left" w:pos="1080"/>
+        </w:tabs>
+      </w:pPr>
+      <w:r>
+        <w:rPr>
+          <w:b/>
+        </w:rPr>
+        <w:t>DATE:</w:t>
+      </w:r>
+      <w:r>
+        <w:tab/>
+      </w:r>
+      <w:r>
+        <w:t>November 1, 2021</w:t>
+      </w:r>
+    </w:p>
+    <w:p>
+      <w:pPr>
+        <w:tabs>
+          <w:tab w:val="left" w:pos="1080"/>
+        </w:tabs>
+        <w:spacing w:after="360"/>
+      </w:pPr>
+      <w:r>
+        <w:rPr>
+          <w:b/>
+        </w:rPr>
+        <w:t>SUBJECT:</w:t>
+      </w:r>
+      <w:r>
+        <w:tab/>
+      </w:r>
+      <w:r>
+        <w:t>Welcome to Our Sales Team</w:t>
+      </w:r>
     </w:p>
     <w:p>
       <w:pPr>
         <w:spacing w:after="360"/>
       </w:pPr>
       <w:r>
-        <w:t>Below is a listing of our other store locations. When traveling to these areas, be sure to visit the other retail store locations. Because different stores specialize in merchandise for local activities, stock items will vary. When visiting these stores, please introduce yourself to the local associates, and remember to use your employee discount on any purchases.</w:t>
-      </w:r>
-      <w:bookmarkStart w:name="_m-2W#02XLWG5LBX7klh5VXxAlyK{nwGCDGY{x" w:id="3"/>
-      <w:bookmarkEnd w:id="3"/>
-      <w:bookmarkStart w:name="_m-2W#12~ZEeN=3xs27K4uHw2dZvNJ/A02StO&gt;" w:id="4"/>
-      <w:bookmarkEnd w:id="4"/>
-      <w:bookmarkStart w:name="_m-2W#22LdOMFS" w:id="5"/>
-      <w:bookmarkEnd w:id="5"/>
+        <w:t xml:space="preserve">I am pleased to welcome you as a team member of Ultimate Action Sports Gear at our newest location in Taos, New Mexico. I look forward to getting to know you, and I hope to establish a long working relationship with you. I encourage all sales associates to wear and use our sporting gear and merchandise so you can speak from experience when selling goods to our customers. As a way of </w:t>
+      </w:r>
+      <w:proofErr w:type="gramStart"/>
+      <w:r>
+        <w:t>welcoming</w:t>
+      </w:r>
+      <w:proofErr w:type="gramEnd"/>
+      <w:r>
+        <w:t xml:space="preserve"> you to our team, I want you to select $1,000 worth of merchandise from the following list for </w:t>
+      </w:r>
+      <w:proofErr w:type="gramStart"/>
+      <w:r>
+        <w:t>your personal</w:t>
+      </w:r>
+      <w:proofErr w:type="gramEnd"/>
+      <w:r>
+        <w:t xml:space="preserve"> use:</w:t>
+      </w:r>
     </w:p>
     <w:p>
-      <w:bookmarkStart w:name="_m-2S#02XLSG5PBX3kll5VTxApyKwnwKCDCY{|" w:id="0"/>
-      <w:bookmarkEnd w:id="0"/>
-      <w:bookmarkStart w:name="_m-2S#12~ZAeNA3xo27O4uDw2hZvJJ/E02OtOB" w:id="1"/>
-      <w:bookmarkEnd w:id="1"/>
-      <w:bookmarkStart w:name="_m-2S#22LdKMFW" w:id="2"/>
-      <w:bookmarkEnd w:id="2"/>
+      <w:pPr>
+        <w:spacing w:after="360"/>
+        <w:jc w:val="center"/>
+      </w:pPr>
+      <w:r>
+        <w:object w:dxaOrig="3920" w:dyaOrig="6263" w14:anchorId="2AEC13CE">
+          <v:shape id="_x0000_i1033" type="#_x0000_t75" style="width:195.75pt;height:313.5pt" o:ole="">
+            <v:imagedata r:id="rId5" o:title=""/>
+          </v:shape>
+          <o:OLEObject Type="Embed" ProgID="Excel.Sheet.12" ShapeID="_x0000_i1033" DrawAspect="Content" ObjectID="_1838707395" r:id="rId7"/>
+        </w:object>
+      </w:r>
     </w:p>
+    <w:p>
+      <w:pPr>
+        <w:spacing w:after="360"/>
+      </w:pPr>
+      <w:r>
+        <w:lastRenderedPageBreak/>
+        <w:t xml:space="preserve">Below is a </w:t>
+      </w:r>
+      <w:proofErr w:type="gramStart"/>
+      <w:r>
+        <w:t>listing</w:t>
+      </w:r>
+      <w:proofErr w:type="gramEnd"/>
+      <w:r>
+        <w:t xml:space="preserve"> of our other store locations. When traveling to these areas, be sure to visit the other retail store locations. Because different stores specialize in merchandise for local activities, stock items will vary. When visiting these stores, please introduce yourself to the local associates, and remember to use your employee discount on any purchases.</w:t>
+      </w:r>
+    </w:p>
+    <w:tbl>
+      <w:tblPr>
+        <w:tblStyle w:val="ListTable3-Accent2"/>
+        <w:tblW w:w="0" w:type="auto"/>
+        <w:jc w:val="center"/>
+        <w:tblLook w:val="0000" w:firstRow="0" w:lastRow="0" w:firstColumn="0" w:lastColumn="0" w:noHBand="0" w:noVBand="0"/>
+      </w:tblPr>
+      <w:tblGrid>
+        <w:gridCol w:w="2021"/>
+        <w:gridCol w:w="1729"/>
+        <w:gridCol w:w="692"/>
+      </w:tblGrid>
+      <w:tr>
+        <w:trPr>
+          <w:cnfStyle w:val="000000100000" w:firstRow="0" w:lastRow="0" w:firstColumn="0" w:lastColumn="0" w:oddVBand="0" w:evenVBand="0" w:oddHBand="1" w:evenHBand="0" w:firstRowFirstColumn="0" w:firstRowLastColumn="0" w:lastRowFirstColumn="0" w:lastRowLastColumn="0"/>
+          <w:trHeight w:val="300"/>
+          <w:jc w:val="center"/>
+        </w:trPr>
+        <w:tc>
+          <w:tcPr>
+            <w:cnfStyle w:val="000010000000" w:firstRow="0" w:lastRow="0" w:firstColumn="0" w:lastColumn="0" w:oddVBand="1" w:evenVBand="0" w:oddHBand="0" w:evenHBand="0" w:firstRowFirstColumn="0" w:firstRowLastColumn="0" w:lastRowFirstColumn="0" w:lastRowLastColumn="0"/>
+            <w:tcW w:w="0" w:type="auto"/>
+          </w:tcPr>
+          <w:p>
+            <w:pPr>
+              <w:widowControl w:val="0"/>
+              <w:autoSpaceDE w:val="0"/>
+              <w:autoSpaceDN w:val="0"/>
+              <w:adjustRightInd w:val="0"/>
+              <w:jc w:val="center"/>
+              <w:rPr>
+                <w:rFonts w:ascii="Calibri" w:hAnsi="Calibri" w:cs="Calibri"/>
+                <w:b/>
+                <w:bCs/>
+                <w:color w:val="000000"/>
+                <w:kern w:val="0"/>
+              </w:rPr>
+            </w:pPr>
+            <w:r>
+              <w:rPr>
+                <w:rFonts w:ascii="Calibri" w:hAnsi="Calibri" w:cs="Calibri"/>
+                <w:b/>
+                <w:bCs/>
+                <w:color w:val="000000"/>
+                <w:kern w:val="0"/>
+              </w:rPr>
+              <w:t>Address</w:t>
+            </w:r>
+          </w:p>
+        </w:tc>
+        <w:tc>
+          <w:tcPr>
+            <w:tcW w:w="0" w:type="auto"/>
+          </w:tcPr>
+          <w:p>
+            <w:pPr>
+              <w:widowControl w:val="0"/>
+              <w:autoSpaceDE w:val="0"/>
+              <w:autoSpaceDN w:val="0"/>
+              <w:adjustRightInd w:val="0"/>
+              <w:jc w:val="center"/>
+              <w:cnfStyle w:val="000000100000" w:firstRow="0" w:lastRow="0" w:firstColumn="0" w:lastColumn="0" w:oddVBand="0" w:evenVBand="0" w:oddHBand="1" w:evenHBand="0" w:firstRowFirstColumn="0" w:firstRowLastColumn="0" w:lastRowFirstColumn="0" w:lastRowLastColumn="0"/>
+              <w:rPr>
+                <w:rFonts w:ascii="Calibri" w:hAnsi="Calibri" w:cs="Calibri"/>
+                <w:b/>
+                <w:bCs/>
+                <w:color w:val="000000"/>
+                <w:kern w:val="0"/>
+              </w:rPr>
+            </w:pPr>
+            <w:r>
+              <w:rPr>
+                <w:rFonts w:ascii="Calibri" w:hAnsi="Calibri" w:cs="Calibri"/>
+                <w:b/>
+                <w:bCs/>
+                <w:color w:val="000000"/>
+                <w:kern w:val="0"/>
+              </w:rPr>
+              <w:t>City</w:t>
+            </w:r>
+          </w:p>
+        </w:tc>
+        <w:tc>
+          <w:tcPr>
+            <w:cnfStyle w:val="000010000000" w:firstRow="0" w:lastRow="0" w:firstColumn="0" w:lastColumn="0" w:oddVBand="1" w:evenVBand="0" w:oddHBand="0" w:evenHBand="0" w:firstRowFirstColumn="0" w:firstRowLastColumn="0" w:lastRowFirstColumn="0" w:lastRowLastColumn="0"/>
+            <w:tcW w:w="0" w:type="auto"/>
+          </w:tcPr>
+          <w:p>
+            <w:pPr>
+              <w:widowControl w:val="0"/>
+              <w:autoSpaceDE w:val="0"/>
+              <w:autoSpaceDN w:val="0"/>
+              <w:adjustRightInd w:val="0"/>
+              <w:jc w:val="center"/>
+              <w:rPr>
+                <w:rFonts w:ascii="Calibri" w:hAnsi="Calibri" w:cs="Calibri"/>
+                <w:b/>
+                <w:bCs/>
+                <w:color w:val="000000"/>
+                <w:kern w:val="0"/>
+              </w:rPr>
+            </w:pPr>
+            <w:r>
+              <w:rPr>
+                <w:rFonts w:ascii="Calibri" w:hAnsi="Calibri" w:cs="Calibri"/>
+                <w:b/>
+                <w:bCs/>
+                <w:color w:val="000000"/>
+                <w:kern w:val="0"/>
+              </w:rPr>
+              <w:t>State</w:t>
+            </w:r>
+          </w:p>
+        </w:tc>
+      </w:tr>
+      <w:tr>
+        <w:trPr>
+          <w:trHeight w:val="300"/>
+          <w:jc w:val="center"/>
+        </w:trPr>
+        <w:tc>
+          <w:tcPr>
+            <w:cnfStyle w:val="000010000000" w:firstRow="0" w:lastRow="0" w:firstColumn="0" w:lastColumn="0" w:oddVBand="1" w:evenVBand="0" w:oddHBand="0" w:evenHBand="0" w:firstRowFirstColumn="0" w:firstRowLastColumn="0" w:lastRowFirstColumn="0" w:lastRowLastColumn="0"/>
+            <w:tcW w:w="0" w:type="auto"/>
+          </w:tcPr>
+          <w:p>
+            <w:pPr>
+              <w:widowControl w:val="0"/>
+              <w:autoSpaceDE w:val="0"/>
+              <w:autoSpaceDN w:val="0"/>
+              <w:adjustRightInd w:val="0"/>
+              <w:rPr>
+                <w:rFonts w:ascii="Calibri" w:hAnsi="Calibri" w:cs="Calibri"/>
+                <w:color w:val="000000"/>
+                <w:kern w:val="0"/>
+              </w:rPr>
+            </w:pPr>
+            <w:r>
+              <w:rPr>
+                <w:rFonts w:ascii="Calibri" w:hAnsi="Calibri" w:cs="Calibri"/>
+                <w:color w:val="000000"/>
+                <w:kern w:val="0"/>
+              </w:rPr>
+              <w:t>197 Tower Rd</w:t>
+            </w:r>
+          </w:p>
+        </w:tc>
+        <w:tc>
+          <w:tcPr>
+            <w:tcW w:w="0" w:type="auto"/>
+          </w:tcPr>
+          <w:p>
+            <w:pPr>
+              <w:widowControl w:val="0"/>
+              <w:autoSpaceDE w:val="0"/>
+              <w:autoSpaceDN w:val="0"/>
+              <w:adjustRightInd w:val="0"/>
+              <w:cnfStyle w:val="000000000000" w:firstRow="0" w:lastRow="0" w:firstColumn="0" w:lastColumn="0" w:oddVBand="0" w:evenVBand="0" w:oddHBand="0" w:evenHBand="0" w:firstRowFirstColumn="0" w:firstRowLastColumn="0" w:lastRowFirstColumn="0" w:lastRowLastColumn="0"/>
+              <w:rPr>
+                <w:rFonts w:ascii="Calibri" w:hAnsi="Calibri" w:cs="Calibri"/>
+                <w:color w:val="000000"/>
+                <w:kern w:val="0"/>
+              </w:rPr>
+            </w:pPr>
+            <w:r>
+              <w:rPr>
+                <w:rFonts w:ascii="Calibri" w:hAnsi="Calibri" w:cs="Calibri"/>
+                <w:color w:val="000000"/>
+                <w:kern w:val="0"/>
+              </w:rPr>
+              <w:t>Denver</w:t>
+            </w:r>
+          </w:p>
+        </w:tc>
+        <w:tc>
+          <w:tcPr>
+            <w:cnfStyle w:val="000010000000" w:firstRow="0" w:lastRow="0" w:firstColumn="0" w:lastColumn="0" w:oddVBand="1" w:evenVBand="0" w:oddHBand="0" w:evenHBand="0" w:firstRowFirstColumn="0" w:firstRowLastColumn="0" w:lastRowFirstColumn="0" w:lastRowLastColumn="0"/>
+            <w:tcW w:w="0" w:type="auto"/>
+          </w:tcPr>
+          <w:p>
+            <w:pPr>
+              <w:widowControl w:val="0"/>
+              <w:autoSpaceDE w:val="0"/>
+              <w:autoSpaceDN w:val="0"/>
+              <w:adjustRightInd w:val="0"/>
+              <w:rPr>
+                <w:rFonts w:ascii="Calibri" w:hAnsi="Calibri" w:cs="Calibri"/>
+                <w:color w:val="000000"/>
+                <w:kern w:val="0"/>
+              </w:rPr>
+            </w:pPr>
+            <w:r>
+              <w:rPr>
+                <w:rFonts w:ascii="Calibri" w:hAnsi="Calibri" w:cs="Calibri"/>
+                <w:color w:val="000000"/>
+                <w:kern w:val="0"/>
+              </w:rPr>
+              <w:t>CO</w:t>
+            </w:r>
+          </w:p>
+        </w:tc>
+      </w:tr>
+      <w:tr>
+        <w:trPr>
+          <w:cnfStyle w:val="000000100000" w:firstRow="0" w:lastRow="0" w:firstColumn="0" w:lastColumn="0" w:oddVBand="0" w:evenVBand="0" w:oddHBand="1" w:evenHBand="0" w:firstRowFirstColumn="0" w:firstRowLastColumn="0" w:lastRowFirstColumn="0" w:lastRowLastColumn="0"/>
+          <w:trHeight w:val="300"/>
+          <w:jc w:val="center"/>
+        </w:trPr>
+        <w:tc>
+          <w:tcPr>
+            <w:cnfStyle w:val="000010000000" w:firstRow="0" w:lastRow="0" w:firstColumn="0" w:lastColumn="0" w:oddVBand="1" w:evenVBand="0" w:oddHBand="0" w:evenHBand="0" w:firstRowFirstColumn="0" w:firstRowLastColumn="0" w:lastRowFirstColumn="0" w:lastRowLastColumn="0"/>
+            <w:tcW w:w="0" w:type="auto"/>
+          </w:tcPr>
+          <w:p>
+            <w:pPr>
+              <w:widowControl w:val="0"/>
+              <w:autoSpaceDE w:val="0"/>
+              <w:autoSpaceDN w:val="0"/>
+              <w:adjustRightInd w:val="0"/>
+              <w:rPr>
+                <w:rFonts w:ascii="Calibri" w:hAnsi="Calibri" w:cs="Calibri"/>
+                <w:color w:val="000000"/>
+                <w:kern w:val="0"/>
+              </w:rPr>
+            </w:pPr>
+            <w:r>
+              <w:rPr>
+                <w:rFonts w:ascii="Calibri" w:hAnsi="Calibri" w:cs="Calibri"/>
+                <w:color w:val="000000"/>
+                <w:kern w:val="0"/>
+              </w:rPr>
+              <w:t>208 E Central Ave</w:t>
+            </w:r>
+          </w:p>
+        </w:tc>
+        <w:tc>
+          <w:tcPr>
+            <w:tcW w:w="0" w:type="auto"/>
+          </w:tcPr>
+          <w:p>
+            <w:pPr>
+              <w:widowControl w:val="0"/>
+              <w:autoSpaceDE w:val="0"/>
+              <w:autoSpaceDN w:val="0"/>
+              <w:adjustRightInd w:val="0"/>
+              <w:cnfStyle w:val="000000100000" w:firstRow="0" w:lastRow="0" w:firstColumn="0" w:lastColumn="0" w:oddVBand="0" w:evenVBand="0" w:oddHBand="1" w:evenHBand="0" w:firstRowFirstColumn="0" w:firstRowLastColumn="0" w:lastRowFirstColumn="0" w:lastRowLastColumn="0"/>
+              <w:rPr>
+                <w:rFonts w:ascii="Calibri" w:hAnsi="Calibri" w:cs="Calibri"/>
+                <w:color w:val="000000"/>
+                <w:kern w:val="0"/>
+              </w:rPr>
+            </w:pPr>
+            <w:r>
+              <w:rPr>
+                <w:rFonts w:ascii="Calibri" w:hAnsi="Calibri" w:cs="Calibri"/>
+                <w:color w:val="000000"/>
+                <w:kern w:val="0"/>
+              </w:rPr>
+              <w:t>Golden</w:t>
+            </w:r>
+          </w:p>
+        </w:tc>
+        <w:tc>
+          <w:tcPr>
+            <w:cnfStyle w:val="000010000000" w:firstRow="0" w:lastRow="0" w:firstColumn="0" w:lastColumn="0" w:oddVBand="1" w:evenVBand="0" w:oddHBand="0" w:evenHBand="0" w:firstRowFirstColumn="0" w:firstRowLastColumn="0" w:lastRowFirstColumn="0" w:lastRowLastColumn="0"/>
+            <w:tcW w:w="0" w:type="auto"/>
+          </w:tcPr>
+          <w:p>
+            <w:pPr>
+              <w:widowControl w:val="0"/>
+              <w:autoSpaceDE w:val="0"/>
+              <w:autoSpaceDN w:val="0"/>
+              <w:adjustRightInd w:val="0"/>
+              <w:rPr>
+                <w:rFonts w:ascii="Calibri" w:hAnsi="Calibri" w:cs="Calibri"/>
+                <w:color w:val="000000"/>
+                <w:kern w:val="0"/>
+              </w:rPr>
+            </w:pPr>
+            <w:r>
+              <w:rPr>
+                <w:rFonts w:ascii="Calibri" w:hAnsi="Calibri" w:cs="Calibri"/>
+                <w:color w:val="000000"/>
+                <w:kern w:val="0"/>
+              </w:rPr>
+              <w:t>CO</w:t>
+            </w:r>
+          </w:p>
+        </w:tc>
+      </w:tr>
+      <w:tr>
+        <w:trPr>
+          <w:trHeight w:val="300"/>
+          <w:jc w:val="center"/>
+        </w:trPr>
+        <w:tc>
+          <w:tcPr>
+            <w:cnfStyle w:val="000010000000" w:firstRow="0" w:lastRow="0" w:firstColumn="0" w:lastColumn="0" w:oddVBand="1" w:evenVBand="0" w:oddHBand="0" w:evenHBand="0" w:firstRowFirstColumn="0" w:firstRowLastColumn="0" w:lastRowFirstColumn="0" w:lastRowLastColumn="0"/>
+            <w:tcW w:w="0" w:type="auto"/>
+          </w:tcPr>
+          <w:p>
+            <w:pPr>
+              <w:widowControl w:val="0"/>
+              <w:autoSpaceDE w:val="0"/>
+              <w:autoSpaceDN w:val="0"/>
+              <w:adjustRightInd w:val="0"/>
+              <w:rPr>
+                <w:rFonts w:ascii="Calibri" w:hAnsi="Calibri" w:cs="Calibri"/>
+                <w:color w:val="000000"/>
+                <w:kern w:val="0"/>
+              </w:rPr>
+            </w:pPr>
+            <w:r>
+              <w:rPr>
+                <w:rFonts w:ascii="Calibri" w:hAnsi="Calibri" w:cs="Calibri"/>
+                <w:color w:val="000000"/>
+                <w:kern w:val="0"/>
+              </w:rPr>
+              <w:t>403 Starlight Blvd</w:t>
+            </w:r>
+          </w:p>
+        </w:tc>
+        <w:tc>
+          <w:tcPr>
+            <w:tcW w:w="0" w:type="auto"/>
+          </w:tcPr>
+          <w:p>
+            <w:pPr>
+              <w:widowControl w:val="0"/>
+              <w:autoSpaceDE w:val="0"/>
+              <w:autoSpaceDN w:val="0"/>
+              <w:adjustRightInd w:val="0"/>
+              <w:cnfStyle w:val="000000000000" w:firstRow="0" w:lastRow="0" w:firstColumn="0" w:lastColumn="0" w:oddVBand="0" w:evenVBand="0" w:oddHBand="0" w:evenHBand="0" w:firstRowFirstColumn="0" w:firstRowLastColumn="0" w:lastRowFirstColumn="0" w:lastRowLastColumn="0"/>
+              <w:rPr>
+                <w:rFonts w:ascii="Calibri" w:hAnsi="Calibri" w:cs="Calibri"/>
+                <w:color w:val="000000"/>
+                <w:kern w:val="0"/>
+              </w:rPr>
+            </w:pPr>
+            <w:r>
+              <w:rPr>
+                <w:rFonts w:ascii="Calibri" w:hAnsi="Calibri" w:cs="Calibri"/>
+                <w:color w:val="000000"/>
+                <w:kern w:val="0"/>
+              </w:rPr>
+              <w:t>Denver</w:t>
+            </w:r>
+          </w:p>
+        </w:tc>
+        <w:tc>
+          <w:tcPr>
+            <w:cnfStyle w:val="000010000000" w:firstRow="0" w:lastRow="0" w:firstColumn="0" w:lastColumn="0" w:oddVBand="1" w:evenVBand="0" w:oddHBand="0" w:evenHBand="0" w:firstRowFirstColumn="0" w:firstRowLastColumn="0" w:lastRowFirstColumn="0" w:lastRowLastColumn="0"/>
+            <w:tcW w:w="0" w:type="auto"/>
+          </w:tcPr>
+          <w:p>
+            <w:pPr>
+              <w:widowControl w:val="0"/>
+              <w:autoSpaceDE w:val="0"/>
+              <w:autoSpaceDN w:val="0"/>
+              <w:adjustRightInd w:val="0"/>
+              <w:rPr>
+                <w:rFonts w:ascii="Calibri" w:hAnsi="Calibri" w:cs="Calibri"/>
+                <w:color w:val="000000"/>
+                <w:kern w:val="0"/>
+              </w:rPr>
+            </w:pPr>
+            <w:r>
+              <w:rPr>
+                <w:rFonts w:ascii="Calibri" w:hAnsi="Calibri" w:cs="Calibri"/>
+                <w:color w:val="000000"/>
+                <w:kern w:val="0"/>
+              </w:rPr>
+              <w:t>CO</w:t>
+            </w:r>
+          </w:p>
+        </w:tc>
+      </w:tr>
+      <w:tr>
+        <w:trPr>
+          <w:cnfStyle w:val="000000100000" w:firstRow="0" w:lastRow="0" w:firstColumn="0" w:lastColumn="0" w:oddVBand="0" w:evenVBand="0" w:oddHBand="1" w:evenHBand="0" w:firstRowFirstColumn="0" w:firstRowLastColumn="0" w:lastRowFirstColumn="0" w:lastRowLastColumn="0"/>
+          <w:trHeight w:val="300"/>
+          <w:jc w:val="center"/>
+        </w:trPr>
+        <w:tc>
+          <w:tcPr>
+            <w:cnfStyle w:val="000010000000" w:firstRow="0" w:lastRow="0" w:firstColumn="0" w:lastColumn="0" w:oddVBand="1" w:evenVBand="0" w:oddHBand="0" w:evenHBand="0" w:firstRowFirstColumn="0" w:firstRowLastColumn="0" w:lastRowFirstColumn="0" w:lastRowLastColumn="0"/>
+            <w:tcW w:w="0" w:type="auto"/>
+          </w:tcPr>
+          <w:p>
+            <w:pPr>
+              <w:widowControl w:val="0"/>
+              <w:autoSpaceDE w:val="0"/>
+              <w:autoSpaceDN w:val="0"/>
+              <w:adjustRightInd w:val="0"/>
+              <w:rPr>
+                <w:rFonts w:ascii="Calibri" w:hAnsi="Calibri" w:cs="Calibri"/>
+                <w:color w:val="000000"/>
+                <w:kern w:val="0"/>
+              </w:rPr>
+            </w:pPr>
+            <w:r>
+              <w:rPr>
+                <w:rFonts w:ascii="Calibri" w:hAnsi="Calibri" w:cs="Calibri"/>
+                <w:color w:val="000000"/>
+                <w:kern w:val="0"/>
+              </w:rPr>
+              <w:t>782 Mill Rd SW</w:t>
+            </w:r>
+          </w:p>
+        </w:tc>
+        <w:tc>
+          <w:tcPr>
+            <w:tcW w:w="0" w:type="auto"/>
+          </w:tcPr>
+          <w:p>
+            <w:pPr>
+              <w:widowControl w:val="0"/>
+              <w:autoSpaceDE w:val="0"/>
+              <w:autoSpaceDN w:val="0"/>
+              <w:adjustRightInd w:val="0"/>
+              <w:cnfStyle w:val="000000100000" w:firstRow="0" w:lastRow="0" w:firstColumn="0" w:lastColumn="0" w:oddVBand="0" w:evenVBand="0" w:oddHBand="1" w:evenHBand="0" w:firstRowFirstColumn="0" w:firstRowLastColumn="0" w:lastRowFirstColumn="0" w:lastRowLastColumn="0"/>
+              <w:rPr>
+                <w:rFonts w:ascii="Calibri" w:hAnsi="Calibri" w:cs="Calibri"/>
+                <w:color w:val="000000"/>
+                <w:kern w:val="0"/>
+              </w:rPr>
+            </w:pPr>
+            <w:r>
+              <w:rPr>
+                <w:rFonts w:ascii="Calibri" w:hAnsi="Calibri" w:cs="Calibri"/>
+                <w:color w:val="000000"/>
+                <w:kern w:val="0"/>
+              </w:rPr>
+              <w:t>Colorado Springs</w:t>
+            </w:r>
+          </w:p>
+        </w:tc>
+        <w:tc>
+          <w:tcPr>
+            <w:cnfStyle w:val="000010000000" w:firstRow="0" w:lastRow="0" w:firstColumn="0" w:lastColumn="0" w:oddVBand="1" w:evenVBand="0" w:oddHBand="0" w:evenHBand="0" w:firstRowFirstColumn="0" w:firstRowLastColumn="0" w:lastRowFirstColumn="0" w:lastRowLastColumn="0"/>
+            <w:tcW w:w="0" w:type="auto"/>
+          </w:tcPr>
+          <w:p>
+            <w:pPr>
+              <w:widowControl w:val="0"/>
+              <w:autoSpaceDE w:val="0"/>
+              <w:autoSpaceDN w:val="0"/>
+              <w:adjustRightInd w:val="0"/>
+              <w:rPr>
+                <w:rFonts w:ascii="Calibri" w:hAnsi="Calibri" w:cs="Calibri"/>
+                <w:color w:val="000000"/>
+                <w:kern w:val="0"/>
+              </w:rPr>
+            </w:pPr>
+            <w:r>
+              <w:rPr>
+                <w:rFonts w:ascii="Calibri" w:hAnsi="Calibri" w:cs="Calibri"/>
+                <w:color w:val="000000"/>
+                <w:kern w:val="0"/>
+              </w:rPr>
+              <w:t>CO</w:t>
+            </w:r>
+          </w:p>
+        </w:tc>
+      </w:tr>
+      <w:tr>
+        <w:trPr>
+          <w:trHeight w:val="300"/>
+          <w:jc w:val="center"/>
+        </w:trPr>
+        <w:tc>
+          <w:tcPr>
+            <w:cnfStyle w:val="000010000000" w:firstRow="0" w:lastRow="0" w:firstColumn="0" w:lastColumn="0" w:oddVBand="1" w:evenVBand="0" w:oddHBand="0" w:evenHBand="0" w:firstRowFirstColumn="0" w:firstRowLastColumn="0" w:lastRowFirstColumn="0" w:lastRowLastColumn="0"/>
+            <w:tcW w:w="0" w:type="auto"/>
+          </w:tcPr>
+          <w:p>
+            <w:pPr>
+              <w:widowControl w:val="0"/>
+              <w:autoSpaceDE w:val="0"/>
+              <w:autoSpaceDN w:val="0"/>
+              <w:adjustRightInd w:val="0"/>
+              <w:rPr>
+                <w:rFonts w:ascii="Calibri" w:hAnsi="Calibri" w:cs="Calibri"/>
+                <w:color w:val="000000"/>
+                <w:kern w:val="0"/>
+              </w:rPr>
+            </w:pPr>
+            <w:r>
+              <w:rPr>
+                <w:rFonts w:ascii="Calibri" w:hAnsi="Calibri" w:cs="Calibri"/>
+                <w:color w:val="000000"/>
+                <w:kern w:val="0"/>
+              </w:rPr>
+              <w:t>7925 S Forrest Rd</w:t>
+            </w:r>
+          </w:p>
+        </w:tc>
+        <w:tc>
+          <w:tcPr>
+            <w:tcW w:w="0" w:type="auto"/>
+          </w:tcPr>
+          <w:p>
+            <w:pPr>
+              <w:widowControl w:val="0"/>
+              <w:autoSpaceDE w:val="0"/>
+              <w:autoSpaceDN w:val="0"/>
+              <w:adjustRightInd w:val="0"/>
+              <w:cnfStyle w:val="000000000000" w:firstRow="0" w:lastRow="0" w:firstColumn="0" w:lastColumn="0" w:oddVBand="0" w:evenVBand="0" w:oddHBand="0" w:evenHBand="0" w:firstRowFirstColumn="0" w:firstRowLastColumn="0" w:lastRowFirstColumn="0" w:lastRowLastColumn="0"/>
+              <w:rPr>
+                <w:rFonts w:ascii="Calibri" w:hAnsi="Calibri" w:cs="Calibri"/>
+                <w:color w:val="000000"/>
+                <w:kern w:val="0"/>
+              </w:rPr>
+            </w:pPr>
+            <w:r>
+              <w:rPr>
+                <w:rFonts w:ascii="Calibri" w:hAnsi="Calibri" w:cs="Calibri"/>
+                <w:color w:val="000000"/>
+                <w:kern w:val="0"/>
+              </w:rPr>
+              <w:t>Boulder</w:t>
+            </w:r>
+          </w:p>
+        </w:tc>
+        <w:tc>
+          <w:tcPr>
+            <w:cnfStyle w:val="000010000000" w:firstRow="0" w:lastRow="0" w:firstColumn="0" w:lastColumn="0" w:oddVBand="1" w:evenVBand="0" w:oddHBand="0" w:evenHBand="0" w:firstRowFirstColumn="0" w:firstRowLastColumn="0" w:lastRowFirstColumn="0" w:lastRowLastColumn="0"/>
+            <w:tcW w:w="0" w:type="auto"/>
+          </w:tcPr>
+          <w:p>
+            <w:pPr>
+              <w:widowControl w:val="0"/>
+              <w:autoSpaceDE w:val="0"/>
+              <w:autoSpaceDN w:val="0"/>
+              <w:adjustRightInd w:val="0"/>
+              <w:rPr>
+                <w:rFonts w:ascii="Calibri" w:hAnsi="Calibri" w:cs="Calibri"/>
+                <w:color w:val="000000"/>
+                <w:kern w:val="0"/>
+              </w:rPr>
+            </w:pPr>
+            <w:r>
+              <w:rPr>
+                <w:rFonts w:ascii="Calibri" w:hAnsi="Calibri" w:cs="Calibri"/>
+                <w:color w:val="000000"/>
+                <w:kern w:val="0"/>
+              </w:rPr>
+              <w:t>CO</w:t>
+            </w:r>
+          </w:p>
+        </w:tc>
+      </w:tr>
+      <w:tr>
+        <w:trPr>
+          <w:cnfStyle w:val="000000100000" w:firstRow="0" w:lastRow="0" w:firstColumn="0" w:lastColumn="0" w:oddVBand="0" w:evenVBand="0" w:oddHBand="1" w:evenHBand="0" w:firstRowFirstColumn="0" w:firstRowLastColumn="0" w:lastRowFirstColumn="0" w:lastRowLastColumn="0"/>
+          <w:trHeight w:val="300"/>
+          <w:jc w:val="center"/>
+        </w:trPr>
+        <w:tc>
+          <w:tcPr>
+            <w:cnfStyle w:val="000010000000" w:firstRow="0" w:lastRow="0" w:firstColumn="0" w:lastColumn="0" w:oddVBand="1" w:evenVBand="0" w:oddHBand="0" w:evenHBand="0" w:firstRowFirstColumn="0" w:firstRowLastColumn="0" w:lastRowFirstColumn="0" w:lastRowLastColumn="0"/>
+            <w:tcW w:w="0" w:type="auto"/>
+          </w:tcPr>
+          <w:p>
+            <w:pPr>
+              <w:widowControl w:val="0"/>
+              <w:autoSpaceDE w:val="0"/>
+              <w:autoSpaceDN w:val="0"/>
+              <w:adjustRightInd w:val="0"/>
+              <w:rPr>
+                <w:rFonts w:ascii="Calibri" w:hAnsi="Calibri" w:cs="Calibri"/>
+                <w:color w:val="000000"/>
+                <w:kern w:val="0"/>
+              </w:rPr>
+            </w:pPr>
+            <w:r>
+              <w:rPr>
+                <w:rFonts w:ascii="Calibri" w:hAnsi="Calibri" w:cs="Calibri"/>
+                <w:color w:val="000000"/>
+                <w:kern w:val="0"/>
+              </w:rPr>
+              <w:t>98045 North Ave</w:t>
+            </w:r>
+          </w:p>
+        </w:tc>
+        <w:tc>
+          <w:tcPr>
+            <w:tcW w:w="0" w:type="auto"/>
+          </w:tcPr>
+          <w:p>
+            <w:pPr>
+              <w:widowControl w:val="0"/>
+              <w:autoSpaceDE w:val="0"/>
+              <w:autoSpaceDN w:val="0"/>
+              <w:adjustRightInd w:val="0"/>
+              <w:cnfStyle w:val="000000100000" w:firstRow="0" w:lastRow="0" w:firstColumn="0" w:lastColumn="0" w:oddVBand="0" w:evenVBand="0" w:oddHBand="1" w:evenHBand="0" w:firstRowFirstColumn="0" w:firstRowLastColumn="0" w:lastRowFirstColumn="0" w:lastRowLastColumn="0"/>
+              <w:rPr>
+                <w:rFonts w:ascii="Calibri" w:hAnsi="Calibri" w:cs="Calibri"/>
+                <w:color w:val="000000"/>
+                <w:kern w:val="0"/>
+              </w:rPr>
+            </w:pPr>
+            <w:r>
+              <w:rPr>
+                <w:rFonts w:ascii="Calibri" w:hAnsi="Calibri" w:cs="Calibri"/>
+                <w:color w:val="000000"/>
+                <w:kern w:val="0"/>
+              </w:rPr>
+              <w:t>Aurora</w:t>
+            </w:r>
+          </w:p>
+        </w:tc>
+        <w:tc>
+          <w:tcPr>
+            <w:cnfStyle w:val="000010000000" w:firstRow="0" w:lastRow="0" w:firstColumn="0" w:lastColumn="0" w:oddVBand="1" w:evenVBand="0" w:oddHBand="0" w:evenHBand="0" w:firstRowFirstColumn="0" w:firstRowLastColumn="0" w:lastRowFirstColumn="0" w:lastRowLastColumn="0"/>
+            <w:tcW w:w="0" w:type="auto"/>
+          </w:tcPr>
+          <w:p>
+            <w:pPr>
+              <w:widowControl w:val="0"/>
+              <w:autoSpaceDE w:val="0"/>
+              <w:autoSpaceDN w:val="0"/>
+              <w:adjustRightInd w:val="0"/>
+              <w:rPr>
+                <w:rFonts w:ascii="Calibri" w:hAnsi="Calibri" w:cs="Calibri"/>
+                <w:color w:val="000000"/>
+                <w:kern w:val="0"/>
+              </w:rPr>
+            </w:pPr>
+            <w:r>
+              <w:rPr>
+                <w:rFonts w:ascii="Calibri" w:hAnsi="Calibri" w:cs="Calibri"/>
+                <w:color w:val="000000"/>
+                <w:kern w:val="0"/>
+              </w:rPr>
+              <w:t>CO</w:t>
+            </w:r>
+          </w:p>
+        </w:tc>
+      </w:tr>
+      <w:tr>
+        <w:trPr>
+          <w:trHeight w:val="300"/>
+          <w:jc w:val="center"/>
+        </w:trPr>
+        <w:tc>
+          <w:tcPr>
+            <w:cnfStyle w:val="000010000000" w:firstRow="0" w:lastRow="0" w:firstColumn="0" w:lastColumn="0" w:oddVBand="1" w:evenVBand="0" w:oddHBand="0" w:evenHBand="0" w:firstRowFirstColumn="0" w:firstRowLastColumn="0" w:lastRowFirstColumn="0" w:lastRowLastColumn="0"/>
+            <w:tcW w:w="0" w:type="auto"/>
+          </w:tcPr>
+          <w:p>
+            <w:pPr>
+              <w:widowControl w:val="0"/>
+              <w:autoSpaceDE w:val="0"/>
+              <w:autoSpaceDN w:val="0"/>
+              <w:adjustRightInd w:val="0"/>
+              <w:rPr>
+                <w:rFonts w:ascii="Calibri" w:hAnsi="Calibri" w:cs="Calibri"/>
+                <w:color w:val="000000"/>
+                <w:kern w:val="0"/>
+              </w:rPr>
+            </w:pPr>
+            <w:r>
+              <w:rPr>
+                <w:rFonts w:ascii="Calibri" w:hAnsi="Calibri" w:cs="Calibri"/>
+                <w:color w:val="000000"/>
+                <w:kern w:val="0"/>
+              </w:rPr>
+              <w:t>403 Central Blvd</w:t>
+            </w:r>
+          </w:p>
+        </w:tc>
+        <w:tc>
+          <w:tcPr>
+            <w:tcW w:w="0" w:type="auto"/>
+          </w:tcPr>
+          <w:p>
+            <w:pPr>
+              <w:widowControl w:val="0"/>
+              <w:autoSpaceDE w:val="0"/>
+              <w:autoSpaceDN w:val="0"/>
+              <w:adjustRightInd w:val="0"/>
+              <w:cnfStyle w:val="000000000000" w:firstRow="0" w:lastRow="0" w:firstColumn="0" w:lastColumn="0" w:oddVBand="0" w:evenVBand="0" w:oddHBand="0" w:evenHBand="0" w:firstRowFirstColumn="0" w:firstRowLastColumn="0" w:lastRowFirstColumn="0" w:lastRowLastColumn="0"/>
+              <w:rPr>
+                <w:rFonts w:ascii="Calibri" w:hAnsi="Calibri" w:cs="Calibri"/>
+                <w:color w:val="000000"/>
+                <w:kern w:val="0"/>
+              </w:rPr>
+            </w:pPr>
+            <w:r>
+              <w:rPr>
+                <w:rFonts w:ascii="Calibri" w:hAnsi="Calibri" w:cs="Calibri"/>
+                <w:color w:val="000000"/>
+                <w:kern w:val="0"/>
+              </w:rPr>
+              <w:t>Albuquerque</w:t>
+            </w:r>
+          </w:p>
+        </w:tc>
+        <w:tc>
+          <w:tcPr>
+            <w:cnfStyle w:val="000010000000" w:firstRow="0" w:lastRow="0" w:firstColumn="0" w:lastColumn="0" w:oddVBand="1" w:evenVBand="0" w:oddHBand="0" w:evenHBand="0" w:firstRowFirstColumn="0" w:firstRowLastColumn="0" w:lastRowFirstColumn="0" w:lastRowLastColumn="0"/>
+            <w:tcW w:w="0" w:type="auto"/>
+          </w:tcPr>
+          <w:p>
+            <w:pPr>
+              <w:widowControl w:val="0"/>
+              <w:autoSpaceDE w:val="0"/>
+              <w:autoSpaceDN w:val="0"/>
+              <w:adjustRightInd w:val="0"/>
+              <w:rPr>
+                <w:rFonts w:ascii="Calibri" w:hAnsi="Calibri" w:cs="Calibri"/>
+                <w:color w:val="000000"/>
+                <w:kern w:val="0"/>
+              </w:rPr>
+            </w:pPr>
+            <w:r>
+              <w:rPr>
+                <w:rFonts w:ascii="Calibri" w:hAnsi="Calibri" w:cs="Calibri"/>
+                <w:color w:val="000000"/>
+                <w:kern w:val="0"/>
+              </w:rPr>
+              <w:t>NM</w:t>
+            </w:r>
+          </w:p>
+        </w:tc>
+      </w:tr>
+      <w:tr>
+        <w:trPr>
+          <w:cnfStyle w:val="000000100000" w:firstRow="0" w:lastRow="0" w:firstColumn="0" w:lastColumn="0" w:oddVBand="0" w:evenVBand="0" w:oddHBand="1" w:evenHBand="0" w:firstRowFirstColumn="0" w:firstRowLastColumn="0" w:lastRowFirstColumn="0" w:lastRowLastColumn="0"/>
+          <w:trHeight w:val="300"/>
+          <w:jc w:val="center"/>
+        </w:trPr>
+        <w:tc>
+          <w:tcPr>
+            <w:cnfStyle w:val="000010000000" w:firstRow="0" w:lastRow="0" w:firstColumn="0" w:lastColumn="0" w:oddVBand="1" w:evenVBand="0" w:oddHBand="0" w:evenHBand="0" w:firstRowFirstColumn="0" w:firstRowLastColumn="0" w:lastRowFirstColumn="0" w:lastRowLastColumn="0"/>
+            <w:tcW w:w="0" w:type="auto"/>
+          </w:tcPr>
+          <w:p>
+            <w:pPr>
+              <w:widowControl w:val="0"/>
+              <w:autoSpaceDE w:val="0"/>
+              <w:autoSpaceDN w:val="0"/>
+              <w:adjustRightInd w:val="0"/>
+              <w:rPr>
+                <w:rFonts w:ascii="Calibri" w:hAnsi="Calibri" w:cs="Calibri"/>
+                <w:color w:val="000000"/>
+                <w:kern w:val="0"/>
+              </w:rPr>
+            </w:pPr>
+            <w:r>
+              <w:rPr>
+                <w:rFonts w:ascii="Calibri" w:hAnsi="Calibri" w:cs="Calibri"/>
+                <w:color w:val="000000"/>
+                <w:kern w:val="0"/>
+              </w:rPr>
+              <w:t>52792 Greenfield</w:t>
+            </w:r>
+          </w:p>
+        </w:tc>
+        <w:tc>
+          <w:tcPr>
+            <w:tcW w:w="0" w:type="auto"/>
+          </w:tcPr>
+          <w:p>
+            <w:pPr>
+              <w:widowControl w:val="0"/>
+              <w:autoSpaceDE w:val="0"/>
+              <w:autoSpaceDN w:val="0"/>
+              <w:adjustRightInd w:val="0"/>
+              <w:cnfStyle w:val="000000100000" w:firstRow="0" w:lastRow="0" w:firstColumn="0" w:lastColumn="0" w:oddVBand="0" w:evenVBand="0" w:oddHBand="1" w:evenHBand="0" w:firstRowFirstColumn="0" w:firstRowLastColumn="0" w:lastRowFirstColumn="0" w:lastRowLastColumn="0"/>
+              <w:rPr>
+                <w:rFonts w:ascii="Calibri" w:hAnsi="Calibri" w:cs="Calibri"/>
+                <w:color w:val="000000"/>
+                <w:kern w:val="0"/>
+              </w:rPr>
+            </w:pPr>
+            <w:r>
+              <w:rPr>
+                <w:rFonts w:ascii="Calibri" w:hAnsi="Calibri" w:cs="Calibri"/>
+                <w:color w:val="000000"/>
+                <w:kern w:val="0"/>
+              </w:rPr>
+              <w:t>Taos</w:t>
+            </w:r>
+          </w:p>
+        </w:tc>
+        <w:tc>
+          <w:tcPr>
+            <w:cnfStyle w:val="000010000000" w:firstRow="0" w:lastRow="0" w:firstColumn="0" w:lastColumn="0" w:oddVBand="1" w:evenVBand="0" w:oddHBand="0" w:evenHBand="0" w:firstRowFirstColumn="0" w:firstRowLastColumn="0" w:lastRowFirstColumn="0" w:lastRowLastColumn="0"/>
+            <w:tcW w:w="0" w:type="auto"/>
+          </w:tcPr>
+          <w:p>
+            <w:pPr>
+              <w:widowControl w:val="0"/>
+              <w:autoSpaceDE w:val="0"/>
+              <w:autoSpaceDN w:val="0"/>
+              <w:adjustRightInd w:val="0"/>
+              <w:rPr>
+                <w:rFonts w:ascii="Calibri" w:hAnsi="Calibri" w:cs="Calibri"/>
+                <w:color w:val="000000"/>
+                <w:kern w:val="0"/>
+              </w:rPr>
+            </w:pPr>
+            <w:r>
+              <w:rPr>
+                <w:rFonts w:ascii="Calibri" w:hAnsi="Calibri" w:cs="Calibri"/>
+                <w:color w:val="000000"/>
+                <w:kern w:val="0"/>
+              </w:rPr>
+              <w:t>NM</w:t>
+            </w:r>
+          </w:p>
+        </w:tc>
+      </w:tr>
+      <w:tr>
+        <w:trPr>
+          <w:trHeight w:val="300"/>
+          <w:jc w:val="center"/>
+        </w:trPr>
+        <w:tc>
+          <w:tcPr>
+            <w:cnfStyle w:val="000010000000" w:firstRow="0" w:lastRow="0" w:firstColumn="0" w:lastColumn="0" w:oddVBand="1" w:evenVBand="0" w:oddHBand="0" w:evenHBand="0" w:firstRowFirstColumn="0" w:firstRowLastColumn="0" w:lastRowFirstColumn="0" w:lastRowLastColumn="0"/>
+            <w:tcW w:w="0" w:type="auto"/>
+          </w:tcPr>
+          <w:p>
+            <w:pPr>
+              <w:widowControl w:val="0"/>
+              <w:autoSpaceDE w:val="0"/>
+              <w:autoSpaceDN w:val="0"/>
+              <w:adjustRightInd w:val="0"/>
+              <w:rPr>
+                <w:rFonts w:ascii="Calibri" w:hAnsi="Calibri" w:cs="Calibri"/>
+                <w:color w:val="000000"/>
+                <w:kern w:val="0"/>
+              </w:rPr>
+            </w:pPr>
+            <w:r>
+              <w:rPr>
+                <w:rFonts w:ascii="Calibri" w:hAnsi="Calibri" w:cs="Calibri"/>
+                <w:color w:val="000000"/>
+                <w:kern w:val="0"/>
+              </w:rPr>
+              <w:t>7303 Spring Blvd</w:t>
+            </w:r>
+          </w:p>
+        </w:tc>
+        <w:tc>
+          <w:tcPr>
+            <w:tcW w:w="0" w:type="auto"/>
+          </w:tcPr>
+          <w:p>
+            <w:pPr>
+              <w:widowControl w:val="0"/>
+              <w:autoSpaceDE w:val="0"/>
+              <w:autoSpaceDN w:val="0"/>
+              <w:adjustRightInd w:val="0"/>
+              <w:cnfStyle w:val="000000000000" w:firstRow="0" w:lastRow="0" w:firstColumn="0" w:lastColumn="0" w:oddVBand="0" w:evenVBand="0" w:oddHBand="0" w:evenHBand="0" w:firstRowFirstColumn="0" w:firstRowLastColumn="0" w:lastRowFirstColumn="0" w:lastRowLastColumn="0"/>
+              <w:rPr>
+                <w:rFonts w:ascii="Calibri" w:hAnsi="Calibri" w:cs="Calibri"/>
+                <w:color w:val="000000"/>
+                <w:kern w:val="0"/>
+              </w:rPr>
+            </w:pPr>
+            <w:r>
+              <w:rPr>
+                <w:rFonts w:ascii="Calibri" w:hAnsi="Calibri" w:cs="Calibri"/>
+                <w:color w:val="000000"/>
+                <w:kern w:val="0"/>
+              </w:rPr>
+              <w:t>Santa Fe</w:t>
+            </w:r>
+          </w:p>
+        </w:tc>
+        <w:tc>
+          <w:tcPr>
+            <w:cnfStyle w:val="000010000000" w:firstRow="0" w:lastRow="0" w:firstColumn="0" w:lastColumn="0" w:oddVBand="1" w:evenVBand="0" w:oddHBand="0" w:evenHBand="0" w:firstRowFirstColumn="0" w:firstRowLastColumn="0" w:lastRowFirstColumn="0" w:lastRowLastColumn="0"/>
+            <w:tcW w:w="0" w:type="auto"/>
+          </w:tcPr>
+          <w:p>
+            <w:pPr>
+              <w:widowControl w:val="0"/>
+              <w:autoSpaceDE w:val="0"/>
+              <w:autoSpaceDN w:val="0"/>
+              <w:adjustRightInd w:val="0"/>
+              <w:rPr>
+                <w:rFonts w:ascii="Calibri" w:hAnsi="Calibri" w:cs="Calibri"/>
+                <w:color w:val="000000"/>
+                <w:kern w:val="0"/>
+              </w:rPr>
+            </w:pPr>
+            <w:r>
+              <w:rPr>
+                <w:rFonts w:ascii="Calibri" w:hAnsi="Calibri" w:cs="Calibri"/>
+                <w:color w:val="000000"/>
+                <w:kern w:val="0"/>
+              </w:rPr>
+              <w:t>NM</w:t>
+            </w:r>
+          </w:p>
+        </w:tc>
+      </w:tr>
+      <w:tr>
+        <w:trPr>
+          <w:cnfStyle w:val="000000100000" w:firstRow="0" w:lastRow="0" w:firstColumn="0" w:lastColumn="0" w:oddVBand="0" w:evenVBand="0" w:oddHBand="1" w:evenHBand="0" w:firstRowFirstColumn="0" w:firstRowLastColumn="0" w:lastRowFirstColumn="0" w:lastRowLastColumn="0"/>
+          <w:trHeight w:val="300"/>
+          <w:jc w:val="center"/>
+        </w:trPr>
+        <w:tc>
+          <w:tcPr>
+            <w:cnfStyle w:val="000010000000" w:firstRow="0" w:lastRow="0" w:firstColumn="0" w:lastColumn="0" w:oddVBand="1" w:evenVBand="0" w:oddHBand="0" w:evenHBand="0" w:firstRowFirstColumn="0" w:firstRowLastColumn="0" w:lastRowFirstColumn="0" w:lastRowLastColumn="0"/>
+            <w:tcW w:w="0" w:type="auto"/>
+          </w:tcPr>
+          <w:p>
+            <w:pPr>
+              <w:widowControl w:val="0"/>
+              <w:autoSpaceDE w:val="0"/>
+              <w:autoSpaceDN w:val="0"/>
+              <w:adjustRightInd w:val="0"/>
+              <w:rPr>
+                <w:rFonts w:ascii="Calibri" w:hAnsi="Calibri" w:cs="Calibri"/>
+                <w:color w:val="000000"/>
+                <w:kern w:val="0"/>
+              </w:rPr>
+            </w:pPr>
+            <w:r>
+              <w:rPr>
+                <w:rFonts w:ascii="Calibri" w:hAnsi="Calibri" w:cs="Calibri"/>
+                <w:color w:val="000000"/>
+                <w:kern w:val="0"/>
+              </w:rPr>
+              <w:t>8692 Garden Blvd</w:t>
+            </w:r>
+          </w:p>
+        </w:tc>
+        <w:tc>
+          <w:tcPr>
+            <w:tcW w:w="0" w:type="auto"/>
+          </w:tcPr>
+          <w:p>
+            <w:pPr>
+              <w:widowControl w:val="0"/>
+              <w:autoSpaceDE w:val="0"/>
+              <w:autoSpaceDN w:val="0"/>
+              <w:adjustRightInd w:val="0"/>
+              <w:cnfStyle w:val="000000100000" w:firstRow="0" w:lastRow="0" w:firstColumn="0" w:lastColumn="0" w:oddVBand="0" w:evenVBand="0" w:oddHBand="1" w:evenHBand="0" w:firstRowFirstColumn="0" w:firstRowLastColumn="0" w:lastRowFirstColumn="0" w:lastRowLastColumn="0"/>
+              <w:rPr>
+                <w:rFonts w:ascii="Calibri" w:hAnsi="Calibri" w:cs="Calibri"/>
+                <w:color w:val="000000"/>
+                <w:kern w:val="0"/>
+              </w:rPr>
+            </w:pPr>
+            <w:r>
+              <w:rPr>
+                <w:rFonts w:ascii="Calibri" w:hAnsi="Calibri" w:cs="Calibri"/>
+                <w:color w:val="000000"/>
+                <w:kern w:val="0"/>
+              </w:rPr>
+              <w:t>Gallup</w:t>
+            </w:r>
+          </w:p>
+        </w:tc>
+        <w:tc>
+          <w:tcPr>
+            <w:cnfStyle w:val="000010000000" w:firstRow="0" w:lastRow="0" w:firstColumn="0" w:lastColumn="0" w:oddVBand="1" w:evenVBand="0" w:oddHBand="0" w:evenHBand="0" w:firstRowFirstColumn="0" w:firstRowLastColumn="0" w:lastRowFirstColumn="0" w:lastRowLastColumn="0"/>
+            <w:tcW w:w="0" w:type="auto"/>
+          </w:tcPr>
+          <w:p>
+            <w:pPr>
+              <w:widowControl w:val="0"/>
+              <w:autoSpaceDE w:val="0"/>
+              <w:autoSpaceDN w:val="0"/>
+              <w:adjustRightInd w:val="0"/>
+              <w:rPr>
+                <w:rFonts w:ascii="Calibri" w:hAnsi="Calibri" w:cs="Calibri"/>
+                <w:color w:val="000000"/>
+                <w:kern w:val="0"/>
+              </w:rPr>
+            </w:pPr>
+            <w:r>
+              <w:rPr>
+                <w:rFonts w:ascii="Calibri" w:hAnsi="Calibri" w:cs="Calibri"/>
+                <w:color w:val="000000"/>
+                <w:kern w:val="0"/>
+              </w:rPr>
+              <w:t>NM</w:t>
+            </w:r>
+          </w:p>
+        </w:tc>
+      </w:tr>
+      <w:tr>
+        <w:trPr>
+          <w:trHeight w:val="300"/>
+          <w:jc w:val="center"/>
+        </w:trPr>
+        <w:tc>
+          <w:tcPr>
+            <w:cnfStyle w:val="000010000000" w:firstRow="0" w:lastRow="0" w:firstColumn="0" w:lastColumn="0" w:oddVBand="1" w:evenVBand="0" w:oddHBand="0" w:evenHBand="0" w:firstRowFirstColumn="0" w:firstRowLastColumn="0" w:lastRowFirstColumn="0" w:lastRowLastColumn="0"/>
+            <w:tcW w:w="0" w:type="auto"/>
+          </w:tcPr>
+          <w:p>
+            <w:pPr>
+              <w:widowControl w:val="0"/>
+              <w:autoSpaceDE w:val="0"/>
+              <w:autoSpaceDN w:val="0"/>
+              <w:adjustRightInd w:val="0"/>
+              <w:rPr>
+                <w:rFonts w:ascii="Calibri" w:hAnsi="Calibri" w:cs="Calibri"/>
+                <w:color w:val="000000"/>
+                <w:kern w:val="0"/>
+              </w:rPr>
+            </w:pPr>
+            <w:r>
+              <w:rPr>
+                <w:rFonts w:ascii="Calibri" w:hAnsi="Calibri" w:cs="Calibri"/>
+                <w:color w:val="000000"/>
+                <w:kern w:val="0"/>
+              </w:rPr>
+              <w:t>8851 Skyline Blvd</w:t>
+            </w:r>
+          </w:p>
+        </w:tc>
+        <w:tc>
+          <w:tcPr>
+            <w:tcW w:w="0" w:type="auto"/>
+          </w:tcPr>
+          <w:p>
+            <w:pPr>
+              <w:widowControl w:val="0"/>
+              <w:autoSpaceDE w:val="0"/>
+              <w:autoSpaceDN w:val="0"/>
+              <w:adjustRightInd w:val="0"/>
+              <w:cnfStyle w:val="000000000000" w:firstRow="0" w:lastRow="0" w:firstColumn="0" w:lastColumn="0" w:oddVBand="0" w:evenVBand="0" w:oddHBand="0" w:evenHBand="0" w:firstRowFirstColumn="0" w:firstRowLastColumn="0" w:lastRowFirstColumn="0" w:lastRowLastColumn="0"/>
+              <w:rPr>
+                <w:rFonts w:ascii="Calibri" w:hAnsi="Calibri" w:cs="Calibri"/>
+                <w:color w:val="000000"/>
+                <w:kern w:val="0"/>
+              </w:rPr>
+            </w:pPr>
+            <w:r>
+              <w:rPr>
+                <w:rFonts w:ascii="Calibri" w:hAnsi="Calibri" w:cs="Calibri"/>
+                <w:color w:val="000000"/>
+                <w:kern w:val="0"/>
+              </w:rPr>
+              <w:t>Albuquerque</w:t>
+            </w:r>
+          </w:p>
+        </w:tc>
+        <w:tc>
+          <w:tcPr>
+            <w:cnfStyle w:val="000010000000" w:firstRow="0" w:lastRow="0" w:firstColumn="0" w:lastColumn="0" w:oddVBand="1" w:evenVBand="0" w:oddHBand="0" w:evenHBand="0" w:firstRowFirstColumn="0" w:firstRowLastColumn="0" w:lastRowFirstColumn="0" w:lastRowLastColumn="0"/>
+            <w:tcW w:w="0" w:type="auto"/>
+          </w:tcPr>
+          <w:p>
+            <w:pPr>
+              <w:widowControl w:val="0"/>
+              <w:autoSpaceDE w:val="0"/>
+              <w:autoSpaceDN w:val="0"/>
+              <w:adjustRightInd w:val="0"/>
+              <w:rPr>
+                <w:rFonts w:ascii="Calibri" w:hAnsi="Calibri" w:cs="Calibri"/>
+                <w:color w:val="000000"/>
+                <w:kern w:val="0"/>
+              </w:rPr>
+            </w:pPr>
+            <w:r>
+              <w:rPr>
+                <w:rFonts w:ascii="Calibri" w:hAnsi="Calibri" w:cs="Calibri"/>
+                <w:color w:val="000000"/>
+                <w:kern w:val="0"/>
+              </w:rPr>
+              <w:t>NM</w:t>
+            </w:r>
+          </w:p>
+        </w:tc>
+      </w:tr>
+      <w:tr>
+        <w:trPr>
+          <w:cnfStyle w:val="000000100000" w:firstRow="0" w:lastRow="0" w:firstColumn="0" w:lastColumn="0" w:oddVBand="0" w:evenVBand="0" w:oddHBand="1" w:evenHBand="0" w:firstRowFirstColumn="0" w:firstRowLastColumn="0" w:lastRowFirstColumn="0" w:lastRowLastColumn="0"/>
+          <w:trHeight w:val="300"/>
+          <w:jc w:val="center"/>
+        </w:trPr>
+        <w:tc>
+          <w:tcPr>
+            <w:cnfStyle w:val="000010000000" w:firstRow="0" w:lastRow="0" w:firstColumn="0" w:lastColumn="0" w:oddVBand="1" w:evenVBand="0" w:oddHBand="0" w:evenHBand="0" w:firstRowFirstColumn="0" w:firstRowLastColumn="0" w:lastRowFirstColumn="0" w:lastRowLastColumn="0"/>
+            <w:tcW w:w="0" w:type="auto"/>
+          </w:tcPr>
+          <w:p>
+            <w:pPr>
+              <w:widowControl w:val="0"/>
+              <w:autoSpaceDE w:val="0"/>
+              <w:autoSpaceDN w:val="0"/>
+              <w:adjustRightInd w:val="0"/>
+              <w:rPr>
+                <w:rFonts w:ascii="Calibri" w:hAnsi="Calibri" w:cs="Calibri"/>
+                <w:color w:val="000000"/>
+                <w:kern w:val="0"/>
+              </w:rPr>
+            </w:pPr>
+            <w:r>
+              <w:rPr>
+                <w:rFonts w:ascii="Calibri" w:hAnsi="Calibri" w:cs="Calibri"/>
+                <w:color w:val="000000"/>
+                <w:kern w:val="0"/>
+              </w:rPr>
+              <w:t>10 East Blvd</w:t>
+            </w:r>
+          </w:p>
+        </w:tc>
+        <w:tc>
+          <w:tcPr>
+            <w:tcW w:w="0" w:type="auto"/>
+          </w:tcPr>
+          <w:p>
+            <w:pPr>
+              <w:widowControl w:val="0"/>
+              <w:autoSpaceDE w:val="0"/>
+              <w:autoSpaceDN w:val="0"/>
+              <w:adjustRightInd w:val="0"/>
+              <w:cnfStyle w:val="000000100000" w:firstRow="0" w:lastRow="0" w:firstColumn="0" w:lastColumn="0" w:oddVBand="0" w:evenVBand="0" w:oddHBand="1" w:evenHBand="0" w:firstRowFirstColumn="0" w:firstRowLastColumn="0" w:lastRowFirstColumn="0" w:lastRowLastColumn="0"/>
+              <w:rPr>
+                <w:rFonts w:ascii="Calibri" w:hAnsi="Calibri" w:cs="Calibri"/>
+                <w:color w:val="000000"/>
+                <w:kern w:val="0"/>
+              </w:rPr>
+            </w:pPr>
+            <w:r>
+              <w:rPr>
+                <w:rFonts w:ascii="Calibri" w:hAnsi="Calibri" w:cs="Calibri"/>
+                <w:color w:val="000000"/>
+                <w:kern w:val="0"/>
+              </w:rPr>
+              <w:t>Portland</w:t>
+            </w:r>
+          </w:p>
+        </w:tc>
+        <w:tc>
+          <w:tcPr>
+            <w:cnfStyle w:val="000010000000" w:firstRow="0" w:lastRow="0" w:firstColumn="0" w:lastColumn="0" w:oddVBand="1" w:evenVBand="0" w:oddHBand="0" w:evenHBand="0" w:firstRowFirstColumn="0" w:firstRowLastColumn="0" w:lastRowFirstColumn="0" w:lastRowLastColumn="0"/>
+            <w:tcW w:w="0" w:type="auto"/>
+          </w:tcPr>
+          <w:p>
+            <w:pPr>
+              <w:widowControl w:val="0"/>
+              <w:autoSpaceDE w:val="0"/>
+              <w:autoSpaceDN w:val="0"/>
+              <w:adjustRightInd w:val="0"/>
+              <w:rPr>
+                <w:rFonts w:ascii="Calibri" w:hAnsi="Calibri" w:cs="Calibri"/>
+                <w:color w:val="000000"/>
+                <w:kern w:val="0"/>
+              </w:rPr>
+            </w:pPr>
+            <w:r>
+              <w:rPr>
+                <w:rFonts w:ascii="Calibri" w:hAnsi="Calibri" w:cs="Calibri"/>
+                <w:color w:val="000000"/>
+                <w:kern w:val="0"/>
+              </w:rPr>
+              <w:t>OR</w:t>
+            </w:r>
+          </w:p>
+        </w:tc>
+      </w:tr>
+      <w:tr>
+        <w:trPr>
+          <w:trHeight w:val="300"/>
+          <w:jc w:val="center"/>
+        </w:trPr>
+        <w:tc>
+          <w:tcPr>
+            <w:cnfStyle w:val="000010000000" w:firstRow="0" w:lastRow="0" w:firstColumn="0" w:lastColumn="0" w:oddVBand="1" w:evenVBand="0" w:oddHBand="0" w:evenHBand="0" w:firstRowFirstColumn="0" w:firstRowLastColumn="0" w:lastRowFirstColumn="0" w:lastRowLastColumn="0"/>
+            <w:tcW w:w="0" w:type="auto"/>
+          </w:tcPr>
+          <w:p>
+            <w:pPr>
+              <w:widowControl w:val="0"/>
+              <w:autoSpaceDE w:val="0"/>
+              <w:autoSpaceDN w:val="0"/>
+              <w:adjustRightInd w:val="0"/>
+              <w:rPr>
+                <w:rFonts w:ascii="Calibri" w:hAnsi="Calibri" w:cs="Calibri"/>
+                <w:color w:val="000000"/>
+                <w:kern w:val="0"/>
+              </w:rPr>
+            </w:pPr>
+            <w:r>
+              <w:rPr>
+                <w:rFonts w:ascii="Calibri" w:hAnsi="Calibri" w:cs="Calibri"/>
+                <w:color w:val="000000"/>
+                <w:kern w:val="0"/>
+              </w:rPr>
+              <w:t>403 State Blvd</w:t>
+            </w:r>
+          </w:p>
+        </w:tc>
+        <w:tc>
+          <w:tcPr>
+            <w:tcW w:w="0" w:type="auto"/>
+          </w:tcPr>
+          <w:p>
+            <w:pPr>
+              <w:widowControl w:val="0"/>
+              <w:autoSpaceDE w:val="0"/>
+              <w:autoSpaceDN w:val="0"/>
+              <w:adjustRightInd w:val="0"/>
+              <w:cnfStyle w:val="000000000000" w:firstRow="0" w:lastRow="0" w:firstColumn="0" w:lastColumn="0" w:oddVBand="0" w:evenVBand="0" w:oddHBand="0" w:evenHBand="0" w:firstRowFirstColumn="0" w:firstRowLastColumn="0" w:lastRowFirstColumn="0" w:lastRowLastColumn="0"/>
+              <w:rPr>
+                <w:rFonts w:ascii="Calibri" w:hAnsi="Calibri" w:cs="Calibri"/>
+                <w:color w:val="000000"/>
+                <w:kern w:val="0"/>
+              </w:rPr>
+            </w:pPr>
+            <w:r>
+              <w:rPr>
+                <w:rFonts w:ascii="Calibri" w:hAnsi="Calibri" w:cs="Calibri"/>
+                <w:color w:val="000000"/>
+                <w:kern w:val="0"/>
+              </w:rPr>
+              <w:t>Salem</w:t>
+            </w:r>
+          </w:p>
+        </w:tc>
+        <w:tc>
+          <w:tcPr>
+            <w:cnfStyle w:val="000010000000" w:firstRow="0" w:lastRow="0" w:firstColumn="0" w:lastColumn="0" w:oddVBand="1" w:evenVBand="0" w:oddHBand="0" w:evenHBand="0" w:firstRowFirstColumn="0" w:firstRowLastColumn="0" w:lastRowFirstColumn="0" w:lastRowLastColumn="0"/>
+            <w:tcW w:w="0" w:type="auto"/>
+          </w:tcPr>
+          <w:p>
+            <w:pPr>
+              <w:widowControl w:val="0"/>
+              <w:autoSpaceDE w:val="0"/>
+              <w:autoSpaceDN w:val="0"/>
+              <w:adjustRightInd w:val="0"/>
+              <w:rPr>
+                <w:rFonts w:ascii="Calibri" w:hAnsi="Calibri" w:cs="Calibri"/>
+                <w:color w:val="000000"/>
+                <w:kern w:val="0"/>
+              </w:rPr>
+            </w:pPr>
+            <w:r>
+              <w:rPr>
+                <w:rFonts w:ascii="Calibri" w:hAnsi="Calibri" w:cs="Calibri"/>
+                <w:color w:val="000000"/>
+                <w:kern w:val="0"/>
+              </w:rPr>
+              <w:t>OR</w:t>
+            </w:r>
+          </w:p>
+        </w:tc>
+      </w:tr>
+      <w:tr>
+        <w:trPr>
+          <w:cnfStyle w:val="000000100000" w:firstRow="0" w:lastRow="0" w:firstColumn="0" w:lastColumn="0" w:oddVBand="0" w:evenVBand="0" w:oddHBand="1" w:evenHBand="0" w:firstRowFirstColumn="0" w:firstRowLastColumn="0" w:lastRowFirstColumn="0" w:lastRowLastColumn="0"/>
+          <w:trHeight w:val="300"/>
+          <w:jc w:val="center"/>
+        </w:trPr>
+        <w:tc>
+          <w:tcPr>
+            <w:cnfStyle w:val="000010000000" w:firstRow="0" w:lastRow="0" w:firstColumn="0" w:lastColumn="0" w:oddVBand="1" w:evenVBand="0" w:oddHBand="0" w:evenHBand="0" w:firstRowFirstColumn="0" w:firstRowLastColumn="0" w:lastRowFirstColumn="0" w:lastRowLastColumn="0"/>
+            <w:tcW w:w="0" w:type="auto"/>
+          </w:tcPr>
+          <w:p>
+            <w:pPr>
+              <w:widowControl w:val="0"/>
+              <w:autoSpaceDE w:val="0"/>
+              <w:autoSpaceDN w:val="0"/>
+              <w:adjustRightInd w:val="0"/>
+              <w:rPr>
+                <w:rFonts w:ascii="Calibri" w:hAnsi="Calibri" w:cs="Calibri"/>
+                <w:color w:val="000000"/>
+                <w:kern w:val="0"/>
+              </w:rPr>
+            </w:pPr>
+            <w:r>
+              <w:rPr>
+                <w:rFonts w:ascii="Calibri" w:hAnsi="Calibri" w:cs="Calibri"/>
+                <w:color w:val="000000"/>
+                <w:kern w:val="0"/>
+              </w:rPr>
+              <w:t>692 Lilly Blvd</w:t>
+            </w:r>
+          </w:p>
+        </w:tc>
+        <w:tc>
+          <w:tcPr>
+            <w:tcW w:w="0" w:type="auto"/>
+          </w:tcPr>
+          <w:p>
+            <w:pPr>
+              <w:widowControl w:val="0"/>
+              <w:autoSpaceDE w:val="0"/>
+              <w:autoSpaceDN w:val="0"/>
+              <w:adjustRightInd w:val="0"/>
+              <w:cnfStyle w:val="000000100000" w:firstRow="0" w:lastRow="0" w:firstColumn="0" w:lastColumn="0" w:oddVBand="0" w:evenVBand="0" w:oddHBand="1" w:evenHBand="0" w:firstRowFirstColumn="0" w:firstRowLastColumn="0" w:lastRowFirstColumn="0" w:lastRowLastColumn="0"/>
+              <w:rPr>
+                <w:rFonts w:ascii="Calibri" w:hAnsi="Calibri" w:cs="Calibri"/>
+                <w:color w:val="000000"/>
+                <w:kern w:val="0"/>
+              </w:rPr>
+            </w:pPr>
+            <w:r>
+              <w:rPr>
+                <w:rFonts w:ascii="Calibri" w:hAnsi="Calibri" w:cs="Calibri"/>
+                <w:color w:val="000000"/>
+                <w:kern w:val="0"/>
+              </w:rPr>
+              <w:t>Springfield</w:t>
+            </w:r>
+          </w:p>
+        </w:tc>
+        <w:tc>
+          <w:tcPr>
+            <w:cnfStyle w:val="000010000000" w:firstRow="0" w:lastRow="0" w:firstColumn="0" w:lastColumn="0" w:oddVBand="1" w:evenVBand="0" w:oddHBand="0" w:evenHBand="0" w:firstRowFirstColumn="0" w:firstRowLastColumn="0" w:lastRowFirstColumn="0" w:lastRowLastColumn="0"/>
+            <w:tcW w:w="0" w:type="auto"/>
+          </w:tcPr>
+          <w:p>
+            <w:pPr>
+              <w:widowControl w:val="0"/>
+              <w:autoSpaceDE w:val="0"/>
+              <w:autoSpaceDN w:val="0"/>
+              <w:adjustRightInd w:val="0"/>
+              <w:rPr>
+                <w:rFonts w:ascii="Calibri" w:hAnsi="Calibri" w:cs="Calibri"/>
+                <w:color w:val="000000"/>
+                <w:kern w:val="0"/>
+              </w:rPr>
+            </w:pPr>
+            <w:r>
+              <w:rPr>
+                <w:rFonts w:ascii="Calibri" w:hAnsi="Calibri" w:cs="Calibri"/>
+                <w:color w:val="000000"/>
+                <w:kern w:val="0"/>
+              </w:rPr>
+              <w:t>OR</w:t>
+            </w:r>
+          </w:p>
+        </w:tc>
+      </w:tr>
+      <w:tr>
+        <w:trPr>
+          <w:trHeight w:val="300"/>
+          <w:jc w:val="center"/>
+        </w:trPr>
+        <w:tc>
+          <w:tcPr>
+            <w:cnfStyle w:val="000010000000" w:firstRow="0" w:lastRow="0" w:firstColumn="0" w:lastColumn="0" w:oddVBand="1" w:evenVBand="0" w:oddHBand="0" w:evenHBand="0" w:firstRowFirstColumn="0" w:firstRowLastColumn="0" w:lastRowFirstColumn="0" w:lastRowLastColumn="0"/>
+            <w:tcW w:w="0" w:type="auto"/>
+          </w:tcPr>
+          <w:p>
+            <w:pPr>
+              <w:widowControl w:val="0"/>
+              <w:autoSpaceDE w:val="0"/>
+              <w:autoSpaceDN w:val="0"/>
+              <w:adjustRightInd w:val="0"/>
+              <w:rPr>
+                <w:rFonts w:ascii="Calibri" w:hAnsi="Calibri" w:cs="Calibri"/>
+                <w:color w:val="000000"/>
+                <w:kern w:val="0"/>
+              </w:rPr>
+            </w:pPr>
+            <w:r>
+              <w:rPr>
+                <w:rFonts w:ascii="Calibri" w:hAnsi="Calibri" w:cs="Calibri"/>
+                <w:color w:val="000000"/>
+                <w:kern w:val="0"/>
+              </w:rPr>
+              <w:t>7825 Blue St</w:t>
+            </w:r>
+          </w:p>
+        </w:tc>
+        <w:tc>
+          <w:tcPr>
+            <w:tcW w:w="0" w:type="auto"/>
+          </w:tcPr>
+          <w:p>
+            <w:pPr>
+              <w:widowControl w:val="0"/>
+              <w:autoSpaceDE w:val="0"/>
+              <w:autoSpaceDN w:val="0"/>
+              <w:adjustRightInd w:val="0"/>
+              <w:cnfStyle w:val="000000000000" w:firstRow="0" w:lastRow="0" w:firstColumn="0" w:lastColumn="0" w:oddVBand="0" w:evenVBand="0" w:oddHBand="0" w:evenHBand="0" w:firstRowFirstColumn="0" w:firstRowLastColumn="0" w:lastRowFirstColumn="0" w:lastRowLastColumn="0"/>
+              <w:rPr>
+                <w:rFonts w:ascii="Calibri" w:hAnsi="Calibri" w:cs="Calibri"/>
+                <w:color w:val="000000"/>
+                <w:kern w:val="0"/>
+              </w:rPr>
+            </w:pPr>
+            <w:r>
+              <w:rPr>
+                <w:rFonts w:ascii="Calibri" w:hAnsi="Calibri" w:cs="Calibri"/>
+                <w:color w:val="000000"/>
+                <w:kern w:val="0"/>
+              </w:rPr>
+              <w:t>Portland</w:t>
+            </w:r>
+          </w:p>
+        </w:tc>
+        <w:tc>
+          <w:tcPr>
+            <w:cnfStyle w:val="000010000000" w:firstRow="0" w:lastRow="0" w:firstColumn="0" w:lastColumn="0" w:oddVBand="1" w:evenVBand="0" w:oddHBand="0" w:evenHBand="0" w:firstRowFirstColumn="0" w:firstRowLastColumn="0" w:lastRowFirstColumn="0" w:lastRowLastColumn="0"/>
+            <w:tcW w:w="0" w:type="auto"/>
+          </w:tcPr>
+          <w:p>
+            <w:pPr>
+              <w:widowControl w:val="0"/>
+              <w:autoSpaceDE w:val="0"/>
+              <w:autoSpaceDN w:val="0"/>
+              <w:adjustRightInd w:val="0"/>
+              <w:rPr>
+                <w:rFonts w:ascii="Calibri" w:hAnsi="Calibri" w:cs="Calibri"/>
+                <w:color w:val="000000"/>
+                <w:kern w:val="0"/>
+              </w:rPr>
+            </w:pPr>
+            <w:r>
+              <w:rPr>
+                <w:rFonts w:ascii="Calibri" w:hAnsi="Calibri" w:cs="Calibri"/>
+                <w:color w:val="000000"/>
+                <w:kern w:val="0"/>
+              </w:rPr>
+              <w:t>OR</w:t>
+            </w:r>
+          </w:p>
+        </w:tc>
+      </w:tr>
+      <w:tr>
+        <w:trPr>
+          <w:cnfStyle w:val="000000100000" w:firstRow="0" w:lastRow="0" w:firstColumn="0" w:lastColumn="0" w:oddVBand="0" w:evenVBand="0" w:oddHBand="1" w:evenHBand="0" w:firstRowFirstColumn="0" w:firstRowLastColumn="0" w:lastRowFirstColumn="0" w:lastRowLastColumn="0"/>
+          <w:trHeight w:val="300"/>
+          <w:jc w:val="center"/>
+        </w:trPr>
+        <w:tc>
+          <w:tcPr>
+            <w:cnfStyle w:val="000010000000" w:firstRow="0" w:lastRow="0" w:firstColumn="0" w:lastColumn="0" w:oddVBand="1" w:evenVBand="0" w:oddHBand="0" w:evenHBand="0" w:firstRowFirstColumn="0" w:firstRowLastColumn="0" w:lastRowFirstColumn="0" w:lastRowLastColumn="0"/>
+            <w:tcW w:w="0" w:type="auto"/>
+          </w:tcPr>
+          <w:p>
+            <w:pPr>
+              <w:widowControl w:val="0"/>
+              <w:autoSpaceDE w:val="0"/>
+              <w:autoSpaceDN w:val="0"/>
+              <w:adjustRightInd w:val="0"/>
+              <w:rPr>
+                <w:rFonts w:ascii="Calibri" w:hAnsi="Calibri" w:cs="Calibri"/>
+                <w:color w:val="000000"/>
+                <w:kern w:val="0"/>
+              </w:rPr>
+            </w:pPr>
+            <w:r>
+              <w:rPr>
+                <w:rFonts w:ascii="Calibri" w:hAnsi="Calibri" w:cs="Calibri"/>
+                <w:color w:val="000000"/>
+                <w:kern w:val="0"/>
+              </w:rPr>
+              <w:t>8692 Tech Blvd</w:t>
+            </w:r>
+          </w:p>
+        </w:tc>
+        <w:tc>
+          <w:tcPr>
+            <w:tcW w:w="0" w:type="auto"/>
+          </w:tcPr>
+          <w:p>
+            <w:pPr>
+              <w:widowControl w:val="0"/>
+              <w:autoSpaceDE w:val="0"/>
+              <w:autoSpaceDN w:val="0"/>
+              <w:adjustRightInd w:val="0"/>
+              <w:cnfStyle w:val="000000100000" w:firstRow="0" w:lastRow="0" w:firstColumn="0" w:lastColumn="0" w:oddVBand="0" w:evenVBand="0" w:oddHBand="1" w:evenHBand="0" w:firstRowFirstColumn="0" w:firstRowLastColumn="0" w:lastRowFirstColumn="0" w:lastRowLastColumn="0"/>
+              <w:rPr>
+                <w:rFonts w:ascii="Calibri" w:hAnsi="Calibri" w:cs="Calibri"/>
+                <w:color w:val="000000"/>
+                <w:kern w:val="0"/>
+              </w:rPr>
+            </w:pPr>
+            <w:r>
+              <w:rPr>
+                <w:rFonts w:ascii="Calibri" w:hAnsi="Calibri" w:cs="Calibri"/>
+                <w:color w:val="000000"/>
+                <w:kern w:val="0"/>
+              </w:rPr>
+              <w:t>Eugene</w:t>
+            </w:r>
+          </w:p>
+        </w:tc>
+        <w:tc>
+          <w:tcPr>
+            <w:cnfStyle w:val="000010000000" w:firstRow="0" w:lastRow="0" w:firstColumn="0" w:lastColumn="0" w:oddVBand="1" w:evenVBand="0" w:oddHBand="0" w:evenHBand="0" w:firstRowFirstColumn="0" w:firstRowLastColumn="0" w:lastRowFirstColumn="0" w:lastRowLastColumn="0"/>
+            <w:tcW w:w="0" w:type="auto"/>
+          </w:tcPr>
+          <w:p>
+            <w:pPr>
+              <w:widowControl w:val="0"/>
+              <w:autoSpaceDE w:val="0"/>
+              <w:autoSpaceDN w:val="0"/>
+              <w:adjustRightInd w:val="0"/>
+              <w:rPr>
+                <w:rFonts w:ascii="Calibri" w:hAnsi="Calibri" w:cs="Calibri"/>
+                <w:color w:val="000000"/>
+                <w:kern w:val="0"/>
+              </w:rPr>
+            </w:pPr>
+            <w:r>
+              <w:rPr>
+                <w:rFonts w:ascii="Calibri" w:hAnsi="Calibri" w:cs="Calibri"/>
+                <w:color w:val="000000"/>
+                <w:kern w:val="0"/>
+              </w:rPr>
+              <w:t>OR</w:t>
+            </w:r>
+          </w:p>
+        </w:tc>
+      </w:tr>
+      <w:tr>
+        <w:trPr>
+          <w:trHeight w:val="300"/>
+          <w:jc w:val="center"/>
+        </w:trPr>
+        <w:tc>
+          <w:tcPr>
+            <w:cnfStyle w:val="000010000000" w:firstRow="0" w:lastRow="0" w:firstColumn="0" w:lastColumn="0" w:oddVBand="1" w:evenVBand="0" w:oddHBand="0" w:evenHBand="0" w:firstRowFirstColumn="0" w:firstRowLastColumn="0" w:lastRowFirstColumn="0" w:lastRowLastColumn="0"/>
+            <w:tcW w:w="0" w:type="auto"/>
+          </w:tcPr>
+          <w:p>
+            <w:pPr>
+              <w:widowControl w:val="0"/>
+              <w:autoSpaceDE w:val="0"/>
+              <w:autoSpaceDN w:val="0"/>
+              <w:adjustRightInd w:val="0"/>
+              <w:rPr>
+                <w:rFonts w:ascii="Calibri" w:hAnsi="Calibri" w:cs="Calibri"/>
+                <w:color w:val="000000"/>
+                <w:kern w:val="0"/>
+              </w:rPr>
+            </w:pPr>
+            <w:r>
+              <w:rPr>
+                <w:rFonts w:ascii="Calibri" w:hAnsi="Calibri" w:cs="Calibri"/>
+                <w:color w:val="000000"/>
+                <w:kern w:val="0"/>
+              </w:rPr>
+              <w:t>2445 Cove St</w:t>
+            </w:r>
+          </w:p>
+        </w:tc>
+        <w:tc>
+          <w:tcPr>
+            <w:tcW w:w="0" w:type="auto"/>
+          </w:tcPr>
+          <w:p>
+            <w:pPr>
+              <w:widowControl w:val="0"/>
+              <w:autoSpaceDE w:val="0"/>
+              <w:autoSpaceDN w:val="0"/>
+              <w:adjustRightInd w:val="0"/>
+              <w:cnfStyle w:val="000000000000" w:firstRow="0" w:lastRow="0" w:firstColumn="0" w:lastColumn="0" w:oddVBand="0" w:evenVBand="0" w:oddHBand="0" w:evenHBand="0" w:firstRowFirstColumn="0" w:firstRowLastColumn="0" w:lastRowFirstColumn="0" w:lastRowLastColumn="0"/>
+              <w:rPr>
+                <w:rFonts w:ascii="Calibri" w:hAnsi="Calibri" w:cs="Calibri"/>
+                <w:color w:val="000000"/>
+                <w:kern w:val="0"/>
+              </w:rPr>
+            </w:pPr>
+            <w:r>
+              <w:rPr>
+                <w:rFonts w:ascii="Calibri" w:hAnsi="Calibri" w:cs="Calibri"/>
+                <w:color w:val="000000"/>
+                <w:kern w:val="0"/>
+              </w:rPr>
+              <w:t>Spokane</w:t>
+            </w:r>
+          </w:p>
+        </w:tc>
+        <w:tc>
+          <w:tcPr>
+            <w:cnfStyle w:val="000010000000" w:firstRow="0" w:lastRow="0" w:firstColumn="0" w:lastColumn="0" w:oddVBand="1" w:evenVBand="0" w:oddHBand="0" w:evenHBand="0" w:firstRowFirstColumn="0" w:firstRowLastColumn="0" w:lastRowFirstColumn="0" w:lastRowLastColumn="0"/>
+            <w:tcW w:w="0" w:type="auto"/>
+          </w:tcPr>
+          <w:p>
+            <w:pPr>
+              <w:widowControl w:val="0"/>
+              <w:autoSpaceDE w:val="0"/>
+              <w:autoSpaceDN w:val="0"/>
+              <w:adjustRightInd w:val="0"/>
+              <w:rPr>
+                <w:rFonts w:ascii="Calibri" w:hAnsi="Calibri" w:cs="Calibri"/>
+                <w:color w:val="000000"/>
+                <w:kern w:val="0"/>
+              </w:rPr>
+            </w:pPr>
+            <w:r>
+              <w:rPr>
+                <w:rFonts w:ascii="Calibri" w:hAnsi="Calibri" w:cs="Calibri"/>
+                <w:color w:val="000000"/>
+                <w:kern w:val="0"/>
+              </w:rPr>
+              <w:t>WA</w:t>
+            </w:r>
+          </w:p>
+        </w:tc>
+      </w:tr>
+      <w:tr>
+        <w:trPr>
+          <w:cnfStyle w:val="000000100000" w:firstRow="0" w:lastRow="0" w:firstColumn="0" w:lastColumn="0" w:oddVBand="0" w:evenVBand="0" w:oddHBand="1" w:evenHBand="0" w:firstRowFirstColumn="0" w:firstRowLastColumn="0" w:lastRowFirstColumn="0" w:lastRowLastColumn="0"/>
+          <w:trHeight w:val="300"/>
+          <w:jc w:val="center"/>
+        </w:trPr>
+        <w:tc>
+          <w:tcPr>
+            <w:cnfStyle w:val="000010000000" w:firstRow="0" w:lastRow="0" w:firstColumn="0" w:lastColumn="0" w:oddVBand="1" w:evenVBand="0" w:oddHBand="0" w:evenHBand="0" w:firstRowFirstColumn="0" w:firstRowLastColumn="0" w:lastRowFirstColumn="0" w:lastRowLastColumn="0"/>
+            <w:tcW w:w="0" w:type="auto"/>
+          </w:tcPr>
+          <w:p>
+            <w:pPr>
+              <w:widowControl w:val="0"/>
+              <w:autoSpaceDE w:val="0"/>
+              <w:autoSpaceDN w:val="0"/>
+              <w:adjustRightInd w:val="0"/>
+              <w:rPr>
+                <w:rFonts w:ascii="Calibri" w:hAnsi="Calibri" w:cs="Calibri"/>
+                <w:color w:val="000000"/>
+                <w:kern w:val="0"/>
+              </w:rPr>
+            </w:pPr>
+            <w:r>
+              <w:rPr>
+                <w:rFonts w:ascii="Calibri" w:hAnsi="Calibri" w:cs="Calibri"/>
+                <w:color w:val="000000"/>
+                <w:kern w:val="0"/>
+              </w:rPr>
+              <w:t>35725 Water Street</w:t>
+            </w:r>
+          </w:p>
+        </w:tc>
+        <w:tc>
+          <w:tcPr>
+            <w:tcW w:w="0" w:type="auto"/>
+          </w:tcPr>
+          <w:p>
+            <w:pPr>
+              <w:widowControl w:val="0"/>
+              <w:autoSpaceDE w:val="0"/>
+              <w:autoSpaceDN w:val="0"/>
+              <w:adjustRightInd w:val="0"/>
+              <w:cnfStyle w:val="000000100000" w:firstRow="0" w:lastRow="0" w:firstColumn="0" w:lastColumn="0" w:oddVBand="0" w:evenVBand="0" w:oddHBand="1" w:evenHBand="0" w:firstRowFirstColumn="0" w:firstRowLastColumn="0" w:lastRowFirstColumn="0" w:lastRowLastColumn="0"/>
+              <w:rPr>
+                <w:rFonts w:ascii="Calibri" w:hAnsi="Calibri" w:cs="Calibri"/>
+                <w:color w:val="000000"/>
+                <w:kern w:val="0"/>
+              </w:rPr>
+            </w:pPr>
+            <w:r>
+              <w:rPr>
+                <w:rFonts w:ascii="Calibri" w:hAnsi="Calibri" w:cs="Calibri"/>
+                <w:color w:val="000000"/>
+                <w:kern w:val="0"/>
+              </w:rPr>
+              <w:t>Tacoma</w:t>
+            </w:r>
+          </w:p>
+        </w:tc>
+        <w:tc>
+          <w:tcPr>
+            <w:cnfStyle w:val="000010000000" w:firstRow="0" w:lastRow="0" w:firstColumn="0" w:lastColumn="0" w:oddVBand="1" w:evenVBand="0" w:oddHBand="0" w:evenHBand="0" w:firstRowFirstColumn="0" w:firstRowLastColumn="0" w:lastRowFirstColumn="0" w:lastRowLastColumn="0"/>
+            <w:tcW w:w="0" w:type="auto"/>
+          </w:tcPr>
+          <w:p>
+            <w:pPr>
+              <w:widowControl w:val="0"/>
+              <w:autoSpaceDE w:val="0"/>
+              <w:autoSpaceDN w:val="0"/>
+              <w:adjustRightInd w:val="0"/>
+              <w:rPr>
+                <w:rFonts w:ascii="Calibri" w:hAnsi="Calibri" w:cs="Calibri"/>
+                <w:color w:val="000000"/>
+                <w:kern w:val="0"/>
+              </w:rPr>
+            </w:pPr>
+            <w:r>
+              <w:rPr>
+                <w:rFonts w:ascii="Calibri" w:hAnsi="Calibri" w:cs="Calibri"/>
+                <w:color w:val="000000"/>
+                <w:kern w:val="0"/>
+              </w:rPr>
+              <w:t>WA</w:t>
+            </w:r>
+          </w:p>
+        </w:tc>
+      </w:tr>
+      <w:tr>
+        <w:trPr>
+          <w:trHeight w:val="300"/>
+          <w:jc w:val="center"/>
+        </w:trPr>
+        <w:tc>
+          <w:tcPr>
+            <w:cnfStyle w:val="000010000000" w:firstRow="0" w:lastRow="0" w:firstColumn="0" w:lastColumn="0" w:oddVBand="1" w:evenVBand="0" w:oddHBand="0" w:evenHBand="0" w:firstRowFirstColumn="0" w:firstRowLastColumn="0" w:lastRowFirstColumn="0" w:lastRowLastColumn="0"/>
+            <w:tcW w:w="0" w:type="auto"/>
+          </w:tcPr>
+          <w:p>
+            <w:pPr>
+              <w:widowControl w:val="0"/>
+              <w:autoSpaceDE w:val="0"/>
+              <w:autoSpaceDN w:val="0"/>
+              <w:adjustRightInd w:val="0"/>
+              <w:rPr>
+                <w:rFonts w:ascii="Calibri" w:hAnsi="Calibri" w:cs="Calibri"/>
+                <w:color w:val="000000"/>
+                <w:kern w:val="0"/>
+              </w:rPr>
+            </w:pPr>
+            <w:r>
+              <w:rPr>
+                <w:rFonts w:ascii="Calibri" w:hAnsi="Calibri" w:cs="Calibri"/>
+                <w:color w:val="000000"/>
+                <w:kern w:val="0"/>
+              </w:rPr>
+              <w:t>51977 Winding Way</w:t>
+            </w:r>
+          </w:p>
+        </w:tc>
+        <w:tc>
+          <w:tcPr>
+            <w:tcW w:w="0" w:type="auto"/>
+          </w:tcPr>
+          <w:p>
+            <w:pPr>
+              <w:widowControl w:val="0"/>
+              <w:autoSpaceDE w:val="0"/>
+              <w:autoSpaceDN w:val="0"/>
+              <w:adjustRightInd w:val="0"/>
+              <w:cnfStyle w:val="000000000000" w:firstRow="0" w:lastRow="0" w:firstColumn="0" w:lastColumn="0" w:oddVBand="0" w:evenVBand="0" w:oddHBand="0" w:evenHBand="0" w:firstRowFirstColumn="0" w:firstRowLastColumn="0" w:lastRowFirstColumn="0" w:lastRowLastColumn="0"/>
+              <w:rPr>
+                <w:rFonts w:ascii="Calibri" w:hAnsi="Calibri" w:cs="Calibri"/>
+                <w:color w:val="000000"/>
+                <w:kern w:val="0"/>
+              </w:rPr>
+            </w:pPr>
+            <w:r>
+              <w:rPr>
+                <w:rFonts w:ascii="Calibri" w:hAnsi="Calibri" w:cs="Calibri"/>
+                <w:color w:val="000000"/>
+                <w:kern w:val="0"/>
+              </w:rPr>
+              <w:t>Seattle</w:t>
+            </w:r>
+          </w:p>
+        </w:tc>
+        <w:tc>
+          <w:tcPr>
+            <w:cnfStyle w:val="000010000000" w:firstRow="0" w:lastRow="0" w:firstColumn="0" w:lastColumn="0" w:oddVBand="1" w:evenVBand="0" w:oddHBand="0" w:evenHBand="0" w:firstRowFirstColumn="0" w:firstRowLastColumn="0" w:lastRowFirstColumn="0" w:lastRowLastColumn="0"/>
+            <w:tcW w:w="0" w:type="auto"/>
+          </w:tcPr>
+          <w:p>
+            <w:pPr>
+              <w:widowControl w:val="0"/>
+              <w:autoSpaceDE w:val="0"/>
+              <w:autoSpaceDN w:val="0"/>
+              <w:adjustRightInd w:val="0"/>
+              <w:rPr>
+                <w:rFonts w:ascii="Calibri" w:hAnsi="Calibri" w:cs="Calibri"/>
+                <w:color w:val="000000"/>
+                <w:kern w:val="0"/>
+              </w:rPr>
+            </w:pPr>
+            <w:r>
+              <w:rPr>
+                <w:rFonts w:ascii="Calibri" w:hAnsi="Calibri" w:cs="Calibri"/>
+                <w:color w:val="000000"/>
+                <w:kern w:val="0"/>
+              </w:rPr>
+              <w:t>WA</w:t>
+            </w:r>
+          </w:p>
+        </w:tc>
+      </w:tr>
+      <w:tr>
+        <w:trPr>
+          <w:cnfStyle w:val="000000100000" w:firstRow="0" w:lastRow="0" w:firstColumn="0" w:lastColumn="0" w:oddVBand="0" w:evenVBand="0" w:oddHBand="1" w:evenHBand="0" w:firstRowFirstColumn="0" w:firstRowLastColumn="0" w:lastRowFirstColumn="0" w:lastRowLastColumn="0"/>
+          <w:trHeight w:val="300"/>
+          <w:jc w:val="center"/>
+        </w:trPr>
+        <w:tc>
+          <w:tcPr>
+            <w:cnfStyle w:val="000010000000" w:firstRow="0" w:lastRow="0" w:firstColumn="0" w:lastColumn="0" w:oddVBand="1" w:evenVBand="0" w:oddHBand="0" w:evenHBand="0" w:firstRowFirstColumn="0" w:firstRowLastColumn="0" w:lastRowFirstColumn="0" w:lastRowLastColumn="0"/>
+            <w:tcW w:w="0" w:type="auto"/>
+          </w:tcPr>
+          <w:p>
+            <w:pPr>
+              <w:widowControl w:val="0"/>
+              <w:autoSpaceDE w:val="0"/>
+              <w:autoSpaceDN w:val="0"/>
+              <w:adjustRightInd w:val="0"/>
+              <w:rPr>
+                <w:rFonts w:ascii="Calibri" w:hAnsi="Calibri" w:cs="Calibri"/>
+                <w:color w:val="000000"/>
+                <w:kern w:val="0"/>
+              </w:rPr>
+            </w:pPr>
+            <w:r>
+              <w:rPr>
+                <w:rFonts w:ascii="Calibri" w:hAnsi="Calibri" w:cs="Calibri"/>
+                <w:color w:val="000000"/>
+                <w:kern w:val="0"/>
+              </w:rPr>
+              <w:t>7108 Main St</w:t>
+            </w:r>
+          </w:p>
+        </w:tc>
+        <w:tc>
+          <w:tcPr>
+            <w:tcW w:w="0" w:type="auto"/>
+          </w:tcPr>
+          <w:p>
+            <w:pPr>
+              <w:widowControl w:val="0"/>
+              <w:autoSpaceDE w:val="0"/>
+              <w:autoSpaceDN w:val="0"/>
+              <w:adjustRightInd w:val="0"/>
+              <w:cnfStyle w:val="000000100000" w:firstRow="0" w:lastRow="0" w:firstColumn="0" w:lastColumn="0" w:oddVBand="0" w:evenVBand="0" w:oddHBand="1" w:evenHBand="0" w:firstRowFirstColumn="0" w:firstRowLastColumn="0" w:lastRowFirstColumn="0" w:lastRowLastColumn="0"/>
+              <w:rPr>
+                <w:rFonts w:ascii="Calibri" w:hAnsi="Calibri" w:cs="Calibri"/>
+                <w:color w:val="000000"/>
+                <w:kern w:val="0"/>
+              </w:rPr>
+            </w:pPr>
+            <w:r>
+              <w:rPr>
+                <w:rFonts w:ascii="Calibri" w:hAnsi="Calibri" w:cs="Calibri"/>
+                <w:color w:val="000000"/>
+                <w:kern w:val="0"/>
+              </w:rPr>
+              <w:t>Bellingham</w:t>
+            </w:r>
+          </w:p>
+        </w:tc>
+        <w:tc>
+          <w:tcPr>
+            <w:cnfStyle w:val="000010000000" w:firstRow="0" w:lastRow="0" w:firstColumn="0" w:lastColumn="0" w:oddVBand="1" w:evenVBand="0" w:oddHBand="0" w:evenHBand="0" w:firstRowFirstColumn="0" w:firstRowLastColumn="0" w:lastRowFirstColumn="0" w:lastRowLastColumn="0"/>
+            <w:tcW w:w="0" w:type="auto"/>
+          </w:tcPr>
+          <w:p>
+            <w:pPr>
+              <w:widowControl w:val="0"/>
+              <w:autoSpaceDE w:val="0"/>
+              <w:autoSpaceDN w:val="0"/>
+              <w:adjustRightInd w:val="0"/>
+              <w:rPr>
+                <w:rFonts w:ascii="Calibri" w:hAnsi="Calibri" w:cs="Calibri"/>
+                <w:color w:val="000000"/>
+                <w:kern w:val="0"/>
+              </w:rPr>
+            </w:pPr>
+            <w:r>
+              <w:rPr>
+                <w:rFonts w:ascii="Calibri" w:hAnsi="Calibri" w:cs="Calibri"/>
+                <w:color w:val="000000"/>
+                <w:kern w:val="0"/>
+              </w:rPr>
+              <w:t>WA</w:t>
+            </w:r>
+          </w:p>
+        </w:tc>
+      </w:tr>
+    </w:tbl>
+    <w:p/>
+    <w:p>
+      <w:pPr>
+        <w:sectPr>
+          <w:pgSz w:w="12240" w:h="15840"/>
+          <w:pgMar w:top="1440" w:right="1440" w:bottom="1440" w:left="1440" w:header="720" w:footer="720" w:gutter="0"/>
+          <w:pgNumType w:start="1"/>
+          <w:cols w:space="720"/>
+          <w:docGrid w:linePitch="360"/>
+        </w:sectPr>
+      </w:pPr>
+    </w:p>
+    <w:p>
+      <w:pPr>
+        <w:spacing w:after="0"/>
+        <w:jc w:val="center"/>
+        <w:rPr>
+          <w:b/>
+          <w:sz w:val="32"/>
+          <w:szCs w:val="32"/>
+        </w:rPr>
+      </w:pPr>
+      <w:r>
+        <w:rPr>
+          <w:b/>
+          <w:sz w:val="32"/>
+          <w:szCs w:val="32"/>
+        </w:rPr>
+        <w:lastRenderedPageBreak/>
+        <w:t>Ultimate Action Sports Gear</w:t>
+      </w:r>
+    </w:p>
+    <w:p>
+      <w:pPr>
+        <w:spacing w:after="0"/>
+        <w:jc w:val="center"/>
+      </w:pPr>
+      <w:r>
+        <w:t>1926 Quebec Street</w:t>
+      </w:r>
+    </w:p>
+    <w:p>
+      <w:pPr>
+        <w:spacing w:after="0"/>
+        <w:jc w:val="center"/>
+      </w:pPr>
+      <w:r>
+        <w:t>Denver, CO 80207</w:t>
+      </w:r>
+    </w:p>
+    <w:p>
+      <w:pPr>
+        <w:spacing w:after="0"/>
+        <w:jc w:val="center"/>
+      </w:pPr>
+      <w:r>
+        <w:t>(303)</w:t>
+      </w:r>
+      <w:r>
+        <w:t xml:space="preserve"> </w:t>
+      </w:r>
+      <w:r>
+        <w:t>555-0970</w:t>
+      </w:r>
+    </w:p>
+    <w:p>
+      <w:pPr>
+        <w:spacing w:after="0"/>
+        <w:jc w:val="center"/>
+      </w:pPr>
+      <w:r>
+        <w:t>www.u-actionsports-g.com</w:t>
+      </w:r>
+    </w:p>
+    <w:p>
+      <w:pPr>
+        <w:tabs>
+          <w:tab w:val="left" w:pos="1080"/>
+        </w:tabs>
+        <w:spacing w:before="360"/>
+      </w:pPr>
+      <w:r>
+        <w:rPr>
+          <w:b/>
+        </w:rPr>
+        <w:t>TO:</w:t>
+      </w:r>
+      <w:r>
+        <w:tab/>
+      </w:r>
+      <w:r>
+        <w:rPr>
+          <w:noProof/>
+        </w:rPr>
+        <w:t>Margaret</w:t>
+      </w:r>
+      <w:r>
+        <w:t xml:space="preserve"> </w:t>
+      </w:r>
+      <w:r>
+        <w:rPr>
+          <w:noProof/>
+        </w:rPr>
+        <w:t>Voboril</w:t>
+      </w:r>
+    </w:p>
+    <w:p>
+      <w:pPr>
+        <w:tabs>
+          <w:tab w:val="left" w:pos="1080"/>
+        </w:tabs>
+      </w:pPr>
+      <w:r>
+        <w:rPr>
+          <w:b/>
+        </w:rPr>
+        <w:t>FROM:</w:t>
+      </w:r>
+      <w:r>
+        <w:rPr>
+          <w:b/>
+        </w:rPr>
+        <w:tab/>
+      </w:r>
+      <w:r>
+        <w:t>Michael Dixon, President</w:t>
+      </w:r>
+    </w:p>
+    <w:p>
+      <w:pPr>
+        <w:tabs>
+          <w:tab w:val="left" w:pos="1080"/>
+        </w:tabs>
+      </w:pPr>
+      <w:r>
+        <w:rPr>
+          <w:b/>
+        </w:rPr>
+        <w:t>DATE:</w:t>
+      </w:r>
+      <w:r>
+        <w:tab/>
+      </w:r>
+      <w:r>
+        <w:t>November 1, 2021</w:t>
+      </w:r>
+    </w:p>
+    <w:p>
+      <w:pPr>
+        <w:tabs>
+          <w:tab w:val="left" w:pos="1080"/>
+        </w:tabs>
+        <w:spacing w:after="360"/>
+      </w:pPr>
+      <w:r>
+        <w:rPr>
+          <w:b/>
+        </w:rPr>
+        <w:t>SUBJECT:</w:t>
+      </w:r>
+      <w:r>
+        <w:tab/>
+      </w:r>
+      <w:r>
+        <w:t>Welcome to Our Sales Team</w:t>
+      </w:r>
+    </w:p>
+    <w:p>
+      <w:pPr>
+        <w:spacing w:after="360"/>
+      </w:pPr>
+      <w:r>
+        <w:t xml:space="preserve">I am pleased to welcome you as a team member of Ultimate Action Sports Gear at our newest location in Taos, New Mexico. I look forward to getting to know you, and I hope to establish a long working relationship with you. I encourage all sales associates to wear and use our sporting gear and merchandise so you can speak from experience when selling goods to our customers. As a way of </w:t>
+      </w:r>
+      <w:proofErr w:type="gramStart"/>
+      <w:r>
+        <w:t>welcoming</w:t>
+      </w:r>
+      <w:proofErr w:type="gramEnd"/>
+      <w:r>
+        <w:t xml:space="preserve"> you to our team, I want you to select $1,000 worth of merchandise from the following list for </w:t>
+      </w:r>
+      <w:proofErr w:type="gramStart"/>
+      <w:r>
+        <w:t>your personal</w:t>
+      </w:r>
+      <w:proofErr w:type="gramEnd"/>
+      <w:r>
+        <w:t xml:space="preserve"> use:</w:t>
+      </w:r>
+    </w:p>
+    <w:p>
+      <w:pPr>
+        <w:spacing w:after="360"/>
+        <w:jc w:val="center"/>
+      </w:pPr>
+      <w:r>
+        <w:object w:dxaOrig="3920" w:dyaOrig="6263" w14:anchorId="3DC08B25">
+          <v:shape id="_x0000_i1034" type="#_x0000_t75" style="width:195.75pt;height:313.5pt" o:ole="">
+            <v:imagedata r:id="rId5" o:title=""/>
+          </v:shape>
+          <o:OLEObject Type="Embed" ProgID="Excel.Sheet.12" ShapeID="_x0000_i1034" DrawAspect="Content" ObjectID="_1838707396" r:id="rId8"/>
+        </w:object>
+      </w:r>
+    </w:p>
+    <w:p>
+      <w:pPr>
+        <w:spacing w:after="360"/>
+      </w:pPr>
+      <w:r>
+        <w:lastRenderedPageBreak/>
+        <w:t xml:space="preserve">Below is a </w:t>
+      </w:r>
+      <w:proofErr w:type="gramStart"/>
+      <w:r>
+        <w:t>listing</w:t>
+      </w:r>
+      <w:proofErr w:type="gramEnd"/>
+      <w:r>
+        <w:t xml:space="preserve"> of our other store locations. When traveling to these areas, be sure to visit the other retail store locations. Because different stores specialize in merchandise for local activities, stock items will vary. When visiting these stores, please introduce yourself to the local associates, and remember to use your employee discount on any purchases.</w:t>
+      </w:r>
+    </w:p>
+    <w:tbl>
+      <w:tblPr>
+        <w:tblStyle w:val="ListTable3-Accent2"/>
+        <w:tblW w:w="0" w:type="auto"/>
+        <w:jc w:val="center"/>
+        <w:tblLook w:val="0000" w:firstRow="0" w:lastRow="0" w:firstColumn="0" w:lastColumn="0" w:noHBand="0" w:noVBand="0"/>
+      </w:tblPr>
+      <w:tblGrid>
+        <w:gridCol w:w="2021"/>
+        <w:gridCol w:w="1729"/>
+        <w:gridCol w:w="692"/>
+      </w:tblGrid>
+      <w:tr>
+        <w:trPr>
+          <w:cnfStyle w:val="000000100000" w:firstRow="0" w:lastRow="0" w:firstColumn="0" w:lastColumn="0" w:oddVBand="0" w:evenVBand="0" w:oddHBand="1" w:evenHBand="0" w:firstRowFirstColumn="0" w:firstRowLastColumn="0" w:lastRowFirstColumn="0" w:lastRowLastColumn="0"/>
+          <w:trHeight w:val="300"/>
+          <w:jc w:val="center"/>
+        </w:trPr>
+        <w:tc>
+          <w:tcPr>
+            <w:cnfStyle w:val="000010000000" w:firstRow="0" w:lastRow="0" w:firstColumn="0" w:lastColumn="0" w:oddVBand="1" w:evenVBand="0" w:oddHBand="0" w:evenHBand="0" w:firstRowFirstColumn="0" w:firstRowLastColumn="0" w:lastRowFirstColumn="0" w:lastRowLastColumn="0"/>
+            <w:tcW w:w="0" w:type="auto"/>
+          </w:tcPr>
+          <w:p>
+            <w:pPr>
+              <w:widowControl w:val="0"/>
+              <w:autoSpaceDE w:val="0"/>
+              <w:autoSpaceDN w:val="0"/>
+              <w:adjustRightInd w:val="0"/>
+              <w:jc w:val="center"/>
+              <w:rPr>
+                <w:rFonts w:ascii="Calibri" w:hAnsi="Calibri" w:cs="Calibri"/>
+                <w:b/>
+                <w:bCs/>
+                <w:color w:val="000000"/>
+                <w:kern w:val="0"/>
+              </w:rPr>
+            </w:pPr>
+            <w:r>
+              <w:rPr>
+                <w:rFonts w:ascii="Calibri" w:hAnsi="Calibri" w:cs="Calibri"/>
+                <w:b/>
+                <w:bCs/>
+                <w:color w:val="000000"/>
+                <w:kern w:val="0"/>
+              </w:rPr>
+              <w:t>Address</w:t>
+            </w:r>
+          </w:p>
+        </w:tc>
+        <w:tc>
+          <w:tcPr>
+            <w:tcW w:w="0" w:type="auto"/>
+          </w:tcPr>
+          <w:p>
+            <w:pPr>
+              <w:widowControl w:val="0"/>
+              <w:autoSpaceDE w:val="0"/>
+              <w:autoSpaceDN w:val="0"/>
+              <w:adjustRightInd w:val="0"/>
+              <w:jc w:val="center"/>
+              <w:cnfStyle w:val="000000100000" w:firstRow="0" w:lastRow="0" w:firstColumn="0" w:lastColumn="0" w:oddVBand="0" w:evenVBand="0" w:oddHBand="1" w:evenHBand="0" w:firstRowFirstColumn="0" w:firstRowLastColumn="0" w:lastRowFirstColumn="0" w:lastRowLastColumn="0"/>
+              <w:rPr>
+                <w:rFonts w:ascii="Calibri" w:hAnsi="Calibri" w:cs="Calibri"/>
+                <w:b/>
+                <w:bCs/>
+                <w:color w:val="000000"/>
+                <w:kern w:val="0"/>
+              </w:rPr>
+            </w:pPr>
+            <w:r>
+              <w:rPr>
+                <w:rFonts w:ascii="Calibri" w:hAnsi="Calibri" w:cs="Calibri"/>
+                <w:b/>
+                <w:bCs/>
+                <w:color w:val="000000"/>
+                <w:kern w:val="0"/>
+              </w:rPr>
+              <w:t>City</w:t>
+            </w:r>
+          </w:p>
+        </w:tc>
+        <w:tc>
+          <w:tcPr>
+            <w:cnfStyle w:val="000010000000" w:firstRow="0" w:lastRow="0" w:firstColumn="0" w:lastColumn="0" w:oddVBand="1" w:evenVBand="0" w:oddHBand="0" w:evenHBand="0" w:firstRowFirstColumn="0" w:firstRowLastColumn="0" w:lastRowFirstColumn="0" w:lastRowLastColumn="0"/>
+            <w:tcW w:w="0" w:type="auto"/>
+          </w:tcPr>
+          <w:p>
+            <w:pPr>
+              <w:widowControl w:val="0"/>
+              <w:autoSpaceDE w:val="0"/>
+              <w:autoSpaceDN w:val="0"/>
+              <w:adjustRightInd w:val="0"/>
+              <w:jc w:val="center"/>
+              <w:rPr>
+                <w:rFonts w:ascii="Calibri" w:hAnsi="Calibri" w:cs="Calibri"/>
+                <w:b/>
+                <w:bCs/>
+                <w:color w:val="000000"/>
+                <w:kern w:val="0"/>
+              </w:rPr>
+            </w:pPr>
+            <w:r>
+              <w:rPr>
+                <w:rFonts w:ascii="Calibri" w:hAnsi="Calibri" w:cs="Calibri"/>
+                <w:b/>
+                <w:bCs/>
+                <w:color w:val="000000"/>
+                <w:kern w:val="0"/>
+              </w:rPr>
+              <w:t>State</w:t>
+            </w:r>
+          </w:p>
+        </w:tc>
+      </w:tr>
+      <w:tr>
+        <w:trPr>
+          <w:trHeight w:val="300"/>
+          <w:jc w:val="center"/>
+        </w:trPr>
+        <w:tc>
+          <w:tcPr>
+            <w:cnfStyle w:val="000010000000" w:firstRow="0" w:lastRow="0" w:firstColumn="0" w:lastColumn="0" w:oddVBand="1" w:evenVBand="0" w:oddHBand="0" w:evenHBand="0" w:firstRowFirstColumn="0" w:firstRowLastColumn="0" w:lastRowFirstColumn="0" w:lastRowLastColumn="0"/>
+            <w:tcW w:w="0" w:type="auto"/>
+          </w:tcPr>
+          <w:p>
+            <w:pPr>
+              <w:widowControl w:val="0"/>
+              <w:autoSpaceDE w:val="0"/>
+              <w:autoSpaceDN w:val="0"/>
+              <w:adjustRightInd w:val="0"/>
+              <w:rPr>
+                <w:rFonts w:ascii="Calibri" w:hAnsi="Calibri" w:cs="Calibri"/>
+                <w:color w:val="000000"/>
+                <w:kern w:val="0"/>
+              </w:rPr>
+            </w:pPr>
+            <w:r>
+              <w:rPr>
+                <w:rFonts w:ascii="Calibri" w:hAnsi="Calibri" w:cs="Calibri"/>
+                <w:color w:val="000000"/>
+                <w:kern w:val="0"/>
+              </w:rPr>
+              <w:t>197 Tower Rd</w:t>
+            </w:r>
+          </w:p>
+        </w:tc>
+        <w:tc>
+          <w:tcPr>
+            <w:tcW w:w="0" w:type="auto"/>
+          </w:tcPr>
+          <w:p>
+            <w:pPr>
+              <w:widowControl w:val="0"/>
+              <w:autoSpaceDE w:val="0"/>
+              <w:autoSpaceDN w:val="0"/>
+              <w:adjustRightInd w:val="0"/>
+              <w:cnfStyle w:val="000000000000" w:firstRow="0" w:lastRow="0" w:firstColumn="0" w:lastColumn="0" w:oddVBand="0" w:evenVBand="0" w:oddHBand="0" w:evenHBand="0" w:firstRowFirstColumn="0" w:firstRowLastColumn="0" w:lastRowFirstColumn="0" w:lastRowLastColumn="0"/>
+              <w:rPr>
+                <w:rFonts w:ascii="Calibri" w:hAnsi="Calibri" w:cs="Calibri"/>
+                <w:color w:val="000000"/>
+                <w:kern w:val="0"/>
+              </w:rPr>
+            </w:pPr>
+            <w:r>
+              <w:rPr>
+                <w:rFonts w:ascii="Calibri" w:hAnsi="Calibri" w:cs="Calibri"/>
+                <w:color w:val="000000"/>
+                <w:kern w:val="0"/>
+              </w:rPr>
+              <w:t>Denver</w:t>
+            </w:r>
+          </w:p>
+        </w:tc>
+        <w:tc>
+          <w:tcPr>
+            <w:cnfStyle w:val="000010000000" w:firstRow="0" w:lastRow="0" w:firstColumn="0" w:lastColumn="0" w:oddVBand="1" w:evenVBand="0" w:oddHBand="0" w:evenHBand="0" w:firstRowFirstColumn="0" w:firstRowLastColumn="0" w:lastRowFirstColumn="0" w:lastRowLastColumn="0"/>
+            <w:tcW w:w="0" w:type="auto"/>
+          </w:tcPr>
+          <w:p>
+            <w:pPr>
+              <w:widowControl w:val="0"/>
+              <w:autoSpaceDE w:val="0"/>
+              <w:autoSpaceDN w:val="0"/>
+              <w:adjustRightInd w:val="0"/>
+              <w:rPr>
+                <w:rFonts w:ascii="Calibri" w:hAnsi="Calibri" w:cs="Calibri"/>
+                <w:color w:val="000000"/>
+                <w:kern w:val="0"/>
+              </w:rPr>
+            </w:pPr>
+            <w:r>
+              <w:rPr>
+                <w:rFonts w:ascii="Calibri" w:hAnsi="Calibri" w:cs="Calibri"/>
+                <w:color w:val="000000"/>
+                <w:kern w:val="0"/>
+              </w:rPr>
+              <w:t>CO</w:t>
+            </w:r>
+          </w:p>
+        </w:tc>
+      </w:tr>
+      <w:tr>
+        <w:trPr>
+          <w:cnfStyle w:val="000000100000" w:firstRow="0" w:lastRow="0" w:firstColumn="0" w:lastColumn="0" w:oddVBand="0" w:evenVBand="0" w:oddHBand="1" w:evenHBand="0" w:firstRowFirstColumn="0" w:firstRowLastColumn="0" w:lastRowFirstColumn="0" w:lastRowLastColumn="0"/>
+          <w:trHeight w:val="300"/>
+          <w:jc w:val="center"/>
+        </w:trPr>
+        <w:tc>
+          <w:tcPr>
+            <w:cnfStyle w:val="000010000000" w:firstRow="0" w:lastRow="0" w:firstColumn="0" w:lastColumn="0" w:oddVBand="1" w:evenVBand="0" w:oddHBand="0" w:evenHBand="0" w:firstRowFirstColumn="0" w:firstRowLastColumn="0" w:lastRowFirstColumn="0" w:lastRowLastColumn="0"/>
+            <w:tcW w:w="0" w:type="auto"/>
+          </w:tcPr>
+          <w:p>
+            <w:pPr>
+              <w:widowControl w:val="0"/>
+              <w:autoSpaceDE w:val="0"/>
+              <w:autoSpaceDN w:val="0"/>
+              <w:adjustRightInd w:val="0"/>
+              <w:rPr>
+                <w:rFonts w:ascii="Calibri" w:hAnsi="Calibri" w:cs="Calibri"/>
+                <w:color w:val="000000"/>
+                <w:kern w:val="0"/>
+              </w:rPr>
+            </w:pPr>
+            <w:r>
+              <w:rPr>
+                <w:rFonts w:ascii="Calibri" w:hAnsi="Calibri" w:cs="Calibri"/>
+                <w:color w:val="000000"/>
+                <w:kern w:val="0"/>
+              </w:rPr>
+              <w:t>208 E Central Ave</w:t>
+            </w:r>
+          </w:p>
+        </w:tc>
+        <w:tc>
+          <w:tcPr>
+            <w:tcW w:w="0" w:type="auto"/>
+          </w:tcPr>
+          <w:p>
+            <w:pPr>
+              <w:widowControl w:val="0"/>
+              <w:autoSpaceDE w:val="0"/>
+              <w:autoSpaceDN w:val="0"/>
+              <w:adjustRightInd w:val="0"/>
+              <w:cnfStyle w:val="000000100000" w:firstRow="0" w:lastRow="0" w:firstColumn="0" w:lastColumn="0" w:oddVBand="0" w:evenVBand="0" w:oddHBand="1" w:evenHBand="0" w:firstRowFirstColumn="0" w:firstRowLastColumn="0" w:lastRowFirstColumn="0" w:lastRowLastColumn="0"/>
+              <w:rPr>
+                <w:rFonts w:ascii="Calibri" w:hAnsi="Calibri" w:cs="Calibri"/>
+                <w:color w:val="000000"/>
+                <w:kern w:val="0"/>
+              </w:rPr>
+            </w:pPr>
+            <w:r>
+              <w:rPr>
+                <w:rFonts w:ascii="Calibri" w:hAnsi="Calibri" w:cs="Calibri"/>
+                <w:color w:val="000000"/>
+                <w:kern w:val="0"/>
+              </w:rPr>
+              <w:t>Golden</w:t>
+            </w:r>
+          </w:p>
+        </w:tc>
+        <w:tc>
+          <w:tcPr>
+            <w:cnfStyle w:val="000010000000" w:firstRow="0" w:lastRow="0" w:firstColumn="0" w:lastColumn="0" w:oddVBand="1" w:evenVBand="0" w:oddHBand="0" w:evenHBand="0" w:firstRowFirstColumn="0" w:firstRowLastColumn="0" w:lastRowFirstColumn="0" w:lastRowLastColumn="0"/>
+            <w:tcW w:w="0" w:type="auto"/>
+          </w:tcPr>
+          <w:p>
+            <w:pPr>
+              <w:widowControl w:val="0"/>
+              <w:autoSpaceDE w:val="0"/>
+              <w:autoSpaceDN w:val="0"/>
+              <w:adjustRightInd w:val="0"/>
+              <w:rPr>
+                <w:rFonts w:ascii="Calibri" w:hAnsi="Calibri" w:cs="Calibri"/>
+                <w:color w:val="000000"/>
+                <w:kern w:val="0"/>
+              </w:rPr>
+            </w:pPr>
+            <w:r>
+              <w:rPr>
+                <w:rFonts w:ascii="Calibri" w:hAnsi="Calibri" w:cs="Calibri"/>
+                <w:color w:val="000000"/>
+                <w:kern w:val="0"/>
+              </w:rPr>
+              <w:t>CO</w:t>
+            </w:r>
+          </w:p>
+        </w:tc>
+      </w:tr>
+      <w:tr>
+        <w:trPr>
+          <w:trHeight w:val="300"/>
+          <w:jc w:val="center"/>
+        </w:trPr>
+        <w:tc>
+          <w:tcPr>
+            <w:cnfStyle w:val="000010000000" w:firstRow="0" w:lastRow="0" w:firstColumn="0" w:lastColumn="0" w:oddVBand="1" w:evenVBand="0" w:oddHBand="0" w:evenHBand="0" w:firstRowFirstColumn="0" w:firstRowLastColumn="0" w:lastRowFirstColumn="0" w:lastRowLastColumn="0"/>
+            <w:tcW w:w="0" w:type="auto"/>
+          </w:tcPr>
+          <w:p>
+            <w:pPr>
+              <w:widowControl w:val="0"/>
+              <w:autoSpaceDE w:val="0"/>
+              <w:autoSpaceDN w:val="0"/>
+              <w:adjustRightInd w:val="0"/>
+              <w:rPr>
+                <w:rFonts w:ascii="Calibri" w:hAnsi="Calibri" w:cs="Calibri"/>
+                <w:color w:val="000000"/>
+                <w:kern w:val="0"/>
+              </w:rPr>
+            </w:pPr>
+            <w:r>
+              <w:rPr>
+                <w:rFonts w:ascii="Calibri" w:hAnsi="Calibri" w:cs="Calibri"/>
+                <w:color w:val="000000"/>
+                <w:kern w:val="0"/>
+              </w:rPr>
+              <w:t>403 Starlight Blvd</w:t>
+            </w:r>
+          </w:p>
+        </w:tc>
+        <w:tc>
+          <w:tcPr>
+            <w:tcW w:w="0" w:type="auto"/>
+          </w:tcPr>
+          <w:p>
+            <w:pPr>
+              <w:widowControl w:val="0"/>
+              <w:autoSpaceDE w:val="0"/>
+              <w:autoSpaceDN w:val="0"/>
+              <w:adjustRightInd w:val="0"/>
+              <w:cnfStyle w:val="000000000000" w:firstRow="0" w:lastRow="0" w:firstColumn="0" w:lastColumn="0" w:oddVBand="0" w:evenVBand="0" w:oddHBand="0" w:evenHBand="0" w:firstRowFirstColumn="0" w:firstRowLastColumn="0" w:lastRowFirstColumn="0" w:lastRowLastColumn="0"/>
+              <w:rPr>
+                <w:rFonts w:ascii="Calibri" w:hAnsi="Calibri" w:cs="Calibri"/>
+                <w:color w:val="000000"/>
+                <w:kern w:val="0"/>
+              </w:rPr>
+            </w:pPr>
+            <w:r>
+              <w:rPr>
+                <w:rFonts w:ascii="Calibri" w:hAnsi="Calibri" w:cs="Calibri"/>
+                <w:color w:val="000000"/>
+                <w:kern w:val="0"/>
+              </w:rPr>
+              <w:t>Denver</w:t>
+            </w:r>
+          </w:p>
+        </w:tc>
+        <w:tc>
+          <w:tcPr>
+            <w:cnfStyle w:val="000010000000" w:firstRow="0" w:lastRow="0" w:firstColumn="0" w:lastColumn="0" w:oddVBand="1" w:evenVBand="0" w:oddHBand="0" w:evenHBand="0" w:firstRowFirstColumn="0" w:firstRowLastColumn="0" w:lastRowFirstColumn="0" w:lastRowLastColumn="0"/>
+            <w:tcW w:w="0" w:type="auto"/>
+          </w:tcPr>
+          <w:p>
+            <w:pPr>
+              <w:widowControl w:val="0"/>
+              <w:autoSpaceDE w:val="0"/>
+              <w:autoSpaceDN w:val="0"/>
+              <w:adjustRightInd w:val="0"/>
+              <w:rPr>
+                <w:rFonts w:ascii="Calibri" w:hAnsi="Calibri" w:cs="Calibri"/>
+                <w:color w:val="000000"/>
+                <w:kern w:val="0"/>
+              </w:rPr>
+            </w:pPr>
+            <w:r>
+              <w:rPr>
+                <w:rFonts w:ascii="Calibri" w:hAnsi="Calibri" w:cs="Calibri"/>
+                <w:color w:val="000000"/>
+                <w:kern w:val="0"/>
+              </w:rPr>
+              <w:t>CO</w:t>
+            </w:r>
+          </w:p>
+        </w:tc>
+      </w:tr>
+      <w:tr>
+        <w:trPr>
+          <w:cnfStyle w:val="000000100000" w:firstRow="0" w:lastRow="0" w:firstColumn="0" w:lastColumn="0" w:oddVBand="0" w:evenVBand="0" w:oddHBand="1" w:evenHBand="0" w:firstRowFirstColumn="0" w:firstRowLastColumn="0" w:lastRowFirstColumn="0" w:lastRowLastColumn="0"/>
+          <w:trHeight w:val="300"/>
+          <w:jc w:val="center"/>
+        </w:trPr>
+        <w:tc>
+          <w:tcPr>
+            <w:cnfStyle w:val="000010000000" w:firstRow="0" w:lastRow="0" w:firstColumn="0" w:lastColumn="0" w:oddVBand="1" w:evenVBand="0" w:oddHBand="0" w:evenHBand="0" w:firstRowFirstColumn="0" w:firstRowLastColumn="0" w:lastRowFirstColumn="0" w:lastRowLastColumn="0"/>
+            <w:tcW w:w="0" w:type="auto"/>
+          </w:tcPr>
+          <w:p>
+            <w:pPr>
+              <w:widowControl w:val="0"/>
+              <w:autoSpaceDE w:val="0"/>
+              <w:autoSpaceDN w:val="0"/>
+              <w:adjustRightInd w:val="0"/>
+              <w:rPr>
+                <w:rFonts w:ascii="Calibri" w:hAnsi="Calibri" w:cs="Calibri"/>
+                <w:color w:val="000000"/>
+                <w:kern w:val="0"/>
+              </w:rPr>
+            </w:pPr>
+            <w:r>
+              <w:rPr>
+                <w:rFonts w:ascii="Calibri" w:hAnsi="Calibri" w:cs="Calibri"/>
+                <w:color w:val="000000"/>
+                <w:kern w:val="0"/>
+              </w:rPr>
+              <w:t>782 Mill Rd SW</w:t>
+            </w:r>
+          </w:p>
+        </w:tc>
+        <w:tc>
+          <w:tcPr>
+            <w:tcW w:w="0" w:type="auto"/>
+          </w:tcPr>
+          <w:p>
+            <w:pPr>
+              <w:widowControl w:val="0"/>
+              <w:autoSpaceDE w:val="0"/>
+              <w:autoSpaceDN w:val="0"/>
+              <w:adjustRightInd w:val="0"/>
+              <w:cnfStyle w:val="000000100000" w:firstRow="0" w:lastRow="0" w:firstColumn="0" w:lastColumn="0" w:oddVBand="0" w:evenVBand="0" w:oddHBand="1" w:evenHBand="0" w:firstRowFirstColumn="0" w:firstRowLastColumn="0" w:lastRowFirstColumn="0" w:lastRowLastColumn="0"/>
+              <w:rPr>
+                <w:rFonts w:ascii="Calibri" w:hAnsi="Calibri" w:cs="Calibri"/>
+                <w:color w:val="000000"/>
+                <w:kern w:val="0"/>
+              </w:rPr>
+            </w:pPr>
+            <w:r>
+              <w:rPr>
+                <w:rFonts w:ascii="Calibri" w:hAnsi="Calibri" w:cs="Calibri"/>
+                <w:color w:val="000000"/>
+                <w:kern w:val="0"/>
+              </w:rPr>
+              <w:t>Colorado Springs</w:t>
+            </w:r>
+          </w:p>
+        </w:tc>
+        <w:tc>
+          <w:tcPr>
+            <w:cnfStyle w:val="000010000000" w:firstRow="0" w:lastRow="0" w:firstColumn="0" w:lastColumn="0" w:oddVBand="1" w:evenVBand="0" w:oddHBand="0" w:evenHBand="0" w:firstRowFirstColumn="0" w:firstRowLastColumn="0" w:lastRowFirstColumn="0" w:lastRowLastColumn="0"/>
+            <w:tcW w:w="0" w:type="auto"/>
+          </w:tcPr>
+          <w:p>
+            <w:pPr>
+              <w:widowControl w:val="0"/>
+              <w:autoSpaceDE w:val="0"/>
+              <w:autoSpaceDN w:val="0"/>
+              <w:adjustRightInd w:val="0"/>
+              <w:rPr>
+                <w:rFonts w:ascii="Calibri" w:hAnsi="Calibri" w:cs="Calibri"/>
+                <w:color w:val="000000"/>
+                <w:kern w:val="0"/>
+              </w:rPr>
+            </w:pPr>
+            <w:r>
+              <w:rPr>
+                <w:rFonts w:ascii="Calibri" w:hAnsi="Calibri" w:cs="Calibri"/>
+                <w:color w:val="000000"/>
+                <w:kern w:val="0"/>
+              </w:rPr>
+              <w:t>CO</w:t>
+            </w:r>
+          </w:p>
+        </w:tc>
+      </w:tr>
+      <w:tr>
+        <w:trPr>
+          <w:trHeight w:val="300"/>
+          <w:jc w:val="center"/>
+        </w:trPr>
+        <w:tc>
+          <w:tcPr>
+            <w:cnfStyle w:val="000010000000" w:firstRow="0" w:lastRow="0" w:firstColumn="0" w:lastColumn="0" w:oddVBand="1" w:evenVBand="0" w:oddHBand="0" w:evenHBand="0" w:firstRowFirstColumn="0" w:firstRowLastColumn="0" w:lastRowFirstColumn="0" w:lastRowLastColumn="0"/>
+            <w:tcW w:w="0" w:type="auto"/>
+          </w:tcPr>
+          <w:p>
+            <w:pPr>
+              <w:widowControl w:val="0"/>
+              <w:autoSpaceDE w:val="0"/>
+              <w:autoSpaceDN w:val="0"/>
+              <w:adjustRightInd w:val="0"/>
+              <w:rPr>
+                <w:rFonts w:ascii="Calibri" w:hAnsi="Calibri" w:cs="Calibri"/>
+                <w:color w:val="000000"/>
+                <w:kern w:val="0"/>
+              </w:rPr>
+            </w:pPr>
+            <w:r>
+              <w:rPr>
+                <w:rFonts w:ascii="Calibri" w:hAnsi="Calibri" w:cs="Calibri"/>
+                <w:color w:val="000000"/>
+                <w:kern w:val="0"/>
+              </w:rPr>
+              <w:t>7925 S Forrest Rd</w:t>
+            </w:r>
+          </w:p>
+        </w:tc>
+        <w:tc>
+          <w:tcPr>
+            <w:tcW w:w="0" w:type="auto"/>
+          </w:tcPr>
+          <w:p>
+            <w:pPr>
+              <w:widowControl w:val="0"/>
+              <w:autoSpaceDE w:val="0"/>
+              <w:autoSpaceDN w:val="0"/>
+              <w:adjustRightInd w:val="0"/>
+              <w:cnfStyle w:val="000000000000" w:firstRow="0" w:lastRow="0" w:firstColumn="0" w:lastColumn="0" w:oddVBand="0" w:evenVBand="0" w:oddHBand="0" w:evenHBand="0" w:firstRowFirstColumn="0" w:firstRowLastColumn="0" w:lastRowFirstColumn="0" w:lastRowLastColumn="0"/>
+              <w:rPr>
+                <w:rFonts w:ascii="Calibri" w:hAnsi="Calibri" w:cs="Calibri"/>
+                <w:color w:val="000000"/>
+                <w:kern w:val="0"/>
+              </w:rPr>
+            </w:pPr>
+            <w:r>
+              <w:rPr>
+                <w:rFonts w:ascii="Calibri" w:hAnsi="Calibri" w:cs="Calibri"/>
+                <w:color w:val="000000"/>
+                <w:kern w:val="0"/>
+              </w:rPr>
+              <w:t>Boulder</w:t>
+            </w:r>
+          </w:p>
+        </w:tc>
+        <w:tc>
+          <w:tcPr>
+            <w:cnfStyle w:val="000010000000" w:firstRow="0" w:lastRow="0" w:firstColumn="0" w:lastColumn="0" w:oddVBand="1" w:evenVBand="0" w:oddHBand="0" w:evenHBand="0" w:firstRowFirstColumn="0" w:firstRowLastColumn="0" w:lastRowFirstColumn="0" w:lastRowLastColumn="0"/>
+            <w:tcW w:w="0" w:type="auto"/>
+          </w:tcPr>
+          <w:p>
+            <w:pPr>
+              <w:widowControl w:val="0"/>
+              <w:autoSpaceDE w:val="0"/>
+              <w:autoSpaceDN w:val="0"/>
+              <w:adjustRightInd w:val="0"/>
+              <w:rPr>
+                <w:rFonts w:ascii="Calibri" w:hAnsi="Calibri" w:cs="Calibri"/>
+                <w:color w:val="000000"/>
+                <w:kern w:val="0"/>
+              </w:rPr>
+            </w:pPr>
+            <w:r>
+              <w:rPr>
+                <w:rFonts w:ascii="Calibri" w:hAnsi="Calibri" w:cs="Calibri"/>
+                <w:color w:val="000000"/>
+                <w:kern w:val="0"/>
+              </w:rPr>
+              <w:t>CO</w:t>
+            </w:r>
+          </w:p>
+        </w:tc>
+      </w:tr>
+      <w:tr>
+        <w:trPr>
+          <w:cnfStyle w:val="000000100000" w:firstRow="0" w:lastRow="0" w:firstColumn="0" w:lastColumn="0" w:oddVBand="0" w:evenVBand="0" w:oddHBand="1" w:evenHBand="0" w:firstRowFirstColumn="0" w:firstRowLastColumn="0" w:lastRowFirstColumn="0" w:lastRowLastColumn="0"/>
+          <w:trHeight w:val="300"/>
+          <w:jc w:val="center"/>
+        </w:trPr>
+        <w:tc>
+          <w:tcPr>
+            <w:cnfStyle w:val="000010000000" w:firstRow="0" w:lastRow="0" w:firstColumn="0" w:lastColumn="0" w:oddVBand="1" w:evenVBand="0" w:oddHBand="0" w:evenHBand="0" w:firstRowFirstColumn="0" w:firstRowLastColumn="0" w:lastRowFirstColumn="0" w:lastRowLastColumn="0"/>
+            <w:tcW w:w="0" w:type="auto"/>
+          </w:tcPr>
+          <w:p>
+            <w:pPr>
+              <w:widowControl w:val="0"/>
+              <w:autoSpaceDE w:val="0"/>
+              <w:autoSpaceDN w:val="0"/>
+              <w:adjustRightInd w:val="0"/>
+              <w:rPr>
+                <w:rFonts w:ascii="Calibri" w:hAnsi="Calibri" w:cs="Calibri"/>
+                <w:color w:val="000000"/>
+                <w:kern w:val="0"/>
+              </w:rPr>
+            </w:pPr>
+            <w:r>
+              <w:rPr>
+                <w:rFonts w:ascii="Calibri" w:hAnsi="Calibri" w:cs="Calibri"/>
+                <w:color w:val="000000"/>
+                <w:kern w:val="0"/>
+              </w:rPr>
+              <w:t>98045 North Ave</w:t>
+            </w:r>
+          </w:p>
+        </w:tc>
+        <w:tc>
+          <w:tcPr>
+            <w:tcW w:w="0" w:type="auto"/>
+          </w:tcPr>
+          <w:p>
+            <w:pPr>
+              <w:widowControl w:val="0"/>
+              <w:autoSpaceDE w:val="0"/>
+              <w:autoSpaceDN w:val="0"/>
+              <w:adjustRightInd w:val="0"/>
+              <w:cnfStyle w:val="000000100000" w:firstRow="0" w:lastRow="0" w:firstColumn="0" w:lastColumn="0" w:oddVBand="0" w:evenVBand="0" w:oddHBand="1" w:evenHBand="0" w:firstRowFirstColumn="0" w:firstRowLastColumn="0" w:lastRowFirstColumn="0" w:lastRowLastColumn="0"/>
+              <w:rPr>
+                <w:rFonts w:ascii="Calibri" w:hAnsi="Calibri" w:cs="Calibri"/>
+                <w:color w:val="000000"/>
+                <w:kern w:val="0"/>
+              </w:rPr>
+            </w:pPr>
+            <w:r>
+              <w:rPr>
+                <w:rFonts w:ascii="Calibri" w:hAnsi="Calibri" w:cs="Calibri"/>
+                <w:color w:val="000000"/>
+                <w:kern w:val="0"/>
+              </w:rPr>
+              <w:t>Aurora</w:t>
+            </w:r>
+          </w:p>
+        </w:tc>
+        <w:tc>
+          <w:tcPr>
+            <w:cnfStyle w:val="000010000000" w:firstRow="0" w:lastRow="0" w:firstColumn="0" w:lastColumn="0" w:oddVBand="1" w:evenVBand="0" w:oddHBand="0" w:evenHBand="0" w:firstRowFirstColumn="0" w:firstRowLastColumn="0" w:lastRowFirstColumn="0" w:lastRowLastColumn="0"/>
+            <w:tcW w:w="0" w:type="auto"/>
+          </w:tcPr>
+          <w:p>
+            <w:pPr>
+              <w:widowControl w:val="0"/>
+              <w:autoSpaceDE w:val="0"/>
+              <w:autoSpaceDN w:val="0"/>
+              <w:adjustRightInd w:val="0"/>
+              <w:rPr>
+                <w:rFonts w:ascii="Calibri" w:hAnsi="Calibri" w:cs="Calibri"/>
+                <w:color w:val="000000"/>
+                <w:kern w:val="0"/>
+              </w:rPr>
+            </w:pPr>
+            <w:r>
+              <w:rPr>
+                <w:rFonts w:ascii="Calibri" w:hAnsi="Calibri" w:cs="Calibri"/>
+                <w:color w:val="000000"/>
+                <w:kern w:val="0"/>
+              </w:rPr>
+              <w:t>CO</w:t>
+            </w:r>
+          </w:p>
+        </w:tc>
+      </w:tr>
+      <w:tr>
+        <w:trPr>
+          <w:trHeight w:val="300"/>
+          <w:jc w:val="center"/>
+        </w:trPr>
+        <w:tc>
+          <w:tcPr>
+            <w:cnfStyle w:val="000010000000" w:firstRow="0" w:lastRow="0" w:firstColumn="0" w:lastColumn="0" w:oddVBand="1" w:evenVBand="0" w:oddHBand="0" w:evenHBand="0" w:firstRowFirstColumn="0" w:firstRowLastColumn="0" w:lastRowFirstColumn="0" w:lastRowLastColumn="0"/>
+            <w:tcW w:w="0" w:type="auto"/>
+          </w:tcPr>
+          <w:p>
+            <w:pPr>
+              <w:widowControl w:val="0"/>
+              <w:autoSpaceDE w:val="0"/>
+              <w:autoSpaceDN w:val="0"/>
+              <w:adjustRightInd w:val="0"/>
+              <w:rPr>
+                <w:rFonts w:ascii="Calibri" w:hAnsi="Calibri" w:cs="Calibri"/>
+                <w:color w:val="000000"/>
+                <w:kern w:val="0"/>
+              </w:rPr>
+            </w:pPr>
+            <w:r>
+              <w:rPr>
+                <w:rFonts w:ascii="Calibri" w:hAnsi="Calibri" w:cs="Calibri"/>
+                <w:color w:val="000000"/>
+                <w:kern w:val="0"/>
+              </w:rPr>
+              <w:t>403 Central Blvd</w:t>
+            </w:r>
+          </w:p>
+        </w:tc>
+        <w:tc>
+          <w:tcPr>
+            <w:tcW w:w="0" w:type="auto"/>
+          </w:tcPr>
+          <w:p>
+            <w:pPr>
+              <w:widowControl w:val="0"/>
+              <w:autoSpaceDE w:val="0"/>
+              <w:autoSpaceDN w:val="0"/>
+              <w:adjustRightInd w:val="0"/>
+              <w:cnfStyle w:val="000000000000" w:firstRow="0" w:lastRow="0" w:firstColumn="0" w:lastColumn="0" w:oddVBand="0" w:evenVBand="0" w:oddHBand="0" w:evenHBand="0" w:firstRowFirstColumn="0" w:firstRowLastColumn="0" w:lastRowFirstColumn="0" w:lastRowLastColumn="0"/>
+              <w:rPr>
+                <w:rFonts w:ascii="Calibri" w:hAnsi="Calibri" w:cs="Calibri"/>
+                <w:color w:val="000000"/>
+                <w:kern w:val="0"/>
+              </w:rPr>
+            </w:pPr>
+            <w:r>
+              <w:rPr>
+                <w:rFonts w:ascii="Calibri" w:hAnsi="Calibri" w:cs="Calibri"/>
+                <w:color w:val="000000"/>
+                <w:kern w:val="0"/>
+              </w:rPr>
+              <w:t>Albuquerque</w:t>
+            </w:r>
+          </w:p>
+        </w:tc>
+        <w:tc>
+          <w:tcPr>
+            <w:cnfStyle w:val="000010000000" w:firstRow="0" w:lastRow="0" w:firstColumn="0" w:lastColumn="0" w:oddVBand="1" w:evenVBand="0" w:oddHBand="0" w:evenHBand="0" w:firstRowFirstColumn="0" w:firstRowLastColumn="0" w:lastRowFirstColumn="0" w:lastRowLastColumn="0"/>
+            <w:tcW w:w="0" w:type="auto"/>
+          </w:tcPr>
+          <w:p>
+            <w:pPr>
+              <w:widowControl w:val="0"/>
+              <w:autoSpaceDE w:val="0"/>
+              <w:autoSpaceDN w:val="0"/>
+              <w:adjustRightInd w:val="0"/>
+              <w:rPr>
+                <w:rFonts w:ascii="Calibri" w:hAnsi="Calibri" w:cs="Calibri"/>
+                <w:color w:val="000000"/>
+                <w:kern w:val="0"/>
+              </w:rPr>
+            </w:pPr>
+            <w:r>
+              <w:rPr>
+                <w:rFonts w:ascii="Calibri" w:hAnsi="Calibri" w:cs="Calibri"/>
+                <w:color w:val="000000"/>
+                <w:kern w:val="0"/>
+              </w:rPr>
+              <w:t>NM</w:t>
+            </w:r>
+          </w:p>
+        </w:tc>
+      </w:tr>
+      <w:tr>
+        <w:trPr>
+          <w:cnfStyle w:val="000000100000" w:firstRow="0" w:lastRow="0" w:firstColumn="0" w:lastColumn="0" w:oddVBand="0" w:evenVBand="0" w:oddHBand="1" w:evenHBand="0" w:firstRowFirstColumn="0" w:firstRowLastColumn="0" w:lastRowFirstColumn="0" w:lastRowLastColumn="0"/>
+          <w:trHeight w:val="300"/>
+          <w:jc w:val="center"/>
+        </w:trPr>
+        <w:tc>
+          <w:tcPr>
+            <w:cnfStyle w:val="000010000000" w:firstRow="0" w:lastRow="0" w:firstColumn="0" w:lastColumn="0" w:oddVBand="1" w:evenVBand="0" w:oddHBand="0" w:evenHBand="0" w:firstRowFirstColumn="0" w:firstRowLastColumn="0" w:lastRowFirstColumn="0" w:lastRowLastColumn="0"/>
+            <w:tcW w:w="0" w:type="auto"/>
+          </w:tcPr>
+          <w:p>
+            <w:pPr>
+              <w:widowControl w:val="0"/>
+              <w:autoSpaceDE w:val="0"/>
+              <w:autoSpaceDN w:val="0"/>
+              <w:adjustRightInd w:val="0"/>
+              <w:rPr>
+                <w:rFonts w:ascii="Calibri" w:hAnsi="Calibri" w:cs="Calibri"/>
+                <w:color w:val="000000"/>
+                <w:kern w:val="0"/>
+              </w:rPr>
+            </w:pPr>
+            <w:r>
+              <w:rPr>
+                <w:rFonts w:ascii="Calibri" w:hAnsi="Calibri" w:cs="Calibri"/>
+                <w:color w:val="000000"/>
+                <w:kern w:val="0"/>
+              </w:rPr>
+              <w:t>52792 Greenfield</w:t>
+            </w:r>
+          </w:p>
+        </w:tc>
+        <w:tc>
+          <w:tcPr>
+            <w:tcW w:w="0" w:type="auto"/>
+          </w:tcPr>
+          <w:p>
+            <w:pPr>
+              <w:widowControl w:val="0"/>
+              <w:autoSpaceDE w:val="0"/>
+              <w:autoSpaceDN w:val="0"/>
+              <w:adjustRightInd w:val="0"/>
+              <w:cnfStyle w:val="000000100000" w:firstRow="0" w:lastRow="0" w:firstColumn="0" w:lastColumn="0" w:oddVBand="0" w:evenVBand="0" w:oddHBand="1" w:evenHBand="0" w:firstRowFirstColumn="0" w:firstRowLastColumn="0" w:lastRowFirstColumn="0" w:lastRowLastColumn="0"/>
+              <w:rPr>
+                <w:rFonts w:ascii="Calibri" w:hAnsi="Calibri" w:cs="Calibri"/>
+                <w:color w:val="000000"/>
+                <w:kern w:val="0"/>
+              </w:rPr>
+            </w:pPr>
+            <w:r>
+              <w:rPr>
+                <w:rFonts w:ascii="Calibri" w:hAnsi="Calibri" w:cs="Calibri"/>
+                <w:color w:val="000000"/>
+                <w:kern w:val="0"/>
+              </w:rPr>
+              <w:t>Taos</w:t>
+            </w:r>
+          </w:p>
+        </w:tc>
+        <w:tc>
+          <w:tcPr>
+            <w:cnfStyle w:val="000010000000" w:firstRow="0" w:lastRow="0" w:firstColumn="0" w:lastColumn="0" w:oddVBand="1" w:evenVBand="0" w:oddHBand="0" w:evenHBand="0" w:firstRowFirstColumn="0" w:firstRowLastColumn="0" w:lastRowFirstColumn="0" w:lastRowLastColumn="0"/>
+            <w:tcW w:w="0" w:type="auto"/>
+          </w:tcPr>
+          <w:p>
+            <w:pPr>
+              <w:widowControl w:val="0"/>
+              <w:autoSpaceDE w:val="0"/>
+              <w:autoSpaceDN w:val="0"/>
+              <w:adjustRightInd w:val="0"/>
+              <w:rPr>
+                <w:rFonts w:ascii="Calibri" w:hAnsi="Calibri" w:cs="Calibri"/>
+                <w:color w:val="000000"/>
+                <w:kern w:val="0"/>
+              </w:rPr>
+            </w:pPr>
+            <w:r>
+              <w:rPr>
+                <w:rFonts w:ascii="Calibri" w:hAnsi="Calibri" w:cs="Calibri"/>
+                <w:color w:val="000000"/>
+                <w:kern w:val="0"/>
+              </w:rPr>
+              <w:t>NM</w:t>
+            </w:r>
+          </w:p>
+        </w:tc>
+      </w:tr>
+      <w:tr>
+        <w:trPr>
+          <w:trHeight w:val="300"/>
+          <w:jc w:val="center"/>
+        </w:trPr>
+        <w:tc>
+          <w:tcPr>
+            <w:cnfStyle w:val="000010000000" w:firstRow="0" w:lastRow="0" w:firstColumn="0" w:lastColumn="0" w:oddVBand="1" w:evenVBand="0" w:oddHBand="0" w:evenHBand="0" w:firstRowFirstColumn="0" w:firstRowLastColumn="0" w:lastRowFirstColumn="0" w:lastRowLastColumn="0"/>
+            <w:tcW w:w="0" w:type="auto"/>
+          </w:tcPr>
+          <w:p>
+            <w:pPr>
+              <w:widowControl w:val="0"/>
+              <w:autoSpaceDE w:val="0"/>
+              <w:autoSpaceDN w:val="0"/>
+              <w:adjustRightInd w:val="0"/>
+              <w:rPr>
+                <w:rFonts w:ascii="Calibri" w:hAnsi="Calibri" w:cs="Calibri"/>
+                <w:color w:val="000000"/>
+                <w:kern w:val="0"/>
+              </w:rPr>
+            </w:pPr>
+            <w:r>
+              <w:rPr>
+                <w:rFonts w:ascii="Calibri" w:hAnsi="Calibri" w:cs="Calibri"/>
+                <w:color w:val="000000"/>
+                <w:kern w:val="0"/>
+              </w:rPr>
+              <w:t>7303 Spring Blvd</w:t>
+            </w:r>
+          </w:p>
+        </w:tc>
+        <w:tc>
+          <w:tcPr>
+            <w:tcW w:w="0" w:type="auto"/>
+          </w:tcPr>
+          <w:p>
+            <w:pPr>
+              <w:widowControl w:val="0"/>
+              <w:autoSpaceDE w:val="0"/>
+              <w:autoSpaceDN w:val="0"/>
+              <w:adjustRightInd w:val="0"/>
+              <w:cnfStyle w:val="000000000000" w:firstRow="0" w:lastRow="0" w:firstColumn="0" w:lastColumn="0" w:oddVBand="0" w:evenVBand="0" w:oddHBand="0" w:evenHBand="0" w:firstRowFirstColumn="0" w:firstRowLastColumn="0" w:lastRowFirstColumn="0" w:lastRowLastColumn="0"/>
+              <w:rPr>
+                <w:rFonts w:ascii="Calibri" w:hAnsi="Calibri" w:cs="Calibri"/>
+                <w:color w:val="000000"/>
+                <w:kern w:val="0"/>
+              </w:rPr>
+            </w:pPr>
+            <w:r>
+              <w:rPr>
+                <w:rFonts w:ascii="Calibri" w:hAnsi="Calibri" w:cs="Calibri"/>
+                <w:color w:val="000000"/>
+                <w:kern w:val="0"/>
+              </w:rPr>
+              <w:t>Santa Fe</w:t>
+            </w:r>
+          </w:p>
+        </w:tc>
+        <w:tc>
+          <w:tcPr>
+            <w:cnfStyle w:val="000010000000" w:firstRow="0" w:lastRow="0" w:firstColumn="0" w:lastColumn="0" w:oddVBand="1" w:evenVBand="0" w:oddHBand="0" w:evenHBand="0" w:firstRowFirstColumn="0" w:firstRowLastColumn="0" w:lastRowFirstColumn="0" w:lastRowLastColumn="0"/>
+            <w:tcW w:w="0" w:type="auto"/>
+          </w:tcPr>
+          <w:p>
+            <w:pPr>
+              <w:widowControl w:val="0"/>
+              <w:autoSpaceDE w:val="0"/>
+              <w:autoSpaceDN w:val="0"/>
+              <w:adjustRightInd w:val="0"/>
+              <w:rPr>
+                <w:rFonts w:ascii="Calibri" w:hAnsi="Calibri" w:cs="Calibri"/>
+                <w:color w:val="000000"/>
+                <w:kern w:val="0"/>
+              </w:rPr>
+            </w:pPr>
+            <w:r>
+              <w:rPr>
+                <w:rFonts w:ascii="Calibri" w:hAnsi="Calibri" w:cs="Calibri"/>
+                <w:color w:val="000000"/>
+                <w:kern w:val="0"/>
+              </w:rPr>
+              <w:t>NM</w:t>
+            </w:r>
+          </w:p>
+        </w:tc>
+      </w:tr>
+      <w:tr>
+        <w:trPr>
+          <w:cnfStyle w:val="000000100000" w:firstRow="0" w:lastRow="0" w:firstColumn="0" w:lastColumn="0" w:oddVBand="0" w:evenVBand="0" w:oddHBand="1" w:evenHBand="0" w:firstRowFirstColumn="0" w:firstRowLastColumn="0" w:lastRowFirstColumn="0" w:lastRowLastColumn="0"/>
+          <w:trHeight w:val="300"/>
+          <w:jc w:val="center"/>
+        </w:trPr>
+        <w:tc>
+          <w:tcPr>
+            <w:cnfStyle w:val="000010000000" w:firstRow="0" w:lastRow="0" w:firstColumn="0" w:lastColumn="0" w:oddVBand="1" w:evenVBand="0" w:oddHBand="0" w:evenHBand="0" w:firstRowFirstColumn="0" w:firstRowLastColumn="0" w:lastRowFirstColumn="0" w:lastRowLastColumn="0"/>
+            <w:tcW w:w="0" w:type="auto"/>
+          </w:tcPr>
+          <w:p>
+            <w:pPr>
+              <w:widowControl w:val="0"/>
+              <w:autoSpaceDE w:val="0"/>
+              <w:autoSpaceDN w:val="0"/>
+              <w:adjustRightInd w:val="0"/>
+              <w:rPr>
+                <w:rFonts w:ascii="Calibri" w:hAnsi="Calibri" w:cs="Calibri"/>
+                <w:color w:val="000000"/>
+                <w:kern w:val="0"/>
+              </w:rPr>
+            </w:pPr>
+            <w:r>
+              <w:rPr>
+                <w:rFonts w:ascii="Calibri" w:hAnsi="Calibri" w:cs="Calibri"/>
+                <w:color w:val="000000"/>
+                <w:kern w:val="0"/>
+              </w:rPr>
+              <w:t>8692 Garden Blvd</w:t>
+            </w:r>
+          </w:p>
+        </w:tc>
+        <w:tc>
+          <w:tcPr>
+            <w:tcW w:w="0" w:type="auto"/>
+          </w:tcPr>
+          <w:p>
+            <w:pPr>
+              <w:widowControl w:val="0"/>
+              <w:autoSpaceDE w:val="0"/>
+              <w:autoSpaceDN w:val="0"/>
+              <w:adjustRightInd w:val="0"/>
+              <w:cnfStyle w:val="000000100000" w:firstRow="0" w:lastRow="0" w:firstColumn="0" w:lastColumn="0" w:oddVBand="0" w:evenVBand="0" w:oddHBand="1" w:evenHBand="0" w:firstRowFirstColumn="0" w:firstRowLastColumn="0" w:lastRowFirstColumn="0" w:lastRowLastColumn="0"/>
+              <w:rPr>
+                <w:rFonts w:ascii="Calibri" w:hAnsi="Calibri" w:cs="Calibri"/>
+                <w:color w:val="000000"/>
+                <w:kern w:val="0"/>
+              </w:rPr>
+            </w:pPr>
+            <w:r>
+              <w:rPr>
+                <w:rFonts w:ascii="Calibri" w:hAnsi="Calibri" w:cs="Calibri"/>
+                <w:color w:val="000000"/>
+                <w:kern w:val="0"/>
+              </w:rPr>
+              <w:t>Gallup</w:t>
+            </w:r>
+          </w:p>
+        </w:tc>
+        <w:tc>
+          <w:tcPr>
+            <w:cnfStyle w:val="000010000000" w:firstRow="0" w:lastRow="0" w:firstColumn="0" w:lastColumn="0" w:oddVBand="1" w:evenVBand="0" w:oddHBand="0" w:evenHBand="0" w:firstRowFirstColumn="0" w:firstRowLastColumn="0" w:lastRowFirstColumn="0" w:lastRowLastColumn="0"/>
+            <w:tcW w:w="0" w:type="auto"/>
+          </w:tcPr>
+          <w:p>
+            <w:pPr>
+              <w:widowControl w:val="0"/>
+              <w:autoSpaceDE w:val="0"/>
+              <w:autoSpaceDN w:val="0"/>
+              <w:adjustRightInd w:val="0"/>
+              <w:rPr>
+                <w:rFonts w:ascii="Calibri" w:hAnsi="Calibri" w:cs="Calibri"/>
+                <w:color w:val="000000"/>
+                <w:kern w:val="0"/>
+              </w:rPr>
+            </w:pPr>
+            <w:r>
+              <w:rPr>
+                <w:rFonts w:ascii="Calibri" w:hAnsi="Calibri" w:cs="Calibri"/>
+                <w:color w:val="000000"/>
+                <w:kern w:val="0"/>
+              </w:rPr>
+              <w:t>NM</w:t>
+            </w:r>
+          </w:p>
+        </w:tc>
+      </w:tr>
+      <w:tr>
+        <w:trPr>
+          <w:trHeight w:val="300"/>
+          <w:jc w:val="center"/>
+        </w:trPr>
+        <w:tc>
+          <w:tcPr>
+            <w:cnfStyle w:val="000010000000" w:firstRow="0" w:lastRow="0" w:firstColumn="0" w:lastColumn="0" w:oddVBand="1" w:evenVBand="0" w:oddHBand="0" w:evenHBand="0" w:firstRowFirstColumn="0" w:firstRowLastColumn="0" w:lastRowFirstColumn="0" w:lastRowLastColumn="0"/>
+            <w:tcW w:w="0" w:type="auto"/>
+          </w:tcPr>
+          <w:p>
+            <w:pPr>
+              <w:widowControl w:val="0"/>
+              <w:autoSpaceDE w:val="0"/>
+              <w:autoSpaceDN w:val="0"/>
+              <w:adjustRightInd w:val="0"/>
+              <w:rPr>
+                <w:rFonts w:ascii="Calibri" w:hAnsi="Calibri" w:cs="Calibri"/>
+                <w:color w:val="000000"/>
+                <w:kern w:val="0"/>
+              </w:rPr>
+            </w:pPr>
+            <w:r>
+              <w:rPr>
+                <w:rFonts w:ascii="Calibri" w:hAnsi="Calibri" w:cs="Calibri"/>
+                <w:color w:val="000000"/>
+                <w:kern w:val="0"/>
+              </w:rPr>
+              <w:t>8851 Skyline Blvd</w:t>
+            </w:r>
+          </w:p>
+        </w:tc>
+        <w:tc>
+          <w:tcPr>
+            <w:tcW w:w="0" w:type="auto"/>
+          </w:tcPr>
+          <w:p>
+            <w:pPr>
+              <w:widowControl w:val="0"/>
+              <w:autoSpaceDE w:val="0"/>
+              <w:autoSpaceDN w:val="0"/>
+              <w:adjustRightInd w:val="0"/>
+              <w:cnfStyle w:val="000000000000" w:firstRow="0" w:lastRow="0" w:firstColumn="0" w:lastColumn="0" w:oddVBand="0" w:evenVBand="0" w:oddHBand="0" w:evenHBand="0" w:firstRowFirstColumn="0" w:firstRowLastColumn="0" w:lastRowFirstColumn="0" w:lastRowLastColumn="0"/>
+              <w:rPr>
+                <w:rFonts w:ascii="Calibri" w:hAnsi="Calibri" w:cs="Calibri"/>
+                <w:color w:val="000000"/>
+                <w:kern w:val="0"/>
+              </w:rPr>
+            </w:pPr>
+            <w:r>
+              <w:rPr>
+                <w:rFonts w:ascii="Calibri" w:hAnsi="Calibri" w:cs="Calibri"/>
+                <w:color w:val="000000"/>
+                <w:kern w:val="0"/>
+              </w:rPr>
+              <w:t>Albuquerque</w:t>
+            </w:r>
+          </w:p>
+        </w:tc>
+        <w:tc>
+          <w:tcPr>
+            <w:cnfStyle w:val="000010000000" w:firstRow="0" w:lastRow="0" w:firstColumn="0" w:lastColumn="0" w:oddVBand="1" w:evenVBand="0" w:oddHBand="0" w:evenHBand="0" w:firstRowFirstColumn="0" w:firstRowLastColumn="0" w:lastRowFirstColumn="0" w:lastRowLastColumn="0"/>
+            <w:tcW w:w="0" w:type="auto"/>
+          </w:tcPr>
+          <w:p>
+            <w:pPr>
+              <w:widowControl w:val="0"/>
+              <w:autoSpaceDE w:val="0"/>
+              <w:autoSpaceDN w:val="0"/>
+              <w:adjustRightInd w:val="0"/>
+              <w:rPr>
+                <w:rFonts w:ascii="Calibri" w:hAnsi="Calibri" w:cs="Calibri"/>
+                <w:color w:val="000000"/>
+                <w:kern w:val="0"/>
+              </w:rPr>
+            </w:pPr>
+            <w:r>
+              <w:rPr>
+                <w:rFonts w:ascii="Calibri" w:hAnsi="Calibri" w:cs="Calibri"/>
+                <w:color w:val="000000"/>
+                <w:kern w:val="0"/>
+              </w:rPr>
+              <w:t>NM</w:t>
+            </w:r>
+          </w:p>
+        </w:tc>
+      </w:tr>
+      <w:tr>
+        <w:trPr>
+          <w:cnfStyle w:val="000000100000" w:firstRow="0" w:lastRow="0" w:firstColumn="0" w:lastColumn="0" w:oddVBand="0" w:evenVBand="0" w:oddHBand="1" w:evenHBand="0" w:firstRowFirstColumn="0" w:firstRowLastColumn="0" w:lastRowFirstColumn="0" w:lastRowLastColumn="0"/>
+          <w:trHeight w:val="300"/>
+          <w:jc w:val="center"/>
+        </w:trPr>
+        <w:tc>
+          <w:tcPr>
+            <w:cnfStyle w:val="000010000000" w:firstRow="0" w:lastRow="0" w:firstColumn="0" w:lastColumn="0" w:oddVBand="1" w:evenVBand="0" w:oddHBand="0" w:evenHBand="0" w:firstRowFirstColumn="0" w:firstRowLastColumn="0" w:lastRowFirstColumn="0" w:lastRowLastColumn="0"/>
+            <w:tcW w:w="0" w:type="auto"/>
+          </w:tcPr>
+          <w:p>
+            <w:pPr>
+              <w:widowControl w:val="0"/>
+              <w:autoSpaceDE w:val="0"/>
+              <w:autoSpaceDN w:val="0"/>
+              <w:adjustRightInd w:val="0"/>
+              <w:rPr>
+                <w:rFonts w:ascii="Calibri" w:hAnsi="Calibri" w:cs="Calibri"/>
+                <w:color w:val="000000"/>
+                <w:kern w:val="0"/>
+              </w:rPr>
+            </w:pPr>
+            <w:r>
+              <w:rPr>
+                <w:rFonts w:ascii="Calibri" w:hAnsi="Calibri" w:cs="Calibri"/>
+                <w:color w:val="000000"/>
+                <w:kern w:val="0"/>
+              </w:rPr>
+              <w:t>10 East Blvd</w:t>
+            </w:r>
+          </w:p>
+        </w:tc>
+        <w:tc>
+          <w:tcPr>
+            <w:tcW w:w="0" w:type="auto"/>
+          </w:tcPr>
+          <w:p>
+            <w:pPr>
+              <w:widowControl w:val="0"/>
+              <w:autoSpaceDE w:val="0"/>
+              <w:autoSpaceDN w:val="0"/>
+              <w:adjustRightInd w:val="0"/>
+              <w:cnfStyle w:val="000000100000" w:firstRow="0" w:lastRow="0" w:firstColumn="0" w:lastColumn="0" w:oddVBand="0" w:evenVBand="0" w:oddHBand="1" w:evenHBand="0" w:firstRowFirstColumn="0" w:firstRowLastColumn="0" w:lastRowFirstColumn="0" w:lastRowLastColumn="0"/>
+              <w:rPr>
+                <w:rFonts w:ascii="Calibri" w:hAnsi="Calibri" w:cs="Calibri"/>
+                <w:color w:val="000000"/>
+                <w:kern w:val="0"/>
+              </w:rPr>
+            </w:pPr>
+            <w:r>
+              <w:rPr>
+                <w:rFonts w:ascii="Calibri" w:hAnsi="Calibri" w:cs="Calibri"/>
+                <w:color w:val="000000"/>
+                <w:kern w:val="0"/>
+              </w:rPr>
+              <w:t>Portland</w:t>
+            </w:r>
+          </w:p>
+        </w:tc>
+        <w:tc>
+          <w:tcPr>
+            <w:cnfStyle w:val="000010000000" w:firstRow="0" w:lastRow="0" w:firstColumn="0" w:lastColumn="0" w:oddVBand="1" w:evenVBand="0" w:oddHBand="0" w:evenHBand="0" w:firstRowFirstColumn="0" w:firstRowLastColumn="0" w:lastRowFirstColumn="0" w:lastRowLastColumn="0"/>
+            <w:tcW w:w="0" w:type="auto"/>
+          </w:tcPr>
+          <w:p>
+            <w:pPr>
+              <w:widowControl w:val="0"/>
+              <w:autoSpaceDE w:val="0"/>
+              <w:autoSpaceDN w:val="0"/>
+              <w:adjustRightInd w:val="0"/>
+              <w:rPr>
+                <w:rFonts w:ascii="Calibri" w:hAnsi="Calibri" w:cs="Calibri"/>
+                <w:color w:val="000000"/>
+                <w:kern w:val="0"/>
+              </w:rPr>
+            </w:pPr>
+            <w:r>
+              <w:rPr>
+                <w:rFonts w:ascii="Calibri" w:hAnsi="Calibri" w:cs="Calibri"/>
+                <w:color w:val="000000"/>
+                <w:kern w:val="0"/>
+              </w:rPr>
+              <w:t>OR</w:t>
+            </w:r>
+          </w:p>
+        </w:tc>
+      </w:tr>
+      <w:tr>
+        <w:trPr>
+          <w:trHeight w:val="300"/>
+          <w:jc w:val="center"/>
+        </w:trPr>
+        <w:tc>
+          <w:tcPr>
+            <w:cnfStyle w:val="000010000000" w:firstRow="0" w:lastRow="0" w:firstColumn="0" w:lastColumn="0" w:oddVBand="1" w:evenVBand="0" w:oddHBand="0" w:evenHBand="0" w:firstRowFirstColumn="0" w:firstRowLastColumn="0" w:lastRowFirstColumn="0" w:lastRowLastColumn="0"/>
+            <w:tcW w:w="0" w:type="auto"/>
+          </w:tcPr>
+          <w:p>
+            <w:pPr>
+              <w:widowControl w:val="0"/>
+              <w:autoSpaceDE w:val="0"/>
+              <w:autoSpaceDN w:val="0"/>
+              <w:adjustRightInd w:val="0"/>
+              <w:rPr>
+                <w:rFonts w:ascii="Calibri" w:hAnsi="Calibri" w:cs="Calibri"/>
+                <w:color w:val="000000"/>
+                <w:kern w:val="0"/>
+              </w:rPr>
+            </w:pPr>
+            <w:r>
+              <w:rPr>
+                <w:rFonts w:ascii="Calibri" w:hAnsi="Calibri" w:cs="Calibri"/>
+                <w:color w:val="000000"/>
+                <w:kern w:val="0"/>
+              </w:rPr>
+              <w:t>403 State Blvd</w:t>
+            </w:r>
+          </w:p>
+        </w:tc>
+        <w:tc>
+          <w:tcPr>
+            <w:tcW w:w="0" w:type="auto"/>
+          </w:tcPr>
+          <w:p>
+            <w:pPr>
+              <w:widowControl w:val="0"/>
+              <w:autoSpaceDE w:val="0"/>
+              <w:autoSpaceDN w:val="0"/>
+              <w:adjustRightInd w:val="0"/>
+              <w:cnfStyle w:val="000000000000" w:firstRow="0" w:lastRow="0" w:firstColumn="0" w:lastColumn="0" w:oddVBand="0" w:evenVBand="0" w:oddHBand="0" w:evenHBand="0" w:firstRowFirstColumn="0" w:firstRowLastColumn="0" w:lastRowFirstColumn="0" w:lastRowLastColumn="0"/>
+              <w:rPr>
+                <w:rFonts w:ascii="Calibri" w:hAnsi="Calibri" w:cs="Calibri"/>
+                <w:color w:val="000000"/>
+                <w:kern w:val="0"/>
+              </w:rPr>
+            </w:pPr>
+            <w:r>
+              <w:rPr>
+                <w:rFonts w:ascii="Calibri" w:hAnsi="Calibri" w:cs="Calibri"/>
+                <w:color w:val="000000"/>
+                <w:kern w:val="0"/>
+              </w:rPr>
+              <w:t>Salem</w:t>
+            </w:r>
+          </w:p>
+        </w:tc>
+        <w:tc>
+          <w:tcPr>
+            <w:cnfStyle w:val="000010000000" w:firstRow="0" w:lastRow="0" w:firstColumn="0" w:lastColumn="0" w:oddVBand="1" w:evenVBand="0" w:oddHBand="0" w:evenHBand="0" w:firstRowFirstColumn="0" w:firstRowLastColumn="0" w:lastRowFirstColumn="0" w:lastRowLastColumn="0"/>
+            <w:tcW w:w="0" w:type="auto"/>
+          </w:tcPr>
+          <w:p>
+            <w:pPr>
+              <w:widowControl w:val="0"/>
+              <w:autoSpaceDE w:val="0"/>
+              <w:autoSpaceDN w:val="0"/>
+              <w:adjustRightInd w:val="0"/>
+              <w:rPr>
+                <w:rFonts w:ascii="Calibri" w:hAnsi="Calibri" w:cs="Calibri"/>
+                <w:color w:val="000000"/>
+                <w:kern w:val="0"/>
+              </w:rPr>
+            </w:pPr>
+            <w:r>
+              <w:rPr>
+                <w:rFonts w:ascii="Calibri" w:hAnsi="Calibri" w:cs="Calibri"/>
+                <w:color w:val="000000"/>
+                <w:kern w:val="0"/>
+              </w:rPr>
+              <w:t>OR</w:t>
+            </w:r>
+          </w:p>
+        </w:tc>
+      </w:tr>
+      <w:tr>
+        <w:trPr>
+          <w:cnfStyle w:val="000000100000" w:firstRow="0" w:lastRow="0" w:firstColumn="0" w:lastColumn="0" w:oddVBand="0" w:evenVBand="0" w:oddHBand="1" w:evenHBand="0" w:firstRowFirstColumn="0" w:firstRowLastColumn="0" w:lastRowFirstColumn="0" w:lastRowLastColumn="0"/>
+          <w:trHeight w:val="300"/>
+          <w:jc w:val="center"/>
+        </w:trPr>
+        <w:tc>
+          <w:tcPr>
+            <w:cnfStyle w:val="000010000000" w:firstRow="0" w:lastRow="0" w:firstColumn="0" w:lastColumn="0" w:oddVBand="1" w:evenVBand="0" w:oddHBand="0" w:evenHBand="0" w:firstRowFirstColumn="0" w:firstRowLastColumn="0" w:lastRowFirstColumn="0" w:lastRowLastColumn="0"/>
+            <w:tcW w:w="0" w:type="auto"/>
+          </w:tcPr>
+          <w:p>
+            <w:pPr>
+              <w:widowControl w:val="0"/>
+              <w:autoSpaceDE w:val="0"/>
+              <w:autoSpaceDN w:val="0"/>
+              <w:adjustRightInd w:val="0"/>
+              <w:rPr>
+                <w:rFonts w:ascii="Calibri" w:hAnsi="Calibri" w:cs="Calibri"/>
+                <w:color w:val="000000"/>
+                <w:kern w:val="0"/>
+              </w:rPr>
+            </w:pPr>
+            <w:r>
+              <w:rPr>
+                <w:rFonts w:ascii="Calibri" w:hAnsi="Calibri" w:cs="Calibri"/>
+                <w:color w:val="000000"/>
+                <w:kern w:val="0"/>
+              </w:rPr>
+              <w:t>692 Lilly Blvd</w:t>
+            </w:r>
+          </w:p>
+        </w:tc>
+        <w:tc>
+          <w:tcPr>
+            <w:tcW w:w="0" w:type="auto"/>
+          </w:tcPr>
+          <w:p>
+            <w:pPr>
+              <w:widowControl w:val="0"/>
+              <w:autoSpaceDE w:val="0"/>
+              <w:autoSpaceDN w:val="0"/>
+              <w:adjustRightInd w:val="0"/>
+              <w:cnfStyle w:val="000000100000" w:firstRow="0" w:lastRow="0" w:firstColumn="0" w:lastColumn="0" w:oddVBand="0" w:evenVBand="0" w:oddHBand="1" w:evenHBand="0" w:firstRowFirstColumn="0" w:firstRowLastColumn="0" w:lastRowFirstColumn="0" w:lastRowLastColumn="0"/>
+              <w:rPr>
+                <w:rFonts w:ascii="Calibri" w:hAnsi="Calibri" w:cs="Calibri"/>
+                <w:color w:val="000000"/>
+                <w:kern w:val="0"/>
+              </w:rPr>
+            </w:pPr>
+            <w:r>
+              <w:rPr>
+                <w:rFonts w:ascii="Calibri" w:hAnsi="Calibri" w:cs="Calibri"/>
+                <w:color w:val="000000"/>
+                <w:kern w:val="0"/>
+              </w:rPr>
+              <w:t>Springfield</w:t>
+            </w:r>
+          </w:p>
+        </w:tc>
+        <w:tc>
+          <w:tcPr>
+            <w:cnfStyle w:val="000010000000" w:firstRow="0" w:lastRow="0" w:firstColumn="0" w:lastColumn="0" w:oddVBand="1" w:evenVBand="0" w:oddHBand="0" w:evenHBand="0" w:firstRowFirstColumn="0" w:firstRowLastColumn="0" w:lastRowFirstColumn="0" w:lastRowLastColumn="0"/>
+            <w:tcW w:w="0" w:type="auto"/>
+          </w:tcPr>
+          <w:p>
+            <w:pPr>
+              <w:widowControl w:val="0"/>
+              <w:autoSpaceDE w:val="0"/>
+              <w:autoSpaceDN w:val="0"/>
+              <w:adjustRightInd w:val="0"/>
+              <w:rPr>
+                <w:rFonts w:ascii="Calibri" w:hAnsi="Calibri" w:cs="Calibri"/>
+                <w:color w:val="000000"/>
+                <w:kern w:val="0"/>
+              </w:rPr>
+            </w:pPr>
+            <w:r>
+              <w:rPr>
+                <w:rFonts w:ascii="Calibri" w:hAnsi="Calibri" w:cs="Calibri"/>
+                <w:color w:val="000000"/>
+                <w:kern w:val="0"/>
+              </w:rPr>
+              <w:t>OR</w:t>
+            </w:r>
+          </w:p>
+        </w:tc>
+      </w:tr>
+      <w:tr>
+        <w:trPr>
+          <w:trHeight w:val="300"/>
+          <w:jc w:val="center"/>
+        </w:trPr>
+        <w:tc>
+          <w:tcPr>
+            <w:cnfStyle w:val="000010000000" w:firstRow="0" w:lastRow="0" w:firstColumn="0" w:lastColumn="0" w:oddVBand="1" w:evenVBand="0" w:oddHBand="0" w:evenHBand="0" w:firstRowFirstColumn="0" w:firstRowLastColumn="0" w:lastRowFirstColumn="0" w:lastRowLastColumn="0"/>
+            <w:tcW w:w="0" w:type="auto"/>
+          </w:tcPr>
+          <w:p>
+            <w:pPr>
+              <w:widowControl w:val="0"/>
+              <w:autoSpaceDE w:val="0"/>
+              <w:autoSpaceDN w:val="0"/>
+              <w:adjustRightInd w:val="0"/>
+              <w:rPr>
+                <w:rFonts w:ascii="Calibri" w:hAnsi="Calibri" w:cs="Calibri"/>
+                <w:color w:val="000000"/>
+                <w:kern w:val="0"/>
+              </w:rPr>
+            </w:pPr>
+            <w:r>
+              <w:rPr>
+                <w:rFonts w:ascii="Calibri" w:hAnsi="Calibri" w:cs="Calibri"/>
+                <w:color w:val="000000"/>
+                <w:kern w:val="0"/>
+              </w:rPr>
+              <w:t>7825 Blue St</w:t>
+            </w:r>
+          </w:p>
+        </w:tc>
+        <w:tc>
+          <w:tcPr>
+            <w:tcW w:w="0" w:type="auto"/>
+          </w:tcPr>
+          <w:p>
+            <w:pPr>
+              <w:widowControl w:val="0"/>
+              <w:autoSpaceDE w:val="0"/>
+              <w:autoSpaceDN w:val="0"/>
+              <w:adjustRightInd w:val="0"/>
+              <w:cnfStyle w:val="000000000000" w:firstRow="0" w:lastRow="0" w:firstColumn="0" w:lastColumn="0" w:oddVBand="0" w:evenVBand="0" w:oddHBand="0" w:evenHBand="0" w:firstRowFirstColumn="0" w:firstRowLastColumn="0" w:lastRowFirstColumn="0" w:lastRowLastColumn="0"/>
+              <w:rPr>
+                <w:rFonts w:ascii="Calibri" w:hAnsi="Calibri" w:cs="Calibri"/>
+                <w:color w:val="000000"/>
+                <w:kern w:val="0"/>
+              </w:rPr>
+            </w:pPr>
+            <w:r>
+              <w:rPr>
+                <w:rFonts w:ascii="Calibri" w:hAnsi="Calibri" w:cs="Calibri"/>
+                <w:color w:val="000000"/>
+                <w:kern w:val="0"/>
+              </w:rPr>
+              <w:t>Portland</w:t>
+            </w:r>
+          </w:p>
+        </w:tc>
+        <w:tc>
+          <w:tcPr>
+            <w:cnfStyle w:val="000010000000" w:firstRow="0" w:lastRow="0" w:firstColumn="0" w:lastColumn="0" w:oddVBand="1" w:evenVBand="0" w:oddHBand="0" w:evenHBand="0" w:firstRowFirstColumn="0" w:firstRowLastColumn="0" w:lastRowFirstColumn="0" w:lastRowLastColumn="0"/>
+            <w:tcW w:w="0" w:type="auto"/>
+          </w:tcPr>
+          <w:p>
+            <w:pPr>
+              <w:widowControl w:val="0"/>
+              <w:autoSpaceDE w:val="0"/>
+              <w:autoSpaceDN w:val="0"/>
+              <w:adjustRightInd w:val="0"/>
+              <w:rPr>
+                <w:rFonts w:ascii="Calibri" w:hAnsi="Calibri" w:cs="Calibri"/>
+                <w:color w:val="000000"/>
+                <w:kern w:val="0"/>
+              </w:rPr>
+            </w:pPr>
+            <w:r>
+              <w:rPr>
+                <w:rFonts w:ascii="Calibri" w:hAnsi="Calibri" w:cs="Calibri"/>
+                <w:color w:val="000000"/>
+                <w:kern w:val="0"/>
+              </w:rPr>
+              <w:t>OR</w:t>
+            </w:r>
+          </w:p>
+        </w:tc>
+      </w:tr>
+      <w:tr>
+        <w:trPr>
+          <w:cnfStyle w:val="000000100000" w:firstRow="0" w:lastRow="0" w:firstColumn="0" w:lastColumn="0" w:oddVBand="0" w:evenVBand="0" w:oddHBand="1" w:evenHBand="0" w:firstRowFirstColumn="0" w:firstRowLastColumn="0" w:lastRowFirstColumn="0" w:lastRowLastColumn="0"/>
+          <w:trHeight w:val="300"/>
+          <w:jc w:val="center"/>
+        </w:trPr>
+        <w:tc>
+          <w:tcPr>
+            <w:cnfStyle w:val="000010000000" w:firstRow="0" w:lastRow="0" w:firstColumn="0" w:lastColumn="0" w:oddVBand="1" w:evenVBand="0" w:oddHBand="0" w:evenHBand="0" w:firstRowFirstColumn="0" w:firstRowLastColumn="0" w:lastRowFirstColumn="0" w:lastRowLastColumn="0"/>
+            <w:tcW w:w="0" w:type="auto"/>
+          </w:tcPr>
+          <w:p>
+            <w:pPr>
+              <w:widowControl w:val="0"/>
+              <w:autoSpaceDE w:val="0"/>
+              <w:autoSpaceDN w:val="0"/>
+              <w:adjustRightInd w:val="0"/>
+              <w:rPr>
+                <w:rFonts w:ascii="Calibri" w:hAnsi="Calibri" w:cs="Calibri"/>
+                <w:color w:val="000000"/>
+                <w:kern w:val="0"/>
+              </w:rPr>
+            </w:pPr>
+            <w:r>
+              <w:rPr>
+                <w:rFonts w:ascii="Calibri" w:hAnsi="Calibri" w:cs="Calibri"/>
+                <w:color w:val="000000"/>
+                <w:kern w:val="0"/>
+              </w:rPr>
+              <w:t>8692 Tech Blvd</w:t>
+            </w:r>
+          </w:p>
+        </w:tc>
+        <w:tc>
+          <w:tcPr>
+            <w:tcW w:w="0" w:type="auto"/>
+          </w:tcPr>
+          <w:p>
+            <w:pPr>
+              <w:widowControl w:val="0"/>
+              <w:autoSpaceDE w:val="0"/>
+              <w:autoSpaceDN w:val="0"/>
+              <w:adjustRightInd w:val="0"/>
+              <w:cnfStyle w:val="000000100000" w:firstRow="0" w:lastRow="0" w:firstColumn="0" w:lastColumn="0" w:oddVBand="0" w:evenVBand="0" w:oddHBand="1" w:evenHBand="0" w:firstRowFirstColumn="0" w:firstRowLastColumn="0" w:lastRowFirstColumn="0" w:lastRowLastColumn="0"/>
+              <w:rPr>
+                <w:rFonts w:ascii="Calibri" w:hAnsi="Calibri" w:cs="Calibri"/>
+                <w:color w:val="000000"/>
+                <w:kern w:val="0"/>
+              </w:rPr>
+            </w:pPr>
+            <w:r>
+              <w:rPr>
+                <w:rFonts w:ascii="Calibri" w:hAnsi="Calibri" w:cs="Calibri"/>
+                <w:color w:val="000000"/>
+                <w:kern w:val="0"/>
+              </w:rPr>
+              <w:t>Eugene</w:t>
+            </w:r>
+          </w:p>
+        </w:tc>
+        <w:tc>
+          <w:tcPr>
+            <w:cnfStyle w:val="000010000000" w:firstRow="0" w:lastRow="0" w:firstColumn="0" w:lastColumn="0" w:oddVBand="1" w:evenVBand="0" w:oddHBand="0" w:evenHBand="0" w:firstRowFirstColumn="0" w:firstRowLastColumn="0" w:lastRowFirstColumn="0" w:lastRowLastColumn="0"/>
+            <w:tcW w:w="0" w:type="auto"/>
+          </w:tcPr>
+          <w:p>
+            <w:pPr>
+              <w:widowControl w:val="0"/>
+              <w:autoSpaceDE w:val="0"/>
+              <w:autoSpaceDN w:val="0"/>
+              <w:adjustRightInd w:val="0"/>
+              <w:rPr>
+                <w:rFonts w:ascii="Calibri" w:hAnsi="Calibri" w:cs="Calibri"/>
+                <w:color w:val="000000"/>
+                <w:kern w:val="0"/>
+              </w:rPr>
+            </w:pPr>
+            <w:r>
+              <w:rPr>
+                <w:rFonts w:ascii="Calibri" w:hAnsi="Calibri" w:cs="Calibri"/>
+                <w:color w:val="000000"/>
+                <w:kern w:val="0"/>
+              </w:rPr>
+              <w:t>OR</w:t>
+            </w:r>
+          </w:p>
+        </w:tc>
+      </w:tr>
+      <w:tr>
+        <w:trPr>
+          <w:trHeight w:val="300"/>
+          <w:jc w:val="center"/>
+        </w:trPr>
+        <w:tc>
+          <w:tcPr>
+            <w:cnfStyle w:val="000010000000" w:firstRow="0" w:lastRow="0" w:firstColumn="0" w:lastColumn="0" w:oddVBand="1" w:evenVBand="0" w:oddHBand="0" w:evenHBand="0" w:firstRowFirstColumn="0" w:firstRowLastColumn="0" w:lastRowFirstColumn="0" w:lastRowLastColumn="0"/>
+            <w:tcW w:w="0" w:type="auto"/>
+          </w:tcPr>
+          <w:p>
+            <w:pPr>
+              <w:widowControl w:val="0"/>
+              <w:autoSpaceDE w:val="0"/>
+              <w:autoSpaceDN w:val="0"/>
+              <w:adjustRightInd w:val="0"/>
+              <w:rPr>
+                <w:rFonts w:ascii="Calibri" w:hAnsi="Calibri" w:cs="Calibri"/>
+                <w:color w:val="000000"/>
+                <w:kern w:val="0"/>
+              </w:rPr>
+            </w:pPr>
+            <w:r>
+              <w:rPr>
+                <w:rFonts w:ascii="Calibri" w:hAnsi="Calibri" w:cs="Calibri"/>
+                <w:color w:val="000000"/>
+                <w:kern w:val="0"/>
+              </w:rPr>
+              <w:t>2445 Cove St</w:t>
+            </w:r>
+          </w:p>
+        </w:tc>
+        <w:tc>
+          <w:tcPr>
+            <w:tcW w:w="0" w:type="auto"/>
+          </w:tcPr>
+          <w:p>
+            <w:pPr>
+              <w:widowControl w:val="0"/>
+              <w:autoSpaceDE w:val="0"/>
+              <w:autoSpaceDN w:val="0"/>
+              <w:adjustRightInd w:val="0"/>
+              <w:cnfStyle w:val="000000000000" w:firstRow="0" w:lastRow="0" w:firstColumn="0" w:lastColumn="0" w:oddVBand="0" w:evenVBand="0" w:oddHBand="0" w:evenHBand="0" w:firstRowFirstColumn="0" w:firstRowLastColumn="0" w:lastRowFirstColumn="0" w:lastRowLastColumn="0"/>
+              <w:rPr>
+                <w:rFonts w:ascii="Calibri" w:hAnsi="Calibri" w:cs="Calibri"/>
+                <w:color w:val="000000"/>
+                <w:kern w:val="0"/>
+              </w:rPr>
+            </w:pPr>
+            <w:r>
+              <w:rPr>
+                <w:rFonts w:ascii="Calibri" w:hAnsi="Calibri" w:cs="Calibri"/>
+                <w:color w:val="000000"/>
+                <w:kern w:val="0"/>
+              </w:rPr>
+              <w:t>Spokane</w:t>
+            </w:r>
+          </w:p>
+        </w:tc>
+        <w:tc>
+          <w:tcPr>
+            <w:cnfStyle w:val="000010000000" w:firstRow="0" w:lastRow="0" w:firstColumn="0" w:lastColumn="0" w:oddVBand="1" w:evenVBand="0" w:oddHBand="0" w:evenHBand="0" w:firstRowFirstColumn="0" w:firstRowLastColumn="0" w:lastRowFirstColumn="0" w:lastRowLastColumn="0"/>
+            <w:tcW w:w="0" w:type="auto"/>
+          </w:tcPr>
+          <w:p>
+            <w:pPr>
+              <w:widowControl w:val="0"/>
+              <w:autoSpaceDE w:val="0"/>
+              <w:autoSpaceDN w:val="0"/>
+              <w:adjustRightInd w:val="0"/>
+              <w:rPr>
+                <w:rFonts w:ascii="Calibri" w:hAnsi="Calibri" w:cs="Calibri"/>
+                <w:color w:val="000000"/>
+                <w:kern w:val="0"/>
+              </w:rPr>
+            </w:pPr>
+            <w:r>
+              <w:rPr>
+                <w:rFonts w:ascii="Calibri" w:hAnsi="Calibri" w:cs="Calibri"/>
+                <w:color w:val="000000"/>
+                <w:kern w:val="0"/>
+              </w:rPr>
+              <w:t>WA</w:t>
+            </w:r>
+          </w:p>
+        </w:tc>
+      </w:tr>
+      <w:tr>
+        <w:trPr>
+          <w:cnfStyle w:val="000000100000" w:firstRow="0" w:lastRow="0" w:firstColumn="0" w:lastColumn="0" w:oddVBand="0" w:evenVBand="0" w:oddHBand="1" w:evenHBand="0" w:firstRowFirstColumn="0" w:firstRowLastColumn="0" w:lastRowFirstColumn="0" w:lastRowLastColumn="0"/>
+          <w:trHeight w:val="300"/>
+          <w:jc w:val="center"/>
+        </w:trPr>
+        <w:tc>
+          <w:tcPr>
+            <w:cnfStyle w:val="000010000000" w:firstRow="0" w:lastRow="0" w:firstColumn="0" w:lastColumn="0" w:oddVBand="1" w:evenVBand="0" w:oddHBand="0" w:evenHBand="0" w:firstRowFirstColumn="0" w:firstRowLastColumn="0" w:lastRowFirstColumn="0" w:lastRowLastColumn="0"/>
+            <w:tcW w:w="0" w:type="auto"/>
+          </w:tcPr>
+          <w:p>
+            <w:pPr>
+              <w:widowControl w:val="0"/>
+              <w:autoSpaceDE w:val="0"/>
+              <w:autoSpaceDN w:val="0"/>
+              <w:adjustRightInd w:val="0"/>
+              <w:rPr>
+                <w:rFonts w:ascii="Calibri" w:hAnsi="Calibri" w:cs="Calibri"/>
+                <w:color w:val="000000"/>
+                <w:kern w:val="0"/>
+              </w:rPr>
+            </w:pPr>
+            <w:r>
+              <w:rPr>
+                <w:rFonts w:ascii="Calibri" w:hAnsi="Calibri" w:cs="Calibri"/>
+                <w:color w:val="000000"/>
+                <w:kern w:val="0"/>
+              </w:rPr>
+              <w:t>35725 Water Street</w:t>
+            </w:r>
+          </w:p>
+        </w:tc>
+        <w:tc>
+          <w:tcPr>
+            <w:tcW w:w="0" w:type="auto"/>
+          </w:tcPr>
+          <w:p>
+            <w:pPr>
+              <w:widowControl w:val="0"/>
+              <w:autoSpaceDE w:val="0"/>
+              <w:autoSpaceDN w:val="0"/>
+              <w:adjustRightInd w:val="0"/>
+              <w:cnfStyle w:val="000000100000" w:firstRow="0" w:lastRow="0" w:firstColumn="0" w:lastColumn="0" w:oddVBand="0" w:evenVBand="0" w:oddHBand="1" w:evenHBand="0" w:firstRowFirstColumn="0" w:firstRowLastColumn="0" w:lastRowFirstColumn="0" w:lastRowLastColumn="0"/>
+              <w:rPr>
+                <w:rFonts w:ascii="Calibri" w:hAnsi="Calibri" w:cs="Calibri"/>
+                <w:color w:val="000000"/>
+                <w:kern w:val="0"/>
+              </w:rPr>
+            </w:pPr>
+            <w:r>
+              <w:rPr>
+                <w:rFonts w:ascii="Calibri" w:hAnsi="Calibri" w:cs="Calibri"/>
+                <w:color w:val="000000"/>
+                <w:kern w:val="0"/>
+              </w:rPr>
+              <w:t>Tacoma</w:t>
+            </w:r>
+          </w:p>
+        </w:tc>
+        <w:tc>
+          <w:tcPr>
+            <w:cnfStyle w:val="000010000000" w:firstRow="0" w:lastRow="0" w:firstColumn="0" w:lastColumn="0" w:oddVBand="1" w:evenVBand="0" w:oddHBand="0" w:evenHBand="0" w:firstRowFirstColumn="0" w:firstRowLastColumn="0" w:lastRowFirstColumn="0" w:lastRowLastColumn="0"/>
+            <w:tcW w:w="0" w:type="auto"/>
+          </w:tcPr>
+          <w:p>
+            <w:pPr>
+              <w:widowControl w:val="0"/>
+              <w:autoSpaceDE w:val="0"/>
+              <w:autoSpaceDN w:val="0"/>
+              <w:adjustRightInd w:val="0"/>
+              <w:rPr>
+                <w:rFonts w:ascii="Calibri" w:hAnsi="Calibri" w:cs="Calibri"/>
+                <w:color w:val="000000"/>
+                <w:kern w:val="0"/>
+              </w:rPr>
+            </w:pPr>
+            <w:r>
+              <w:rPr>
+                <w:rFonts w:ascii="Calibri" w:hAnsi="Calibri" w:cs="Calibri"/>
+                <w:color w:val="000000"/>
+                <w:kern w:val="0"/>
+              </w:rPr>
+              <w:t>WA</w:t>
+            </w:r>
+          </w:p>
+        </w:tc>
+      </w:tr>
+      <w:tr>
+        <w:trPr>
+          <w:trHeight w:val="300"/>
+          <w:jc w:val="center"/>
+        </w:trPr>
+        <w:tc>
+          <w:tcPr>
+            <w:cnfStyle w:val="000010000000" w:firstRow="0" w:lastRow="0" w:firstColumn="0" w:lastColumn="0" w:oddVBand="1" w:evenVBand="0" w:oddHBand="0" w:evenHBand="0" w:firstRowFirstColumn="0" w:firstRowLastColumn="0" w:lastRowFirstColumn="0" w:lastRowLastColumn="0"/>
+            <w:tcW w:w="0" w:type="auto"/>
+          </w:tcPr>
+          <w:p>
+            <w:pPr>
+              <w:widowControl w:val="0"/>
+              <w:autoSpaceDE w:val="0"/>
+              <w:autoSpaceDN w:val="0"/>
+              <w:adjustRightInd w:val="0"/>
+              <w:rPr>
+                <w:rFonts w:ascii="Calibri" w:hAnsi="Calibri" w:cs="Calibri"/>
+                <w:color w:val="000000"/>
+                <w:kern w:val="0"/>
+              </w:rPr>
+            </w:pPr>
+            <w:r>
+              <w:rPr>
+                <w:rFonts w:ascii="Calibri" w:hAnsi="Calibri" w:cs="Calibri"/>
+                <w:color w:val="000000"/>
+                <w:kern w:val="0"/>
+              </w:rPr>
+              <w:t>51977 Winding Way</w:t>
+            </w:r>
+          </w:p>
+        </w:tc>
+        <w:tc>
+          <w:tcPr>
+            <w:tcW w:w="0" w:type="auto"/>
+          </w:tcPr>
+          <w:p>
+            <w:pPr>
+              <w:widowControl w:val="0"/>
+              <w:autoSpaceDE w:val="0"/>
+              <w:autoSpaceDN w:val="0"/>
+              <w:adjustRightInd w:val="0"/>
+              <w:cnfStyle w:val="000000000000" w:firstRow="0" w:lastRow="0" w:firstColumn="0" w:lastColumn="0" w:oddVBand="0" w:evenVBand="0" w:oddHBand="0" w:evenHBand="0" w:firstRowFirstColumn="0" w:firstRowLastColumn="0" w:lastRowFirstColumn="0" w:lastRowLastColumn="0"/>
+              <w:rPr>
+                <w:rFonts w:ascii="Calibri" w:hAnsi="Calibri" w:cs="Calibri"/>
+                <w:color w:val="000000"/>
+                <w:kern w:val="0"/>
+              </w:rPr>
+            </w:pPr>
+            <w:r>
+              <w:rPr>
+                <w:rFonts w:ascii="Calibri" w:hAnsi="Calibri" w:cs="Calibri"/>
+                <w:color w:val="000000"/>
+                <w:kern w:val="0"/>
+              </w:rPr>
+              <w:t>Seattle</w:t>
+            </w:r>
+          </w:p>
+        </w:tc>
+        <w:tc>
+          <w:tcPr>
+            <w:cnfStyle w:val="000010000000" w:firstRow="0" w:lastRow="0" w:firstColumn="0" w:lastColumn="0" w:oddVBand="1" w:evenVBand="0" w:oddHBand="0" w:evenHBand="0" w:firstRowFirstColumn="0" w:firstRowLastColumn="0" w:lastRowFirstColumn="0" w:lastRowLastColumn="0"/>
+            <w:tcW w:w="0" w:type="auto"/>
+          </w:tcPr>
+          <w:p>
+            <w:pPr>
+              <w:widowControl w:val="0"/>
+              <w:autoSpaceDE w:val="0"/>
+              <w:autoSpaceDN w:val="0"/>
+              <w:adjustRightInd w:val="0"/>
+              <w:rPr>
+                <w:rFonts w:ascii="Calibri" w:hAnsi="Calibri" w:cs="Calibri"/>
+                <w:color w:val="000000"/>
+                <w:kern w:val="0"/>
+              </w:rPr>
+            </w:pPr>
+            <w:r>
+              <w:rPr>
+                <w:rFonts w:ascii="Calibri" w:hAnsi="Calibri" w:cs="Calibri"/>
+                <w:color w:val="000000"/>
+                <w:kern w:val="0"/>
+              </w:rPr>
+              <w:t>WA</w:t>
+            </w:r>
+          </w:p>
+        </w:tc>
+      </w:tr>
+      <w:tr>
+        <w:trPr>
+          <w:cnfStyle w:val="000000100000" w:firstRow="0" w:lastRow="0" w:firstColumn="0" w:lastColumn="0" w:oddVBand="0" w:evenVBand="0" w:oddHBand="1" w:evenHBand="0" w:firstRowFirstColumn="0" w:firstRowLastColumn="0" w:lastRowFirstColumn="0" w:lastRowLastColumn="0"/>
+          <w:trHeight w:val="300"/>
+          <w:jc w:val="center"/>
+        </w:trPr>
+        <w:tc>
+          <w:tcPr>
+            <w:cnfStyle w:val="000010000000" w:firstRow="0" w:lastRow="0" w:firstColumn="0" w:lastColumn="0" w:oddVBand="1" w:evenVBand="0" w:oddHBand="0" w:evenHBand="0" w:firstRowFirstColumn="0" w:firstRowLastColumn="0" w:lastRowFirstColumn="0" w:lastRowLastColumn="0"/>
+            <w:tcW w:w="0" w:type="auto"/>
+          </w:tcPr>
+          <w:p>
+            <w:pPr>
+              <w:widowControl w:val="0"/>
+              <w:autoSpaceDE w:val="0"/>
+              <w:autoSpaceDN w:val="0"/>
+              <w:adjustRightInd w:val="0"/>
+              <w:rPr>
+                <w:rFonts w:ascii="Calibri" w:hAnsi="Calibri" w:cs="Calibri"/>
+                <w:color w:val="000000"/>
+                <w:kern w:val="0"/>
+              </w:rPr>
+            </w:pPr>
+            <w:r>
+              <w:rPr>
+                <w:rFonts w:ascii="Calibri" w:hAnsi="Calibri" w:cs="Calibri"/>
+                <w:color w:val="000000"/>
+                <w:kern w:val="0"/>
+              </w:rPr>
+              <w:t>7108 Main St</w:t>
+            </w:r>
+          </w:p>
+        </w:tc>
+        <w:tc>
+          <w:tcPr>
+            <w:tcW w:w="0" w:type="auto"/>
+          </w:tcPr>
+          <w:p>
+            <w:pPr>
+              <w:widowControl w:val="0"/>
+              <w:autoSpaceDE w:val="0"/>
+              <w:autoSpaceDN w:val="0"/>
+              <w:adjustRightInd w:val="0"/>
+              <w:cnfStyle w:val="000000100000" w:firstRow="0" w:lastRow="0" w:firstColumn="0" w:lastColumn="0" w:oddVBand="0" w:evenVBand="0" w:oddHBand="1" w:evenHBand="0" w:firstRowFirstColumn="0" w:firstRowLastColumn="0" w:lastRowFirstColumn="0" w:lastRowLastColumn="0"/>
+              <w:rPr>
+                <w:rFonts w:ascii="Calibri" w:hAnsi="Calibri" w:cs="Calibri"/>
+                <w:color w:val="000000"/>
+                <w:kern w:val="0"/>
+              </w:rPr>
+            </w:pPr>
+            <w:r>
+              <w:rPr>
+                <w:rFonts w:ascii="Calibri" w:hAnsi="Calibri" w:cs="Calibri"/>
+                <w:color w:val="000000"/>
+                <w:kern w:val="0"/>
+              </w:rPr>
+              <w:t>Bellingham</w:t>
+            </w:r>
+          </w:p>
+        </w:tc>
+        <w:tc>
+          <w:tcPr>
+            <w:cnfStyle w:val="000010000000" w:firstRow="0" w:lastRow="0" w:firstColumn="0" w:lastColumn="0" w:oddVBand="1" w:evenVBand="0" w:oddHBand="0" w:evenHBand="0" w:firstRowFirstColumn="0" w:firstRowLastColumn="0" w:lastRowFirstColumn="0" w:lastRowLastColumn="0"/>
+            <w:tcW w:w="0" w:type="auto"/>
+          </w:tcPr>
+          <w:p>
+            <w:pPr>
+              <w:widowControl w:val="0"/>
+              <w:autoSpaceDE w:val="0"/>
+              <w:autoSpaceDN w:val="0"/>
+              <w:adjustRightInd w:val="0"/>
+              <w:rPr>
+                <w:rFonts w:ascii="Calibri" w:hAnsi="Calibri" w:cs="Calibri"/>
+                <w:color w:val="000000"/>
+                <w:kern w:val="0"/>
+              </w:rPr>
+            </w:pPr>
+            <w:r>
+              <w:rPr>
+                <w:rFonts w:ascii="Calibri" w:hAnsi="Calibri" w:cs="Calibri"/>
+                <w:color w:val="000000"/>
+                <w:kern w:val="0"/>
+              </w:rPr>
+              <w:t>WA</w:t>
+            </w:r>
+          </w:p>
+        </w:tc>
+      </w:tr>
+    </w:tbl>
+    <w:p/>
+    <w:p>
+      <w:pPr>
+        <w:sectPr>
+          <w:pgSz w:w="12240" w:h="15840"/>
+          <w:pgMar w:top="1440" w:right="1440" w:bottom="1440" w:left="1440" w:header="720" w:footer="720" w:gutter="0"/>
+          <w:pgNumType w:start="1"/>
+          <w:cols w:space="720"/>
+          <w:docGrid w:linePitch="360"/>
+        </w:sectPr>
+      </w:pPr>
+    </w:p>
+    <w:p>
+      <w:pPr>
+        <w:spacing w:after="0"/>
+        <w:jc w:val="center"/>
+        <w:rPr>
+          <w:b/>
+          <w:sz w:val="32"/>
+          <w:szCs w:val="32"/>
+        </w:rPr>
+      </w:pPr>
+      <w:r>
+        <w:rPr>
+          <w:b/>
+          <w:sz w:val="32"/>
+          <w:szCs w:val="32"/>
+        </w:rPr>
+        <w:lastRenderedPageBreak/>
+        <w:t>Ultimate Action Sports Gear</w:t>
+      </w:r>
+    </w:p>
+    <w:p>
+      <w:pPr>
+        <w:spacing w:after="0"/>
+        <w:jc w:val="center"/>
+      </w:pPr>
+      <w:r>
+        <w:t>1926 Quebec Street</w:t>
+      </w:r>
+    </w:p>
+    <w:p>
+      <w:pPr>
+        <w:spacing w:after="0"/>
+        <w:jc w:val="center"/>
+      </w:pPr>
+      <w:r>
+        <w:t>Denver, CO 80207</w:t>
+      </w:r>
+    </w:p>
+    <w:p>
+      <w:pPr>
+        <w:spacing w:after="0"/>
+        <w:jc w:val="center"/>
+      </w:pPr>
+      <w:r>
+        <w:t>(303)</w:t>
+      </w:r>
+      <w:r>
+        <w:t xml:space="preserve"> </w:t>
+      </w:r>
+      <w:r>
+        <w:t>555-0970</w:t>
+      </w:r>
+    </w:p>
+    <w:p>
+      <w:pPr>
+        <w:spacing w:after="0"/>
+        <w:jc w:val="center"/>
+      </w:pPr>
+      <w:r>
+        <w:t>www.u-actionsports-g.com</w:t>
+      </w:r>
+    </w:p>
+    <w:p>
+      <w:pPr>
+        <w:tabs>
+          <w:tab w:val="left" w:pos="1080"/>
+        </w:tabs>
+        <w:spacing w:before="360"/>
+      </w:pPr>
+      <w:r>
+        <w:rPr>
+          <w:b/>
+        </w:rPr>
+        <w:t>TO:</w:t>
+      </w:r>
+      <w:r>
+        <w:tab/>
+      </w:r>
+      <w:r>
+        <w:rPr>
+          <w:noProof/>
+        </w:rPr>
+        <w:t>Tristen</w:t>
+      </w:r>
+      <w:r>
+        <w:t xml:space="preserve"> </w:t>
+      </w:r>
+      <w:r>
+        <w:rPr>
+          <w:noProof/>
+        </w:rPr>
+        <w:t>Weaver</w:t>
+      </w:r>
+    </w:p>
+    <w:p>
+      <w:pPr>
+        <w:tabs>
+          <w:tab w:val="left" w:pos="1080"/>
+        </w:tabs>
+      </w:pPr>
+      <w:r>
+        <w:rPr>
+          <w:b/>
+        </w:rPr>
+        <w:t>FROM:</w:t>
+      </w:r>
+      <w:r>
+        <w:rPr>
+          <w:b/>
+        </w:rPr>
+        <w:tab/>
+      </w:r>
+      <w:r>
+        <w:t>Michael Dixon, President</w:t>
+      </w:r>
+    </w:p>
+    <w:p>
+      <w:pPr>
+        <w:tabs>
+          <w:tab w:val="left" w:pos="1080"/>
+        </w:tabs>
+      </w:pPr>
+      <w:r>
+        <w:rPr>
+          <w:b/>
+        </w:rPr>
+        <w:t>DATE:</w:t>
+      </w:r>
+      <w:r>
+        <w:tab/>
+      </w:r>
+      <w:r>
+        <w:t>November 1, 2021</w:t>
+      </w:r>
+    </w:p>
+    <w:p>
+      <w:pPr>
+        <w:tabs>
+          <w:tab w:val="left" w:pos="1080"/>
+        </w:tabs>
+        <w:spacing w:after="360"/>
+      </w:pPr>
+      <w:r>
+        <w:rPr>
+          <w:b/>
+        </w:rPr>
+        <w:t>SUBJECT:</w:t>
+      </w:r>
+      <w:r>
+        <w:tab/>
+      </w:r>
+      <w:r>
+        <w:t>Welcome to Our Sales Team</w:t>
+      </w:r>
+    </w:p>
+    <w:p>
+      <w:pPr>
+        <w:spacing w:after="360"/>
+      </w:pPr>
+      <w:r>
+        <w:t xml:space="preserve">I am pleased to welcome you as a team member of Ultimate Action Sports Gear at our newest location in Taos, New Mexico. I look forward to getting to know you, and I hope to establish a long working relationship with you. I encourage all sales associates to wear and use our sporting gear and merchandise so you can speak from experience when selling goods to our customers. As a way of </w:t>
+      </w:r>
+      <w:proofErr w:type="gramStart"/>
+      <w:r>
+        <w:t>welcoming</w:t>
+      </w:r>
+      <w:proofErr w:type="gramEnd"/>
+      <w:r>
+        <w:t xml:space="preserve"> you to our team, I want you to select $1,000 worth of merchandise from the following list for </w:t>
+      </w:r>
+      <w:proofErr w:type="gramStart"/>
+      <w:r>
+        <w:t>your personal</w:t>
+      </w:r>
+      <w:proofErr w:type="gramEnd"/>
+      <w:r>
+        <w:t xml:space="preserve"> use:</w:t>
+      </w:r>
+    </w:p>
+    <w:p>
+      <w:pPr>
+        <w:spacing w:after="360"/>
+        <w:jc w:val="center"/>
+      </w:pPr>
+      <w:r>
+        <w:object w:dxaOrig="3920" w:dyaOrig="6263" w14:anchorId="1EA6E4F5">
+          <v:shape id="_x0000_i1035" type="#_x0000_t75" style="width:195.75pt;height:313.5pt" o:ole="">
+            <v:imagedata r:id="rId5" o:title=""/>
+          </v:shape>
+          <o:OLEObject Type="Embed" ProgID="Excel.Sheet.12" ShapeID="_x0000_i1035" DrawAspect="Content" ObjectID="_1838707397" r:id="rId9"/>
+        </w:object>
+      </w:r>
+    </w:p>
+    <w:p>
+      <w:pPr>
+        <w:spacing w:after="360"/>
+      </w:pPr>
+      <w:r>
+        <w:lastRenderedPageBreak/>
+        <w:t xml:space="preserve">Below is a </w:t>
+      </w:r>
+      <w:proofErr w:type="gramStart"/>
+      <w:r>
+        <w:t>listing</w:t>
+      </w:r>
+      <w:proofErr w:type="gramEnd"/>
+      <w:r>
+        <w:t xml:space="preserve"> of our other store locations. When traveling to these areas, be sure to visit the other retail store locations. Because different stores specialize in merchandise for local activities, stock items will vary. When visiting these stores, please introduce yourself to the local associates, and remember to use your employee discount on any purchases.</w:t>
+      </w:r>
+    </w:p>
+    <w:tbl>
+      <w:tblPr>
+        <w:tblStyle w:val="ListTable3-Accent2"/>
+        <w:tblW w:w="0" w:type="auto"/>
+        <w:jc w:val="center"/>
+        <w:tblLook w:val="0000" w:firstRow="0" w:lastRow="0" w:firstColumn="0" w:lastColumn="0" w:noHBand="0" w:noVBand="0"/>
+      </w:tblPr>
+      <w:tblGrid>
+        <w:gridCol w:w="2021"/>
+        <w:gridCol w:w="1729"/>
+        <w:gridCol w:w="692"/>
+      </w:tblGrid>
+      <w:tr>
+        <w:trPr>
+          <w:cnfStyle w:val="000000100000" w:firstRow="0" w:lastRow="0" w:firstColumn="0" w:lastColumn="0" w:oddVBand="0" w:evenVBand="0" w:oddHBand="1" w:evenHBand="0" w:firstRowFirstColumn="0" w:firstRowLastColumn="0" w:lastRowFirstColumn="0" w:lastRowLastColumn="0"/>
+          <w:trHeight w:val="300"/>
+          <w:jc w:val="center"/>
+        </w:trPr>
+        <w:tc>
+          <w:tcPr>
+            <w:cnfStyle w:val="000010000000" w:firstRow="0" w:lastRow="0" w:firstColumn="0" w:lastColumn="0" w:oddVBand="1" w:evenVBand="0" w:oddHBand="0" w:evenHBand="0" w:firstRowFirstColumn="0" w:firstRowLastColumn="0" w:lastRowFirstColumn="0" w:lastRowLastColumn="0"/>
+            <w:tcW w:w="0" w:type="auto"/>
+          </w:tcPr>
+          <w:p>
+            <w:pPr>
+              <w:widowControl w:val="0"/>
+              <w:autoSpaceDE w:val="0"/>
+              <w:autoSpaceDN w:val="0"/>
+              <w:adjustRightInd w:val="0"/>
+              <w:jc w:val="center"/>
+              <w:rPr>
+                <w:rFonts w:ascii="Calibri" w:hAnsi="Calibri" w:cs="Calibri"/>
+                <w:b/>
+                <w:bCs/>
+                <w:color w:val="000000"/>
+                <w:kern w:val="0"/>
+              </w:rPr>
+            </w:pPr>
+            <w:r>
+              <w:rPr>
+                <w:rFonts w:ascii="Calibri" w:hAnsi="Calibri" w:cs="Calibri"/>
+                <w:b/>
+                <w:bCs/>
+                <w:color w:val="000000"/>
+                <w:kern w:val="0"/>
+              </w:rPr>
+              <w:t>Address</w:t>
+            </w:r>
+          </w:p>
+        </w:tc>
+        <w:tc>
+          <w:tcPr>
+            <w:tcW w:w="0" w:type="auto"/>
+          </w:tcPr>
+          <w:p>
+            <w:pPr>
+              <w:widowControl w:val="0"/>
+              <w:autoSpaceDE w:val="0"/>
+              <w:autoSpaceDN w:val="0"/>
+              <w:adjustRightInd w:val="0"/>
+              <w:jc w:val="center"/>
+              <w:cnfStyle w:val="000000100000" w:firstRow="0" w:lastRow="0" w:firstColumn="0" w:lastColumn="0" w:oddVBand="0" w:evenVBand="0" w:oddHBand="1" w:evenHBand="0" w:firstRowFirstColumn="0" w:firstRowLastColumn="0" w:lastRowFirstColumn="0" w:lastRowLastColumn="0"/>
+              <w:rPr>
+                <w:rFonts w:ascii="Calibri" w:hAnsi="Calibri" w:cs="Calibri"/>
+                <w:b/>
+                <w:bCs/>
+                <w:color w:val="000000"/>
+                <w:kern w:val="0"/>
+              </w:rPr>
+            </w:pPr>
+            <w:r>
+              <w:rPr>
+                <w:rFonts w:ascii="Calibri" w:hAnsi="Calibri" w:cs="Calibri"/>
+                <w:b/>
+                <w:bCs/>
+                <w:color w:val="000000"/>
+                <w:kern w:val="0"/>
+              </w:rPr>
+              <w:t>City</w:t>
+            </w:r>
+          </w:p>
+        </w:tc>
+        <w:tc>
+          <w:tcPr>
+            <w:cnfStyle w:val="000010000000" w:firstRow="0" w:lastRow="0" w:firstColumn="0" w:lastColumn="0" w:oddVBand="1" w:evenVBand="0" w:oddHBand="0" w:evenHBand="0" w:firstRowFirstColumn="0" w:firstRowLastColumn="0" w:lastRowFirstColumn="0" w:lastRowLastColumn="0"/>
+            <w:tcW w:w="0" w:type="auto"/>
+          </w:tcPr>
+          <w:p>
+            <w:pPr>
+              <w:widowControl w:val="0"/>
+              <w:autoSpaceDE w:val="0"/>
+              <w:autoSpaceDN w:val="0"/>
+              <w:adjustRightInd w:val="0"/>
+              <w:jc w:val="center"/>
+              <w:rPr>
+                <w:rFonts w:ascii="Calibri" w:hAnsi="Calibri" w:cs="Calibri"/>
+                <w:b/>
+                <w:bCs/>
+                <w:color w:val="000000"/>
+                <w:kern w:val="0"/>
+              </w:rPr>
+            </w:pPr>
+            <w:r>
+              <w:rPr>
+                <w:rFonts w:ascii="Calibri" w:hAnsi="Calibri" w:cs="Calibri"/>
+                <w:b/>
+                <w:bCs/>
+                <w:color w:val="000000"/>
+                <w:kern w:val="0"/>
+              </w:rPr>
+              <w:t>State</w:t>
+            </w:r>
+          </w:p>
+        </w:tc>
+      </w:tr>
+      <w:tr>
+        <w:trPr>
+          <w:trHeight w:val="300"/>
+          <w:jc w:val="center"/>
+        </w:trPr>
+        <w:tc>
+          <w:tcPr>
+            <w:cnfStyle w:val="000010000000" w:firstRow="0" w:lastRow="0" w:firstColumn="0" w:lastColumn="0" w:oddVBand="1" w:evenVBand="0" w:oddHBand="0" w:evenHBand="0" w:firstRowFirstColumn="0" w:firstRowLastColumn="0" w:lastRowFirstColumn="0" w:lastRowLastColumn="0"/>
+            <w:tcW w:w="0" w:type="auto"/>
+          </w:tcPr>
+          <w:p>
+            <w:pPr>
+              <w:widowControl w:val="0"/>
+              <w:autoSpaceDE w:val="0"/>
+              <w:autoSpaceDN w:val="0"/>
+              <w:adjustRightInd w:val="0"/>
+              <w:rPr>
+                <w:rFonts w:ascii="Calibri" w:hAnsi="Calibri" w:cs="Calibri"/>
+                <w:color w:val="000000"/>
+                <w:kern w:val="0"/>
+              </w:rPr>
+            </w:pPr>
+            <w:r>
+              <w:rPr>
+                <w:rFonts w:ascii="Calibri" w:hAnsi="Calibri" w:cs="Calibri"/>
+                <w:color w:val="000000"/>
+                <w:kern w:val="0"/>
+              </w:rPr>
+              <w:t>197 Tower Rd</w:t>
+            </w:r>
+          </w:p>
+        </w:tc>
+        <w:tc>
+          <w:tcPr>
+            <w:tcW w:w="0" w:type="auto"/>
+          </w:tcPr>
+          <w:p>
+            <w:pPr>
+              <w:widowControl w:val="0"/>
+              <w:autoSpaceDE w:val="0"/>
+              <w:autoSpaceDN w:val="0"/>
+              <w:adjustRightInd w:val="0"/>
+              <w:cnfStyle w:val="000000000000" w:firstRow="0" w:lastRow="0" w:firstColumn="0" w:lastColumn="0" w:oddVBand="0" w:evenVBand="0" w:oddHBand="0" w:evenHBand="0" w:firstRowFirstColumn="0" w:firstRowLastColumn="0" w:lastRowFirstColumn="0" w:lastRowLastColumn="0"/>
+              <w:rPr>
+                <w:rFonts w:ascii="Calibri" w:hAnsi="Calibri" w:cs="Calibri"/>
+                <w:color w:val="000000"/>
+                <w:kern w:val="0"/>
+              </w:rPr>
+            </w:pPr>
+            <w:r>
+              <w:rPr>
+                <w:rFonts w:ascii="Calibri" w:hAnsi="Calibri" w:cs="Calibri"/>
+                <w:color w:val="000000"/>
+                <w:kern w:val="0"/>
+              </w:rPr>
+              <w:t>Denver</w:t>
+            </w:r>
+          </w:p>
+        </w:tc>
+        <w:tc>
+          <w:tcPr>
+            <w:cnfStyle w:val="000010000000" w:firstRow="0" w:lastRow="0" w:firstColumn="0" w:lastColumn="0" w:oddVBand="1" w:evenVBand="0" w:oddHBand="0" w:evenHBand="0" w:firstRowFirstColumn="0" w:firstRowLastColumn="0" w:lastRowFirstColumn="0" w:lastRowLastColumn="0"/>
+            <w:tcW w:w="0" w:type="auto"/>
+          </w:tcPr>
+          <w:p>
+            <w:pPr>
+              <w:widowControl w:val="0"/>
+              <w:autoSpaceDE w:val="0"/>
+              <w:autoSpaceDN w:val="0"/>
+              <w:adjustRightInd w:val="0"/>
+              <w:rPr>
+                <w:rFonts w:ascii="Calibri" w:hAnsi="Calibri" w:cs="Calibri"/>
+                <w:color w:val="000000"/>
+                <w:kern w:val="0"/>
+              </w:rPr>
+            </w:pPr>
+            <w:r>
+              <w:rPr>
+                <w:rFonts w:ascii="Calibri" w:hAnsi="Calibri" w:cs="Calibri"/>
+                <w:color w:val="000000"/>
+                <w:kern w:val="0"/>
+              </w:rPr>
+              <w:t>CO</w:t>
+            </w:r>
+          </w:p>
+        </w:tc>
+      </w:tr>
+      <w:tr>
+        <w:trPr>
+          <w:cnfStyle w:val="000000100000" w:firstRow="0" w:lastRow="0" w:firstColumn="0" w:lastColumn="0" w:oddVBand="0" w:evenVBand="0" w:oddHBand="1" w:evenHBand="0" w:firstRowFirstColumn="0" w:firstRowLastColumn="0" w:lastRowFirstColumn="0" w:lastRowLastColumn="0"/>
+          <w:trHeight w:val="300"/>
+          <w:jc w:val="center"/>
+        </w:trPr>
+        <w:tc>
+          <w:tcPr>
+            <w:cnfStyle w:val="000010000000" w:firstRow="0" w:lastRow="0" w:firstColumn="0" w:lastColumn="0" w:oddVBand="1" w:evenVBand="0" w:oddHBand="0" w:evenHBand="0" w:firstRowFirstColumn="0" w:firstRowLastColumn="0" w:lastRowFirstColumn="0" w:lastRowLastColumn="0"/>
+            <w:tcW w:w="0" w:type="auto"/>
+          </w:tcPr>
+          <w:p>
+            <w:pPr>
+              <w:widowControl w:val="0"/>
+              <w:autoSpaceDE w:val="0"/>
+              <w:autoSpaceDN w:val="0"/>
+              <w:adjustRightInd w:val="0"/>
+              <w:rPr>
+                <w:rFonts w:ascii="Calibri" w:hAnsi="Calibri" w:cs="Calibri"/>
+                <w:color w:val="000000"/>
+                <w:kern w:val="0"/>
+              </w:rPr>
+            </w:pPr>
+            <w:r>
+              <w:rPr>
+                <w:rFonts w:ascii="Calibri" w:hAnsi="Calibri" w:cs="Calibri"/>
+                <w:color w:val="000000"/>
+                <w:kern w:val="0"/>
+              </w:rPr>
+              <w:t>208 E Central Ave</w:t>
+            </w:r>
+          </w:p>
+        </w:tc>
+        <w:tc>
+          <w:tcPr>
+            <w:tcW w:w="0" w:type="auto"/>
+          </w:tcPr>
+          <w:p>
+            <w:pPr>
+              <w:widowControl w:val="0"/>
+              <w:autoSpaceDE w:val="0"/>
+              <w:autoSpaceDN w:val="0"/>
+              <w:adjustRightInd w:val="0"/>
+              <w:cnfStyle w:val="000000100000" w:firstRow="0" w:lastRow="0" w:firstColumn="0" w:lastColumn="0" w:oddVBand="0" w:evenVBand="0" w:oddHBand="1" w:evenHBand="0" w:firstRowFirstColumn="0" w:firstRowLastColumn="0" w:lastRowFirstColumn="0" w:lastRowLastColumn="0"/>
+              <w:rPr>
+                <w:rFonts w:ascii="Calibri" w:hAnsi="Calibri" w:cs="Calibri"/>
+                <w:color w:val="000000"/>
+                <w:kern w:val="0"/>
+              </w:rPr>
+            </w:pPr>
+            <w:r>
+              <w:rPr>
+                <w:rFonts w:ascii="Calibri" w:hAnsi="Calibri" w:cs="Calibri"/>
+                <w:color w:val="000000"/>
+                <w:kern w:val="0"/>
+              </w:rPr>
+              <w:t>Golden</w:t>
+            </w:r>
+          </w:p>
+        </w:tc>
+        <w:tc>
+          <w:tcPr>
+            <w:cnfStyle w:val="000010000000" w:firstRow="0" w:lastRow="0" w:firstColumn="0" w:lastColumn="0" w:oddVBand="1" w:evenVBand="0" w:oddHBand="0" w:evenHBand="0" w:firstRowFirstColumn="0" w:firstRowLastColumn="0" w:lastRowFirstColumn="0" w:lastRowLastColumn="0"/>
+            <w:tcW w:w="0" w:type="auto"/>
+          </w:tcPr>
+          <w:p>
+            <w:pPr>
+              <w:widowControl w:val="0"/>
+              <w:autoSpaceDE w:val="0"/>
+              <w:autoSpaceDN w:val="0"/>
+              <w:adjustRightInd w:val="0"/>
+              <w:rPr>
+                <w:rFonts w:ascii="Calibri" w:hAnsi="Calibri" w:cs="Calibri"/>
+                <w:color w:val="000000"/>
+                <w:kern w:val="0"/>
+              </w:rPr>
+            </w:pPr>
+            <w:r>
+              <w:rPr>
+                <w:rFonts w:ascii="Calibri" w:hAnsi="Calibri" w:cs="Calibri"/>
+                <w:color w:val="000000"/>
+                <w:kern w:val="0"/>
+              </w:rPr>
+              <w:t>CO</w:t>
+            </w:r>
+          </w:p>
+        </w:tc>
+      </w:tr>
+      <w:tr>
+        <w:trPr>
+          <w:trHeight w:val="300"/>
+          <w:jc w:val="center"/>
+        </w:trPr>
+        <w:tc>
+          <w:tcPr>
+            <w:cnfStyle w:val="000010000000" w:firstRow="0" w:lastRow="0" w:firstColumn="0" w:lastColumn="0" w:oddVBand="1" w:evenVBand="0" w:oddHBand="0" w:evenHBand="0" w:firstRowFirstColumn="0" w:firstRowLastColumn="0" w:lastRowFirstColumn="0" w:lastRowLastColumn="0"/>
+            <w:tcW w:w="0" w:type="auto"/>
+          </w:tcPr>
+          <w:p>
+            <w:pPr>
+              <w:widowControl w:val="0"/>
+              <w:autoSpaceDE w:val="0"/>
+              <w:autoSpaceDN w:val="0"/>
+              <w:adjustRightInd w:val="0"/>
+              <w:rPr>
+                <w:rFonts w:ascii="Calibri" w:hAnsi="Calibri" w:cs="Calibri"/>
+                <w:color w:val="000000"/>
+                <w:kern w:val="0"/>
+              </w:rPr>
+            </w:pPr>
+            <w:r>
+              <w:rPr>
+                <w:rFonts w:ascii="Calibri" w:hAnsi="Calibri" w:cs="Calibri"/>
+                <w:color w:val="000000"/>
+                <w:kern w:val="0"/>
+              </w:rPr>
+              <w:t>403 Starlight Blvd</w:t>
+            </w:r>
+          </w:p>
+        </w:tc>
+        <w:tc>
+          <w:tcPr>
+            <w:tcW w:w="0" w:type="auto"/>
+          </w:tcPr>
+          <w:p>
+            <w:pPr>
+              <w:widowControl w:val="0"/>
+              <w:autoSpaceDE w:val="0"/>
+              <w:autoSpaceDN w:val="0"/>
+              <w:adjustRightInd w:val="0"/>
+              <w:cnfStyle w:val="000000000000" w:firstRow="0" w:lastRow="0" w:firstColumn="0" w:lastColumn="0" w:oddVBand="0" w:evenVBand="0" w:oddHBand="0" w:evenHBand="0" w:firstRowFirstColumn="0" w:firstRowLastColumn="0" w:lastRowFirstColumn="0" w:lastRowLastColumn="0"/>
+              <w:rPr>
+                <w:rFonts w:ascii="Calibri" w:hAnsi="Calibri" w:cs="Calibri"/>
+                <w:color w:val="000000"/>
+                <w:kern w:val="0"/>
+              </w:rPr>
+            </w:pPr>
+            <w:r>
+              <w:rPr>
+                <w:rFonts w:ascii="Calibri" w:hAnsi="Calibri" w:cs="Calibri"/>
+                <w:color w:val="000000"/>
+                <w:kern w:val="0"/>
+              </w:rPr>
+              <w:t>Denver</w:t>
+            </w:r>
+          </w:p>
+        </w:tc>
+        <w:tc>
+          <w:tcPr>
+            <w:cnfStyle w:val="000010000000" w:firstRow="0" w:lastRow="0" w:firstColumn="0" w:lastColumn="0" w:oddVBand="1" w:evenVBand="0" w:oddHBand="0" w:evenHBand="0" w:firstRowFirstColumn="0" w:firstRowLastColumn="0" w:lastRowFirstColumn="0" w:lastRowLastColumn="0"/>
+            <w:tcW w:w="0" w:type="auto"/>
+          </w:tcPr>
+          <w:p>
+            <w:pPr>
+              <w:widowControl w:val="0"/>
+              <w:autoSpaceDE w:val="0"/>
+              <w:autoSpaceDN w:val="0"/>
+              <w:adjustRightInd w:val="0"/>
+              <w:rPr>
+                <w:rFonts w:ascii="Calibri" w:hAnsi="Calibri" w:cs="Calibri"/>
+                <w:color w:val="000000"/>
+                <w:kern w:val="0"/>
+              </w:rPr>
+            </w:pPr>
+            <w:r>
+              <w:rPr>
+                <w:rFonts w:ascii="Calibri" w:hAnsi="Calibri" w:cs="Calibri"/>
+                <w:color w:val="000000"/>
+                <w:kern w:val="0"/>
+              </w:rPr>
+              <w:t>CO</w:t>
+            </w:r>
+          </w:p>
+        </w:tc>
+      </w:tr>
+      <w:tr>
+        <w:trPr>
+          <w:cnfStyle w:val="000000100000" w:firstRow="0" w:lastRow="0" w:firstColumn="0" w:lastColumn="0" w:oddVBand="0" w:evenVBand="0" w:oddHBand="1" w:evenHBand="0" w:firstRowFirstColumn="0" w:firstRowLastColumn="0" w:lastRowFirstColumn="0" w:lastRowLastColumn="0"/>
+          <w:trHeight w:val="300"/>
+          <w:jc w:val="center"/>
+        </w:trPr>
+        <w:tc>
+          <w:tcPr>
+            <w:cnfStyle w:val="000010000000" w:firstRow="0" w:lastRow="0" w:firstColumn="0" w:lastColumn="0" w:oddVBand="1" w:evenVBand="0" w:oddHBand="0" w:evenHBand="0" w:firstRowFirstColumn="0" w:firstRowLastColumn="0" w:lastRowFirstColumn="0" w:lastRowLastColumn="0"/>
+            <w:tcW w:w="0" w:type="auto"/>
+          </w:tcPr>
+          <w:p>
+            <w:pPr>
+              <w:widowControl w:val="0"/>
+              <w:autoSpaceDE w:val="0"/>
+              <w:autoSpaceDN w:val="0"/>
+              <w:adjustRightInd w:val="0"/>
+              <w:rPr>
+                <w:rFonts w:ascii="Calibri" w:hAnsi="Calibri" w:cs="Calibri"/>
+                <w:color w:val="000000"/>
+                <w:kern w:val="0"/>
+              </w:rPr>
+            </w:pPr>
+            <w:r>
+              <w:rPr>
+                <w:rFonts w:ascii="Calibri" w:hAnsi="Calibri" w:cs="Calibri"/>
+                <w:color w:val="000000"/>
+                <w:kern w:val="0"/>
+              </w:rPr>
+              <w:t>782 Mill Rd SW</w:t>
+            </w:r>
+          </w:p>
+        </w:tc>
+        <w:tc>
+          <w:tcPr>
+            <w:tcW w:w="0" w:type="auto"/>
+          </w:tcPr>
+          <w:p>
+            <w:pPr>
+              <w:widowControl w:val="0"/>
+              <w:autoSpaceDE w:val="0"/>
+              <w:autoSpaceDN w:val="0"/>
+              <w:adjustRightInd w:val="0"/>
+              <w:cnfStyle w:val="000000100000" w:firstRow="0" w:lastRow="0" w:firstColumn="0" w:lastColumn="0" w:oddVBand="0" w:evenVBand="0" w:oddHBand="1" w:evenHBand="0" w:firstRowFirstColumn="0" w:firstRowLastColumn="0" w:lastRowFirstColumn="0" w:lastRowLastColumn="0"/>
+              <w:rPr>
+                <w:rFonts w:ascii="Calibri" w:hAnsi="Calibri" w:cs="Calibri"/>
+                <w:color w:val="000000"/>
+                <w:kern w:val="0"/>
+              </w:rPr>
+            </w:pPr>
+            <w:r>
+              <w:rPr>
+                <w:rFonts w:ascii="Calibri" w:hAnsi="Calibri" w:cs="Calibri"/>
+                <w:color w:val="000000"/>
+                <w:kern w:val="0"/>
+              </w:rPr>
+              <w:t>Colorado Springs</w:t>
+            </w:r>
+          </w:p>
+        </w:tc>
+        <w:tc>
+          <w:tcPr>
+            <w:cnfStyle w:val="000010000000" w:firstRow="0" w:lastRow="0" w:firstColumn="0" w:lastColumn="0" w:oddVBand="1" w:evenVBand="0" w:oddHBand="0" w:evenHBand="0" w:firstRowFirstColumn="0" w:firstRowLastColumn="0" w:lastRowFirstColumn="0" w:lastRowLastColumn="0"/>
+            <w:tcW w:w="0" w:type="auto"/>
+          </w:tcPr>
+          <w:p>
+            <w:pPr>
+              <w:widowControl w:val="0"/>
+              <w:autoSpaceDE w:val="0"/>
+              <w:autoSpaceDN w:val="0"/>
+              <w:adjustRightInd w:val="0"/>
+              <w:rPr>
+                <w:rFonts w:ascii="Calibri" w:hAnsi="Calibri" w:cs="Calibri"/>
+                <w:color w:val="000000"/>
+                <w:kern w:val="0"/>
+              </w:rPr>
+            </w:pPr>
+            <w:r>
+              <w:rPr>
+                <w:rFonts w:ascii="Calibri" w:hAnsi="Calibri" w:cs="Calibri"/>
+                <w:color w:val="000000"/>
+                <w:kern w:val="0"/>
+              </w:rPr>
+              <w:t>CO</w:t>
+            </w:r>
+          </w:p>
+        </w:tc>
+      </w:tr>
+      <w:tr>
+        <w:trPr>
+          <w:trHeight w:val="300"/>
+          <w:jc w:val="center"/>
+        </w:trPr>
+        <w:tc>
+          <w:tcPr>
+            <w:cnfStyle w:val="000010000000" w:firstRow="0" w:lastRow="0" w:firstColumn="0" w:lastColumn="0" w:oddVBand="1" w:evenVBand="0" w:oddHBand="0" w:evenHBand="0" w:firstRowFirstColumn="0" w:firstRowLastColumn="0" w:lastRowFirstColumn="0" w:lastRowLastColumn="0"/>
+            <w:tcW w:w="0" w:type="auto"/>
+          </w:tcPr>
+          <w:p>
+            <w:pPr>
+              <w:widowControl w:val="0"/>
+              <w:autoSpaceDE w:val="0"/>
+              <w:autoSpaceDN w:val="0"/>
+              <w:adjustRightInd w:val="0"/>
+              <w:rPr>
+                <w:rFonts w:ascii="Calibri" w:hAnsi="Calibri" w:cs="Calibri"/>
+                <w:color w:val="000000"/>
+                <w:kern w:val="0"/>
+              </w:rPr>
+            </w:pPr>
+            <w:r>
+              <w:rPr>
+                <w:rFonts w:ascii="Calibri" w:hAnsi="Calibri" w:cs="Calibri"/>
+                <w:color w:val="000000"/>
+                <w:kern w:val="0"/>
+              </w:rPr>
+              <w:t>7925 S Forrest Rd</w:t>
+            </w:r>
+          </w:p>
+        </w:tc>
+        <w:tc>
+          <w:tcPr>
+            <w:tcW w:w="0" w:type="auto"/>
+          </w:tcPr>
+          <w:p>
+            <w:pPr>
+              <w:widowControl w:val="0"/>
+              <w:autoSpaceDE w:val="0"/>
+              <w:autoSpaceDN w:val="0"/>
+              <w:adjustRightInd w:val="0"/>
+              <w:cnfStyle w:val="000000000000" w:firstRow="0" w:lastRow="0" w:firstColumn="0" w:lastColumn="0" w:oddVBand="0" w:evenVBand="0" w:oddHBand="0" w:evenHBand="0" w:firstRowFirstColumn="0" w:firstRowLastColumn="0" w:lastRowFirstColumn="0" w:lastRowLastColumn="0"/>
+              <w:rPr>
+                <w:rFonts w:ascii="Calibri" w:hAnsi="Calibri" w:cs="Calibri"/>
+                <w:color w:val="000000"/>
+                <w:kern w:val="0"/>
+              </w:rPr>
+            </w:pPr>
+            <w:r>
+              <w:rPr>
+                <w:rFonts w:ascii="Calibri" w:hAnsi="Calibri" w:cs="Calibri"/>
+                <w:color w:val="000000"/>
+                <w:kern w:val="0"/>
+              </w:rPr>
+              <w:t>Boulder</w:t>
+            </w:r>
+          </w:p>
+        </w:tc>
+        <w:tc>
+          <w:tcPr>
+            <w:cnfStyle w:val="000010000000" w:firstRow="0" w:lastRow="0" w:firstColumn="0" w:lastColumn="0" w:oddVBand="1" w:evenVBand="0" w:oddHBand="0" w:evenHBand="0" w:firstRowFirstColumn="0" w:firstRowLastColumn="0" w:lastRowFirstColumn="0" w:lastRowLastColumn="0"/>
+            <w:tcW w:w="0" w:type="auto"/>
+          </w:tcPr>
+          <w:p>
+            <w:pPr>
+              <w:widowControl w:val="0"/>
+              <w:autoSpaceDE w:val="0"/>
+              <w:autoSpaceDN w:val="0"/>
+              <w:adjustRightInd w:val="0"/>
+              <w:rPr>
+                <w:rFonts w:ascii="Calibri" w:hAnsi="Calibri" w:cs="Calibri"/>
+                <w:color w:val="000000"/>
+                <w:kern w:val="0"/>
+              </w:rPr>
+            </w:pPr>
+            <w:r>
+              <w:rPr>
+                <w:rFonts w:ascii="Calibri" w:hAnsi="Calibri" w:cs="Calibri"/>
+                <w:color w:val="000000"/>
+                <w:kern w:val="0"/>
+              </w:rPr>
+              <w:t>CO</w:t>
+            </w:r>
+          </w:p>
+        </w:tc>
+      </w:tr>
+      <w:tr>
+        <w:trPr>
+          <w:cnfStyle w:val="000000100000" w:firstRow="0" w:lastRow="0" w:firstColumn="0" w:lastColumn="0" w:oddVBand="0" w:evenVBand="0" w:oddHBand="1" w:evenHBand="0" w:firstRowFirstColumn="0" w:firstRowLastColumn="0" w:lastRowFirstColumn="0" w:lastRowLastColumn="0"/>
+          <w:trHeight w:val="300"/>
+          <w:jc w:val="center"/>
+        </w:trPr>
+        <w:tc>
+          <w:tcPr>
+            <w:cnfStyle w:val="000010000000" w:firstRow="0" w:lastRow="0" w:firstColumn="0" w:lastColumn="0" w:oddVBand="1" w:evenVBand="0" w:oddHBand="0" w:evenHBand="0" w:firstRowFirstColumn="0" w:firstRowLastColumn="0" w:lastRowFirstColumn="0" w:lastRowLastColumn="0"/>
+            <w:tcW w:w="0" w:type="auto"/>
+          </w:tcPr>
+          <w:p>
+            <w:pPr>
+              <w:widowControl w:val="0"/>
+              <w:autoSpaceDE w:val="0"/>
+              <w:autoSpaceDN w:val="0"/>
+              <w:adjustRightInd w:val="0"/>
+              <w:rPr>
+                <w:rFonts w:ascii="Calibri" w:hAnsi="Calibri" w:cs="Calibri"/>
+                <w:color w:val="000000"/>
+                <w:kern w:val="0"/>
+              </w:rPr>
+            </w:pPr>
+            <w:r>
+              <w:rPr>
+                <w:rFonts w:ascii="Calibri" w:hAnsi="Calibri" w:cs="Calibri"/>
+                <w:color w:val="000000"/>
+                <w:kern w:val="0"/>
+              </w:rPr>
+              <w:t>98045 North Ave</w:t>
+            </w:r>
+          </w:p>
+        </w:tc>
+        <w:tc>
+          <w:tcPr>
+            <w:tcW w:w="0" w:type="auto"/>
+          </w:tcPr>
+          <w:p>
+            <w:pPr>
+              <w:widowControl w:val="0"/>
+              <w:autoSpaceDE w:val="0"/>
+              <w:autoSpaceDN w:val="0"/>
+              <w:adjustRightInd w:val="0"/>
+              <w:cnfStyle w:val="000000100000" w:firstRow="0" w:lastRow="0" w:firstColumn="0" w:lastColumn="0" w:oddVBand="0" w:evenVBand="0" w:oddHBand="1" w:evenHBand="0" w:firstRowFirstColumn="0" w:firstRowLastColumn="0" w:lastRowFirstColumn="0" w:lastRowLastColumn="0"/>
+              <w:rPr>
+                <w:rFonts w:ascii="Calibri" w:hAnsi="Calibri" w:cs="Calibri"/>
+                <w:color w:val="000000"/>
+                <w:kern w:val="0"/>
+              </w:rPr>
+            </w:pPr>
+            <w:r>
+              <w:rPr>
+                <w:rFonts w:ascii="Calibri" w:hAnsi="Calibri" w:cs="Calibri"/>
+                <w:color w:val="000000"/>
+                <w:kern w:val="0"/>
+              </w:rPr>
+              <w:t>Aurora</w:t>
+            </w:r>
+          </w:p>
+        </w:tc>
+        <w:tc>
+          <w:tcPr>
+            <w:cnfStyle w:val="000010000000" w:firstRow="0" w:lastRow="0" w:firstColumn="0" w:lastColumn="0" w:oddVBand="1" w:evenVBand="0" w:oddHBand="0" w:evenHBand="0" w:firstRowFirstColumn="0" w:firstRowLastColumn="0" w:lastRowFirstColumn="0" w:lastRowLastColumn="0"/>
+            <w:tcW w:w="0" w:type="auto"/>
+          </w:tcPr>
+          <w:p>
+            <w:pPr>
+              <w:widowControl w:val="0"/>
+              <w:autoSpaceDE w:val="0"/>
+              <w:autoSpaceDN w:val="0"/>
+              <w:adjustRightInd w:val="0"/>
+              <w:rPr>
+                <w:rFonts w:ascii="Calibri" w:hAnsi="Calibri" w:cs="Calibri"/>
+                <w:color w:val="000000"/>
+                <w:kern w:val="0"/>
+              </w:rPr>
+            </w:pPr>
+            <w:r>
+              <w:rPr>
+                <w:rFonts w:ascii="Calibri" w:hAnsi="Calibri" w:cs="Calibri"/>
+                <w:color w:val="000000"/>
+                <w:kern w:val="0"/>
+              </w:rPr>
+              <w:t>CO</w:t>
+            </w:r>
+          </w:p>
+        </w:tc>
+      </w:tr>
+      <w:tr>
+        <w:trPr>
+          <w:trHeight w:val="300"/>
+          <w:jc w:val="center"/>
+        </w:trPr>
+        <w:tc>
+          <w:tcPr>
+            <w:cnfStyle w:val="000010000000" w:firstRow="0" w:lastRow="0" w:firstColumn="0" w:lastColumn="0" w:oddVBand="1" w:evenVBand="0" w:oddHBand="0" w:evenHBand="0" w:firstRowFirstColumn="0" w:firstRowLastColumn="0" w:lastRowFirstColumn="0" w:lastRowLastColumn="0"/>
+            <w:tcW w:w="0" w:type="auto"/>
+          </w:tcPr>
+          <w:p>
+            <w:pPr>
+              <w:widowControl w:val="0"/>
+              <w:autoSpaceDE w:val="0"/>
+              <w:autoSpaceDN w:val="0"/>
+              <w:adjustRightInd w:val="0"/>
+              <w:rPr>
+                <w:rFonts w:ascii="Calibri" w:hAnsi="Calibri" w:cs="Calibri"/>
+                <w:color w:val="000000"/>
+                <w:kern w:val="0"/>
+              </w:rPr>
+            </w:pPr>
+            <w:r>
+              <w:rPr>
+                <w:rFonts w:ascii="Calibri" w:hAnsi="Calibri" w:cs="Calibri"/>
+                <w:color w:val="000000"/>
+                <w:kern w:val="0"/>
+              </w:rPr>
+              <w:t>403 Central Blvd</w:t>
+            </w:r>
+          </w:p>
+        </w:tc>
+        <w:tc>
+          <w:tcPr>
+            <w:tcW w:w="0" w:type="auto"/>
+          </w:tcPr>
+          <w:p>
+            <w:pPr>
+              <w:widowControl w:val="0"/>
+              <w:autoSpaceDE w:val="0"/>
+              <w:autoSpaceDN w:val="0"/>
+              <w:adjustRightInd w:val="0"/>
+              <w:cnfStyle w:val="000000000000" w:firstRow="0" w:lastRow="0" w:firstColumn="0" w:lastColumn="0" w:oddVBand="0" w:evenVBand="0" w:oddHBand="0" w:evenHBand="0" w:firstRowFirstColumn="0" w:firstRowLastColumn="0" w:lastRowFirstColumn="0" w:lastRowLastColumn="0"/>
+              <w:rPr>
+                <w:rFonts w:ascii="Calibri" w:hAnsi="Calibri" w:cs="Calibri"/>
+                <w:color w:val="000000"/>
+                <w:kern w:val="0"/>
+              </w:rPr>
+            </w:pPr>
+            <w:r>
+              <w:rPr>
+                <w:rFonts w:ascii="Calibri" w:hAnsi="Calibri" w:cs="Calibri"/>
+                <w:color w:val="000000"/>
+                <w:kern w:val="0"/>
+              </w:rPr>
+              <w:t>Albuquerque</w:t>
+            </w:r>
+          </w:p>
+        </w:tc>
+        <w:tc>
+          <w:tcPr>
+            <w:cnfStyle w:val="000010000000" w:firstRow="0" w:lastRow="0" w:firstColumn="0" w:lastColumn="0" w:oddVBand="1" w:evenVBand="0" w:oddHBand="0" w:evenHBand="0" w:firstRowFirstColumn="0" w:firstRowLastColumn="0" w:lastRowFirstColumn="0" w:lastRowLastColumn="0"/>
+            <w:tcW w:w="0" w:type="auto"/>
+          </w:tcPr>
+          <w:p>
+            <w:pPr>
+              <w:widowControl w:val="0"/>
+              <w:autoSpaceDE w:val="0"/>
+              <w:autoSpaceDN w:val="0"/>
+              <w:adjustRightInd w:val="0"/>
+              <w:rPr>
+                <w:rFonts w:ascii="Calibri" w:hAnsi="Calibri" w:cs="Calibri"/>
+                <w:color w:val="000000"/>
+                <w:kern w:val="0"/>
+              </w:rPr>
+            </w:pPr>
+            <w:r>
+              <w:rPr>
+                <w:rFonts w:ascii="Calibri" w:hAnsi="Calibri" w:cs="Calibri"/>
+                <w:color w:val="000000"/>
+                <w:kern w:val="0"/>
+              </w:rPr>
+              <w:t>NM</w:t>
+            </w:r>
+          </w:p>
+        </w:tc>
+      </w:tr>
+      <w:tr>
+        <w:trPr>
+          <w:cnfStyle w:val="000000100000" w:firstRow="0" w:lastRow="0" w:firstColumn="0" w:lastColumn="0" w:oddVBand="0" w:evenVBand="0" w:oddHBand="1" w:evenHBand="0" w:firstRowFirstColumn="0" w:firstRowLastColumn="0" w:lastRowFirstColumn="0" w:lastRowLastColumn="0"/>
+          <w:trHeight w:val="300"/>
+          <w:jc w:val="center"/>
+        </w:trPr>
+        <w:tc>
+          <w:tcPr>
+            <w:cnfStyle w:val="000010000000" w:firstRow="0" w:lastRow="0" w:firstColumn="0" w:lastColumn="0" w:oddVBand="1" w:evenVBand="0" w:oddHBand="0" w:evenHBand="0" w:firstRowFirstColumn="0" w:firstRowLastColumn="0" w:lastRowFirstColumn="0" w:lastRowLastColumn="0"/>
+            <w:tcW w:w="0" w:type="auto"/>
+          </w:tcPr>
+          <w:p>
+            <w:pPr>
+              <w:widowControl w:val="0"/>
+              <w:autoSpaceDE w:val="0"/>
+              <w:autoSpaceDN w:val="0"/>
+              <w:adjustRightInd w:val="0"/>
+              <w:rPr>
+                <w:rFonts w:ascii="Calibri" w:hAnsi="Calibri" w:cs="Calibri"/>
+                <w:color w:val="000000"/>
+                <w:kern w:val="0"/>
+              </w:rPr>
+            </w:pPr>
+            <w:r>
+              <w:rPr>
+                <w:rFonts w:ascii="Calibri" w:hAnsi="Calibri" w:cs="Calibri"/>
+                <w:color w:val="000000"/>
+                <w:kern w:val="0"/>
+              </w:rPr>
+              <w:t>52792 Greenfield</w:t>
+            </w:r>
+          </w:p>
+        </w:tc>
+        <w:tc>
+          <w:tcPr>
+            <w:tcW w:w="0" w:type="auto"/>
+          </w:tcPr>
+          <w:p>
+            <w:pPr>
+              <w:widowControl w:val="0"/>
+              <w:autoSpaceDE w:val="0"/>
+              <w:autoSpaceDN w:val="0"/>
+              <w:adjustRightInd w:val="0"/>
+              <w:cnfStyle w:val="000000100000" w:firstRow="0" w:lastRow="0" w:firstColumn="0" w:lastColumn="0" w:oddVBand="0" w:evenVBand="0" w:oddHBand="1" w:evenHBand="0" w:firstRowFirstColumn="0" w:firstRowLastColumn="0" w:lastRowFirstColumn="0" w:lastRowLastColumn="0"/>
+              <w:rPr>
+                <w:rFonts w:ascii="Calibri" w:hAnsi="Calibri" w:cs="Calibri"/>
+                <w:color w:val="000000"/>
+                <w:kern w:val="0"/>
+              </w:rPr>
+            </w:pPr>
+            <w:r>
+              <w:rPr>
+                <w:rFonts w:ascii="Calibri" w:hAnsi="Calibri" w:cs="Calibri"/>
+                <w:color w:val="000000"/>
+                <w:kern w:val="0"/>
+              </w:rPr>
+              <w:t>Taos</w:t>
+            </w:r>
+          </w:p>
+        </w:tc>
+        <w:tc>
+          <w:tcPr>
+            <w:cnfStyle w:val="000010000000" w:firstRow="0" w:lastRow="0" w:firstColumn="0" w:lastColumn="0" w:oddVBand="1" w:evenVBand="0" w:oddHBand="0" w:evenHBand="0" w:firstRowFirstColumn="0" w:firstRowLastColumn="0" w:lastRowFirstColumn="0" w:lastRowLastColumn="0"/>
+            <w:tcW w:w="0" w:type="auto"/>
+          </w:tcPr>
+          <w:p>
+            <w:pPr>
+              <w:widowControl w:val="0"/>
+              <w:autoSpaceDE w:val="0"/>
+              <w:autoSpaceDN w:val="0"/>
+              <w:adjustRightInd w:val="0"/>
+              <w:rPr>
+                <w:rFonts w:ascii="Calibri" w:hAnsi="Calibri" w:cs="Calibri"/>
+                <w:color w:val="000000"/>
+                <w:kern w:val="0"/>
+              </w:rPr>
+            </w:pPr>
+            <w:r>
+              <w:rPr>
+                <w:rFonts w:ascii="Calibri" w:hAnsi="Calibri" w:cs="Calibri"/>
+                <w:color w:val="000000"/>
+                <w:kern w:val="0"/>
+              </w:rPr>
+              <w:t>NM</w:t>
+            </w:r>
+          </w:p>
+        </w:tc>
+      </w:tr>
+      <w:tr>
+        <w:trPr>
+          <w:trHeight w:val="300"/>
+          <w:jc w:val="center"/>
+        </w:trPr>
+        <w:tc>
+          <w:tcPr>
+            <w:cnfStyle w:val="000010000000" w:firstRow="0" w:lastRow="0" w:firstColumn="0" w:lastColumn="0" w:oddVBand="1" w:evenVBand="0" w:oddHBand="0" w:evenHBand="0" w:firstRowFirstColumn="0" w:firstRowLastColumn="0" w:lastRowFirstColumn="0" w:lastRowLastColumn="0"/>
+            <w:tcW w:w="0" w:type="auto"/>
+          </w:tcPr>
+          <w:p>
+            <w:pPr>
+              <w:widowControl w:val="0"/>
+              <w:autoSpaceDE w:val="0"/>
+              <w:autoSpaceDN w:val="0"/>
+              <w:adjustRightInd w:val="0"/>
+              <w:rPr>
+                <w:rFonts w:ascii="Calibri" w:hAnsi="Calibri" w:cs="Calibri"/>
+                <w:color w:val="000000"/>
+                <w:kern w:val="0"/>
+              </w:rPr>
+            </w:pPr>
+            <w:r>
+              <w:rPr>
+                <w:rFonts w:ascii="Calibri" w:hAnsi="Calibri" w:cs="Calibri"/>
+                <w:color w:val="000000"/>
+                <w:kern w:val="0"/>
+              </w:rPr>
+              <w:t>7303 Spring Blvd</w:t>
+            </w:r>
+          </w:p>
+        </w:tc>
+        <w:tc>
+          <w:tcPr>
+            <w:tcW w:w="0" w:type="auto"/>
+          </w:tcPr>
+          <w:p>
+            <w:pPr>
+              <w:widowControl w:val="0"/>
+              <w:autoSpaceDE w:val="0"/>
+              <w:autoSpaceDN w:val="0"/>
+              <w:adjustRightInd w:val="0"/>
+              <w:cnfStyle w:val="000000000000" w:firstRow="0" w:lastRow="0" w:firstColumn="0" w:lastColumn="0" w:oddVBand="0" w:evenVBand="0" w:oddHBand="0" w:evenHBand="0" w:firstRowFirstColumn="0" w:firstRowLastColumn="0" w:lastRowFirstColumn="0" w:lastRowLastColumn="0"/>
+              <w:rPr>
+                <w:rFonts w:ascii="Calibri" w:hAnsi="Calibri" w:cs="Calibri"/>
+                <w:color w:val="000000"/>
+                <w:kern w:val="0"/>
+              </w:rPr>
+            </w:pPr>
+            <w:r>
+              <w:rPr>
+                <w:rFonts w:ascii="Calibri" w:hAnsi="Calibri" w:cs="Calibri"/>
+                <w:color w:val="000000"/>
+                <w:kern w:val="0"/>
+              </w:rPr>
+              <w:t>Santa Fe</w:t>
+            </w:r>
+          </w:p>
+        </w:tc>
+        <w:tc>
+          <w:tcPr>
+            <w:cnfStyle w:val="000010000000" w:firstRow="0" w:lastRow="0" w:firstColumn="0" w:lastColumn="0" w:oddVBand="1" w:evenVBand="0" w:oddHBand="0" w:evenHBand="0" w:firstRowFirstColumn="0" w:firstRowLastColumn="0" w:lastRowFirstColumn="0" w:lastRowLastColumn="0"/>
+            <w:tcW w:w="0" w:type="auto"/>
+          </w:tcPr>
+          <w:p>
+            <w:pPr>
+              <w:widowControl w:val="0"/>
+              <w:autoSpaceDE w:val="0"/>
+              <w:autoSpaceDN w:val="0"/>
+              <w:adjustRightInd w:val="0"/>
+              <w:rPr>
+                <w:rFonts w:ascii="Calibri" w:hAnsi="Calibri" w:cs="Calibri"/>
+                <w:color w:val="000000"/>
+                <w:kern w:val="0"/>
+              </w:rPr>
+            </w:pPr>
+            <w:r>
+              <w:rPr>
+                <w:rFonts w:ascii="Calibri" w:hAnsi="Calibri" w:cs="Calibri"/>
+                <w:color w:val="000000"/>
+                <w:kern w:val="0"/>
+              </w:rPr>
+              <w:t>NM</w:t>
+            </w:r>
+          </w:p>
+        </w:tc>
+      </w:tr>
+      <w:tr>
+        <w:trPr>
+          <w:cnfStyle w:val="000000100000" w:firstRow="0" w:lastRow="0" w:firstColumn="0" w:lastColumn="0" w:oddVBand="0" w:evenVBand="0" w:oddHBand="1" w:evenHBand="0" w:firstRowFirstColumn="0" w:firstRowLastColumn="0" w:lastRowFirstColumn="0" w:lastRowLastColumn="0"/>
+          <w:trHeight w:val="300"/>
+          <w:jc w:val="center"/>
+        </w:trPr>
+        <w:tc>
+          <w:tcPr>
+            <w:cnfStyle w:val="000010000000" w:firstRow="0" w:lastRow="0" w:firstColumn="0" w:lastColumn="0" w:oddVBand="1" w:evenVBand="0" w:oddHBand="0" w:evenHBand="0" w:firstRowFirstColumn="0" w:firstRowLastColumn="0" w:lastRowFirstColumn="0" w:lastRowLastColumn="0"/>
+            <w:tcW w:w="0" w:type="auto"/>
+          </w:tcPr>
+          <w:p>
+            <w:pPr>
+              <w:widowControl w:val="0"/>
+              <w:autoSpaceDE w:val="0"/>
+              <w:autoSpaceDN w:val="0"/>
+              <w:adjustRightInd w:val="0"/>
+              <w:rPr>
+                <w:rFonts w:ascii="Calibri" w:hAnsi="Calibri" w:cs="Calibri"/>
+                <w:color w:val="000000"/>
+                <w:kern w:val="0"/>
+              </w:rPr>
+            </w:pPr>
+            <w:r>
+              <w:rPr>
+                <w:rFonts w:ascii="Calibri" w:hAnsi="Calibri" w:cs="Calibri"/>
+                <w:color w:val="000000"/>
+                <w:kern w:val="0"/>
+              </w:rPr>
+              <w:t>8692 Garden Blvd</w:t>
+            </w:r>
+          </w:p>
+        </w:tc>
+        <w:tc>
+          <w:tcPr>
+            <w:tcW w:w="0" w:type="auto"/>
+          </w:tcPr>
+          <w:p>
+            <w:pPr>
+              <w:widowControl w:val="0"/>
+              <w:autoSpaceDE w:val="0"/>
+              <w:autoSpaceDN w:val="0"/>
+              <w:adjustRightInd w:val="0"/>
+              <w:cnfStyle w:val="000000100000" w:firstRow="0" w:lastRow="0" w:firstColumn="0" w:lastColumn="0" w:oddVBand="0" w:evenVBand="0" w:oddHBand="1" w:evenHBand="0" w:firstRowFirstColumn="0" w:firstRowLastColumn="0" w:lastRowFirstColumn="0" w:lastRowLastColumn="0"/>
+              <w:rPr>
+                <w:rFonts w:ascii="Calibri" w:hAnsi="Calibri" w:cs="Calibri"/>
+                <w:color w:val="000000"/>
+                <w:kern w:val="0"/>
+              </w:rPr>
+            </w:pPr>
+            <w:r>
+              <w:rPr>
+                <w:rFonts w:ascii="Calibri" w:hAnsi="Calibri" w:cs="Calibri"/>
+                <w:color w:val="000000"/>
+                <w:kern w:val="0"/>
+              </w:rPr>
+              <w:t>Gallup</w:t>
+            </w:r>
+          </w:p>
+        </w:tc>
+        <w:tc>
+          <w:tcPr>
+            <w:cnfStyle w:val="000010000000" w:firstRow="0" w:lastRow="0" w:firstColumn="0" w:lastColumn="0" w:oddVBand="1" w:evenVBand="0" w:oddHBand="0" w:evenHBand="0" w:firstRowFirstColumn="0" w:firstRowLastColumn="0" w:lastRowFirstColumn="0" w:lastRowLastColumn="0"/>
+            <w:tcW w:w="0" w:type="auto"/>
+          </w:tcPr>
+          <w:p>
+            <w:pPr>
+              <w:widowControl w:val="0"/>
+              <w:autoSpaceDE w:val="0"/>
+              <w:autoSpaceDN w:val="0"/>
+              <w:adjustRightInd w:val="0"/>
+              <w:rPr>
+                <w:rFonts w:ascii="Calibri" w:hAnsi="Calibri" w:cs="Calibri"/>
+                <w:color w:val="000000"/>
+                <w:kern w:val="0"/>
+              </w:rPr>
+            </w:pPr>
+            <w:r>
+              <w:rPr>
+                <w:rFonts w:ascii="Calibri" w:hAnsi="Calibri" w:cs="Calibri"/>
+                <w:color w:val="000000"/>
+                <w:kern w:val="0"/>
+              </w:rPr>
+              <w:t>NM</w:t>
+            </w:r>
+          </w:p>
+        </w:tc>
+      </w:tr>
+      <w:tr>
+        <w:trPr>
+          <w:trHeight w:val="300"/>
+          <w:jc w:val="center"/>
+        </w:trPr>
+        <w:tc>
+          <w:tcPr>
+            <w:cnfStyle w:val="000010000000" w:firstRow="0" w:lastRow="0" w:firstColumn="0" w:lastColumn="0" w:oddVBand="1" w:evenVBand="0" w:oddHBand="0" w:evenHBand="0" w:firstRowFirstColumn="0" w:firstRowLastColumn="0" w:lastRowFirstColumn="0" w:lastRowLastColumn="0"/>
+            <w:tcW w:w="0" w:type="auto"/>
+          </w:tcPr>
+          <w:p>
+            <w:pPr>
+              <w:widowControl w:val="0"/>
+              <w:autoSpaceDE w:val="0"/>
+              <w:autoSpaceDN w:val="0"/>
+              <w:adjustRightInd w:val="0"/>
+              <w:rPr>
+                <w:rFonts w:ascii="Calibri" w:hAnsi="Calibri" w:cs="Calibri"/>
+                <w:color w:val="000000"/>
+                <w:kern w:val="0"/>
+              </w:rPr>
+            </w:pPr>
+            <w:r>
+              <w:rPr>
+                <w:rFonts w:ascii="Calibri" w:hAnsi="Calibri" w:cs="Calibri"/>
+                <w:color w:val="000000"/>
+                <w:kern w:val="0"/>
+              </w:rPr>
+              <w:t>8851 Skyline Blvd</w:t>
+            </w:r>
+          </w:p>
+        </w:tc>
+        <w:tc>
+          <w:tcPr>
+            <w:tcW w:w="0" w:type="auto"/>
+          </w:tcPr>
+          <w:p>
+            <w:pPr>
+              <w:widowControl w:val="0"/>
+              <w:autoSpaceDE w:val="0"/>
+              <w:autoSpaceDN w:val="0"/>
+              <w:adjustRightInd w:val="0"/>
+              <w:cnfStyle w:val="000000000000" w:firstRow="0" w:lastRow="0" w:firstColumn="0" w:lastColumn="0" w:oddVBand="0" w:evenVBand="0" w:oddHBand="0" w:evenHBand="0" w:firstRowFirstColumn="0" w:firstRowLastColumn="0" w:lastRowFirstColumn="0" w:lastRowLastColumn="0"/>
+              <w:rPr>
+                <w:rFonts w:ascii="Calibri" w:hAnsi="Calibri" w:cs="Calibri"/>
+                <w:color w:val="000000"/>
+                <w:kern w:val="0"/>
+              </w:rPr>
+            </w:pPr>
+            <w:r>
+              <w:rPr>
+                <w:rFonts w:ascii="Calibri" w:hAnsi="Calibri" w:cs="Calibri"/>
+                <w:color w:val="000000"/>
+                <w:kern w:val="0"/>
+              </w:rPr>
+              <w:t>Albuquerque</w:t>
+            </w:r>
+          </w:p>
+        </w:tc>
+        <w:tc>
+          <w:tcPr>
+            <w:cnfStyle w:val="000010000000" w:firstRow="0" w:lastRow="0" w:firstColumn="0" w:lastColumn="0" w:oddVBand="1" w:evenVBand="0" w:oddHBand="0" w:evenHBand="0" w:firstRowFirstColumn="0" w:firstRowLastColumn="0" w:lastRowFirstColumn="0" w:lastRowLastColumn="0"/>
+            <w:tcW w:w="0" w:type="auto"/>
+          </w:tcPr>
+          <w:p>
+            <w:pPr>
+              <w:widowControl w:val="0"/>
+              <w:autoSpaceDE w:val="0"/>
+              <w:autoSpaceDN w:val="0"/>
+              <w:adjustRightInd w:val="0"/>
+              <w:rPr>
+                <w:rFonts w:ascii="Calibri" w:hAnsi="Calibri" w:cs="Calibri"/>
+                <w:color w:val="000000"/>
+                <w:kern w:val="0"/>
+              </w:rPr>
+            </w:pPr>
+            <w:r>
+              <w:rPr>
+                <w:rFonts w:ascii="Calibri" w:hAnsi="Calibri" w:cs="Calibri"/>
+                <w:color w:val="000000"/>
+                <w:kern w:val="0"/>
+              </w:rPr>
+              <w:t>NM</w:t>
+            </w:r>
+          </w:p>
+        </w:tc>
+      </w:tr>
+      <w:tr>
+        <w:trPr>
+          <w:cnfStyle w:val="000000100000" w:firstRow="0" w:lastRow="0" w:firstColumn="0" w:lastColumn="0" w:oddVBand="0" w:evenVBand="0" w:oddHBand="1" w:evenHBand="0" w:firstRowFirstColumn="0" w:firstRowLastColumn="0" w:lastRowFirstColumn="0" w:lastRowLastColumn="0"/>
+          <w:trHeight w:val="300"/>
+          <w:jc w:val="center"/>
+        </w:trPr>
+        <w:tc>
+          <w:tcPr>
+            <w:cnfStyle w:val="000010000000" w:firstRow="0" w:lastRow="0" w:firstColumn="0" w:lastColumn="0" w:oddVBand="1" w:evenVBand="0" w:oddHBand="0" w:evenHBand="0" w:firstRowFirstColumn="0" w:firstRowLastColumn="0" w:lastRowFirstColumn="0" w:lastRowLastColumn="0"/>
+            <w:tcW w:w="0" w:type="auto"/>
+          </w:tcPr>
+          <w:p>
+            <w:pPr>
+              <w:widowControl w:val="0"/>
+              <w:autoSpaceDE w:val="0"/>
+              <w:autoSpaceDN w:val="0"/>
+              <w:adjustRightInd w:val="0"/>
+              <w:rPr>
+                <w:rFonts w:ascii="Calibri" w:hAnsi="Calibri" w:cs="Calibri"/>
+                <w:color w:val="000000"/>
+                <w:kern w:val="0"/>
+              </w:rPr>
+            </w:pPr>
+            <w:r>
+              <w:rPr>
+                <w:rFonts w:ascii="Calibri" w:hAnsi="Calibri" w:cs="Calibri"/>
+                <w:color w:val="000000"/>
+                <w:kern w:val="0"/>
+              </w:rPr>
+              <w:t>10 East Blvd</w:t>
+            </w:r>
+          </w:p>
+        </w:tc>
+        <w:tc>
+          <w:tcPr>
+            <w:tcW w:w="0" w:type="auto"/>
+          </w:tcPr>
+          <w:p>
+            <w:pPr>
+              <w:widowControl w:val="0"/>
+              <w:autoSpaceDE w:val="0"/>
+              <w:autoSpaceDN w:val="0"/>
+              <w:adjustRightInd w:val="0"/>
+              <w:cnfStyle w:val="000000100000" w:firstRow="0" w:lastRow="0" w:firstColumn="0" w:lastColumn="0" w:oddVBand="0" w:evenVBand="0" w:oddHBand="1" w:evenHBand="0" w:firstRowFirstColumn="0" w:firstRowLastColumn="0" w:lastRowFirstColumn="0" w:lastRowLastColumn="0"/>
+              <w:rPr>
+                <w:rFonts w:ascii="Calibri" w:hAnsi="Calibri" w:cs="Calibri"/>
+                <w:color w:val="000000"/>
+                <w:kern w:val="0"/>
+              </w:rPr>
+            </w:pPr>
+            <w:r>
+              <w:rPr>
+                <w:rFonts w:ascii="Calibri" w:hAnsi="Calibri" w:cs="Calibri"/>
+                <w:color w:val="000000"/>
+                <w:kern w:val="0"/>
+              </w:rPr>
+              <w:t>Portland</w:t>
+            </w:r>
+          </w:p>
+        </w:tc>
+        <w:tc>
+          <w:tcPr>
+            <w:cnfStyle w:val="000010000000" w:firstRow="0" w:lastRow="0" w:firstColumn="0" w:lastColumn="0" w:oddVBand="1" w:evenVBand="0" w:oddHBand="0" w:evenHBand="0" w:firstRowFirstColumn="0" w:firstRowLastColumn="0" w:lastRowFirstColumn="0" w:lastRowLastColumn="0"/>
+            <w:tcW w:w="0" w:type="auto"/>
+          </w:tcPr>
+          <w:p>
+            <w:pPr>
+              <w:widowControl w:val="0"/>
+              <w:autoSpaceDE w:val="0"/>
+              <w:autoSpaceDN w:val="0"/>
+              <w:adjustRightInd w:val="0"/>
+              <w:rPr>
+                <w:rFonts w:ascii="Calibri" w:hAnsi="Calibri" w:cs="Calibri"/>
+                <w:color w:val="000000"/>
+                <w:kern w:val="0"/>
+              </w:rPr>
+            </w:pPr>
+            <w:r>
+              <w:rPr>
+                <w:rFonts w:ascii="Calibri" w:hAnsi="Calibri" w:cs="Calibri"/>
+                <w:color w:val="000000"/>
+                <w:kern w:val="0"/>
+              </w:rPr>
+              <w:t>OR</w:t>
+            </w:r>
+          </w:p>
+        </w:tc>
+      </w:tr>
+      <w:tr>
+        <w:trPr>
+          <w:trHeight w:val="300"/>
+          <w:jc w:val="center"/>
+        </w:trPr>
+        <w:tc>
+          <w:tcPr>
+            <w:cnfStyle w:val="000010000000" w:firstRow="0" w:lastRow="0" w:firstColumn="0" w:lastColumn="0" w:oddVBand="1" w:evenVBand="0" w:oddHBand="0" w:evenHBand="0" w:firstRowFirstColumn="0" w:firstRowLastColumn="0" w:lastRowFirstColumn="0" w:lastRowLastColumn="0"/>
+            <w:tcW w:w="0" w:type="auto"/>
+          </w:tcPr>
+          <w:p>
+            <w:pPr>
+              <w:widowControl w:val="0"/>
+              <w:autoSpaceDE w:val="0"/>
+              <w:autoSpaceDN w:val="0"/>
+              <w:adjustRightInd w:val="0"/>
+              <w:rPr>
+                <w:rFonts w:ascii="Calibri" w:hAnsi="Calibri" w:cs="Calibri"/>
+                <w:color w:val="000000"/>
+                <w:kern w:val="0"/>
+              </w:rPr>
+            </w:pPr>
+            <w:r>
+              <w:rPr>
+                <w:rFonts w:ascii="Calibri" w:hAnsi="Calibri" w:cs="Calibri"/>
+                <w:color w:val="000000"/>
+                <w:kern w:val="0"/>
+              </w:rPr>
+              <w:t>403 State Blvd</w:t>
+            </w:r>
+          </w:p>
+        </w:tc>
+        <w:tc>
+          <w:tcPr>
+            <w:tcW w:w="0" w:type="auto"/>
+          </w:tcPr>
+          <w:p>
+            <w:pPr>
+              <w:widowControl w:val="0"/>
+              <w:autoSpaceDE w:val="0"/>
+              <w:autoSpaceDN w:val="0"/>
+              <w:adjustRightInd w:val="0"/>
+              <w:cnfStyle w:val="000000000000" w:firstRow="0" w:lastRow="0" w:firstColumn="0" w:lastColumn="0" w:oddVBand="0" w:evenVBand="0" w:oddHBand="0" w:evenHBand="0" w:firstRowFirstColumn="0" w:firstRowLastColumn="0" w:lastRowFirstColumn="0" w:lastRowLastColumn="0"/>
+              <w:rPr>
+                <w:rFonts w:ascii="Calibri" w:hAnsi="Calibri" w:cs="Calibri"/>
+                <w:color w:val="000000"/>
+                <w:kern w:val="0"/>
+              </w:rPr>
+            </w:pPr>
+            <w:r>
+              <w:rPr>
+                <w:rFonts w:ascii="Calibri" w:hAnsi="Calibri" w:cs="Calibri"/>
+                <w:color w:val="000000"/>
+                <w:kern w:val="0"/>
+              </w:rPr>
+              <w:t>Salem</w:t>
+            </w:r>
+          </w:p>
+        </w:tc>
+        <w:tc>
+          <w:tcPr>
+            <w:cnfStyle w:val="000010000000" w:firstRow="0" w:lastRow="0" w:firstColumn="0" w:lastColumn="0" w:oddVBand="1" w:evenVBand="0" w:oddHBand="0" w:evenHBand="0" w:firstRowFirstColumn="0" w:firstRowLastColumn="0" w:lastRowFirstColumn="0" w:lastRowLastColumn="0"/>
+            <w:tcW w:w="0" w:type="auto"/>
+          </w:tcPr>
+          <w:p>
+            <w:pPr>
+              <w:widowControl w:val="0"/>
+              <w:autoSpaceDE w:val="0"/>
+              <w:autoSpaceDN w:val="0"/>
+              <w:adjustRightInd w:val="0"/>
+              <w:rPr>
+                <w:rFonts w:ascii="Calibri" w:hAnsi="Calibri" w:cs="Calibri"/>
+                <w:color w:val="000000"/>
+                <w:kern w:val="0"/>
+              </w:rPr>
+            </w:pPr>
+            <w:r>
+              <w:rPr>
+                <w:rFonts w:ascii="Calibri" w:hAnsi="Calibri" w:cs="Calibri"/>
+                <w:color w:val="000000"/>
+                <w:kern w:val="0"/>
+              </w:rPr>
+              <w:t>OR</w:t>
+            </w:r>
+          </w:p>
+        </w:tc>
+      </w:tr>
+      <w:tr>
+        <w:trPr>
+          <w:cnfStyle w:val="000000100000" w:firstRow="0" w:lastRow="0" w:firstColumn="0" w:lastColumn="0" w:oddVBand="0" w:evenVBand="0" w:oddHBand="1" w:evenHBand="0" w:firstRowFirstColumn="0" w:firstRowLastColumn="0" w:lastRowFirstColumn="0" w:lastRowLastColumn="0"/>
+          <w:trHeight w:val="300"/>
+          <w:jc w:val="center"/>
+        </w:trPr>
+        <w:tc>
+          <w:tcPr>
+            <w:cnfStyle w:val="000010000000" w:firstRow="0" w:lastRow="0" w:firstColumn="0" w:lastColumn="0" w:oddVBand="1" w:evenVBand="0" w:oddHBand="0" w:evenHBand="0" w:firstRowFirstColumn="0" w:firstRowLastColumn="0" w:lastRowFirstColumn="0" w:lastRowLastColumn="0"/>
+            <w:tcW w:w="0" w:type="auto"/>
+          </w:tcPr>
+          <w:p>
+            <w:pPr>
+              <w:widowControl w:val="0"/>
+              <w:autoSpaceDE w:val="0"/>
+              <w:autoSpaceDN w:val="0"/>
+              <w:adjustRightInd w:val="0"/>
+              <w:rPr>
+                <w:rFonts w:ascii="Calibri" w:hAnsi="Calibri" w:cs="Calibri"/>
+                <w:color w:val="000000"/>
+                <w:kern w:val="0"/>
+              </w:rPr>
+            </w:pPr>
+            <w:r>
+              <w:rPr>
+                <w:rFonts w:ascii="Calibri" w:hAnsi="Calibri" w:cs="Calibri"/>
+                <w:color w:val="000000"/>
+                <w:kern w:val="0"/>
+              </w:rPr>
+              <w:t>692 Lilly Blvd</w:t>
+            </w:r>
+          </w:p>
+        </w:tc>
+        <w:tc>
+          <w:tcPr>
+            <w:tcW w:w="0" w:type="auto"/>
+          </w:tcPr>
+          <w:p>
+            <w:pPr>
+              <w:widowControl w:val="0"/>
+              <w:autoSpaceDE w:val="0"/>
+              <w:autoSpaceDN w:val="0"/>
+              <w:adjustRightInd w:val="0"/>
+              <w:cnfStyle w:val="000000100000" w:firstRow="0" w:lastRow="0" w:firstColumn="0" w:lastColumn="0" w:oddVBand="0" w:evenVBand="0" w:oddHBand="1" w:evenHBand="0" w:firstRowFirstColumn="0" w:firstRowLastColumn="0" w:lastRowFirstColumn="0" w:lastRowLastColumn="0"/>
+              <w:rPr>
+                <w:rFonts w:ascii="Calibri" w:hAnsi="Calibri" w:cs="Calibri"/>
+                <w:color w:val="000000"/>
+                <w:kern w:val="0"/>
+              </w:rPr>
+            </w:pPr>
+            <w:r>
+              <w:rPr>
+                <w:rFonts w:ascii="Calibri" w:hAnsi="Calibri" w:cs="Calibri"/>
+                <w:color w:val="000000"/>
+                <w:kern w:val="0"/>
+              </w:rPr>
+              <w:t>Springfield</w:t>
+            </w:r>
+          </w:p>
+        </w:tc>
+        <w:tc>
+          <w:tcPr>
+            <w:cnfStyle w:val="000010000000" w:firstRow="0" w:lastRow="0" w:firstColumn="0" w:lastColumn="0" w:oddVBand="1" w:evenVBand="0" w:oddHBand="0" w:evenHBand="0" w:firstRowFirstColumn="0" w:firstRowLastColumn="0" w:lastRowFirstColumn="0" w:lastRowLastColumn="0"/>
+            <w:tcW w:w="0" w:type="auto"/>
+          </w:tcPr>
+          <w:p>
+            <w:pPr>
+              <w:widowControl w:val="0"/>
+              <w:autoSpaceDE w:val="0"/>
+              <w:autoSpaceDN w:val="0"/>
+              <w:adjustRightInd w:val="0"/>
+              <w:rPr>
+                <w:rFonts w:ascii="Calibri" w:hAnsi="Calibri" w:cs="Calibri"/>
+                <w:color w:val="000000"/>
+                <w:kern w:val="0"/>
+              </w:rPr>
+            </w:pPr>
+            <w:r>
+              <w:rPr>
+                <w:rFonts w:ascii="Calibri" w:hAnsi="Calibri" w:cs="Calibri"/>
+                <w:color w:val="000000"/>
+                <w:kern w:val="0"/>
+              </w:rPr>
+              <w:t>OR</w:t>
+            </w:r>
+          </w:p>
+        </w:tc>
+      </w:tr>
+      <w:tr>
+        <w:trPr>
+          <w:trHeight w:val="300"/>
+          <w:jc w:val="center"/>
+        </w:trPr>
+        <w:tc>
+          <w:tcPr>
+            <w:cnfStyle w:val="000010000000" w:firstRow="0" w:lastRow="0" w:firstColumn="0" w:lastColumn="0" w:oddVBand="1" w:evenVBand="0" w:oddHBand="0" w:evenHBand="0" w:firstRowFirstColumn="0" w:firstRowLastColumn="0" w:lastRowFirstColumn="0" w:lastRowLastColumn="0"/>
+            <w:tcW w:w="0" w:type="auto"/>
+          </w:tcPr>
+          <w:p>
+            <w:pPr>
+              <w:widowControl w:val="0"/>
+              <w:autoSpaceDE w:val="0"/>
+              <w:autoSpaceDN w:val="0"/>
+              <w:adjustRightInd w:val="0"/>
+              <w:rPr>
+                <w:rFonts w:ascii="Calibri" w:hAnsi="Calibri" w:cs="Calibri"/>
+                <w:color w:val="000000"/>
+                <w:kern w:val="0"/>
+              </w:rPr>
+            </w:pPr>
+            <w:r>
+              <w:rPr>
+                <w:rFonts w:ascii="Calibri" w:hAnsi="Calibri" w:cs="Calibri"/>
+                <w:color w:val="000000"/>
+                <w:kern w:val="0"/>
+              </w:rPr>
+              <w:t>7825 Blue St</w:t>
+            </w:r>
+          </w:p>
+        </w:tc>
+        <w:tc>
+          <w:tcPr>
+            <w:tcW w:w="0" w:type="auto"/>
+          </w:tcPr>
+          <w:p>
+            <w:pPr>
+              <w:widowControl w:val="0"/>
+              <w:autoSpaceDE w:val="0"/>
+              <w:autoSpaceDN w:val="0"/>
+              <w:adjustRightInd w:val="0"/>
+              <w:cnfStyle w:val="000000000000" w:firstRow="0" w:lastRow="0" w:firstColumn="0" w:lastColumn="0" w:oddVBand="0" w:evenVBand="0" w:oddHBand="0" w:evenHBand="0" w:firstRowFirstColumn="0" w:firstRowLastColumn="0" w:lastRowFirstColumn="0" w:lastRowLastColumn="0"/>
+              <w:rPr>
+                <w:rFonts w:ascii="Calibri" w:hAnsi="Calibri" w:cs="Calibri"/>
+                <w:color w:val="000000"/>
+                <w:kern w:val="0"/>
+              </w:rPr>
+            </w:pPr>
+            <w:r>
+              <w:rPr>
+                <w:rFonts w:ascii="Calibri" w:hAnsi="Calibri" w:cs="Calibri"/>
+                <w:color w:val="000000"/>
+                <w:kern w:val="0"/>
+              </w:rPr>
+              <w:t>Portland</w:t>
+            </w:r>
+          </w:p>
+        </w:tc>
+        <w:tc>
+          <w:tcPr>
+            <w:cnfStyle w:val="000010000000" w:firstRow="0" w:lastRow="0" w:firstColumn="0" w:lastColumn="0" w:oddVBand="1" w:evenVBand="0" w:oddHBand="0" w:evenHBand="0" w:firstRowFirstColumn="0" w:firstRowLastColumn="0" w:lastRowFirstColumn="0" w:lastRowLastColumn="0"/>
+            <w:tcW w:w="0" w:type="auto"/>
+          </w:tcPr>
+          <w:p>
+            <w:pPr>
+              <w:widowControl w:val="0"/>
+              <w:autoSpaceDE w:val="0"/>
+              <w:autoSpaceDN w:val="0"/>
+              <w:adjustRightInd w:val="0"/>
+              <w:rPr>
+                <w:rFonts w:ascii="Calibri" w:hAnsi="Calibri" w:cs="Calibri"/>
+                <w:color w:val="000000"/>
+                <w:kern w:val="0"/>
+              </w:rPr>
+            </w:pPr>
+            <w:r>
+              <w:rPr>
+                <w:rFonts w:ascii="Calibri" w:hAnsi="Calibri" w:cs="Calibri"/>
+                <w:color w:val="000000"/>
+                <w:kern w:val="0"/>
+              </w:rPr>
+              <w:t>OR</w:t>
+            </w:r>
+          </w:p>
+        </w:tc>
+      </w:tr>
+      <w:tr>
+        <w:trPr>
+          <w:cnfStyle w:val="000000100000" w:firstRow="0" w:lastRow="0" w:firstColumn="0" w:lastColumn="0" w:oddVBand="0" w:evenVBand="0" w:oddHBand="1" w:evenHBand="0" w:firstRowFirstColumn="0" w:firstRowLastColumn="0" w:lastRowFirstColumn="0" w:lastRowLastColumn="0"/>
+          <w:trHeight w:val="300"/>
+          <w:jc w:val="center"/>
+        </w:trPr>
+        <w:tc>
+          <w:tcPr>
+            <w:cnfStyle w:val="000010000000" w:firstRow="0" w:lastRow="0" w:firstColumn="0" w:lastColumn="0" w:oddVBand="1" w:evenVBand="0" w:oddHBand="0" w:evenHBand="0" w:firstRowFirstColumn="0" w:firstRowLastColumn="0" w:lastRowFirstColumn="0" w:lastRowLastColumn="0"/>
+            <w:tcW w:w="0" w:type="auto"/>
+          </w:tcPr>
+          <w:p>
+            <w:pPr>
+              <w:widowControl w:val="0"/>
+              <w:autoSpaceDE w:val="0"/>
+              <w:autoSpaceDN w:val="0"/>
+              <w:adjustRightInd w:val="0"/>
+              <w:rPr>
+                <w:rFonts w:ascii="Calibri" w:hAnsi="Calibri" w:cs="Calibri"/>
+                <w:color w:val="000000"/>
+                <w:kern w:val="0"/>
+              </w:rPr>
+            </w:pPr>
+            <w:r>
+              <w:rPr>
+                <w:rFonts w:ascii="Calibri" w:hAnsi="Calibri" w:cs="Calibri"/>
+                <w:color w:val="000000"/>
+                <w:kern w:val="0"/>
+              </w:rPr>
+              <w:t>8692 Tech Blvd</w:t>
+            </w:r>
+          </w:p>
+        </w:tc>
+        <w:tc>
+          <w:tcPr>
+            <w:tcW w:w="0" w:type="auto"/>
+          </w:tcPr>
+          <w:p>
+            <w:pPr>
+              <w:widowControl w:val="0"/>
+              <w:autoSpaceDE w:val="0"/>
+              <w:autoSpaceDN w:val="0"/>
+              <w:adjustRightInd w:val="0"/>
+              <w:cnfStyle w:val="000000100000" w:firstRow="0" w:lastRow="0" w:firstColumn="0" w:lastColumn="0" w:oddVBand="0" w:evenVBand="0" w:oddHBand="1" w:evenHBand="0" w:firstRowFirstColumn="0" w:firstRowLastColumn="0" w:lastRowFirstColumn="0" w:lastRowLastColumn="0"/>
+              <w:rPr>
+                <w:rFonts w:ascii="Calibri" w:hAnsi="Calibri" w:cs="Calibri"/>
+                <w:color w:val="000000"/>
+                <w:kern w:val="0"/>
+              </w:rPr>
+            </w:pPr>
+            <w:r>
+              <w:rPr>
+                <w:rFonts w:ascii="Calibri" w:hAnsi="Calibri" w:cs="Calibri"/>
+                <w:color w:val="000000"/>
+                <w:kern w:val="0"/>
+              </w:rPr>
+              <w:t>Eugene</w:t>
+            </w:r>
+          </w:p>
+        </w:tc>
+        <w:tc>
+          <w:tcPr>
+            <w:cnfStyle w:val="000010000000" w:firstRow="0" w:lastRow="0" w:firstColumn="0" w:lastColumn="0" w:oddVBand="1" w:evenVBand="0" w:oddHBand="0" w:evenHBand="0" w:firstRowFirstColumn="0" w:firstRowLastColumn="0" w:lastRowFirstColumn="0" w:lastRowLastColumn="0"/>
+            <w:tcW w:w="0" w:type="auto"/>
+          </w:tcPr>
+          <w:p>
+            <w:pPr>
+              <w:widowControl w:val="0"/>
+              <w:autoSpaceDE w:val="0"/>
+              <w:autoSpaceDN w:val="0"/>
+              <w:adjustRightInd w:val="0"/>
+              <w:rPr>
+                <w:rFonts w:ascii="Calibri" w:hAnsi="Calibri" w:cs="Calibri"/>
+                <w:color w:val="000000"/>
+                <w:kern w:val="0"/>
+              </w:rPr>
+            </w:pPr>
+            <w:r>
+              <w:rPr>
+                <w:rFonts w:ascii="Calibri" w:hAnsi="Calibri" w:cs="Calibri"/>
+                <w:color w:val="000000"/>
+                <w:kern w:val="0"/>
+              </w:rPr>
+              <w:t>OR</w:t>
+            </w:r>
+          </w:p>
+        </w:tc>
+      </w:tr>
+      <w:tr>
+        <w:trPr>
+          <w:trHeight w:val="300"/>
+          <w:jc w:val="center"/>
+        </w:trPr>
+        <w:tc>
+          <w:tcPr>
+            <w:cnfStyle w:val="000010000000" w:firstRow="0" w:lastRow="0" w:firstColumn="0" w:lastColumn="0" w:oddVBand="1" w:evenVBand="0" w:oddHBand="0" w:evenHBand="0" w:firstRowFirstColumn="0" w:firstRowLastColumn="0" w:lastRowFirstColumn="0" w:lastRowLastColumn="0"/>
+            <w:tcW w:w="0" w:type="auto"/>
+          </w:tcPr>
+          <w:p>
+            <w:pPr>
+              <w:widowControl w:val="0"/>
+              <w:autoSpaceDE w:val="0"/>
+              <w:autoSpaceDN w:val="0"/>
+              <w:adjustRightInd w:val="0"/>
+              <w:rPr>
+                <w:rFonts w:ascii="Calibri" w:hAnsi="Calibri" w:cs="Calibri"/>
+                <w:color w:val="000000"/>
+                <w:kern w:val="0"/>
+              </w:rPr>
+            </w:pPr>
+            <w:r>
+              <w:rPr>
+                <w:rFonts w:ascii="Calibri" w:hAnsi="Calibri" w:cs="Calibri"/>
+                <w:color w:val="000000"/>
+                <w:kern w:val="0"/>
+              </w:rPr>
+              <w:t>2445 Cove St</w:t>
+            </w:r>
+          </w:p>
+        </w:tc>
+        <w:tc>
+          <w:tcPr>
+            <w:tcW w:w="0" w:type="auto"/>
+          </w:tcPr>
+          <w:p>
+            <w:pPr>
+              <w:widowControl w:val="0"/>
+              <w:autoSpaceDE w:val="0"/>
+              <w:autoSpaceDN w:val="0"/>
+              <w:adjustRightInd w:val="0"/>
+              <w:cnfStyle w:val="000000000000" w:firstRow="0" w:lastRow="0" w:firstColumn="0" w:lastColumn="0" w:oddVBand="0" w:evenVBand="0" w:oddHBand="0" w:evenHBand="0" w:firstRowFirstColumn="0" w:firstRowLastColumn="0" w:lastRowFirstColumn="0" w:lastRowLastColumn="0"/>
+              <w:rPr>
+                <w:rFonts w:ascii="Calibri" w:hAnsi="Calibri" w:cs="Calibri"/>
+                <w:color w:val="000000"/>
+                <w:kern w:val="0"/>
+              </w:rPr>
+            </w:pPr>
+            <w:r>
+              <w:rPr>
+                <w:rFonts w:ascii="Calibri" w:hAnsi="Calibri" w:cs="Calibri"/>
+                <w:color w:val="000000"/>
+                <w:kern w:val="0"/>
+              </w:rPr>
+              <w:t>Spokane</w:t>
+            </w:r>
+          </w:p>
+        </w:tc>
+        <w:tc>
+          <w:tcPr>
+            <w:cnfStyle w:val="000010000000" w:firstRow="0" w:lastRow="0" w:firstColumn="0" w:lastColumn="0" w:oddVBand="1" w:evenVBand="0" w:oddHBand="0" w:evenHBand="0" w:firstRowFirstColumn="0" w:firstRowLastColumn="0" w:lastRowFirstColumn="0" w:lastRowLastColumn="0"/>
+            <w:tcW w:w="0" w:type="auto"/>
+          </w:tcPr>
+          <w:p>
+            <w:pPr>
+              <w:widowControl w:val="0"/>
+              <w:autoSpaceDE w:val="0"/>
+              <w:autoSpaceDN w:val="0"/>
+              <w:adjustRightInd w:val="0"/>
+              <w:rPr>
+                <w:rFonts w:ascii="Calibri" w:hAnsi="Calibri" w:cs="Calibri"/>
+                <w:color w:val="000000"/>
+                <w:kern w:val="0"/>
+              </w:rPr>
+            </w:pPr>
+            <w:r>
+              <w:rPr>
+                <w:rFonts w:ascii="Calibri" w:hAnsi="Calibri" w:cs="Calibri"/>
+                <w:color w:val="000000"/>
+                <w:kern w:val="0"/>
+              </w:rPr>
+              <w:t>WA</w:t>
+            </w:r>
+          </w:p>
+        </w:tc>
+      </w:tr>
+      <w:tr>
+        <w:trPr>
+          <w:cnfStyle w:val="000000100000" w:firstRow="0" w:lastRow="0" w:firstColumn="0" w:lastColumn="0" w:oddVBand="0" w:evenVBand="0" w:oddHBand="1" w:evenHBand="0" w:firstRowFirstColumn="0" w:firstRowLastColumn="0" w:lastRowFirstColumn="0" w:lastRowLastColumn="0"/>
+          <w:trHeight w:val="300"/>
+          <w:jc w:val="center"/>
+        </w:trPr>
+        <w:tc>
+          <w:tcPr>
+            <w:cnfStyle w:val="000010000000" w:firstRow="0" w:lastRow="0" w:firstColumn="0" w:lastColumn="0" w:oddVBand="1" w:evenVBand="0" w:oddHBand="0" w:evenHBand="0" w:firstRowFirstColumn="0" w:firstRowLastColumn="0" w:lastRowFirstColumn="0" w:lastRowLastColumn="0"/>
+            <w:tcW w:w="0" w:type="auto"/>
+          </w:tcPr>
+          <w:p>
+            <w:pPr>
+              <w:widowControl w:val="0"/>
+              <w:autoSpaceDE w:val="0"/>
+              <w:autoSpaceDN w:val="0"/>
+              <w:adjustRightInd w:val="0"/>
+              <w:rPr>
+                <w:rFonts w:ascii="Calibri" w:hAnsi="Calibri" w:cs="Calibri"/>
+                <w:color w:val="000000"/>
+                <w:kern w:val="0"/>
+              </w:rPr>
+            </w:pPr>
+            <w:r>
+              <w:rPr>
+                <w:rFonts w:ascii="Calibri" w:hAnsi="Calibri" w:cs="Calibri"/>
+                <w:color w:val="000000"/>
+                <w:kern w:val="0"/>
+              </w:rPr>
+              <w:t>35725 Water Street</w:t>
+            </w:r>
+          </w:p>
+        </w:tc>
+        <w:tc>
+          <w:tcPr>
+            <w:tcW w:w="0" w:type="auto"/>
+          </w:tcPr>
+          <w:p>
+            <w:pPr>
+              <w:widowControl w:val="0"/>
+              <w:autoSpaceDE w:val="0"/>
+              <w:autoSpaceDN w:val="0"/>
+              <w:adjustRightInd w:val="0"/>
+              <w:cnfStyle w:val="000000100000" w:firstRow="0" w:lastRow="0" w:firstColumn="0" w:lastColumn="0" w:oddVBand="0" w:evenVBand="0" w:oddHBand="1" w:evenHBand="0" w:firstRowFirstColumn="0" w:firstRowLastColumn="0" w:lastRowFirstColumn="0" w:lastRowLastColumn="0"/>
+              <w:rPr>
+                <w:rFonts w:ascii="Calibri" w:hAnsi="Calibri" w:cs="Calibri"/>
+                <w:color w:val="000000"/>
+                <w:kern w:val="0"/>
+              </w:rPr>
+            </w:pPr>
+            <w:r>
+              <w:rPr>
+                <w:rFonts w:ascii="Calibri" w:hAnsi="Calibri" w:cs="Calibri"/>
+                <w:color w:val="000000"/>
+                <w:kern w:val="0"/>
+              </w:rPr>
+              <w:t>Tacoma</w:t>
+            </w:r>
+          </w:p>
+        </w:tc>
+        <w:tc>
+          <w:tcPr>
+            <w:cnfStyle w:val="000010000000" w:firstRow="0" w:lastRow="0" w:firstColumn="0" w:lastColumn="0" w:oddVBand="1" w:evenVBand="0" w:oddHBand="0" w:evenHBand="0" w:firstRowFirstColumn="0" w:firstRowLastColumn="0" w:lastRowFirstColumn="0" w:lastRowLastColumn="0"/>
+            <w:tcW w:w="0" w:type="auto"/>
+          </w:tcPr>
+          <w:p>
+            <w:pPr>
+              <w:widowControl w:val="0"/>
+              <w:autoSpaceDE w:val="0"/>
+              <w:autoSpaceDN w:val="0"/>
+              <w:adjustRightInd w:val="0"/>
+              <w:rPr>
+                <w:rFonts w:ascii="Calibri" w:hAnsi="Calibri" w:cs="Calibri"/>
+                <w:color w:val="000000"/>
+                <w:kern w:val="0"/>
+              </w:rPr>
+            </w:pPr>
+            <w:r>
+              <w:rPr>
+                <w:rFonts w:ascii="Calibri" w:hAnsi="Calibri" w:cs="Calibri"/>
+                <w:color w:val="000000"/>
+                <w:kern w:val="0"/>
+              </w:rPr>
+              <w:t>WA</w:t>
+            </w:r>
+          </w:p>
+        </w:tc>
+      </w:tr>
+      <w:tr>
+        <w:trPr>
+          <w:trHeight w:val="300"/>
+          <w:jc w:val="center"/>
+        </w:trPr>
+        <w:tc>
+          <w:tcPr>
+            <w:cnfStyle w:val="000010000000" w:firstRow="0" w:lastRow="0" w:firstColumn="0" w:lastColumn="0" w:oddVBand="1" w:evenVBand="0" w:oddHBand="0" w:evenHBand="0" w:firstRowFirstColumn="0" w:firstRowLastColumn="0" w:lastRowFirstColumn="0" w:lastRowLastColumn="0"/>
+            <w:tcW w:w="0" w:type="auto"/>
+          </w:tcPr>
+          <w:p>
+            <w:pPr>
+              <w:widowControl w:val="0"/>
+              <w:autoSpaceDE w:val="0"/>
+              <w:autoSpaceDN w:val="0"/>
+              <w:adjustRightInd w:val="0"/>
+              <w:rPr>
+                <w:rFonts w:ascii="Calibri" w:hAnsi="Calibri" w:cs="Calibri"/>
+                <w:color w:val="000000"/>
+                <w:kern w:val="0"/>
+              </w:rPr>
+            </w:pPr>
+            <w:r>
+              <w:rPr>
+                <w:rFonts w:ascii="Calibri" w:hAnsi="Calibri" w:cs="Calibri"/>
+                <w:color w:val="000000"/>
+                <w:kern w:val="0"/>
+              </w:rPr>
+              <w:t>51977 Winding Way</w:t>
+            </w:r>
+          </w:p>
+        </w:tc>
+        <w:tc>
+          <w:tcPr>
+            <w:tcW w:w="0" w:type="auto"/>
+          </w:tcPr>
+          <w:p>
+            <w:pPr>
+              <w:widowControl w:val="0"/>
+              <w:autoSpaceDE w:val="0"/>
+              <w:autoSpaceDN w:val="0"/>
+              <w:adjustRightInd w:val="0"/>
+              <w:cnfStyle w:val="000000000000" w:firstRow="0" w:lastRow="0" w:firstColumn="0" w:lastColumn="0" w:oddVBand="0" w:evenVBand="0" w:oddHBand="0" w:evenHBand="0" w:firstRowFirstColumn="0" w:firstRowLastColumn="0" w:lastRowFirstColumn="0" w:lastRowLastColumn="0"/>
+              <w:rPr>
+                <w:rFonts w:ascii="Calibri" w:hAnsi="Calibri" w:cs="Calibri"/>
+                <w:color w:val="000000"/>
+                <w:kern w:val="0"/>
+              </w:rPr>
+            </w:pPr>
+            <w:r>
+              <w:rPr>
+                <w:rFonts w:ascii="Calibri" w:hAnsi="Calibri" w:cs="Calibri"/>
+                <w:color w:val="000000"/>
+                <w:kern w:val="0"/>
+              </w:rPr>
+              <w:t>Seattle</w:t>
+            </w:r>
+          </w:p>
+        </w:tc>
+        <w:tc>
+          <w:tcPr>
+            <w:cnfStyle w:val="000010000000" w:firstRow="0" w:lastRow="0" w:firstColumn="0" w:lastColumn="0" w:oddVBand="1" w:evenVBand="0" w:oddHBand="0" w:evenHBand="0" w:firstRowFirstColumn="0" w:firstRowLastColumn="0" w:lastRowFirstColumn="0" w:lastRowLastColumn="0"/>
+            <w:tcW w:w="0" w:type="auto"/>
+          </w:tcPr>
+          <w:p>
+            <w:pPr>
+              <w:widowControl w:val="0"/>
+              <w:autoSpaceDE w:val="0"/>
+              <w:autoSpaceDN w:val="0"/>
+              <w:adjustRightInd w:val="0"/>
+              <w:rPr>
+                <w:rFonts w:ascii="Calibri" w:hAnsi="Calibri" w:cs="Calibri"/>
+                <w:color w:val="000000"/>
+                <w:kern w:val="0"/>
+              </w:rPr>
+            </w:pPr>
+            <w:r>
+              <w:rPr>
+                <w:rFonts w:ascii="Calibri" w:hAnsi="Calibri" w:cs="Calibri"/>
+                <w:color w:val="000000"/>
+                <w:kern w:val="0"/>
+              </w:rPr>
+              <w:t>WA</w:t>
+            </w:r>
+          </w:p>
+        </w:tc>
+      </w:tr>
+      <w:tr>
+        <w:trPr>
+          <w:cnfStyle w:val="000000100000" w:firstRow="0" w:lastRow="0" w:firstColumn="0" w:lastColumn="0" w:oddVBand="0" w:evenVBand="0" w:oddHBand="1" w:evenHBand="0" w:firstRowFirstColumn="0" w:firstRowLastColumn="0" w:lastRowFirstColumn="0" w:lastRowLastColumn="0"/>
+          <w:trHeight w:val="300"/>
+          <w:jc w:val="center"/>
+        </w:trPr>
+        <w:tc>
+          <w:tcPr>
+            <w:cnfStyle w:val="000010000000" w:firstRow="0" w:lastRow="0" w:firstColumn="0" w:lastColumn="0" w:oddVBand="1" w:evenVBand="0" w:oddHBand="0" w:evenHBand="0" w:firstRowFirstColumn="0" w:firstRowLastColumn="0" w:lastRowFirstColumn="0" w:lastRowLastColumn="0"/>
+            <w:tcW w:w="0" w:type="auto"/>
+          </w:tcPr>
+          <w:p>
+            <w:pPr>
+              <w:widowControl w:val="0"/>
+              <w:autoSpaceDE w:val="0"/>
+              <w:autoSpaceDN w:val="0"/>
+              <w:adjustRightInd w:val="0"/>
+              <w:rPr>
+                <w:rFonts w:ascii="Calibri" w:hAnsi="Calibri" w:cs="Calibri"/>
+                <w:color w:val="000000"/>
+                <w:kern w:val="0"/>
+              </w:rPr>
+            </w:pPr>
+            <w:r>
+              <w:rPr>
+                <w:rFonts w:ascii="Calibri" w:hAnsi="Calibri" w:cs="Calibri"/>
+                <w:color w:val="000000"/>
+                <w:kern w:val="0"/>
+              </w:rPr>
+              <w:t>7108 Main St</w:t>
+            </w:r>
+          </w:p>
+        </w:tc>
+        <w:tc>
+          <w:tcPr>
+            <w:tcW w:w="0" w:type="auto"/>
+          </w:tcPr>
+          <w:p>
+            <w:pPr>
+              <w:widowControl w:val="0"/>
+              <w:autoSpaceDE w:val="0"/>
+              <w:autoSpaceDN w:val="0"/>
+              <w:adjustRightInd w:val="0"/>
+              <w:cnfStyle w:val="000000100000" w:firstRow="0" w:lastRow="0" w:firstColumn="0" w:lastColumn="0" w:oddVBand="0" w:evenVBand="0" w:oddHBand="1" w:evenHBand="0" w:firstRowFirstColumn="0" w:firstRowLastColumn="0" w:lastRowFirstColumn="0" w:lastRowLastColumn="0"/>
+              <w:rPr>
+                <w:rFonts w:ascii="Calibri" w:hAnsi="Calibri" w:cs="Calibri"/>
+                <w:color w:val="000000"/>
+                <w:kern w:val="0"/>
+              </w:rPr>
+            </w:pPr>
+            <w:r>
+              <w:rPr>
+                <w:rFonts w:ascii="Calibri" w:hAnsi="Calibri" w:cs="Calibri"/>
+                <w:color w:val="000000"/>
+                <w:kern w:val="0"/>
+              </w:rPr>
+              <w:t>Bellingham</w:t>
+            </w:r>
+          </w:p>
+        </w:tc>
+        <w:tc>
+          <w:tcPr>
+            <w:cnfStyle w:val="000010000000" w:firstRow="0" w:lastRow="0" w:firstColumn="0" w:lastColumn="0" w:oddVBand="1" w:evenVBand="0" w:oddHBand="0" w:evenHBand="0" w:firstRowFirstColumn="0" w:firstRowLastColumn="0" w:lastRowFirstColumn="0" w:lastRowLastColumn="0"/>
+            <w:tcW w:w="0" w:type="auto"/>
+          </w:tcPr>
+          <w:p>
+            <w:pPr>
+              <w:widowControl w:val="0"/>
+              <w:autoSpaceDE w:val="0"/>
+              <w:autoSpaceDN w:val="0"/>
+              <w:adjustRightInd w:val="0"/>
+              <w:rPr>
+                <w:rFonts w:ascii="Calibri" w:hAnsi="Calibri" w:cs="Calibri"/>
+                <w:color w:val="000000"/>
+                <w:kern w:val="0"/>
+              </w:rPr>
+            </w:pPr>
+            <w:r>
+              <w:rPr>
+                <w:rFonts w:ascii="Calibri" w:hAnsi="Calibri" w:cs="Calibri"/>
+                <w:color w:val="000000"/>
+                <w:kern w:val="0"/>
+              </w:rPr>
+              <w:t>WA</w:t>
+            </w:r>
+          </w:p>
+        </w:tc>
+      </w:tr>
+    </w:tbl>
+    <w:p/>
+    <w:p>
+      <w:pPr>
+        <w:sectPr>
+          <w:pgSz w:w="12240" w:h="15840"/>
+          <w:pgMar w:top="1440" w:right="1440" w:bottom="1440" w:left="1440" w:header="720" w:footer="720" w:gutter="0"/>
+          <w:pgNumType w:start="1"/>
+          <w:cols w:space="720"/>
+          <w:docGrid w:linePitch="360"/>
+        </w:sectPr>
+      </w:pPr>
+    </w:p>
+    <w:p/>
+    <w:p/>
     <w:sectPr>
       <w:pgSz w:w="12240" w:h="15840"/>
       <w:pgMar w:top="1440" w:right="1440" w:bottom="1440" w:left="1440" w:header="720" w:footer="720" w:gutter="0"/>
@@ -278,8 +8480,28 @@
 </w:document>
 </file>
 
+<file path=word/recipientData.xml><?xml version="1.0" encoding="utf-8"?>
+<w:recipients xmlns:wpc="http://schemas.microsoft.com/office/word/2010/wordprocessingCanvas" xmlns:cx="http://schemas.microsoft.com/office/drawing/2014/chartex" xmlns:cx1="http://schemas.microsoft.com/office/drawing/2015/9/8/chartex" xmlns:cx2="http://schemas.microsoft.com/office/drawing/2015/10/21/chartex" xmlns:cx3="http://schemas.microsoft.com/office/drawing/2016/5/9/chartex" xmlns:cx4="http://schemas.microsoft.com/office/drawing/2016/5/10/chartex" xmlns:cx5="http://schemas.microsoft.com/office/drawing/2016/5/11/chartex" xmlns:cx6="http://schemas.microsoft.com/office/drawing/2016/5/12/chartex" xmlns:cx7="http://schemas.microsoft.com/office/drawing/2016/5/13/chartex" xmlns:cx8="http://schemas.microsoft.com/office/drawing/2016/5/14/chartex" xmlns:mc="http://schemas.openxmlformats.org/markup-compatibility/2006" xmlns:aink="http://schemas.microsoft.com/office/drawing/2016/ink" xmlns:am3d="http://schemas.microsoft.com/office/drawing/2017/model3d" xmlns:o="urn:schemas-microsoft-com:office:office" xmlns:oel="http://schemas.microsoft.com/office/2019/extlst" xmlns:r="http://schemas.openxmlformats.org/officeDocument/2006/relationships" xmlns:m="http://schemas.openxmlformats.org/officeDocument/2006/math" xmlns:v="urn:schemas-microsoft-com:vml" xmlns:wp14="http://schemas.microsoft.com/office/word/2010/wordprocessingDrawing" xmlns:wp="http://schemas.openxmlformats.org/drawingml/2006/wordprocessingDrawing" xmlns:w10="urn:schemas-microsoft-com:office:word" xmlns:w="http://schemas.openxmlformats.org/wordprocessingml/2006/main" xmlns:w14="http://schemas.microsoft.com/office/word/2010/wordml" xmlns:w15="http://schemas.microsoft.com/office/word/2012/wordml" xmlns:w16cex="http://schemas.microsoft.com/office/word/2018/wordml/cex" xmlns:w16cid="http://schemas.microsoft.com/office/word/2016/wordml/cid" xmlns:w16="http://schemas.microsoft.com/office/word/2018/wordml" xmlns:w16du="http://schemas.microsoft.com/office/word/2023/wordml/word16du" xmlns:w16sdtdh="http://schemas.microsoft.com/office/word/2020/wordml/sdtdatahash" xmlns:w16sdtfl="http://schemas.microsoft.com/office/word/2024/wordml/sdtformatlock" xmlns:w16se="http://schemas.microsoft.com/office/word/2015/wordml/symex" xmlns:wpg="http://schemas.microsoft.com/office/word/2010/wordprocessingGroup" xmlns:wpi="http://schemas.microsoft.com/office/word/2010/wordprocessingInk" xmlns:wne="http://schemas.microsoft.com/office/word/2006/wordml" xmlns:wps="http://schemas.microsoft.com/office/word/2010/wordprocessingShape" mc:Ignorable="w14 w15 w16se w16cid w16 w16cex w16sdtdh w16sdtfl w16du wp14">
+  <w:recipientData>
+    <w:active/>
+    <w:column w:val="0"/>
+    <w:uniqueTag w:val="MQAwAC0ANgAwADcAMgAyAAAAAAAAAAAAAAAAAAAAAAAAAAAAAAAAAAAAAAAAAAAAAAAAAAAAAAAA&#10;AAAAAAAAAAAAAAAAAAAAAAAAAAAAAAAAAAAAAAAAAAAAAAAAAAAAAAAAAAAAAAAAAAAAAAAAAAAA&#10;AAAAAAAAAAAAAAAAAAA="/>
+  </w:recipientData>
+  <w:recipientData>
+    <w:active/>
+    <w:column w:val="0"/>
+    <w:uniqueTag w:val="MQAwAC0ANgAwADkAOAA4AAAAAAAAAAAAAAAAAAAAAAAAAAAAAAAAAAAAAAAAAAAAAAAAAAAAAAAA&#10;AAAAAAAAAAAAAAAAAAAAAAAAAAAAAAAAAAAAAAAAAAAAAAAAAAAAAAAAAAAAAAAAAAAAAAAAAAAA&#10;AAAAAAAAAAAAAAAAAAA="/>
+  </w:recipientData>
+  <w:recipientData>
+    <w:active/>
+    <w:column w:val="0"/>
+    <w:uniqueTag w:val="MQAwAC0ANgAwADUAMwAxAAAAAAAAAAAAAAAAAAAAAAAAAAAAAAAAAAAAAAAAAAAAAAAAAAAAAAAA&#10;AAAAAAAAAAAAAAAAAAAAAAAAAAAAAAAAAAAAAAAAAAAAAAAAAAAAAAAAAAAAAAAAAAAAAAAAAAAA&#10;AAAAAAAAAAAAAAAAAAA="/>
+  </w:recipientData>
+</w:recipients>
+</file>
+
 <file path=word/styles.xml><?xml version="1.0" encoding="utf-8"?>
-<w:styles xmlns:mc="http://schemas.openxmlformats.org/markup-compatibility/2006" xmlns:r="http://schemas.openxmlformats.org/officeDocument/2006/relationships" xmlns:w="http://schemas.openxmlformats.org/wordprocessingml/2006/main" xmlns:w14="http://schemas.microsoft.com/office/word/2010/wordml" xmlns:w15="http://schemas.microsoft.com/office/word/2012/wordml" xmlns:w16cid="http://schemas.microsoft.com/office/word/2016/wordml/cid" xmlns:w16se="http://schemas.microsoft.com/office/word/2015/wordml/symex" mc:Ignorable="w14 w15 w16se w16cid">
+<w:styles xmlns:mc="http://schemas.openxmlformats.org/markup-compatibility/2006" xmlns:r="http://schemas.openxmlformats.org/officeDocument/2006/relationships" xmlns:w="http://schemas.openxmlformats.org/wordprocessingml/2006/main" xmlns:w14="http://schemas.microsoft.com/office/word/2010/wordml" xmlns:w15="http://schemas.microsoft.com/office/word/2012/wordml" xmlns:w16cex="http://schemas.microsoft.com/office/word/2018/wordml/cex" xmlns:w16cid="http://schemas.microsoft.com/office/word/2016/wordml/cid" xmlns:w16="http://schemas.microsoft.com/office/word/2018/wordml" xmlns:w16du="http://schemas.microsoft.com/office/word/2023/wordml/word16du" xmlns:w16sdtdh="http://schemas.microsoft.com/office/word/2020/wordml/sdtdatahash" xmlns:w16sdtfl="http://schemas.microsoft.com/office/word/2024/wordml/sdtformatlock" xmlns:w16se="http://schemas.microsoft.com/office/word/2015/wordml/symex" mc:Ignorable="w14 w15 w16se w16cid w16 w16cex w16sdtdh w16sdtfl w16du">
   <w:docDefaults>
     <w:rPrDefault>
       <w:rPr>
@@ -297,7 +8519,7 @@
       </w:pPr>
     </w:pPrDefault>
   </w:docDefaults>
-  <w:latentStyles w:defLockedState="0" w:defUIPriority="99" w:defSemiHidden="0" w:defUnhideWhenUsed="0" w:defQFormat="0" w:count="375">
+  <w:latentStyles w:defLockedState="0" w:defUIPriority="99" w:defSemiHidden="0" w:defUnhideWhenUsed="0" w:defQFormat="0" w:count="376">
     <w:lsdException w:name="Normal" w:uiPriority="0" w:qFormat="1"/>
     <w:lsdException w:name="heading 1" w:uiPriority="9" w:qFormat="1"/>
     <w:lsdException w:name="heading 2" w:semiHidden="1" w:uiPriority="9" w:unhideWhenUsed="1" w:qFormat="1"/>
@@ -673,6 +8895,7 @@
     <w:lsdException w:name="Smart Hyperlink" w:semiHidden="1" w:unhideWhenUsed="1"/>
     <w:lsdException w:name="Hashtag" w:semiHidden="1" w:unhideWhenUsed="1"/>
     <w:lsdException w:name="Unresolved Mention" w:semiHidden="1" w:unhideWhenUsed="1"/>
+    <w:lsdException w:name="Smart Link" w:semiHidden="1" w:unhideWhenUsed="1"/>
   </w:latentStyles>
   <w:style w:type="paragraph" w:default="1" w:styleId="Normal">
     <w:name w:val="Normal"/>
@@ -715,6 +8938,130 @@
       <w:color w:val="0563C1" w:themeColor="hyperlink"/>
       <w:u w:val="single"/>
     </w:rPr>
+  </w:style>
+  <w:style w:type="table" w:styleId="ListTable3-Accent2">
+    <w:name w:val="List Table 3 Accent 2"/>
+    <w:basedOn w:val="TableNormal"/>
+    <w:uiPriority w:val="48"/>
+    <w:rsid w:val="00583F08"/>
+    <w:pPr>
+      <w:spacing w:after="0" w:line="240" w:lineRule="auto"/>
+    </w:pPr>
+    <w:tblPr>
+      <w:tblStyleRowBandSize w:val="1"/>
+      <w:tblStyleColBandSize w:val="1"/>
+      <w:tblBorders>
+        <w:top w:val="single" w:sz="4" w:space="0" w:color="ED7D31" w:themeColor="accent2"/>
+        <w:left w:val="single" w:sz="4" w:space="0" w:color="ED7D31" w:themeColor="accent2"/>
+        <w:bottom w:val="single" w:sz="4" w:space="0" w:color="ED7D31" w:themeColor="accent2"/>
+        <w:right w:val="single" w:sz="4" w:space="0" w:color="ED7D31" w:themeColor="accent2"/>
+      </w:tblBorders>
+    </w:tblPr>
+    <w:tblStylePr w:type="firstRow">
+      <w:rPr>
+        <w:b/>
+        <w:bCs/>
+        <w:color w:val="FFFFFF" w:themeColor="background1"/>
+      </w:rPr>
+      <w:tblPr/>
+      <w:tcPr>
+        <w:shd w:val="clear" w:color="auto" w:fill="ED7D31" w:themeFill="accent2"/>
+      </w:tcPr>
+    </w:tblStylePr>
+    <w:tblStylePr w:type="lastRow">
+      <w:rPr>
+        <w:b/>
+        <w:bCs/>
+      </w:rPr>
+      <w:tblPr/>
+      <w:tcPr>
+        <w:tcBorders>
+          <w:top w:val="double" w:sz="4" w:space="0" w:color="ED7D31" w:themeColor="accent2"/>
+        </w:tcBorders>
+        <w:shd w:val="clear" w:color="auto" w:fill="FFFFFF" w:themeFill="background1"/>
+      </w:tcPr>
+    </w:tblStylePr>
+    <w:tblStylePr w:type="firstCol">
+      <w:rPr>
+        <w:b/>
+        <w:bCs/>
+      </w:rPr>
+      <w:tblPr/>
+      <w:tcPr>
+        <w:tcBorders>
+          <w:right w:val="nil"/>
+        </w:tcBorders>
+        <w:shd w:val="clear" w:color="auto" w:fill="FFFFFF" w:themeFill="background1"/>
+      </w:tcPr>
+    </w:tblStylePr>
+    <w:tblStylePr w:type="lastCol">
+      <w:rPr>
+        <w:b/>
+        <w:bCs/>
+      </w:rPr>
+      <w:tblPr/>
+      <w:tcPr>
+        <w:tcBorders>
+          <w:left w:val="nil"/>
+        </w:tcBorders>
+        <w:shd w:val="clear" w:color="auto" w:fill="FFFFFF" w:themeFill="background1"/>
+      </w:tcPr>
+    </w:tblStylePr>
+    <w:tblStylePr w:type="band1Vert">
+      <w:tblPr/>
+      <w:tcPr>
+        <w:tcBorders>
+          <w:left w:val="single" w:sz="4" w:space="0" w:color="ED7D31" w:themeColor="accent2"/>
+          <w:right w:val="single" w:sz="4" w:space="0" w:color="ED7D31" w:themeColor="accent2"/>
+        </w:tcBorders>
+      </w:tcPr>
+    </w:tblStylePr>
+    <w:tblStylePr w:type="band1Horz">
+      <w:tblPr/>
+      <w:tcPr>
+        <w:tcBorders>
+          <w:top w:val="single" w:sz="4" w:space="0" w:color="ED7D31" w:themeColor="accent2"/>
+          <w:bottom w:val="single" w:sz="4" w:space="0" w:color="ED7D31" w:themeColor="accent2"/>
+          <w:insideH w:val="nil"/>
+        </w:tcBorders>
+      </w:tcPr>
+    </w:tblStylePr>
+    <w:tblStylePr w:type="neCell">
+      <w:tblPr/>
+      <w:tcPr>
+        <w:tcBorders>
+          <w:left w:val="nil"/>
+          <w:bottom w:val="nil"/>
+        </w:tcBorders>
+      </w:tcPr>
+    </w:tblStylePr>
+    <w:tblStylePr w:type="nwCell">
+      <w:tblPr/>
+      <w:tcPr>
+        <w:tcBorders>
+          <w:bottom w:val="nil"/>
+          <w:right w:val="nil"/>
+        </w:tcBorders>
+      </w:tcPr>
+    </w:tblStylePr>
+    <w:tblStylePr w:type="seCell">
+      <w:tblPr/>
+      <w:tcPr>
+        <w:tcBorders>
+          <w:top w:val="double" w:sz="4" w:space="0" w:color="ED7D31" w:themeColor="accent2"/>
+          <w:left w:val="nil"/>
+        </w:tcBorders>
+      </w:tcPr>
+    </w:tblStylePr>
+    <w:tblStylePr w:type="swCell">
+      <w:tblPr/>
+      <w:tcPr>
+        <w:tcBorders>
+          <w:top w:val="double" w:sz="4" w:space="0" w:color="ED7D31" w:themeColor="accent2"/>
+          <w:right w:val="nil"/>
+        </w:tcBorders>
+      </w:tcPr>
+    </w:tblStylePr>
   </w:style>
 </w:styles>
 </file>
@@ -980,16 +9327,14 @@
 </a:theme>
 </file>
 
-<file path=customXML/item.xml><?xml version="1.0" encoding="utf-8"?>
+<file path=customXml/item1.xml><?xml version="1.0" encoding="utf-8"?>
 <project>
   <id>UHt8tp7voFEjEQ5/DJ7L2bKb8N+JZ9EmPpICGkY0Ds5qHKmbImI2GKrYB5t9TxRY6A4zDU9JIhI+d1oQbI8JXrU1epAcSXHn-~8VoKSY1KtfhZqohLr8wR5A==#@#10431802#@#8/11/2018 2:44:00 PM</id>
 </project>
 </file>
 
-<file path=customXML/itemProps.xml><?xml version="1.0" encoding="utf-8"?>
-<ds:datastoreItem xmlns:ds="http://schemas.openxmlformats.org/officedocument/2006/2/customXml" ds:itemID="{C66AC4F1-97D3-4D10-8D07-51E6CC79AD91}">
-  <ds:schemaRefs>
-    <ds:schemaRef ds:uri=""/>
-  </ds:schemaRefs>
+<file path=customXml/itemProps1.xml><?xml version="1.0" encoding="utf-8"?>
+<ds:datastoreItem xmlns:ds="http://schemas.openxmlformats.org/officeDocument/2006/customXml" ds:itemID="{5BE28CF9-C1BC-4342-9C44-FEC660B121EE}">
+  <ds:schemaRefs/>
 </ds:datastoreItem>
 </file>